--- a/3. Linux系统/9. Linux IO/3. IO模型与高级文件操作.docx
+++ b/3. Linux系统/9. Linux IO/3. IO模型与高级文件操作.docx
@@ -1,6 +1,6 @@
 
 <file path=word/document.xml><?xml version="1.0" encoding="utf-8"?>
-<w:document xmlns:wpc="http://schemas.microsoft.com/office/word/2010/wordprocessingCanvas" xmlns:cx="http://schemas.microsoft.com/office/drawing/2014/chartex" xmlns:cx1="http://schemas.microsoft.com/office/drawing/2015/9/8/chartex" xmlns:cx2="http://schemas.microsoft.com/office/drawing/2015/10/21/chartex" xmlns:cx3="http://schemas.microsoft.com/office/drawing/2016/5/9/chartex" xmlns:cx4="http://schemas.microsoft.com/office/drawing/2016/5/10/chartex" xmlns:cx5="http://schemas.microsoft.com/office/drawing/2016/5/11/chartex" xmlns:cx6="http://schemas.microsoft.com/office/drawing/2016/5/12/chartex" xmlns:cx7="http://schemas.microsoft.com/office/drawing/2016/5/13/chartex" xmlns:cx8="http://schemas.microsoft.com/office/drawing/2016/5/14/chartex" xmlns:mc="http://schemas.openxmlformats.org/markup-compatibility/2006" xmlns:aink="http://schemas.microsoft.com/office/drawing/2016/ink" xmlns:am3d="http://schemas.microsoft.com/office/drawing/2017/model3d" xmlns:o="urn:schemas-microsoft-com:office:office" xmlns:oel="http://schemas.microsoft.com/office/2019/extlst" xmlns:r="http://schemas.openxmlformats.org/officeDocument/2006/relationships" xmlns:m="http://schemas.openxmlformats.org/officeDocument/2006/math" xmlns:v="urn:schemas-microsoft-com:vml" xmlns:wp14="http://schemas.microsoft.com/office/word/2010/wordprocessingDrawing" xmlns:wp="http://schemas.openxmlformats.org/drawingml/2006/wordprocessingDrawing" xmlns:w10="urn:schemas-microsoft-com:office:word" xmlns:w="http://schemas.openxmlformats.org/wordprocessingml/2006/main" xmlns:w14="http://schemas.microsoft.com/office/word/2010/wordml" xmlns:w15="http://schemas.microsoft.com/office/word/2012/wordml" xmlns:w16cex="http://schemas.microsoft.com/office/word/2018/wordml/cex" xmlns:w16cid="http://schemas.microsoft.com/office/word/2016/wordml/cid" xmlns:w16="http://schemas.microsoft.com/office/word/2018/wordml" xmlns:w16sdtdh="http://schemas.microsoft.com/office/word/2020/wordml/sdtdatahash" xmlns:w16se="http://schemas.microsoft.com/office/word/2015/wordml/symex" xmlns:wpg="http://schemas.microsoft.com/office/word/2010/wordprocessingGroup" xmlns:wpi="http://schemas.microsoft.com/office/word/2010/wordprocessingInk" xmlns:wne="http://schemas.microsoft.com/office/word/2006/wordml" xmlns:wps="http://schemas.microsoft.com/office/word/2010/wordprocessingShape" mc:Ignorable="w14 w15 w16se w16cid w16 w16cex w16sdtdh wp14">
+<w:document xmlns:wpc="http://schemas.microsoft.com/office/word/2010/wordprocessingCanvas" xmlns:cx="http://schemas.microsoft.com/office/drawing/2014/chartex" xmlns:cx1="http://schemas.microsoft.com/office/drawing/2015/9/8/chartex" xmlns:cx2="http://schemas.microsoft.com/office/drawing/2015/10/21/chartex" xmlns:cx3="http://schemas.microsoft.com/office/drawing/2016/5/9/chartex" xmlns:cx4="http://schemas.microsoft.com/office/drawing/2016/5/10/chartex" xmlns:cx5="http://schemas.microsoft.com/office/drawing/2016/5/11/chartex" xmlns:cx6="http://schemas.microsoft.com/office/drawing/2016/5/12/chartex" xmlns:cx7="http://schemas.microsoft.com/office/drawing/2016/5/13/chartex" xmlns:cx8="http://schemas.microsoft.com/office/drawing/2016/5/14/chartex" xmlns:mc="http://schemas.openxmlformats.org/markup-compatibility/2006" xmlns:aink="http://schemas.microsoft.com/office/drawing/2016/ink" xmlns:am3d="http://schemas.microsoft.com/office/drawing/2017/model3d" xmlns:o="urn:schemas-microsoft-com:office:office" xmlns:oel="http://schemas.microsoft.com/office/2019/extlst" xmlns:r="http://schemas.openxmlformats.org/officeDocument/2006/relationships" xmlns:m="http://schemas.openxmlformats.org/officeDocument/2006/math" xmlns:v="urn:schemas-microsoft-com:vml" xmlns:wp14="http://schemas.microsoft.com/office/word/2010/wordprocessingDrawing" xmlns:wp="http://schemas.openxmlformats.org/drawingml/2006/wordprocessingDrawing" xmlns:w10="urn:schemas-microsoft-com:office:word" xmlns:w="http://schemas.openxmlformats.org/wordprocessingml/2006/main" xmlns:w14="http://schemas.microsoft.com/office/word/2010/wordml" xmlns:w15="http://schemas.microsoft.com/office/word/2012/wordml" xmlns:w16cex="http://schemas.microsoft.com/office/word/2018/wordml/cex" xmlns:w16cid="http://schemas.microsoft.com/office/word/2016/wordml/cid" xmlns:w16="http://schemas.microsoft.com/office/word/2018/wordml" xmlns:w16du="http://schemas.microsoft.com/office/word/2023/wordml/word16du" xmlns:w16sdtdh="http://schemas.microsoft.com/office/word/2020/wordml/sdtdatahash" xmlns:w16sdtfl="http://schemas.microsoft.com/office/word/2024/wordml/sdtformatlock" xmlns:w16se="http://schemas.microsoft.com/office/word/2015/wordml/symex" xmlns:wpg="http://schemas.microsoft.com/office/word/2010/wordprocessingGroup" xmlns:wpi="http://schemas.microsoft.com/office/word/2010/wordprocessingInk" xmlns:wne="http://schemas.microsoft.com/office/word/2006/wordml" xmlns:wps="http://schemas.microsoft.com/office/word/2010/wordprocessingShape" mc:Ignorable="w14 w15 w16se w16cid w16 w16cex w16sdtdh w16sdtfl w16du wp14">
   <w:body>
     <w:p>
       <w:pPr>
@@ -641,7 +641,6 @@
         </w:rPr>
         <w:t>电梯调度算法，如</w:t>
       </w:r>
-      <w:proofErr w:type="spellStart"/>
       <w:r>
         <w:rPr>
           <w:rFonts w:hint="eastAsia"/>
@@ -649,7 +648,6 @@
         </w:rPr>
         <w:t>cfq</w:t>
       </w:r>
-      <w:proofErr w:type="spellEnd"/>
       <w:r>
         <w:rPr>
           <w:rFonts w:hint="eastAsia"/>
@@ -853,14 +851,12 @@
         </w:rPr>
         <w:t>低层：底层负责识别物理设备，将其抽象提供给高层，同时接收高层派发的</w:t>
       </w:r>
-      <w:proofErr w:type="spellStart"/>
       <w:r>
         <w:rPr>
           <w:rFonts w:hint="eastAsia"/>
         </w:rPr>
         <w:t>scsi</w:t>
       </w:r>
-      <w:proofErr w:type="spellEnd"/>
       <w:r>
         <w:rPr>
           <w:rFonts w:hint="eastAsia"/>
@@ -928,33 +924,8 @@
           <w:rFonts w:hint="eastAsia"/>
           <w:color w:val="FF0000"/>
         </w:rPr>
-        <w:t>open/read/</w:t>
-      </w:r>
-      <w:proofErr w:type="spellStart"/>
-      <w:r>
-        <w:rPr>
-          <w:rFonts w:hint="eastAsia"/>
-          <w:color w:val="FF0000"/>
-        </w:rPr>
-        <w:t>pread</w:t>
-      </w:r>
-      <w:proofErr w:type="spellEnd"/>
-      <w:r>
-        <w:rPr>
-          <w:rFonts w:hint="eastAsia"/>
-          <w:color w:val="FF0000"/>
-        </w:rPr>
-        <w:t>/write/</w:t>
-      </w:r>
-      <w:proofErr w:type="spellStart"/>
-      <w:r>
-        <w:rPr>
-          <w:rFonts w:hint="eastAsia"/>
-          <w:color w:val="FF0000"/>
-        </w:rPr>
-        <w:t>writev</w:t>
-      </w:r>
-      <w:proofErr w:type="spellEnd"/>
+        <w:t>open/read/pread/write/writev</w:t>
+      </w:r>
       <w:r>
         <w:rPr>
           <w:rFonts w:hint="eastAsia"/>
@@ -1028,19 +999,11 @@
         </w:rPr>
         <w:t>和具体文件系统。块设备层对文件系统提供的接口为</w:t>
       </w:r>
-      <w:proofErr w:type="spellStart"/>
-      <w:r>
-        <w:rPr>
-          <w:rFonts w:hint="eastAsia"/>
-        </w:rPr>
-        <w:t>submit_bio</w:t>
-      </w:r>
-      <w:proofErr w:type="spellEnd"/>
-      <w:r>
-        <w:rPr>
-          <w:rFonts w:hint="eastAsia"/>
-        </w:rPr>
-        <w:t>()</w:t>
+      <w:r>
+        <w:rPr>
+          <w:rFonts w:hint="eastAsia"/>
+        </w:rPr>
+        <w:t>submit_bio()</w:t>
       </w:r>
       <w:r>
         <w:rPr>
@@ -1052,35 +1015,7 @@
         <w:rPr>
           <w:rFonts w:hint="eastAsia"/>
         </w:rPr>
-        <w:t xml:space="preserve">void </w:t>
-      </w:r>
-      <w:proofErr w:type="spellStart"/>
-      <w:r>
-        <w:rPr>
-          <w:rFonts w:hint="eastAsia"/>
-        </w:rPr>
-        <w:t>submit_bio</w:t>
-      </w:r>
-      <w:proofErr w:type="spellEnd"/>
-      <w:r>
-        <w:rPr>
-          <w:rFonts w:hint="eastAsia"/>
-        </w:rPr>
-        <w:t xml:space="preserve">(int </w:t>
-      </w:r>
-      <w:proofErr w:type="spellStart"/>
-      <w:r>
-        <w:rPr>
-          <w:rFonts w:hint="eastAsia"/>
-        </w:rPr>
-        <w:t>rw</w:t>
-      </w:r>
-      <w:proofErr w:type="spellEnd"/>
-      <w:r>
-        <w:rPr>
-          <w:rFonts w:hint="eastAsia"/>
-        </w:rPr>
-        <w:t>, struct bio *bio)</w:t>
+        <w:t>void submit_bio(int rw, struct bio *bio)</w:t>
       </w:r>
       <w:r>
         <w:rPr>
@@ -1104,16 +1039,8 @@
         <w:rPr>
           <w:rFonts w:hint="eastAsia"/>
         </w:rPr>
-        <w:t>bio-&gt;</w:t>
-      </w:r>
-      <w:proofErr w:type="spellStart"/>
-      <w:r>
-        <w:rPr>
-          <w:rFonts w:hint="eastAsia"/>
-        </w:rPr>
-        <w:t>bi_end_io</w:t>
-      </w:r>
-      <w:proofErr w:type="spellEnd"/>
+        <w:t>bio-&gt;bi_end_io</w:t>
+      </w:r>
       <w:r>
         <w:rPr>
           <w:rFonts w:hint="eastAsia"/>
@@ -1160,19 +1087,11 @@
       <w:pPr>
         <w:ind w:firstLine="420"/>
       </w:pPr>
-      <w:proofErr w:type="spellStart"/>
-      <w:r>
-        <w:rPr>
-          <w:rFonts w:hint="eastAsia"/>
-        </w:rPr>
-        <w:t>scsi_reuqest_fn</w:t>
-      </w:r>
-      <w:proofErr w:type="spellEnd"/>
-      <w:r>
-        <w:rPr>
-          <w:rFonts w:hint="eastAsia"/>
-        </w:rPr>
-        <w:t>()</w:t>
+      <w:r>
+        <w:rPr>
+          <w:rFonts w:hint="eastAsia"/>
+        </w:rPr>
+        <w:t>scsi_reuqest_fn()</w:t>
       </w:r>
       <w:r>
         <w:rPr>
@@ -1184,16 +1103,8 @@
         <w:rPr>
           <w:rFonts w:hint="eastAsia"/>
         </w:rPr>
-        <w:t xml:space="preserve">struct </w:t>
-      </w:r>
-      <w:proofErr w:type="spellStart"/>
-      <w:r>
-        <w:rPr>
-          <w:rFonts w:hint="eastAsia"/>
-        </w:rPr>
-        <w:t>request_queue</w:t>
-      </w:r>
-      <w:proofErr w:type="spellEnd"/>
+        <w:t>struct request_queue</w:t>
+      </w:r>
       <w:r>
         <w:rPr>
           <w:rFonts w:hint="eastAsia"/>
@@ -1267,110 +1178,422 @@
         </w:rPr>
         <w:t>命令则是</w:t>
       </w:r>
-      <w:proofErr w:type="spellStart"/>
       <w:r>
         <w:rPr>
           <w:rFonts w:hint="eastAsia"/>
         </w:rPr>
         <w:t>scsi_cmnd</w:t>
       </w:r>
-      <w:proofErr w:type="spellEnd"/>
       <w:r>
         <w:rPr>
           <w:rFonts w:hint="eastAsia"/>
         </w:rPr>
         <w:t>。每个</w:t>
       </w:r>
-      <w:proofErr w:type="spellStart"/>
       <w:r>
         <w:rPr>
           <w:rFonts w:hint="eastAsia"/>
         </w:rPr>
         <w:t>scsi</w:t>
       </w:r>
-      <w:proofErr w:type="spellEnd"/>
       <w:r>
         <w:rPr>
           <w:rFonts w:hint="eastAsia"/>
         </w:rPr>
         <w:t>设备（如</w:t>
       </w:r>
-      <w:proofErr w:type="spellStart"/>
+      <w:r>
+        <w:rPr>
+          <w:rFonts w:hint="eastAsia"/>
+        </w:rPr>
+        <w:t>scsi disk</w:t>
+      </w:r>
+      <w:r>
+        <w:rPr>
+          <w:rFonts w:hint="eastAsia"/>
+        </w:rPr>
+        <w:t>）均维护了一个请求队列</w:t>
+      </w:r>
+      <w:r>
+        <w:rPr>
+          <w:rFonts w:hint="eastAsia"/>
+        </w:rPr>
+        <w:t>request_queue</w:t>
+      </w:r>
+      <w:r>
+        <w:rPr>
+          <w:rFonts w:hint="eastAsia"/>
+        </w:rPr>
+        <w:t>，而每个</w:t>
+      </w:r>
       <w:r>
         <w:rPr>
           <w:rFonts w:hint="eastAsia"/>
         </w:rPr>
         <w:t>scsi</w:t>
       </w:r>
-      <w:proofErr w:type="spellEnd"/>
-      <w:r>
-        <w:rPr>
-          <w:rFonts w:hint="eastAsia"/>
-        </w:rPr>
-        <w:t xml:space="preserve"> disk</w:t>
-      </w:r>
-      <w:r>
-        <w:rPr>
-          <w:rFonts w:hint="eastAsia"/>
-        </w:rPr>
-        <w:t>）均维护了一个请求队列</w:t>
-      </w:r>
-      <w:proofErr w:type="spellStart"/>
+      <w:r>
+        <w:rPr>
+          <w:rFonts w:hint="eastAsia"/>
+        </w:rPr>
+        <w:t>设备对上层呈现的其实是一个块设备。因此，块设备和</w:t>
+      </w:r>
+      <w:r>
+        <w:rPr>
+          <w:rFonts w:hint="eastAsia"/>
+        </w:rPr>
+        <w:t>scsi</w:t>
+      </w:r>
+      <w:r>
+        <w:rPr>
+          <w:rFonts w:hint="eastAsia"/>
+        </w:rPr>
+        <w:t>设备有着天然的联系，</w:t>
+      </w:r>
       <w:r>
         <w:rPr>
           <w:rFonts w:hint="eastAsia"/>
         </w:rPr>
         <w:t>request_queue</w:t>
       </w:r>
-      <w:proofErr w:type="spellEnd"/>
-      <w:r>
-        <w:rPr>
-          <w:rFonts w:hint="eastAsia"/>
-        </w:rPr>
-        <w:t>，而每个</w:t>
-      </w:r>
-      <w:proofErr w:type="spellStart"/>
+      <w:r>
+        <w:rPr>
+          <w:rFonts w:hint="eastAsia"/>
+        </w:rPr>
+        <w:t>则是连接块设备层和</w:t>
+      </w:r>
+      <w:r>
+        <w:rPr>
+          <w:rFonts w:hint="eastAsia"/>
+        </w:rPr>
+        <w:t>SCSI</w:t>
+      </w:r>
+      <w:r>
+        <w:rPr>
+          <w:rFonts w:hint="eastAsia"/>
+        </w:rPr>
+        <w:t>层的纽带。块设备层对</w:t>
+      </w:r>
+      <w:r>
+        <w:rPr>
+          <w:rFonts w:hint="eastAsia"/>
+        </w:rPr>
+        <w:t>request</w:t>
+      </w:r>
+      <w:r>
+        <w:rPr>
+          <w:rFonts w:hint="eastAsia"/>
+        </w:rPr>
+        <w:t>请求最终会派发至</w:t>
+      </w:r>
+      <w:r>
+        <w:rPr>
+          <w:rFonts w:hint="eastAsia"/>
+        </w:rPr>
+        <w:t>request_queue</w:t>
+      </w:r>
+      <w:r>
+        <w:rPr>
+          <w:rFonts w:hint="eastAsia"/>
+        </w:rPr>
+        <w:t>中。而在特定条件下通过泄流机制将</w:t>
+      </w:r>
+      <w:r>
+        <w:rPr>
+          <w:rFonts w:hint="eastAsia"/>
+        </w:rPr>
+        <w:t>request_queue</w:t>
+      </w:r>
+      <w:r>
+        <w:rPr>
+          <w:rFonts w:hint="eastAsia"/>
+        </w:rPr>
+        <w:t>中积攒的</w:t>
+      </w:r>
+      <w:r>
+        <w:rPr>
+          <w:rFonts w:hint="eastAsia"/>
+        </w:rPr>
+        <w:t>request</w:t>
+      </w:r>
+      <w:r>
+        <w:rPr>
+          <w:rFonts w:hint="eastAsia"/>
+        </w:rPr>
+        <w:t>派发至</w:t>
+      </w:r>
+      <w:r>
+        <w:rPr>
+          <w:rFonts w:hint="eastAsia"/>
+        </w:rPr>
+        <w:t>SCSI</w:t>
+      </w:r>
+      <w:r>
+        <w:rPr>
+          <w:rFonts w:hint="eastAsia"/>
+        </w:rPr>
+        <w:t>层处理。而泄流的实际处理过程就是</w:t>
+      </w:r>
+      <w:r>
+        <w:rPr>
+          <w:rFonts w:hint="eastAsia"/>
+        </w:rPr>
+        <w:t>scsi_request_fn()</w:t>
+      </w:r>
+      <w:r>
+        <w:rPr>
+          <w:rFonts w:hint="eastAsia"/>
+        </w:rPr>
+        <w:t>函数，因此说它是块设备层和</w:t>
+      </w:r>
+      <w:r>
+        <w:rPr>
+          <w:rFonts w:hint="eastAsia"/>
+        </w:rPr>
+        <w:t>SCSI</w:t>
+      </w:r>
+      <w:r>
+        <w:rPr>
+          <w:rFonts w:hint="eastAsia"/>
+        </w:rPr>
+        <w:t>上层的接口也不为过，虽然不是特别准确。在</w:t>
+      </w:r>
+      <w:r>
+        <w:rPr>
+          <w:rFonts w:hint="eastAsia"/>
+        </w:rPr>
+        <w:t>scsi_reuqest_fn</w:t>
+      </w:r>
+      <w:r>
+        <w:rPr>
+          <w:rFonts w:hint="eastAsia"/>
+        </w:rPr>
+        <w:t>内会进行</w:t>
+      </w:r>
+      <w:r>
+        <w:rPr>
+          <w:rFonts w:hint="eastAsia"/>
+        </w:rPr>
+        <w:t>request</w:t>
+      </w:r>
+      <w:r>
+        <w:rPr>
+          <w:rFonts w:hint="eastAsia"/>
+        </w:rPr>
+        <w:t>至</w:t>
+      </w:r>
+      <w:r>
+        <w:rPr>
+          <w:rFonts w:hint="eastAsia"/>
+        </w:rPr>
+        <w:t>scsi_cmnd</w:t>
+      </w:r>
+      <w:r>
+        <w:rPr>
+          <w:rFonts w:hint="eastAsia"/>
+        </w:rPr>
+        <w:t>的转换。</w:t>
+      </w:r>
+    </w:p>
+    <w:p>
+      <w:pPr>
+        <w:pStyle w:val="5"/>
+      </w:pPr>
+      <w:r>
+        <w:rPr>
+          <w:rFonts w:hint="eastAsia"/>
+        </w:rPr>
+        <w:t>SCSI</w:t>
+      </w:r>
+      <w:r>
+        <w:rPr>
+          <w:rFonts w:hint="eastAsia"/>
+        </w:rPr>
+        <w:t>上层</w:t>
+      </w:r>
+      <w:r>
+        <w:rPr>
+          <w:rFonts w:hint="eastAsia"/>
+        </w:rPr>
+        <w:t>--&gt;SCSI</w:t>
+      </w:r>
+      <w:r>
+        <w:rPr>
+          <w:rFonts w:hint="eastAsia"/>
+        </w:rPr>
+        <w:t>中间层</w:t>
+      </w:r>
+    </w:p>
+    <w:p>
+      <w:pPr>
+        <w:ind w:firstLine="420"/>
+      </w:pPr>
+      <w:r>
+        <w:rPr>
+          <w:rFonts w:hint="eastAsia"/>
+        </w:rPr>
+        <w:t>SCSI</w:t>
+      </w:r>
+      <w:r>
+        <w:rPr>
+          <w:rFonts w:hint="eastAsia"/>
+        </w:rPr>
+        <w:t>上层在收到块设备层发起的</w:t>
+      </w:r>
       <w:r>
         <w:rPr>
           <w:rFonts w:hint="eastAsia"/>
         </w:rPr>
         <w:t>scsi</w:t>
       </w:r>
-      <w:proofErr w:type="spellEnd"/>
-      <w:r>
-        <w:rPr>
-          <w:rFonts w:hint="eastAsia"/>
-        </w:rPr>
-        <w:t>设备对上层呈现的其实是一个块设备。因此，块设备和</w:t>
-      </w:r>
-      <w:proofErr w:type="spellStart"/>
+      <w:r>
+        <w:rPr>
+          <w:rFonts w:hint="eastAsia"/>
+        </w:rPr>
+        <w:t>命令后马不停蹄又将其转发至</w:t>
+      </w:r>
+      <w:r>
+        <w:rPr>
+          <w:rFonts w:hint="eastAsia"/>
+        </w:rPr>
+        <w:t>SCSI</w:t>
+      </w:r>
+      <w:r>
+        <w:rPr>
+          <w:rFonts w:hint="eastAsia"/>
+        </w:rPr>
+        <w:t>中间层。</w:t>
+      </w:r>
+      <w:r>
+        <w:rPr>
+          <w:rFonts w:hint="eastAsia"/>
+        </w:rPr>
+        <w:t>SCSI</w:t>
+      </w:r>
+      <w:r>
+        <w:rPr>
+          <w:rFonts w:hint="eastAsia"/>
+        </w:rPr>
+        <w:t>上层至</w:t>
+      </w:r>
+      <w:r>
+        <w:rPr>
+          <w:rFonts w:hint="eastAsia"/>
+        </w:rPr>
+        <w:t>SCSI</w:t>
+      </w:r>
+      <w:r>
+        <w:rPr>
+          <w:rFonts w:hint="eastAsia"/>
+        </w:rPr>
+        <w:t>中间层的接口是</w:t>
+      </w:r>
+      <w:r>
+        <w:rPr>
+          <w:rFonts w:hint="eastAsia"/>
+        </w:rPr>
+        <w:t>scsi_dispatch_cmd</w:t>
+      </w:r>
+    </w:p>
+    <w:p>
+      <w:pPr>
+        <w:ind w:firstLine="420"/>
+      </w:pPr>
+      <w:r>
+        <w:rPr>
+          <w:rFonts w:hint="eastAsia"/>
+        </w:rPr>
+        <w:t>static void scsi_request_fn(struct request_queue *q) {</w:t>
+      </w:r>
+    </w:p>
+    <w:p>
+      <w:pPr>
+        <w:ind w:firstLine="420"/>
+      </w:pPr>
+      <w:r>
+        <w:rPr>
+          <w:rFonts w:hint="eastAsia"/>
+        </w:rPr>
+        <w:t xml:space="preserve">    ......</w:t>
+      </w:r>
+    </w:p>
+    <w:p>
+      <w:pPr>
+        <w:ind w:firstLine="420"/>
+      </w:pPr>
+      <w:r>
+        <w:rPr>
+          <w:rFonts w:hint="eastAsia"/>
+        </w:rPr>
+        <w:t xml:space="preserve">    // </w:t>
+      </w:r>
+      <w:r>
+        <w:rPr>
+          <w:rFonts w:hint="eastAsia"/>
+        </w:rPr>
+        <w:t>设置</w:t>
+      </w:r>
       <w:r>
         <w:rPr>
           <w:rFonts w:hint="eastAsia"/>
         </w:rPr>
         <w:t>scsi</w:t>
       </w:r>
-      <w:proofErr w:type="spellEnd"/>
-      <w:r>
-        <w:rPr>
-          <w:rFonts w:hint="eastAsia"/>
-        </w:rPr>
-        <w:t>设备有着天然的联系，</w:t>
-      </w:r>
-      <w:proofErr w:type="spellStart"/>
-      <w:r>
-        <w:rPr>
-          <w:rFonts w:hint="eastAsia"/>
-        </w:rPr>
-        <w:t>request_queue</w:t>
-      </w:r>
-      <w:proofErr w:type="spellEnd"/>
-      <w:r>
-        <w:rPr>
-          <w:rFonts w:hint="eastAsia"/>
-        </w:rPr>
-        <w:t>则是连接块设备层和</w:t>
-      </w:r>
+      <w:r>
+        <w:rPr>
+          <w:rFonts w:hint="eastAsia"/>
+        </w:rPr>
+        <w:t>命令完成回调函数</w:t>
+      </w:r>
+    </w:p>
+    <w:p>
+      <w:pPr>
+        <w:ind w:firstLine="420"/>
+      </w:pPr>
+      <w:r>
+        <w:rPr>
+          <w:rFonts w:hint="eastAsia"/>
+        </w:rPr>
+        <w:t xml:space="preserve">    cmd-&gt;scsi_done = scsi_done;</w:t>
+      </w:r>
+    </w:p>
+    <w:p>
+      <w:pPr>
+        <w:ind w:firstLine="420"/>
+      </w:pPr>
+      <w:r>
+        <w:rPr>
+          <w:rFonts w:hint="eastAsia"/>
+        </w:rPr>
+        <w:t xml:space="preserve">    rtn = scsi_dispatch_cmd(cmd);</w:t>
+      </w:r>
+    </w:p>
+    <w:p>
+      <w:pPr>
+        <w:ind w:firstLine="420"/>
+      </w:pPr>
+      <w:r>
+        <w:rPr>
+          <w:rFonts w:hint="eastAsia"/>
+        </w:rPr>
+        <w:t xml:space="preserve">    ......</w:t>
+      </w:r>
+    </w:p>
+    <w:p>
+      <w:pPr>
+        <w:ind w:firstLine="420"/>
+      </w:pPr>
+      <w:r>
+        <w:rPr>
+          <w:rFonts w:hint="eastAsia"/>
+        </w:rPr>
+        <w:t>}</w:t>
+      </w:r>
+    </w:p>
+    <w:p>
+      <w:pPr>
+        <w:pStyle w:val="5"/>
+      </w:pPr>
       <w:r>
         <w:rPr>
           <w:rFonts w:hint="eastAsia"/>
@@ -1381,60 +1604,25 @@
         <w:rPr>
           <w:rFonts w:hint="eastAsia"/>
         </w:rPr>
-        <w:t>层的纽带。块设备层对</w:t>
-      </w:r>
-      <w:r>
-        <w:rPr>
-          <w:rFonts w:hint="eastAsia"/>
-        </w:rPr>
-        <w:t>request</w:t>
-      </w:r>
-      <w:r>
-        <w:rPr>
-          <w:rFonts w:hint="eastAsia"/>
-        </w:rPr>
-        <w:t>请求最终会派发至</w:t>
-      </w:r>
-      <w:proofErr w:type="spellStart"/>
-      <w:r>
-        <w:rPr>
-          <w:rFonts w:hint="eastAsia"/>
-        </w:rPr>
-        <w:t>request_queue</w:t>
-      </w:r>
-      <w:proofErr w:type="spellEnd"/>
-      <w:r>
-        <w:rPr>
-          <w:rFonts w:hint="eastAsia"/>
-        </w:rPr>
-        <w:t>中。而在特定条件下通过泄流机制将</w:t>
-      </w:r>
-      <w:proofErr w:type="spellStart"/>
-      <w:r>
-        <w:rPr>
-          <w:rFonts w:hint="eastAsia"/>
-        </w:rPr>
-        <w:t>request_queue</w:t>
-      </w:r>
-      <w:proofErr w:type="spellEnd"/>
-      <w:r>
-        <w:rPr>
-          <w:rFonts w:hint="eastAsia"/>
-        </w:rPr>
-        <w:t>中积攒的</w:t>
-      </w:r>
-      <w:r>
-        <w:rPr>
-          <w:rFonts w:hint="eastAsia"/>
-        </w:rPr>
-        <w:t>request</w:t>
-      </w:r>
-      <w:r>
-        <w:rPr>
-          <w:rFonts w:hint="eastAsia"/>
-        </w:rPr>
-        <w:t>派发至</w:t>
-      </w:r>
+        <w:t>中间层</w:t>
+      </w:r>
+      <w:r>
+        <w:rPr>
+          <w:rFonts w:hint="eastAsia"/>
+        </w:rPr>
+        <w:t>--&gt; SCSI</w:t>
+      </w:r>
+      <w:r>
+        <w:rPr>
+          <w:rFonts w:hint="eastAsia"/>
+        </w:rPr>
+        <w:t>低层</w:t>
+      </w:r>
+    </w:p>
+    <w:p>
+      <w:pPr>
+        <w:ind w:firstLine="420"/>
+      </w:pPr>
       <w:r>
         <w:rPr>
           <w:rFonts w:hint="eastAsia"/>
@@ -1445,27 +1633,109 @@
         <w:rPr>
           <w:rFonts w:hint="eastAsia"/>
         </w:rPr>
-        <w:t>层处理。而泄流的实际处理过程就是</w:t>
-      </w:r>
-      <w:proofErr w:type="spellStart"/>
-      <w:r>
-        <w:rPr>
-          <w:rFonts w:hint="eastAsia"/>
-        </w:rPr>
-        <w:t>scsi_request_fn</w:t>
-      </w:r>
-      <w:proofErr w:type="spellEnd"/>
-      <w:r>
-        <w:rPr>
-          <w:rFonts w:hint="eastAsia"/>
-        </w:rPr>
-        <w:t>()</w:t>
-      </w:r>
-      <w:r>
-        <w:rPr>
-          <w:rFonts w:hint="eastAsia"/>
-        </w:rPr>
-        <w:t>函数，因此说它是块设备层和</w:t>
+        <w:t>中间层收到块设备层发下来的</w:t>
+      </w:r>
+      <w:r>
+        <w:rPr>
+          <w:rFonts w:hint="eastAsia"/>
+        </w:rPr>
+        <w:t>scsi_cmnd</w:t>
+      </w:r>
+      <w:r>
+        <w:rPr>
+          <w:rFonts w:hint="eastAsia"/>
+        </w:rPr>
+        <w:t>命令后，中间层作自己处理后，然后再将该命令继续往下传递，接下来该命令到了</w:t>
+      </w:r>
+      <w:r>
+        <w:rPr>
+          <w:rFonts w:hint="eastAsia"/>
+        </w:rPr>
+        <w:t>scsi</w:t>
+      </w:r>
+      <w:r>
+        <w:rPr>
+          <w:rFonts w:hint="eastAsia"/>
+        </w:rPr>
+        <w:t>底层，而传递的接口是</w:t>
+      </w:r>
+      <w:r>
+        <w:rPr>
+          <w:rFonts w:hint="eastAsia"/>
+        </w:rPr>
+        <w:t xml:space="preserve"> queuecommand()</w:t>
+      </w:r>
+    </w:p>
+    <w:p>
+      <w:pPr>
+        <w:ind w:firstLine="420"/>
+      </w:pPr>
+      <w:r>
+        <w:rPr>
+          <w:rFonts w:hint="eastAsia"/>
+        </w:rPr>
+        <w:t>static int scsi_dispatch_cmd(struct scsi_cmnd *cmd) {</w:t>
+      </w:r>
+    </w:p>
+    <w:p>
+      <w:pPr>
+        <w:ind w:firstLine="420"/>
+      </w:pPr>
+      <w:r>
+        <w:rPr>
+          <w:rFonts w:hint="eastAsia"/>
+        </w:rPr>
+        <w:t xml:space="preserve">    ......</w:t>
+      </w:r>
+    </w:p>
+    <w:p>
+      <w:pPr>
+        <w:ind w:firstLine="420"/>
+      </w:pPr>
+      <w:r>
+        <w:rPr>
+          <w:rFonts w:hint="eastAsia"/>
+        </w:rPr>
+        <w:t xml:space="preserve">    rtn = host-&gt;hostt-&gt;queuecommand(host, cmd);</w:t>
+      </w:r>
+    </w:p>
+    <w:p>
+      <w:pPr>
+        <w:ind w:firstLine="420"/>
+      </w:pPr>
+      <w:r>
+        <w:rPr>
+          <w:rFonts w:hint="eastAsia"/>
+        </w:rPr>
+        <w:t xml:space="preserve">    ......</w:t>
+      </w:r>
+    </w:p>
+    <w:p>
+      <w:pPr>
+        <w:ind w:firstLine="420"/>
+      </w:pPr>
+      <w:r>
+        <w:rPr>
+          <w:rFonts w:hint="eastAsia"/>
+        </w:rPr>
+        <w:t>}</w:t>
+      </w:r>
+    </w:p>
+    <w:p>
+      <w:pPr>
+        <w:ind w:firstLine="420"/>
+      </w:pPr>
+      <w:r>
+        <w:rPr>
+          <w:rFonts w:hint="eastAsia"/>
+        </w:rPr>
+        <w:t>host</w:t>
+      </w:r>
+      <w:r>
+        <w:rPr>
+          <w:rFonts w:hint="eastAsia"/>
+        </w:rPr>
+        <w:t>为该设备所属的主机适配器结构。任何一个</w:t>
       </w:r>
       <w:r>
         <w:rPr>
@@ -1477,681 +1747,14 @@
         <w:rPr>
           <w:rFonts w:hint="eastAsia"/>
         </w:rPr>
-        <w:t>上层的接口也不为过，虽然不是特别准确。在</w:t>
-      </w:r>
-      <w:proofErr w:type="spellStart"/>
-      <w:r>
-        <w:rPr>
-          <w:rFonts w:hint="eastAsia"/>
-        </w:rPr>
-        <w:t>scsi_reuqest_fn</w:t>
-      </w:r>
-      <w:proofErr w:type="spellEnd"/>
-      <w:r>
-        <w:rPr>
-          <w:rFonts w:hint="eastAsia"/>
-        </w:rPr>
-        <w:t>内会进行</w:t>
-      </w:r>
-      <w:r>
-        <w:rPr>
-          <w:rFonts w:hint="eastAsia"/>
-        </w:rPr>
-        <w:t>request</w:t>
-      </w:r>
-      <w:r>
-        <w:rPr>
-          <w:rFonts w:hint="eastAsia"/>
-        </w:rPr>
-        <w:t>至</w:t>
-      </w:r>
-      <w:proofErr w:type="spellStart"/>
-      <w:r>
-        <w:rPr>
-          <w:rFonts w:hint="eastAsia"/>
-        </w:rPr>
-        <w:t>scsi_cmnd</w:t>
-      </w:r>
-      <w:proofErr w:type="spellEnd"/>
-      <w:r>
-        <w:rPr>
-          <w:rFonts w:hint="eastAsia"/>
-        </w:rPr>
-        <w:t>的转换。</w:t>
-      </w:r>
-    </w:p>
-    <w:p>
-      <w:pPr>
-        <w:pStyle w:val="5"/>
-      </w:pPr>
-      <w:r>
-        <w:rPr>
-          <w:rFonts w:hint="eastAsia"/>
-        </w:rPr>
-        <w:t>SCSI</w:t>
-      </w:r>
-      <w:r>
-        <w:rPr>
-          <w:rFonts w:hint="eastAsia"/>
-        </w:rPr>
-        <w:t>上层</w:t>
-      </w:r>
-      <w:r>
-        <w:rPr>
-          <w:rFonts w:hint="eastAsia"/>
-        </w:rPr>
-        <w:t>--&gt;SCSI</w:t>
-      </w:r>
-      <w:r>
-        <w:rPr>
-          <w:rFonts w:hint="eastAsia"/>
-        </w:rPr>
-        <w:t>中间层</w:t>
-      </w:r>
-    </w:p>
-    <w:p>
-      <w:pPr>
-        <w:ind w:firstLine="420"/>
-      </w:pPr>
-      <w:r>
-        <w:rPr>
-          <w:rFonts w:hint="eastAsia"/>
-        </w:rPr>
-        <w:t>SCSI</w:t>
-      </w:r>
-      <w:r>
-        <w:rPr>
-          <w:rFonts w:hint="eastAsia"/>
-        </w:rPr>
-        <w:t>上层在收到块设备层发起的</w:t>
-      </w:r>
-      <w:proofErr w:type="spellStart"/>
-      <w:r>
-        <w:rPr>
-          <w:rFonts w:hint="eastAsia"/>
-        </w:rPr>
-        <w:t>scsi</w:t>
-      </w:r>
-      <w:proofErr w:type="spellEnd"/>
-      <w:r>
-        <w:rPr>
-          <w:rFonts w:hint="eastAsia"/>
-        </w:rPr>
-        <w:t>命令后马不停蹄又将其转发至</w:t>
-      </w:r>
-      <w:r>
-        <w:rPr>
-          <w:rFonts w:hint="eastAsia"/>
-        </w:rPr>
-        <w:t>SCSI</w:t>
-      </w:r>
-      <w:r>
-        <w:rPr>
-          <w:rFonts w:hint="eastAsia"/>
-        </w:rPr>
-        <w:t>中间层。</w:t>
-      </w:r>
-      <w:r>
-        <w:rPr>
-          <w:rFonts w:hint="eastAsia"/>
-        </w:rPr>
-        <w:t>SCSI</w:t>
-      </w:r>
-      <w:r>
-        <w:rPr>
-          <w:rFonts w:hint="eastAsia"/>
-        </w:rPr>
-        <w:t>上层至</w:t>
-      </w:r>
-      <w:r>
-        <w:rPr>
-          <w:rFonts w:hint="eastAsia"/>
-        </w:rPr>
-        <w:t>SCSI</w:t>
-      </w:r>
-      <w:r>
-        <w:rPr>
-          <w:rFonts w:hint="eastAsia"/>
-        </w:rPr>
-        <w:t>中间层的接口是</w:t>
-      </w:r>
-      <w:proofErr w:type="spellStart"/>
-      <w:r>
-        <w:rPr>
-          <w:rFonts w:hint="eastAsia"/>
-        </w:rPr>
-        <w:t>scsi_dispatch_cmd</w:t>
-      </w:r>
-      <w:proofErr w:type="spellEnd"/>
-    </w:p>
-    <w:p>
-      <w:pPr>
-        <w:ind w:firstLine="420"/>
-      </w:pPr>
-      <w:r>
-        <w:rPr>
-          <w:rFonts w:hint="eastAsia"/>
-        </w:rPr>
-        <w:t xml:space="preserve">static void </w:t>
-      </w:r>
-      <w:proofErr w:type="spellStart"/>
-      <w:r>
-        <w:rPr>
-          <w:rFonts w:hint="eastAsia"/>
-        </w:rPr>
-        <w:t>scsi_request_</w:t>
-      </w:r>
-      <w:proofErr w:type="gramStart"/>
-      <w:r>
-        <w:rPr>
-          <w:rFonts w:hint="eastAsia"/>
-        </w:rPr>
-        <w:t>fn</w:t>
-      </w:r>
-      <w:proofErr w:type="spellEnd"/>
-      <w:r>
-        <w:rPr>
-          <w:rFonts w:hint="eastAsia"/>
-        </w:rPr>
-        <w:t>(</w:t>
-      </w:r>
-      <w:proofErr w:type="gramEnd"/>
-      <w:r>
-        <w:rPr>
-          <w:rFonts w:hint="eastAsia"/>
-        </w:rPr>
-        <w:t xml:space="preserve">struct </w:t>
-      </w:r>
-      <w:proofErr w:type="spellStart"/>
-      <w:r>
-        <w:rPr>
-          <w:rFonts w:hint="eastAsia"/>
-        </w:rPr>
-        <w:t>request_queue</w:t>
-      </w:r>
-      <w:proofErr w:type="spellEnd"/>
-      <w:r>
-        <w:rPr>
-          <w:rFonts w:hint="eastAsia"/>
-        </w:rPr>
-        <w:t xml:space="preserve"> *q) {</w:t>
-      </w:r>
-    </w:p>
-    <w:p>
-      <w:pPr>
-        <w:ind w:firstLine="420"/>
-      </w:pPr>
-      <w:r>
-        <w:rPr>
-          <w:rFonts w:hint="eastAsia"/>
-        </w:rPr>
-        <w:t xml:space="preserve">    ......</w:t>
-      </w:r>
-    </w:p>
-    <w:p>
-      <w:pPr>
-        <w:ind w:firstLine="420"/>
-      </w:pPr>
-      <w:r>
-        <w:rPr>
-          <w:rFonts w:hint="eastAsia"/>
-        </w:rPr>
-        <w:t xml:space="preserve">    // </w:t>
-      </w:r>
-      <w:r>
-        <w:rPr>
-          <w:rFonts w:hint="eastAsia"/>
-        </w:rPr>
-        <w:t>设置</w:t>
-      </w:r>
-      <w:proofErr w:type="spellStart"/>
-      <w:r>
-        <w:rPr>
-          <w:rFonts w:hint="eastAsia"/>
-        </w:rPr>
-        <w:t>scsi</w:t>
-      </w:r>
-      <w:proofErr w:type="spellEnd"/>
-      <w:r>
-        <w:rPr>
-          <w:rFonts w:hint="eastAsia"/>
-        </w:rPr>
-        <w:t>命令完成回调函数</w:t>
-      </w:r>
-    </w:p>
-    <w:p>
-      <w:pPr>
-        <w:ind w:firstLine="420"/>
-      </w:pPr>
-      <w:r>
-        <w:rPr>
-          <w:rFonts w:hint="eastAsia"/>
-        </w:rPr>
-        <w:t xml:space="preserve">    </w:t>
-      </w:r>
-      <w:proofErr w:type="spellStart"/>
-      <w:r>
-        <w:rPr>
-          <w:rFonts w:hint="eastAsia"/>
-        </w:rPr>
-        <w:t>cmd</w:t>
-      </w:r>
-      <w:proofErr w:type="spellEnd"/>
-      <w:r>
-        <w:rPr>
-          <w:rFonts w:hint="eastAsia"/>
-        </w:rPr>
-        <w:t>-&gt;</w:t>
-      </w:r>
-      <w:proofErr w:type="spellStart"/>
-      <w:r>
-        <w:rPr>
-          <w:rFonts w:hint="eastAsia"/>
-        </w:rPr>
-        <w:t>scsi_done</w:t>
-      </w:r>
-      <w:proofErr w:type="spellEnd"/>
-      <w:r>
-        <w:rPr>
-          <w:rFonts w:hint="eastAsia"/>
-        </w:rPr>
-        <w:t xml:space="preserve"> = </w:t>
-      </w:r>
-      <w:proofErr w:type="spellStart"/>
-      <w:r>
-        <w:rPr>
-          <w:rFonts w:hint="eastAsia"/>
-        </w:rPr>
-        <w:t>scsi_done</w:t>
-      </w:r>
-      <w:proofErr w:type="spellEnd"/>
-      <w:r>
-        <w:rPr>
-          <w:rFonts w:hint="eastAsia"/>
-        </w:rPr>
-        <w:t>;</w:t>
-      </w:r>
-    </w:p>
-    <w:p>
-      <w:pPr>
-        <w:ind w:firstLine="420"/>
-      </w:pPr>
-      <w:r>
-        <w:rPr>
-          <w:rFonts w:hint="eastAsia"/>
-        </w:rPr>
-        <w:t xml:space="preserve">    </w:t>
-      </w:r>
-      <w:proofErr w:type="spellStart"/>
-      <w:r>
-        <w:rPr>
-          <w:rFonts w:hint="eastAsia"/>
-        </w:rPr>
-        <w:t>rtn</w:t>
-      </w:r>
-      <w:proofErr w:type="spellEnd"/>
-      <w:r>
-        <w:rPr>
-          <w:rFonts w:hint="eastAsia"/>
-        </w:rPr>
-        <w:t xml:space="preserve"> = </w:t>
-      </w:r>
-      <w:proofErr w:type="spellStart"/>
-      <w:r>
-        <w:rPr>
-          <w:rFonts w:hint="eastAsia"/>
-        </w:rPr>
-        <w:t>scsi_dispatch_cmd</w:t>
-      </w:r>
-      <w:proofErr w:type="spellEnd"/>
-      <w:r>
-        <w:rPr>
-          <w:rFonts w:hint="eastAsia"/>
-        </w:rPr>
-        <w:t>(</w:t>
-      </w:r>
-      <w:proofErr w:type="spellStart"/>
-      <w:r>
-        <w:rPr>
-          <w:rFonts w:hint="eastAsia"/>
-        </w:rPr>
-        <w:t>cmd</w:t>
-      </w:r>
-      <w:proofErr w:type="spellEnd"/>
-      <w:r>
-        <w:rPr>
-          <w:rFonts w:hint="eastAsia"/>
-        </w:rPr>
-        <w:t>);</w:t>
-      </w:r>
-    </w:p>
-    <w:p>
-      <w:pPr>
-        <w:ind w:firstLine="420"/>
-      </w:pPr>
-      <w:r>
-        <w:rPr>
-          <w:rFonts w:hint="eastAsia"/>
-        </w:rPr>
-        <w:t xml:space="preserve">    ......</w:t>
-      </w:r>
-    </w:p>
-    <w:p>
-      <w:pPr>
-        <w:ind w:firstLine="420"/>
-      </w:pPr>
-      <w:r>
-        <w:rPr>
-          <w:rFonts w:hint="eastAsia"/>
-        </w:rPr>
-        <w:t>}</w:t>
-      </w:r>
-    </w:p>
-    <w:p>
-      <w:pPr>
-        <w:pStyle w:val="5"/>
-      </w:pPr>
-      <w:r>
-        <w:rPr>
-          <w:rFonts w:hint="eastAsia"/>
-        </w:rPr>
-        <w:t>SCSI</w:t>
-      </w:r>
-      <w:r>
-        <w:rPr>
-          <w:rFonts w:hint="eastAsia"/>
-        </w:rPr>
-        <w:t>中间层</w:t>
-      </w:r>
-      <w:r>
-        <w:rPr>
-          <w:rFonts w:hint="eastAsia"/>
-        </w:rPr>
-        <w:t>--&gt; SCSI</w:t>
-      </w:r>
-      <w:r>
-        <w:rPr>
-          <w:rFonts w:hint="eastAsia"/>
-        </w:rPr>
-        <w:t>低层</w:t>
-      </w:r>
-    </w:p>
-    <w:p>
-      <w:pPr>
-        <w:ind w:firstLine="420"/>
-      </w:pPr>
-      <w:r>
-        <w:rPr>
-          <w:rFonts w:hint="eastAsia"/>
-        </w:rPr>
-        <w:t>SCSI</w:t>
-      </w:r>
-      <w:r>
-        <w:rPr>
-          <w:rFonts w:hint="eastAsia"/>
-        </w:rPr>
-        <w:t>中间层收到块设备层发下来的</w:t>
-      </w:r>
-      <w:proofErr w:type="spellStart"/>
-      <w:r>
-        <w:rPr>
-          <w:rFonts w:hint="eastAsia"/>
-        </w:rPr>
-        <w:t>scsi_cmnd</w:t>
-      </w:r>
-      <w:proofErr w:type="spellEnd"/>
-      <w:r>
-        <w:rPr>
-          <w:rFonts w:hint="eastAsia"/>
-        </w:rPr>
-        <w:t>命令后，中间层作自己处理后，然后再将该命令继续往下传递，接下来该命令到了</w:t>
-      </w:r>
-      <w:proofErr w:type="spellStart"/>
-      <w:r>
-        <w:rPr>
-          <w:rFonts w:hint="eastAsia"/>
-        </w:rPr>
-        <w:t>scsi</w:t>
-      </w:r>
-      <w:proofErr w:type="spellEnd"/>
-      <w:r>
-        <w:rPr>
-          <w:rFonts w:hint="eastAsia"/>
-        </w:rPr>
-        <w:t>底层，而传递的接口是</w:t>
-      </w:r>
-      <w:r>
-        <w:rPr>
-          <w:rFonts w:hint="eastAsia"/>
-        </w:rPr>
-        <w:t xml:space="preserve"> </w:t>
-      </w:r>
-      <w:proofErr w:type="spellStart"/>
+        <w:t>主机适配器都需要实现</w:t>
+      </w:r>
       <w:r>
         <w:rPr>
           <w:rFonts w:hint="eastAsia"/>
         </w:rPr>
         <w:t>queuecommand</w:t>
       </w:r>
-      <w:proofErr w:type="spellEnd"/>
-      <w:r>
-        <w:rPr>
-          <w:rFonts w:hint="eastAsia"/>
-        </w:rPr>
-        <w:t>()</w:t>
-      </w:r>
-    </w:p>
-    <w:p>
-      <w:pPr>
-        <w:ind w:firstLine="420"/>
-      </w:pPr>
-      <w:r>
-        <w:rPr>
-          <w:rFonts w:hint="eastAsia"/>
-        </w:rPr>
-        <w:t xml:space="preserve">static int </w:t>
-      </w:r>
-      <w:proofErr w:type="spellStart"/>
-      <w:r>
-        <w:rPr>
-          <w:rFonts w:hint="eastAsia"/>
-        </w:rPr>
-        <w:t>scsi_dispatch_</w:t>
-      </w:r>
-      <w:proofErr w:type="gramStart"/>
-      <w:r>
-        <w:rPr>
-          <w:rFonts w:hint="eastAsia"/>
-        </w:rPr>
-        <w:t>cmd</w:t>
-      </w:r>
-      <w:proofErr w:type="spellEnd"/>
-      <w:r>
-        <w:rPr>
-          <w:rFonts w:hint="eastAsia"/>
-        </w:rPr>
-        <w:t>(</w:t>
-      </w:r>
-      <w:proofErr w:type="gramEnd"/>
-      <w:r>
-        <w:rPr>
-          <w:rFonts w:hint="eastAsia"/>
-        </w:rPr>
-        <w:t xml:space="preserve">struct </w:t>
-      </w:r>
-      <w:proofErr w:type="spellStart"/>
-      <w:r>
-        <w:rPr>
-          <w:rFonts w:hint="eastAsia"/>
-        </w:rPr>
-        <w:t>scsi_cmnd</w:t>
-      </w:r>
-      <w:proofErr w:type="spellEnd"/>
-      <w:r>
-        <w:rPr>
-          <w:rFonts w:hint="eastAsia"/>
-        </w:rPr>
-        <w:t xml:space="preserve"> *</w:t>
-      </w:r>
-      <w:proofErr w:type="spellStart"/>
-      <w:r>
-        <w:rPr>
-          <w:rFonts w:hint="eastAsia"/>
-        </w:rPr>
-        <w:t>cmd</w:t>
-      </w:r>
-      <w:proofErr w:type="spellEnd"/>
-      <w:r>
-        <w:rPr>
-          <w:rFonts w:hint="eastAsia"/>
-        </w:rPr>
-        <w:t>) {</w:t>
-      </w:r>
-    </w:p>
-    <w:p>
-      <w:pPr>
-        <w:ind w:firstLine="420"/>
-      </w:pPr>
-      <w:r>
-        <w:rPr>
-          <w:rFonts w:hint="eastAsia"/>
-        </w:rPr>
-        <w:t xml:space="preserve">    ......</w:t>
-      </w:r>
-    </w:p>
-    <w:p>
-      <w:pPr>
-        <w:ind w:firstLine="420"/>
-      </w:pPr>
-      <w:r>
-        <w:rPr>
-          <w:rFonts w:hint="eastAsia"/>
-        </w:rPr>
-        <w:t xml:space="preserve">    </w:t>
-      </w:r>
-      <w:proofErr w:type="spellStart"/>
-      <w:r>
-        <w:rPr>
-          <w:rFonts w:hint="eastAsia"/>
-        </w:rPr>
-        <w:t>rtn</w:t>
-      </w:r>
-      <w:proofErr w:type="spellEnd"/>
-      <w:r>
-        <w:rPr>
-          <w:rFonts w:hint="eastAsia"/>
-        </w:rPr>
-        <w:t xml:space="preserve"> = host-&gt;</w:t>
-      </w:r>
-      <w:proofErr w:type="spellStart"/>
-      <w:r>
-        <w:rPr>
-          <w:rFonts w:hint="eastAsia"/>
-        </w:rPr>
-        <w:t>hostt</w:t>
-      </w:r>
-      <w:proofErr w:type="spellEnd"/>
-      <w:r>
-        <w:rPr>
-          <w:rFonts w:hint="eastAsia"/>
-        </w:rPr>
-        <w:t>-&gt;</w:t>
-      </w:r>
-      <w:proofErr w:type="spellStart"/>
-      <w:proofErr w:type="gramStart"/>
-      <w:r>
-        <w:rPr>
-          <w:rFonts w:hint="eastAsia"/>
-        </w:rPr>
-        <w:t>queuecommand</w:t>
-      </w:r>
-      <w:proofErr w:type="spellEnd"/>
-      <w:r>
-        <w:rPr>
-          <w:rFonts w:hint="eastAsia"/>
-        </w:rPr>
-        <w:t>(</w:t>
-      </w:r>
-      <w:proofErr w:type="gramEnd"/>
-      <w:r>
-        <w:rPr>
-          <w:rFonts w:hint="eastAsia"/>
-        </w:rPr>
-        <w:t xml:space="preserve">host, </w:t>
-      </w:r>
-      <w:proofErr w:type="spellStart"/>
-      <w:r>
-        <w:rPr>
-          <w:rFonts w:hint="eastAsia"/>
-        </w:rPr>
-        <w:t>cmd</w:t>
-      </w:r>
-      <w:proofErr w:type="spellEnd"/>
-      <w:r>
-        <w:rPr>
-          <w:rFonts w:hint="eastAsia"/>
-        </w:rPr>
-        <w:t>);</w:t>
-      </w:r>
-    </w:p>
-    <w:p>
-      <w:pPr>
-        <w:ind w:firstLine="420"/>
-      </w:pPr>
-      <w:r>
-        <w:rPr>
-          <w:rFonts w:hint="eastAsia"/>
-        </w:rPr>
-        <w:t xml:space="preserve">    ......</w:t>
-      </w:r>
-    </w:p>
-    <w:p>
-      <w:pPr>
-        <w:ind w:firstLine="420"/>
-      </w:pPr>
-      <w:r>
-        <w:rPr>
-          <w:rFonts w:hint="eastAsia"/>
-        </w:rPr>
-        <w:t>}</w:t>
-      </w:r>
-    </w:p>
-    <w:p>
-      <w:pPr>
-        <w:ind w:firstLine="420"/>
-      </w:pPr>
-      <w:r>
-        <w:rPr>
-          <w:rFonts w:hint="eastAsia"/>
-        </w:rPr>
-        <w:t>host</w:t>
-      </w:r>
-      <w:r>
-        <w:rPr>
-          <w:rFonts w:hint="eastAsia"/>
-        </w:rPr>
-        <w:t>为该设备所属的主机适配器结构。任何一个</w:t>
-      </w:r>
-      <w:r>
-        <w:rPr>
-          <w:rFonts w:hint="eastAsia"/>
-        </w:rPr>
-        <w:t>SCSI</w:t>
-      </w:r>
-      <w:r>
-        <w:rPr>
-          <w:rFonts w:hint="eastAsia"/>
-        </w:rPr>
-        <w:t>主机适配器都需要实现</w:t>
-      </w:r>
-      <w:proofErr w:type="spellStart"/>
-      <w:r>
-        <w:rPr>
-          <w:rFonts w:hint="eastAsia"/>
-        </w:rPr>
-        <w:t>queuecommand</w:t>
-      </w:r>
-      <w:proofErr w:type="spellEnd"/>
       <w:r>
         <w:rPr>
           <w:rFonts w:hint="eastAsia"/>
@@ -2165,19 +1768,11 @@
         <w:lastRenderedPageBreak/>
         <w:t>接返回。</w:t>
       </w:r>
-      <w:proofErr w:type="spellStart"/>
-      <w:r>
-        <w:rPr>
-          <w:rFonts w:hint="eastAsia"/>
-        </w:rPr>
-        <w:t>scsi</w:t>
-      </w:r>
-      <w:proofErr w:type="spellEnd"/>
-      <w:r>
-        <w:rPr>
-          <w:rFonts w:hint="eastAsia"/>
-        </w:rPr>
-        <w:t xml:space="preserve"> </w:t>
+      <w:r>
+        <w:rPr>
+          <w:rFonts w:hint="eastAsia"/>
+        </w:rPr>
+        <w:t xml:space="preserve">scsi </w:t>
       </w:r>
       <w:r>
         <w:rPr>
@@ -2185,28 +1780,12 @@
         </w:rPr>
         <w:t>命令完成后，会通过记录在命令内的完成函数回调上层处理，具体是</w:t>
       </w:r>
-      <w:proofErr w:type="spellStart"/>
-      <w:r>
-        <w:rPr>
-          <w:rFonts w:hint="eastAsia"/>
-        </w:rPr>
-        <w:t>cmd</w:t>
-      </w:r>
-      <w:proofErr w:type="spellEnd"/>
-      <w:r>
-        <w:rPr>
-          <w:rFonts w:hint="eastAsia"/>
-        </w:rPr>
-        <w:t>-&gt;</w:t>
-      </w:r>
-      <w:proofErr w:type="spellStart"/>
-      <w:r>
-        <w:rPr>
-          <w:rFonts w:hint="eastAsia"/>
-        </w:rPr>
-        <w:t>scsi_done</w:t>
-      </w:r>
-      <w:proofErr w:type="spellEnd"/>
+      <w:r>
+        <w:rPr>
+          <w:rFonts w:hint="eastAsia"/>
+        </w:rPr>
+        <w:t>cmd-&gt;scsi_done</w:t>
+      </w:r>
       <w:r>
         <w:rPr>
           <w:rFonts w:hint="eastAsia"/>
@@ -2469,35 +2048,7 @@
         <w:rPr>
           <w:rFonts w:hint="eastAsia"/>
         </w:rPr>
-        <w:t>/</w:t>
-      </w:r>
-      <w:proofErr w:type="spellStart"/>
-      <w:r>
-        <w:rPr>
-          <w:rFonts w:hint="eastAsia"/>
-        </w:rPr>
-        <w:t>usr</w:t>
-      </w:r>
-      <w:proofErr w:type="spellEnd"/>
-      <w:r>
-        <w:rPr>
-          <w:rFonts w:hint="eastAsia"/>
-        </w:rPr>
-        <w:t>/</w:t>
-      </w:r>
-      <w:proofErr w:type="spellStart"/>
-      <w:r>
-        <w:rPr>
-          <w:rFonts w:hint="eastAsia"/>
-        </w:rPr>
-        <w:t>cxuan</w:t>
-      </w:r>
-      <w:proofErr w:type="spellEnd"/>
-      <w:r>
-        <w:rPr>
-          <w:rFonts w:hint="eastAsia"/>
-        </w:rPr>
-        <w:t>/backup</w:t>
+        <w:t>/usr/cxuan/backup</w:t>
       </w:r>
       <w:r>
         <w:rPr>
@@ -2509,35 +2060,7 @@
         <w:rPr>
           <w:rFonts w:hint="eastAsia"/>
         </w:rPr>
-        <w:t>/</w:t>
-      </w:r>
-      <w:proofErr w:type="spellStart"/>
-      <w:r>
-        <w:rPr>
-          <w:rFonts w:hint="eastAsia"/>
-        </w:rPr>
-        <w:t>usr</w:t>
-      </w:r>
-      <w:proofErr w:type="spellEnd"/>
-      <w:r>
-        <w:rPr>
-          <w:rFonts w:hint="eastAsia"/>
-        </w:rPr>
-        <w:t>/</w:t>
-      </w:r>
-      <w:proofErr w:type="spellStart"/>
-      <w:r>
-        <w:rPr>
-          <w:rFonts w:hint="eastAsia"/>
-        </w:rPr>
-        <w:t>cxuan</w:t>
-      </w:r>
-      <w:proofErr w:type="spellEnd"/>
-      <w:r>
-        <w:rPr>
-          <w:rFonts w:hint="eastAsia"/>
-        </w:rPr>
-        <w:t>/backup/device</w:t>
+        <w:t>/usr/cxuan/backup/device</w:t>
       </w:r>
       <w:r>
         <w:rPr>
@@ -3931,7 +3454,7 @@
       <w:pPr>
         <w:jc w:val="center"/>
         <w:rPr>
-          <w:rFonts w:ascii="宋体" w:eastAsia="宋体" w:hAnsi="宋体" w:cs="宋体"/>
+          <w:rFonts w:ascii="宋体" w:eastAsia="宋体" w:hAnsi="宋体" w:cs="宋体" w:hint="eastAsia"/>
         </w:rPr>
       </w:pPr>
       <w:r>
@@ -4020,88 +3543,99 @@
         <w:rPr>
           <w:rFonts w:hint="eastAsia"/>
         </w:rPr>
+        <w:t>、客户端发起情况到服务器网卡</w:t>
+      </w:r>
+    </w:p>
+    <w:p>
+      <w:pPr>
+        <w:ind w:firstLine="420"/>
+      </w:pPr>
+      <w:r>
+        <w:rPr>
+          <w:rFonts w:hint="eastAsia"/>
+        </w:rPr>
+        <w:t>2</w:t>
+      </w:r>
+      <w:r>
+        <w:rPr>
+          <w:rFonts w:hint="eastAsia"/>
+        </w:rPr>
+        <w:t>、服务器网卡接受到请求后转交给内核处理</w:t>
+      </w:r>
+    </w:p>
+    <w:p>
+      <w:pPr>
+        <w:ind w:firstLine="420"/>
+      </w:pPr>
+      <w:r>
+        <w:rPr>
+          <w:rFonts w:hint="eastAsia"/>
+        </w:rPr>
+        <w:t>3</w:t>
+      </w:r>
+      <w:r>
+        <w:rPr>
+          <w:rFonts w:hint="eastAsia"/>
+        </w:rPr>
+        <w:t>、内核根据请求对应的套接字，将请求交给工作在用户空间的</w:t>
+      </w:r>
+      <w:r>
+        <w:rPr>
+          <w:rFonts w:hint="eastAsia"/>
+        </w:rPr>
+        <w:t>Web</w:t>
+      </w:r>
+      <w:r>
+        <w:rPr>
+          <w:rFonts w:hint="eastAsia"/>
+        </w:rPr>
+        <w:t>服务器进程</w:t>
+      </w:r>
+    </w:p>
+    <w:p>
+      <w:pPr>
+        <w:ind w:firstLine="420"/>
+      </w:pPr>
+      <w:r>
+        <w:rPr>
+          <w:rFonts w:hint="eastAsia"/>
+        </w:rPr>
+        <w:t>4</w:t>
+      </w:r>
+      <w:r>
+        <w:rPr>
+          <w:rFonts w:hint="eastAsia"/>
+        </w:rPr>
         <w:t>、</w:t>
       </w:r>
       <w:r>
         <w:rPr>
           <w:rFonts w:hint="eastAsia"/>
         </w:rPr>
-        <w:t>客户端发起情况到服务器网卡</w:t>
-      </w:r>
-    </w:p>
-    <w:p>
-      <w:pPr>
-        <w:ind w:firstLine="420"/>
-      </w:pPr>
-      <w:r>
-        <w:rPr>
-          <w:rFonts w:hint="eastAsia"/>
-        </w:rPr>
-        <w:t>2</w:t>
-      </w:r>
-      <w:r>
-        <w:rPr>
-          <w:rFonts w:hint="eastAsia"/>
-        </w:rPr>
-        <w:t>、</w:t>
-      </w:r>
-      <w:r>
-        <w:rPr>
-          <w:rFonts w:hint="eastAsia"/>
-        </w:rPr>
-        <w:t>服务器网卡接受到请求后转交给内核处理</w:t>
-      </w:r>
-    </w:p>
-    <w:p>
-      <w:pPr>
-        <w:ind w:firstLine="420"/>
-      </w:pPr>
-      <w:r>
-        <w:rPr>
-          <w:rFonts w:hint="eastAsia"/>
-        </w:rPr>
-        <w:t>3</w:t>
-      </w:r>
-      <w:r>
-        <w:rPr>
-          <w:rFonts w:hint="eastAsia"/>
-        </w:rPr>
-        <w:t>、</w:t>
-      </w:r>
-      <w:r>
-        <w:rPr>
-          <w:rFonts w:hint="eastAsia"/>
-        </w:rPr>
-        <w:t>内核根据请求对应的套接字，将请求交给工作在用户空间的</w:t>
-      </w:r>
-      <w:r>
-        <w:rPr>
-          <w:rFonts w:hint="eastAsia"/>
-        </w:rPr>
         <w:t>Web</w:t>
       </w:r>
       <w:r>
         <w:rPr>
           <w:rFonts w:hint="eastAsia"/>
         </w:rPr>
-        <w:t>服务器进程</w:t>
-      </w:r>
-    </w:p>
-    <w:p>
-      <w:pPr>
-        <w:ind w:firstLine="420"/>
-      </w:pPr>
-      <w:r>
-        <w:rPr>
-          <w:rFonts w:hint="eastAsia"/>
-        </w:rPr>
-        <w:t>4</w:t>
-      </w:r>
-      <w:r>
-        <w:rPr>
-          <w:rFonts w:hint="eastAsia"/>
-        </w:rPr>
-        <w:t>、</w:t>
+        <w:t>服务器进程根据用户请求，向内核进行系统调用，申请获取相应资源（如：客户端获取图片）</w:t>
+      </w:r>
+    </w:p>
+    <w:p>
+      <w:pPr>
+        <w:ind w:firstLine="420"/>
+      </w:pPr>
+      <w:r>
+        <w:rPr>
+          <w:rFonts w:hint="eastAsia"/>
+        </w:rPr>
+        <w:t>5</w:t>
+      </w:r>
+      <w:r>
+        <w:rPr>
+          <w:rFonts w:hint="eastAsia"/>
+        </w:rPr>
+        <w:t>、内核发现</w:t>
       </w:r>
       <w:r>
         <w:rPr>
@@ -4113,41 +3647,6 @@
         <w:rPr>
           <w:rFonts w:hint="eastAsia"/>
         </w:rPr>
-        <w:t>服务器进程根据用户请求，向内核进行系统调用，申请获取相应资源（如：客户端获取图片）</w:t>
-      </w:r>
-    </w:p>
-    <w:p>
-      <w:pPr>
-        <w:ind w:firstLine="420"/>
-      </w:pPr>
-      <w:r>
-        <w:rPr>
-          <w:rFonts w:hint="eastAsia"/>
-        </w:rPr>
-        <w:t>5</w:t>
-      </w:r>
-      <w:r>
-        <w:rPr>
-          <w:rFonts w:hint="eastAsia"/>
-        </w:rPr>
-        <w:t>、</w:t>
-      </w:r>
-      <w:r>
-        <w:rPr>
-          <w:rFonts w:hint="eastAsia"/>
-        </w:rPr>
-        <w:t>内核发现</w:t>
-      </w:r>
-      <w:r>
-        <w:rPr>
-          <w:rFonts w:hint="eastAsia"/>
-        </w:rPr>
-        <w:t>Web</w:t>
-      </w:r>
-      <w:r>
-        <w:rPr>
-          <w:rFonts w:hint="eastAsia"/>
-        </w:rPr>
         <w:t>服务器进程请求的是一个存放在本地硬盘上的资源，因此通过驱动程序连接磁盘</w:t>
       </w:r>
     </w:p>
@@ -4165,13 +3664,7 @@
         <w:rPr>
           <w:rFonts w:hint="eastAsia"/>
         </w:rPr>
-        <w:t>、</w:t>
-      </w:r>
-      <w:r>
-        <w:rPr>
-          <w:rFonts w:hint="eastAsia"/>
-        </w:rPr>
-        <w:t>内核调用磁盘，获取需要的资源</w:t>
+        <w:t>、内核调用磁盘，获取需要的资源</w:t>
       </w:r>
     </w:p>
     <w:p>
@@ -4188,13 +3681,7 @@
         <w:rPr>
           <w:rFonts w:hint="eastAsia"/>
         </w:rPr>
-        <w:t>、</w:t>
-      </w:r>
-      <w:r>
-        <w:rPr>
-          <w:rFonts w:hint="eastAsia"/>
-        </w:rPr>
-        <w:t>内核将资源存放在自己的缓存区中，并通知</w:t>
+        <w:t>、内核将资源存放在自己的缓存区中，并通知</w:t>
       </w:r>
       <w:r>
         <w:rPr>
@@ -4282,308 +3769,431 @@
         <w:rPr>
           <w:rFonts w:hint="eastAsia"/>
         </w:rPr>
+        <w:t>、内核将响应发送至网卡</w:t>
+      </w:r>
+    </w:p>
+    <w:p>
+      <w:pPr>
+        <w:ind w:firstLine="420"/>
+      </w:pPr>
+      <w:r>
+        <w:rPr>
+          <w:rFonts w:hint="eastAsia"/>
+        </w:rPr>
+        <w:t>11</w:t>
+      </w:r>
+      <w:r>
+        <w:rPr>
+          <w:rFonts w:hint="eastAsia"/>
+        </w:rPr>
+        <w:t>、网卡发送响应给用户</w:t>
+      </w:r>
+    </w:p>
+    <w:p>
+      <w:pPr>
+        <w:ind w:firstLine="420"/>
+      </w:pPr>
+      <w:r>
+        <w:rPr>
+          <w:rFonts w:hint="eastAsia"/>
+        </w:rPr>
+        <w:t>通过这样的一个复杂过程，一次请求就完成了</w:t>
+      </w:r>
+    </w:p>
+    <w:p>
+      <w:pPr>
+        <w:ind w:firstLine="420"/>
+      </w:pPr>
+      <w:r>
+        <w:rPr>
+          <w:rFonts w:hint="eastAsia"/>
+        </w:rPr>
+        <w:t>简单来说就是：</w:t>
+      </w:r>
+    </w:p>
+    <w:p>
+      <w:pPr>
+        <w:ind w:firstLine="420"/>
+      </w:pPr>
+      <w:r>
+        <w:rPr>
+          <w:rFonts w:hint="eastAsia"/>
+        </w:rPr>
+        <w:t>用户请求—</w:t>
+      </w:r>
+      <w:r>
+        <w:rPr>
+          <w:rFonts w:hint="eastAsia"/>
+        </w:rPr>
+        <w:t>&gt;</w:t>
+      </w:r>
+      <w:r>
+        <w:rPr>
+          <w:rFonts w:hint="eastAsia"/>
+        </w:rPr>
+        <w:t>送达用户空间—</w:t>
+      </w:r>
+      <w:r>
+        <w:rPr>
+          <w:rFonts w:hint="eastAsia"/>
+        </w:rPr>
+        <w:t>&gt;</w:t>
+      </w:r>
+      <w:r>
+        <w:rPr>
+          <w:rFonts w:hint="eastAsia"/>
+        </w:rPr>
+        <w:t>系统调用—</w:t>
+      </w:r>
+      <w:r>
+        <w:rPr>
+          <w:rFonts w:hint="eastAsia"/>
+        </w:rPr>
+        <w:t>&gt;</w:t>
+      </w:r>
+      <w:r>
+        <w:rPr>
+          <w:rFonts w:hint="eastAsia"/>
+        </w:rPr>
+        <w:t>内核空间—</w:t>
+      </w:r>
+      <w:r>
+        <w:rPr>
+          <w:rFonts w:hint="eastAsia"/>
+        </w:rPr>
+        <w:t>&gt;</w:t>
+      </w:r>
+      <w:r>
+        <w:rPr>
+          <w:rFonts w:hint="eastAsia"/>
+        </w:rPr>
+        <w:t>内核到磁盘上读取图片资源—</w:t>
+      </w:r>
+      <w:r>
+        <w:rPr>
+          <w:rFonts w:hint="eastAsia"/>
+        </w:rPr>
+        <w:t>&gt;</w:t>
+      </w:r>
+      <w:r>
+        <w:rPr>
+          <w:rFonts w:hint="eastAsia"/>
+        </w:rPr>
+        <w:t>返回到用户空间—</w:t>
+      </w:r>
+      <w:r>
+        <w:rPr>
+          <w:rFonts w:hint="eastAsia"/>
+        </w:rPr>
+        <w:t>&gt;</w:t>
+      </w:r>
+      <w:r>
+        <w:rPr>
+          <w:rFonts w:hint="eastAsia"/>
+        </w:rPr>
+        <w:t>响应给用户</w:t>
+      </w:r>
+    </w:p>
+    <w:p>
+      <w:pPr>
+        <w:ind w:firstLine="420"/>
+      </w:pPr>
+      <w:r>
+        <w:rPr>
+          <w:rFonts w:hint="eastAsia"/>
+        </w:rPr>
+        <w:t>上述简单的说明了一下，客户端向</w:t>
+      </w:r>
+      <w:r>
+        <w:rPr>
+          <w:rFonts w:hint="eastAsia"/>
+        </w:rPr>
+        <w:t>Web</w:t>
+      </w:r>
+      <w:r>
+        <w:rPr>
+          <w:rFonts w:hint="eastAsia"/>
+        </w:rPr>
+        <w:t>服务器请求过程，在这个过程中，有两个</w:t>
+      </w:r>
+      <w:r>
+        <w:rPr>
+          <w:rFonts w:hint="eastAsia"/>
+        </w:rPr>
+        <w:t>I/O</w:t>
+      </w:r>
+      <w:r>
+        <w:rPr>
+          <w:rFonts w:hint="eastAsia"/>
+        </w:rPr>
+        <w:t>过程：一是客户端请求的网络</w:t>
+      </w:r>
+      <w:r>
+        <w:rPr>
+          <w:rFonts w:hint="eastAsia"/>
+        </w:rPr>
+        <w:t>I/O</w:t>
+      </w:r>
+      <w:r>
+        <w:rPr>
+          <w:rFonts w:hint="eastAsia"/>
+        </w:rPr>
+        <w:t>，二个是</w:t>
+      </w:r>
+      <w:r>
+        <w:rPr>
+          <w:rFonts w:hint="eastAsia"/>
+        </w:rPr>
+        <w:t>Web</w:t>
+      </w:r>
+      <w:r>
+        <w:rPr>
+          <w:rFonts w:hint="eastAsia"/>
+        </w:rPr>
+        <w:t>服务器请求图片磁盘</w:t>
+      </w:r>
+      <w:r>
+        <w:rPr>
+          <w:rFonts w:hint="eastAsia"/>
+        </w:rPr>
+        <w:t>I/O</w:t>
+      </w:r>
+      <w:r>
+        <w:rPr>
+          <w:rFonts w:hint="eastAsia"/>
+        </w:rPr>
+        <w:t>。</w:t>
+      </w:r>
+    </w:p>
+    <w:p>
+      <w:pPr>
+        <w:ind w:firstLine="420"/>
+      </w:pPr>
+    </w:p>
+    <w:p>
+      <w:pPr>
+        <w:pStyle w:val="1"/>
+      </w:pPr>
+      <w:r>
+        <w:rPr>
+          <w:rFonts w:hint="eastAsia"/>
+        </w:rPr>
+        <w:t>分类</w:t>
+      </w:r>
+    </w:p>
+    <w:p>
+      <w:pPr>
+        <w:pStyle w:val="2"/>
+      </w:pPr>
+      <w:r>
+        <w:rPr>
+          <w:rFonts w:hint="eastAsia"/>
+        </w:rPr>
+        <w:t>按照</w:t>
+      </w:r>
+      <w:r>
+        <w:rPr>
+          <w:rFonts w:hint="eastAsia"/>
+        </w:rPr>
+        <w:t>IO</w:t>
+      </w:r>
+      <w:r>
+        <w:rPr>
+          <w:rFonts w:hint="eastAsia"/>
+        </w:rPr>
+        <w:t>操作对象</w:t>
+      </w:r>
+      <w:r>
+        <w:rPr>
+          <w:rFonts w:hint="eastAsia"/>
+        </w:rPr>
+        <w:t>/</w:t>
+      </w:r>
+      <w:r>
+        <w:rPr>
+          <w:rFonts w:hint="eastAsia"/>
+        </w:rPr>
+        <w:t>介质</w:t>
+      </w:r>
+      <w:r>
+        <w:rPr>
+          <w:rFonts w:hint="eastAsia"/>
+        </w:rPr>
+        <w:t>划分</w:t>
+      </w:r>
+    </w:p>
+    <w:p>
+      <w:r>
+        <w:tab/>
+      </w:r>
+      <w:r>
+        <w:rPr>
+          <w:rFonts w:hint="eastAsia"/>
+        </w:rPr>
+        <w:t>这是根据数据交互的目标设备或存储介质分类，反映了</w:t>
+      </w:r>
+      <w:r>
+        <w:rPr>
+          <w:rFonts w:hint="eastAsia"/>
+        </w:rPr>
+        <w:t xml:space="preserve"> IO </w:t>
+      </w:r>
+      <w:r>
+        <w:rPr>
+          <w:rFonts w:hint="eastAsia"/>
+        </w:rPr>
+        <w:t>操作的物理对象差异：</w:t>
+      </w:r>
+    </w:p>
+    <w:p>
+      <w:pPr>
+        <w:ind w:firstLine="420"/>
+      </w:pPr>
+      <w:r>
+        <w:rPr>
+          <w:rFonts w:hint="eastAsia"/>
+        </w:rPr>
+        <w:t>-</w:t>
+      </w:r>
+      <w:r>
+        <w:t xml:space="preserve"> </w:t>
+      </w:r>
+      <w:r>
+        <w:rPr>
+          <w:rFonts w:hint="eastAsia"/>
+        </w:rPr>
+        <w:t>内存</w:t>
+      </w:r>
+      <w:r>
+        <w:rPr>
+          <w:rFonts w:hint="eastAsia"/>
+        </w:rPr>
+        <w:t xml:space="preserve"> IO</w:t>
+      </w:r>
+      <w:r>
+        <w:rPr>
+          <w:rFonts w:hint="eastAsia"/>
+        </w:rPr>
+        <w:t>：操作对象是内存（如进程地址空间、共享内存、内核缓冲区），数据传输不涉及外部设备，速度最快（纳秒级）。</w:t>
+      </w:r>
+    </w:p>
+    <w:p>
+      <w:pPr>
+        <w:ind w:firstLine="420"/>
+      </w:pPr>
+      <w:r>
+        <w:rPr>
+          <w:rFonts w:hint="eastAsia"/>
+        </w:rPr>
+        <w:t>例：进程读写堆</w:t>
+      </w:r>
+      <w:r>
+        <w:rPr>
+          <w:rFonts w:hint="eastAsia"/>
+        </w:rPr>
+        <w:t xml:space="preserve"> / </w:t>
+      </w:r>
+      <w:r>
+        <w:rPr>
+          <w:rFonts w:hint="eastAsia"/>
+        </w:rPr>
+        <w:t>栈内存、通过</w:t>
+      </w:r>
+      <w:r>
+        <w:rPr>
+          <w:rFonts w:hint="eastAsia"/>
+        </w:rPr>
+        <w:t>shmat</w:t>
+      </w:r>
+      <w:r>
+        <w:rPr>
+          <w:rFonts w:hint="eastAsia"/>
+        </w:rPr>
+        <w:t>访问共享内存、内核态与用户态之间的数据拷贝。</w:t>
+      </w:r>
+    </w:p>
+    <w:p>
+      <w:pPr>
+        <w:ind w:firstLine="420"/>
+      </w:pPr>
+      <w:r>
+        <w:rPr>
+          <w:rFonts w:hint="eastAsia"/>
+        </w:rPr>
+        <w:t>-</w:t>
+      </w:r>
+      <w:r>
+        <w:t xml:space="preserve"> </w:t>
+      </w:r>
+      <w:r>
+        <w:rPr>
+          <w:rFonts w:hint="eastAsia"/>
+        </w:rPr>
+        <w:t>磁盘</w:t>
+      </w:r>
+      <w:r>
+        <w:rPr>
+          <w:rFonts w:hint="eastAsia"/>
+        </w:rPr>
+        <w:t xml:space="preserve"> IO</w:t>
+      </w:r>
+      <w:r>
+        <w:rPr>
+          <w:rFonts w:hint="eastAsia"/>
+        </w:rPr>
+        <w:t>：操作对象是本地存储设备（硬盘、</w:t>
+      </w:r>
+      <w:r>
+        <w:rPr>
+          <w:rFonts w:hint="eastAsia"/>
+        </w:rPr>
+        <w:t>SSD</w:t>
+      </w:r>
+      <w:r>
+        <w:rPr>
+          <w:rFonts w:hint="eastAsia"/>
+        </w:rPr>
         <w:t>、</w:t>
       </w:r>
       <w:r>
         <w:rPr>
           <w:rFonts w:hint="eastAsia"/>
         </w:rPr>
-        <w:t>内核将响应发送至网卡</w:t>
-      </w:r>
-    </w:p>
-    <w:p>
-      <w:pPr>
-        <w:ind w:firstLine="420"/>
-      </w:pPr>
-      <w:r>
-        <w:rPr>
-          <w:rFonts w:hint="eastAsia"/>
-        </w:rPr>
-        <w:t>11</w:t>
-      </w:r>
-      <w:r>
-        <w:rPr>
-          <w:rFonts w:hint="eastAsia"/>
-        </w:rPr>
-        <w:t>、</w:t>
-      </w:r>
-      <w:r>
-        <w:rPr>
-          <w:rFonts w:hint="eastAsia"/>
-        </w:rPr>
-        <w:t>网卡发送响应给用户</w:t>
-      </w:r>
-    </w:p>
-    <w:p>
-      <w:pPr>
-        <w:ind w:firstLine="420"/>
-      </w:pPr>
-      <w:r>
-        <w:rPr>
-          <w:rFonts w:hint="eastAsia"/>
-        </w:rPr>
-        <w:t>通过这样的一个复杂过程，一次请求就完成了</w:t>
-      </w:r>
-    </w:p>
-    <w:p>
-      <w:pPr>
-        <w:ind w:firstLine="420"/>
-      </w:pPr>
-      <w:r>
-        <w:rPr>
-          <w:rFonts w:hint="eastAsia"/>
-        </w:rPr>
-        <w:t>简单来说就是：</w:t>
-      </w:r>
-    </w:p>
-    <w:p>
-      <w:pPr>
-        <w:ind w:firstLine="420"/>
-      </w:pPr>
-      <w:r>
-        <w:rPr>
-          <w:rFonts w:hint="eastAsia"/>
-        </w:rPr>
-        <w:t>用户请求—</w:t>
-      </w:r>
-      <w:r>
-        <w:rPr>
-          <w:rFonts w:hint="eastAsia"/>
-        </w:rPr>
-        <w:t>&gt;</w:t>
-      </w:r>
-      <w:r>
-        <w:rPr>
-          <w:rFonts w:hint="eastAsia"/>
-        </w:rPr>
-        <w:t>送达用户空间—</w:t>
-      </w:r>
-      <w:r>
-        <w:rPr>
-          <w:rFonts w:hint="eastAsia"/>
-        </w:rPr>
-        <w:t>&gt;</w:t>
-      </w:r>
-      <w:r>
-        <w:rPr>
-          <w:rFonts w:hint="eastAsia"/>
-        </w:rPr>
-        <w:t>系统调用—</w:t>
-      </w:r>
-      <w:r>
-        <w:rPr>
-          <w:rFonts w:hint="eastAsia"/>
-        </w:rPr>
-        <w:t>&gt;</w:t>
-      </w:r>
-      <w:r>
-        <w:rPr>
-          <w:rFonts w:hint="eastAsia"/>
-        </w:rPr>
-        <w:t>内核空间—</w:t>
-      </w:r>
-      <w:r>
-        <w:rPr>
-          <w:rFonts w:hint="eastAsia"/>
-        </w:rPr>
-        <w:t>&gt;</w:t>
-      </w:r>
-      <w:r>
-        <w:rPr>
-          <w:rFonts w:hint="eastAsia"/>
-        </w:rPr>
-        <w:t>内核到磁盘上读取图片资源—</w:t>
-      </w:r>
-      <w:r>
-        <w:rPr>
-          <w:rFonts w:hint="eastAsia"/>
-        </w:rPr>
-        <w:t>&gt;</w:t>
-      </w:r>
-      <w:r>
-        <w:rPr>
-          <w:rFonts w:hint="eastAsia"/>
-        </w:rPr>
-        <w:t>返回到用户空间—</w:t>
-      </w:r>
-      <w:r>
-        <w:rPr>
-          <w:rFonts w:hint="eastAsia"/>
-        </w:rPr>
-        <w:t>&gt;</w:t>
-      </w:r>
-      <w:r>
-        <w:rPr>
-          <w:rFonts w:hint="eastAsia"/>
-        </w:rPr>
-        <w:t>响应给用户</w:t>
-      </w:r>
-    </w:p>
-    <w:p>
-      <w:pPr>
-        <w:ind w:firstLine="420"/>
-      </w:pPr>
-      <w:r>
-        <w:rPr>
-          <w:rFonts w:hint="eastAsia"/>
-        </w:rPr>
-        <w:t>上述简单的说明了一下，客户端向</w:t>
-      </w:r>
-      <w:r>
-        <w:rPr>
-          <w:rFonts w:hint="eastAsia"/>
-        </w:rPr>
-        <w:t>Web</w:t>
-      </w:r>
-      <w:r>
-        <w:rPr>
-          <w:rFonts w:hint="eastAsia"/>
-        </w:rPr>
-        <w:t>服务器请求过程，在这个过程中，有两个</w:t>
-      </w:r>
-      <w:r>
-        <w:rPr>
-          <w:rFonts w:hint="eastAsia"/>
-        </w:rPr>
-        <w:t>I/O</w:t>
-      </w:r>
-      <w:r>
-        <w:rPr>
-          <w:rFonts w:hint="eastAsia"/>
-        </w:rPr>
-        <w:t>过程：一是客户端请求的网络</w:t>
-      </w:r>
-      <w:r>
-        <w:rPr>
-          <w:rFonts w:hint="eastAsia"/>
-        </w:rPr>
-        <w:t>I/O</w:t>
-      </w:r>
-      <w:r>
-        <w:rPr>
-          <w:rFonts w:hint="eastAsia"/>
-        </w:rPr>
-        <w:t>，二个是</w:t>
-      </w:r>
-      <w:r>
-        <w:rPr>
-          <w:rFonts w:hint="eastAsia"/>
-        </w:rPr>
-        <w:t>Web</w:t>
-      </w:r>
-      <w:r>
-        <w:rPr>
-          <w:rFonts w:hint="eastAsia"/>
-        </w:rPr>
-        <w:t>服务器请求图片磁盘</w:t>
-      </w:r>
-      <w:r>
-        <w:rPr>
-          <w:rFonts w:hint="eastAsia"/>
-        </w:rPr>
-        <w:t>I/O</w:t>
-      </w:r>
-      <w:r>
-        <w:rPr>
-          <w:rFonts w:hint="eastAsia"/>
-        </w:rPr>
-        <w:t>。</w:t>
-      </w:r>
-    </w:p>
-    <w:p>
-      <w:pPr>
-        <w:ind w:firstLine="420"/>
-        <w:rPr>
-          <w:rFonts w:hint="eastAsia"/>
-        </w:rPr>
-      </w:pPr>
-    </w:p>
-    <w:p>
-      <w:pPr>
-        <w:pStyle w:val="1"/>
-      </w:pPr>
-      <w:r>
-        <w:rPr>
-          <w:rFonts w:hint="eastAsia"/>
-        </w:rPr>
-        <w:t>分类</w:t>
-      </w:r>
-    </w:p>
-    <w:p>
-      <w:pPr>
-        <w:pStyle w:val="2"/>
-      </w:pPr>
-      <w:r>
-        <w:rPr>
-          <w:rFonts w:hint="eastAsia"/>
-        </w:rPr>
-        <w:t>按照</w:t>
-      </w:r>
-      <w:r>
-        <w:rPr>
-          <w:rFonts w:hint="eastAsia"/>
-        </w:rPr>
-        <w:t>IO</w:t>
-      </w:r>
-      <w:r>
-        <w:rPr>
-          <w:rFonts w:hint="eastAsia"/>
-        </w:rPr>
-        <w:t>操作对象</w:t>
-      </w:r>
-      <w:r>
-        <w:rPr>
-          <w:rFonts w:hint="eastAsia"/>
-        </w:rPr>
-        <w:t>/</w:t>
-      </w:r>
-      <w:r>
-        <w:rPr>
-          <w:rFonts w:hint="eastAsia"/>
-        </w:rPr>
-        <w:t>介质</w:t>
-      </w:r>
-      <w:r>
-        <w:rPr>
-          <w:rFonts w:hint="eastAsia"/>
-        </w:rPr>
-        <w:t>划分</w:t>
-      </w:r>
-    </w:p>
-    <w:p>
-      <w:pPr>
-        <w:rPr>
-          <w:rFonts w:hint="eastAsia"/>
-        </w:rPr>
-      </w:pPr>
-      <w:r>
-        <w:tab/>
-      </w:r>
-      <w:r>
-        <w:rPr>
-          <w:rFonts w:hint="eastAsia"/>
-        </w:rPr>
-        <w:t>这是根据数据交互的目标设备或存储介质分类，反映了</w:t>
-      </w:r>
-      <w:r>
-        <w:rPr>
-          <w:rFonts w:hint="eastAsia"/>
-        </w:rPr>
-        <w:t xml:space="preserve"> IO </w:t>
-      </w:r>
-      <w:r>
-        <w:rPr>
-          <w:rFonts w:hint="eastAsia"/>
-        </w:rPr>
-        <w:t>操作的物理对象差异：</w:t>
-      </w:r>
-    </w:p>
-    <w:p>
-      <w:pPr>
-        <w:ind w:firstLine="420"/>
-        <w:rPr>
-          <w:rFonts w:hint="eastAsia"/>
-        </w:rPr>
+        <w:t xml:space="preserve">U </w:t>
+      </w:r>
+      <w:r>
+        <w:rPr>
+          <w:rFonts w:hint="eastAsia"/>
+        </w:rPr>
+        <w:t>盘等），数据传输涉及磁盘控制器和物理存储介质，速度较慢（微秒到毫秒级）。</w:t>
+      </w:r>
+    </w:p>
+    <w:p>
+      <w:pPr>
+        <w:ind w:firstLine="420"/>
+      </w:pPr>
+      <w:r>
+        <w:rPr>
+          <w:rFonts w:hint="eastAsia"/>
+        </w:rPr>
+        <w:t>例：读写本地文件（</w:t>
+      </w:r>
+      <w:r>
+        <w:rPr>
+          <w:rFonts w:hint="eastAsia"/>
+        </w:rPr>
+        <w:t>/etc/passwd</w:t>
+      </w:r>
+      <w:r>
+        <w:rPr>
+          <w:rFonts w:hint="eastAsia"/>
+        </w:rPr>
+        <w:t>）、数据库读写磁盘上的表文件。</w:t>
+      </w:r>
+    </w:p>
+    <w:p>
+      <w:pPr>
+        <w:ind w:firstLine="420"/>
       </w:pPr>
       <w:r>
         <w:rPr>
@@ -4598,7 +4208,7 @@
         <w:rPr>
           <w:rFonts w:hint="eastAsia"/>
         </w:rPr>
-        <w:t>内存</w:t>
+        <w:t>网络</w:t>
       </w:r>
       <w:r>
         <w:rPr>
@@ -4610,21 +4220,42 @@
         <w:rPr>
           <w:rFonts w:hint="eastAsia"/>
         </w:rPr>
-        <w:t>：操作对象是内存（如进程地址空间、共享内存、内核缓冲区），数据传输不涉及外部设备，速度最快（纳秒级）。</w:t>
-      </w:r>
-    </w:p>
-    <w:p>
-      <w:pPr>
-        <w:ind w:firstLine="420"/>
-        <w:rPr>
-          <w:rFonts w:hint="eastAsia"/>
-        </w:rPr>
-      </w:pPr>
-      <w:r>
-        <w:rPr>
-          <w:rFonts w:hint="eastAsia"/>
-        </w:rPr>
-        <w:t>例：进程读写堆</w:t>
+        <w:t>：操作对象是网络设备（网卡），数据传输通过网络协议（</w:t>
+      </w:r>
+      <w:r>
+        <w:rPr>
+          <w:rFonts w:hint="eastAsia"/>
+        </w:rPr>
+        <w:t>TCP/UDP</w:t>
+      </w:r>
+      <w:r>
+        <w:rPr>
+          <w:rFonts w:hint="eastAsia"/>
+        </w:rPr>
+        <w:t>）在不同主机间进行，速度受网络带宽和延迟限制（毫秒到秒级）。</w:t>
+      </w:r>
+    </w:p>
+    <w:p>
+      <w:pPr>
+        <w:ind w:firstLine="420"/>
+      </w:pPr>
+      <w:r>
+        <w:rPr>
+          <w:rFonts w:hint="eastAsia"/>
+        </w:rPr>
+        <w:t>例：</w:t>
+      </w:r>
+      <w:r>
+        <w:rPr>
+          <w:rFonts w:hint="eastAsia"/>
+        </w:rPr>
+        <w:t xml:space="preserve">Socket </w:t>
+      </w:r>
+      <w:r>
+        <w:rPr>
+          <w:rFonts w:hint="eastAsia"/>
+        </w:rPr>
+        <w:t>发送</w:t>
       </w:r>
       <w:r>
         <w:rPr>
@@ -4636,193 +4267,19 @@
         <w:rPr>
           <w:rFonts w:hint="eastAsia"/>
         </w:rPr>
-        <w:t>栈内存、通过</w:t>
-      </w:r>
-      <w:proofErr w:type="spellStart"/>
-      <w:r>
-        <w:rPr>
-          <w:rFonts w:hint="eastAsia"/>
-        </w:rPr>
-        <w:t>shmat</w:t>
-      </w:r>
-      <w:proofErr w:type="spellEnd"/>
-      <w:r>
-        <w:rPr>
-          <w:rFonts w:hint="eastAsia"/>
-        </w:rPr>
-        <w:t>访问共享内存、内核态与用户态之间的数据拷贝。</w:t>
-      </w:r>
-    </w:p>
-    <w:p>
-      <w:pPr>
-        <w:ind w:firstLine="420"/>
-        <w:rPr>
-          <w:rFonts w:hint="eastAsia"/>
-        </w:rPr>
-      </w:pPr>
-      <w:r>
-        <w:rPr>
-          <w:rFonts w:hint="eastAsia"/>
-        </w:rPr>
-        <w:t>-</w:t>
-      </w:r>
-      <w:r>
-        <w:t xml:space="preserve"> </w:t>
-      </w:r>
-      <w:r>
-        <w:rPr>
-          <w:rFonts w:hint="eastAsia"/>
-        </w:rPr>
-        <w:t>磁盘</w:t>
-      </w:r>
-      <w:r>
-        <w:rPr>
-          <w:rFonts w:hint="eastAsia"/>
-        </w:rPr>
-        <w:t xml:space="preserve"> IO</w:t>
-      </w:r>
-      <w:r>
-        <w:rPr>
-          <w:rFonts w:hint="eastAsia"/>
-        </w:rPr>
-        <w:t>：操作对象是本地存储设备（硬盘、</w:t>
-      </w:r>
-      <w:r>
-        <w:rPr>
-          <w:rFonts w:hint="eastAsia"/>
-        </w:rPr>
-        <w:t>SSD</w:t>
-      </w:r>
-      <w:r>
-        <w:rPr>
-          <w:rFonts w:hint="eastAsia"/>
-        </w:rPr>
-        <w:t>、</w:t>
-      </w:r>
-      <w:r>
-        <w:rPr>
-          <w:rFonts w:hint="eastAsia"/>
-        </w:rPr>
-        <w:t xml:space="preserve">U </w:t>
-      </w:r>
-      <w:r>
-        <w:rPr>
-          <w:rFonts w:hint="eastAsia"/>
-        </w:rPr>
-        <w:t>盘等），数据传输涉及磁盘控制器和物理存储介质，速度较慢（微秒到毫秒级）。</w:t>
-      </w:r>
-    </w:p>
-    <w:p>
-      <w:pPr>
-        <w:ind w:firstLine="420"/>
-        <w:rPr>
-          <w:rFonts w:hint="eastAsia"/>
-        </w:rPr>
-      </w:pPr>
-      <w:r>
-        <w:rPr>
-          <w:rFonts w:hint="eastAsia"/>
-        </w:rPr>
-        <w:t>例：读写本地文件（</w:t>
-      </w:r>
-      <w:r>
-        <w:rPr>
-          <w:rFonts w:hint="eastAsia"/>
-        </w:rPr>
-        <w:t>/</w:t>
-      </w:r>
-      <w:proofErr w:type="spellStart"/>
-      <w:r>
-        <w:rPr>
-          <w:rFonts w:hint="eastAsia"/>
-        </w:rPr>
-        <w:t>etc</w:t>
-      </w:r>
-      <w:proofErr w:type="spellEnd"/>
-      <w:r>
-        <w:rPr>
-          <w:rFonts w:hint="eastAsia"/>
-        </w:rPr>
-        <w:t>/passwd</w:t>
-      </w:r>
-      <w:r>
-        <w:rPr>
-          <w:rFonts w:hint="eastAsia"/>
-        </w:rPr>
-        <w:t>）、数据库读写磁盘上的表文件。</w:t>
-      </w:r>
-    </w:p>
-    <w:p>
-      <w:pPr>
-        <w:ind w:firstLine="420"/>
-        <w:rPr>
-          <w:rFonts w:hint="eastAsia"/>
-        </w:rPr>
-      </w:pPr>
-      <w:r>
-        <w:rPr>
-          <w:rFonts w:hint="eastAsia"/>
-        </w:rPr>
-        <w:t>-</w:t>
-      </w:r>
-      <w:r>
-        <w:t xml:space="preserve"> </w:t>
-      </w:r>
-      <w:r>
-        <w:rPr>
-          <w:rFonts w:hint="eastAsia"/>
-        </w:rPr>
-        <w:t>网络</w:t>
-      </w:r>
-      <w:r>
-        <w:rPr>
-          <w:rFonts w:hint="eastAsia"/>
-        </w:rPr>
-        <w:t xml:space="preserve"> IO</w:t>
-      </w:r>
-      <w:r>
-        <w:rPr>
-          <w:rFonts w:hint="eastAsia"/>
-        </w:rPr>
-        <w:t>：操作对象是网络设备（网卡），数据传输通过网络协议（</w:t>
-      </w:r>
-      <w:r>
-        <w:rPr>
-          <w:rFonts w:hint="eastAsia"/>
-        </w:rPr>
-        <w:t>TCP/UDP</w:t>
-      </w:r>
-      <w:r>
-        <w:rPr>
-          <w:rFonts w:hint="eastAsia"/>
-        </w:rPr>
-        <w:t>）在不同主机间进行，速度受网络带宽和延迟限制（毫秒到秒级）。</w:t>
-      </w:r>
-    </w:p>
-    <w:p>
-      <w:pPr>
-        <w:ind w:firstLine="420"/>
-        <w:rPr>
-          <w:rFonts w:hint="eastAsia"/>
-        </w:rPr>
-      </w:pPr>
-      <w:r>
-        <w:rPr>
-          <w:rFonts w:hint="eastAsia"/>
-        </w:rPr>
-        <w:t>例：</w:t>
-      </w:r>
-      <w:r>
-        <w:rPr>
-          <w:rFonts w:hint="eastAsia"/>
-        </w:rPr>
-        <w:t xml:space="preserve">Socket </w:t>
-      </w:r>
-      <w:r>
-        <w:rPr>
-          <w:rFonts w:hint="eastAsia"/>
-        </w:rPr>
-        <w:t>发送</w:t>
+        <w:t>接收数据、</w:t>
+      </w:r>
+      <w:r>
+        <w:rPr>
+          <w:rFonts w:hint="eastAsia"/>
+        </w:rPr>
+        <w:t xml:space="preserve">HTTP </w:t>
+      </w:r>
+      <w:r>
+        <w:rPr>
+          <w:rFonts w:hint="eastAsia"/>
+        </w:rPr>
+        <w:t>请求</w:t>
       </w:r>
       <w:r>
         <w:rPr>
@@ -4834,30 +4291,6 @@
         <w:rPr>
           <w:rFonts w:hint="eastAsia"/>
         </w:rPr>
-        <w:t>接收数据、</w:t>
-      </w:r>
-      <w:r>
-        <w:rPr>
-          <w:rFonts w:hint="eastAsia"/>
-        </w:rPr>
-        <w:t xml:space="preserve">HTTP </w:t>
-      </w:r>
-      <w:r>
-        <w:rPr>
-          <w:rFonts w:hint="eastAsia"/>
-        </w:rPr>
-        <w:t>请求</w:t>
-      </w:r>
-      <w:r>
-        <w:rPr>
-          <w:rFonts w:hint="eastAsia"/>
-        </w:rPr>
-        <w:t xml:space="preserve"> / </w:t>
-      </w:r>
-      <w:r>
-        <w:rPr>
-          <w:rFonts w:hint="eastAsia"/>
-        </w:rPr>
         <w:t>响应、分布式存储读写。</w:t>
       </w:r>
     </w:p>
@@ -4869,9 +4302,6 @@
     <w:p>
       <w:pPr>
         <w:ind w:firstLine="420"/>
-        <w:rPr>
-          <w:rFonts w:hint="eastAsia"/>
-        </w:rPr>
       </w:pPr>
       <w:r>
         <w:rPr>
@@ -4980,11 +4410,6 @@
       </w:r>
     </w:p>
     <w:p>
-      <w:pPr>
-        <w:rPr>
-          <w:rFonts w:hint="eastAsia"/>
-        </w:rPr>
-      </w:pPr>
       <w:r>
         <w:tab/>
       </w:r>
@@ -4998,9 +4423,6 @@
     <w:p>
       <w:pPr>
         <w:ind w:firstLine="420"/>
-        <w:rPr>
-          <w:rFonts w:hint="eastAsia"/>
-        </w:rPr>
       </w:pPr>
       <w:r>
         <w:rPr>
@@ -5057,9 +4479,6 @@
     <w:p>
       <w:pPr>
         <w:ind w:firstLine="420"/>
-        <w:rPr>
-          <w:rFonts w:hint="eastAsia"/>
-        </w:rPr>
       </w:pPr>
       <w:r>
         <w:rPr>
@@ -5083,9 +4502,6 @@
     <w:p>
       <w:pPr>
         <w:ind w:firstLine="420"/>
-        <w:rPr>
-          <w:rFonts w:hint="eastAsia"/>
-        </w:rPr>
       </w:pPr>
       <w:r>
         <w:t xml:space="preserve">- </w:t>
@@ -5148,9 +4564,6 @@
     <w:p>
       <w:pPr>
         <w:ind w:firstLine="420"/>
-        <w:rPr>
-          <w:rFonts w:hint="eastAsia"/>
-        </w:rPr>
       </w:pPr>
       <w:r>
         <w:rPr>
@@ -5158,137 +4571,289 @@
         </w:rPr>
         <w:t>例：</w:t>
       </w:r>
-      <w:proofErr w:type="spellStart"/>
-      <w:r>
-        <w:rPr>
-          <w:rFonts w:hint="eastAsia"/>
-        </w:rPr>
-        <w:t>fread</w:t>
-      </w:r>
-      <w:proofErr w:type="spellEnd"/>
-      <w:r>
-        <w:rPr>
-          <w:rFonts w:hint="eastAsia"/>
-        </w:rPr>
+      <w:r>
+        <w:rPr>
+          <w:rFonts w:hint="eastAsia"/>
+        </w:rPr>
+        <w:t>fread/fwrite</w:t>
+      </w:r>
+      <w:r>
+        <w:rPr>
+          <w:rFonts w:hint="eastAsia"/>
+        </w:rPr>
+        <w:t>函数，通过用户态缓冲区（流缓存）和内核缓冲区减少系统调用次数。</w:t>
+      </w:r>
+    </w:p>
+    <w:p>
+      <w:pPr>
+        <w:ind w:firstLine="420"/>
+      </w:pPr>
+      <w:r>
+        <w:t xml:space="preserve">- </w:t>
+      </w:r>
+      <w:r>
+        <w:rPr>
+          <w:rFonts w:hint="eastAsia"/>
+        </w:rPr>
+        <w:t>mmap</w:t>
+      </w:r>
+      <w:r>
+        <w:rPr>
+          <w:rFonts w:hint="eastAsia"/>
+        </w:rPr>
+        <w:t>（内存映射</w:t>
+      </w:r>
+      <w:r>
+        <w:rPr>
+          <w:rFonts w:hint="eastAsia"/>
+        </w:rPr>
+        <w:t xml:space="preserve"> IO</w:t>
+      </w:r>
+      <w:r>
+        <w:rPr>
+          <w:rFonts w:hint="eastAsia"/>
+        </w:rPr>
+        <w:t>）：通过</w:t>
+      </w:r>
+      <w:r>
+        <w:rPr>
+          <w:rFonts w:hint="eastAsia"/>
+        </w:rPr>
+        <w:t>mmap</w:t>
+      </w:r>
+      <w:r>
+        <w:rPr>
+          <w:rFonts w:hint="eastAsia"/>
+        </w:rPr>
+        <w:t>系统调用将文件内容映射到进程的虚拟地址空间，用户进程可直接通过内存指针读写文件，无需显式</w:t>
+      </w:r>
+      <w:r>
+        <w:rPr>
+          <w:rFonts w:hint="eastAsia"/>
+        </w:rPr>
+        <w:t>read/write</w:t>
+      </w:r>
+      <w:r>
+        <w:rPr>
+          <w:rFonts w:hint="eastAsia"/>
+        </w:rPr>
+        <w:t>，数据传输由内核自动完成（缺页中断时加载）。</w:t>
+      </w:r>
+    </w:p>
+    <w:p>
+      <w:pPr>
+        <w:ind w:firstLine="420"/>
+      </w:pPr>
+      <w:r>
+        <w:rPr>
+          <w:rFonts w:hint="eastAsia"/>
+        </w:rPr>
+        <w:t>例：大文件编辑（如</w:t>
+      </w:r>
+      <w:r>
+        <w:rPr>
+          <w:rFonts w:hint="eastAsia"/>
+        </w:rPr>
+        <w:t>vim</w:t>
+      </w:r>
+      <w:r>
+        <w:rPr>
+          <w:rFonts w:hint="eastAsia"/>
+        </w:rPr>
+        <w:t>）、共享内存通信（映射同一块文件）。</w:t>
+      </w:r>
+    </w:p>
+    <w:p/>
+    <w:p>
+      <w:pPr>
+        <w:ind w:firstLine="420"/>
+      </w:pPr>
+      <w:r>
+        <w:rPr>
+          <w:rFonts w:hint="eastAsia"/>
+        </w:rPr>
+        <w:t>核心：区分数据是否经过内核缓冲区、是否通过内存映射简化</w:t>
+      </w:r>
+      <w:r>
+        <w:rPr>
+          <w:rFonts w:hint="eastAsia"/>
+        </w:rPr>
+        <w:t xml:space="preserve"> IO </w:t>
+      </w:r>
+      <w:r>
+        <w:rPr>
+          <w:rFonts w:hint="eastAsia"/>
+        </w:rPr>
+        <w:t>操作，影响</w:t>
+      </w:r>
+      <w:r>
+        <w:rPr>
+          <w:rFonts w:hint="eastAsia"/>
+        </w:rPr>
+        <w:t xml:space="preserve"> IO </w:t>
+      </w:r>
+      <w:r>
+        <w:rPr>
+          <w:rFonts w:hint="eastAsia"/>
+        </w:rPr>
+        <w:t>的效率和编程模型。</w:t>
+      </w:r>
+    </w:p>
+    <w:p>
+      <w:pPr>
+        <w:pStyle w:val="3"/>
+      </w:pPr>
+      <w:r>
+        <w:rPr>
+          <w:rFonts w:hint="eastAsia"/>
+        </w:rPr>
+        <w:t>直接</w:t>
+      </w:r>
+      <w:r>
+        <w:rPr>
+          <w:rFonts w:hint="eastAsia"/>
+        </w:rPr>
+        <w:t>IO</w:t>
+      </w:r>
+      <w:r>
         <w:t>/</w:t>
       </w:r>
-      <w:proofErr w:type="spellStart"/>
-      <w:r>
-        <w:rPr>
-          <w:rFonts w:hint="eastAsia"/>
-        </w:rPr>
-        <w:t>fwrite</w:t>
-      </w:r>
-      <w:proofErr w:type="spellEnd"/>
-      <w:r>
-        <w:rPr>
-          <w:rFonts w:hint="eastAsia"/>
-        </w:rPr>
-        <w:t>函数，通过用户态缓冲区（流缓存）和内核缓冲区减少系统调用次数。</w:t>
-      </w:r>
-    </w:p>
-    <w:p>
-      <w:pPr>
-        <w:ind w:firstLine="420"/>
-        <w:rPr>
-          <w:rFonts w:hint="eastAsia"/>
-        </w:rPr>
-      </w:pPr>
-      <w:r>
-        <w:t xml:space="preserve">- </w:t>
-      </w:r>
-      <w:proofErr w:type="spellStart"/>
-      <w:r>
-        <w:rPr>
-          <w:rFonts w:hint="eastAsia"/>
-        </w:rPr>
-        <w:t>mmap</w:t>
-      </w:r>
-      <w:proofErr w:type="spellEnd"/>
-      <w:r>
-        <w:rPr>
-          <w:rFonts w:hint="eastAsia"/>
-        </w:rPr>
-        <w:t>（内存映射</w:t>
-      </w:r>
-      <w:r>
-        <w:rPr>
-          <w:rFonts w:hint="eastAsia"/>
-        </w:rPr>
-        <w:t xml:space="preserve"> IO</w:t>
-      </w:r>
-      <w:r>
-        <w:rPr>
-          <w:rFonts w:hint="eastAsia"/>
-        </w:rPr>
-        <w:t>）：通过</w:t>
-      </w:r>
-      <w:proofErr w:type="spellStart"/>
-      <w:r>
-        <w:rPr>
-          <w:rFonts w:hint="eastAsia"/>
-        </w:rPr>
-        <w:t>mmap</w:t>
-      </w:r>
-      <w:proofErr w:type="spellEnd"/>
-      <w:r>
-        <w:rPr>
-          <w:rFonts w:hint="eastAsia"/>
-        </w:rPr>
-        <w:t>系统调用将文件内容映射到进程的虚拟地址空间，用户进程可直接通过内存指针读写文件，无需显式</w:t>
-      </w:r>
-      <w:r>
-        <w:rPr>
-          <w:rFonts w:hint="eastAsia"/>
-        </w:rPr>
-        <w:t>read/write</w:t>
-      </w:r>
-      <w:r>
-        <w:rPr>
-          <w:rFonts w:hint="eastAsia"/>
-        </w:rPr>
-        <w:t>，数据传输由内核自动完成（缺页中断时加载）。</w:t>
-      </w:r>
-    </w:p>
-    <w:p>
-      <w:pPr>
-        <w:ind w:firstLine="420"/>
-        <w:rPr>
-          <w:rFonts w:hint="eastAsia"/>
-        </w:rPr>
-      </w:pPr>
-      <w:r>
-        <w:rPr>
-          <w:rFonts w:hint="eastAsia"/>
-        </w:rPr>
-        <w:t>例：大文件编辑（如</w:t>
-      </w:r>
-      <w:r>
-        <w:rPr>
-          <w:rFonts w:hint="eastAsia"/>
-        </w:rPr>
-        <w:t>vim</w:t>
-      </w:r>
-      <w:r>
-        <w:rPr>
-          <w:rFonts w:hint="eastAsia"/>
-        </w:rPr>
-        <w:t>）、共享内存通信（映射同一块文件）。</w:t>
-      </w:r>
-    </w:p>
-    <w:p/>
-    <w:p>
-      <w:pPr>
-        <w:ind w:firstLine="420"/>
-        <w:rPr>
-          <w:rFonts w:hint="eastAsia"/>
-        </w:rPr>
-      </w:pPr>
-      <w:r>
-        <w:rPr>
-          <w:rFonts w:hint="eastAsia"/>
-        </w:rPr>
-        <w:t>核心：区分数据是否经过内核缓冲区、是否通过内存映射简化</w:t>
+      <w:r>
+        <w:rPr>
+          <w:rFonts w:hint="eastAsia"/>
+        </w:rPr>
+        <w:t>文件</w:t>
+      </w:r>
+      <w:r>
+        <w:rPr>
+          <w:rFonts w:hint="eastAsia"/>
+        </w:rPr>
+        <w:t>IO</w:t>
+      </w:r>
+      <w:r>
+        <w:t>/</w:t>
+      </w:r>
+      <w:r>
+        <w:rPr>
+          <w:rFonts w:hint="eastAsia"/>
+        </w:rPr>
+        <w:t>低级</w:t>
+      </w:r>
+      <w:r>
+        <w:rPr>
+          <w:rFonts w:hint="eastAsia"/>
+        </w:rPr>
+        <w:t>IO</w:t>
+      </w:r>
+    </w:p>
+    <w:p>
+      <w:pPr>
+        <w:pStyle w:val="3"/>
+      </w:pPr>
+      <w:r>
+        <w:rPr>
+          <w:rFonts w:hint="eastAsia"/>
+        </w:rPr>
+        <w:t>标准</w:t>
+      </w:r>
+      <w:r>
+        <w:rPr>
+          <w:rFonts w:hint="eastAsia"/>
+        </w:rPr>
+        <w:t>IO/</w:t>
+      </w:r>
+      <w:r>
+        <w:rPr>
+          <w:rFonts w:hint="eastAsia"/>
+        </w:rPr>
+        <w:t>缓存</w:t>
+      </w:r>
+      <w:r>
+        <w:rPr>
+          <w:rFonts w:hint="eastAsia"/>
+        </w:rPr>
+        <w:t>IO</w:t>
+      </w:r>
+      <w:r>
+        <w:rPr>
+          <w:rFonts w:hint="eastAsia"/>
+        </w:rPr>
+        <w:t>/</w:t>
+      </w:r>
+      <w:r>
+        <w:rPr>
+          <w:rFonts w:hint="eastAsia"/>
+        </w:rPr>
+        <w:t>高级</w:t>
+      </w:r>
+      <w:r>
+        <w:rPr>
+          <w:rFonts w:hint="eastAsia"/>
+        </w:rPr>
+        <w:t>IO</w:t>
+      </w:r>
+    </w:p>
+    <w:p>
+      <w:pPr>
+        <w:pStyle w:val="3"/>
+      </w:pPr>
+      <w:r>
+        <w:rPr>
+          <w:rFonts w:hint="eastAsia"/>
+        </w:rPr>
+        <w:t>m</w:t>
+      </w:r>
+      <w:r>
+        <w:rPr>
+          <w:rFonts w:hint="eastAsia"/>
+        </w:rPr>
+        <w:t>map</w:t>
+      </w:r>
+    </w:p>
+    <w:p>
+      <w:pPr>
+        <w:pStyle w:val="2"/>
+      </w:pPr>
+      <w:r>
+        <w:rPr>
+          <w:rFonts w:hint="eastAsia"/>
+        </w:rPr>
+        <w:t>按照</w:t>
+      </w:r>
+      <w:r>
+        <w:rPr>
+          <w:rFonts w:hint="eastAsia"/>
+        </w:rPr>
+        <w:t xml:space="preserve">IO </w:t>
+      </w:r>
+      <w:r>
+        <w:rPr>
+          <w:rFonts w:hint="eastAsia"/>
+        </w:rPr>
+        <w:t>操作的阻塞行为</w:t>
+      </w:r>
+      <w:r>
+        <w:rPr>
+          <w:rFonts w:hint="eastAsia"/>
+        </w:rPr>
+        <w:t>/</w:t>
+      </w:r>
+      <w:r>
+        <w:rPr>
+          <w:rFonts w:hint="eastAsia"/>
+        </w:rPr>
+        <w:t>通知机制划分</w:t>
+      </w:r>
+    </w:p>
+    <w:p>
+      <w:pPr>
+        <w:ind w:firstLine="420"/>
+      </w:pPr>
+      <w:r>
+        <w:rPr>
+          <w:rFonts w:hint="eastAsia"/>
+        </w:rPr>
+        <w:t>这是根据进程在等待</w:t>
       </w:r>
       <w:r>
         <w:rPr>
@@ -5300,7 +4865,19 @@
         <w:rPr>
           <w:rFonts w:hint="eastAsia"/>
         </w:rPr>
-        <w:t>操作，影响</w:t>
+        <w:t>完成时的状态（是否阻塞）及</w:t>
+      </w:r>
+      <w:r>
+        <w:rPr>
+          <w:rFonts w:hint="eastAsia"/>
+        </w:rPr>
+        <w:t xml:space="preserve">IO </w:t>
+      </w:r>
+      <w:r>
+        <w:rPr>
+          <w:rFonts w:hint="eastAsia"/>
+        </w:rPr>
+        <w:t>就绪的通知方式分类，是网络编程中最核心的</w:t>
       </w:r>
       <w:r>
         <w:rPr>
@@ -5312,198 +4889,12 @@
         <w:rPr>
           <w:rFonts w:hint="eastAsia"/>
         </w:rPr>
-        <w:t>的效率和编程模型。</w:t>
-      </w:r>
-    </w:p>
-    <w:p>
-      <w:pPr>
-        <w:pStyle w:val="3"/>
-        <w:rPr>
-          <w:rFonts w:hint="eastAsia"/>
-        </w:rPr>
-      </w:pPr>
-      <w:r>
-        <w:rPr>
-          <w:rFonts w:hint="eastAsia"/>
-        </w:rPr>
-        <w:t>直接</w:t>
-      </w:r>
-      <w:r>
-        <w:rPr>
-          <w:rFonts w:hint="eastAsia"/>
-        </w:rPr>
-        <w:t>IO</w:t>
-      </w:r>
-      <w:r>
-        <w:t>/</w:t>
-      </w:r>
-      <w:r>
-        <w:rPr>
-          <w:rFonts w:hint="eastAsia"/>
-        </w:rPr>
-        <w:t>文件</w:t>
-      </w:r>
-      <w:r>
-        <w:rPr>
-          <w:rFonts w:hint="eastAsia"/>
-        </w:rPr>
-        <w:t>IO</w:t>
-      </w:r>
-      <w:r>
-        <w:t>/</w:t>
-      </w:r>
-      <w:r>
-        <w:rPr>
-          <w:rFonts w:hint="eastAsia"/>
-        </w:rPr>
-        <w:t>低级</w:t>
-      </w:r>
-      <w:r>
-        <w:rPr>
-          <w:rFonts w:hint="eastAsia"/>
-        </w:rPr>
-        <w:t>IO</w:t>
-      </w:r>
-    </w:p>
-    <w:p>
-      <w:pPr>
-        <w:pStyle w:val="3"/>
-      </w:pPr>
-      <w:r>
-        <w:rPr>
-          <w:rFonts w:hint="eastAsia"/>
-        </w:rPr>
-        <w:t>标准</w:t>
-      </w:r>
-      <w:r>
-        <w:rPr>
-          <w:rFonts w:hint="eastAsia"/>
-        </w:rPr>
-        <w:t>IO/</w:t>
-      </w:r>
-      <w:r>
-        <w:rPr>
-          <w:rFonts w:hint="eastAsia"/>
-        </w:rPr>
-        <w:t>缓存</w:t>
-      </w:r>
-      <w:r>
-        <w:rPr>
-          <w:rFonts w:hint="eastAsia"/>
-        </w:rPr>
-        <w:t>IO</w:t>
-      </w:r>
-    </w:p>
-    <w:p>
-      <w:pPr>
-        <w:pStyle w:val="3"/>
-      </w:pPr>
-      <w:proofErr w:type="spellStart"/>
-      <w:r>
-        <w:t>M</w:t>
-      </w:r>
-      <w:r>
-        <w:rPr>
-          <w:rFonts w:hint="eastAsia"/>
-        </w:rPr>
-        <w:t>map</w:t>
-      </w:r>
-      <w:proofErr w:type="spellEnd"/>
-    </w:p>
-    <w:p>
-      <w:pPr>
-        <w:pStyle w:val="2"/>
-        <w:rPr>
-          <w:rFonts w:hint="eastAsia"/>
-        </w:rPr>
-      </w:pPr>
-      <w:r>
-        <w:rPr>
-          <w:rFonts w:hint="eastAsia"/>
-        </w:rPr>
-        <w:t>按照</w:t>
-      </w:r>
-      <w:r>
-        <w:rPr>
-          <w:rFonts w:hint="eastAsia"/>
-        </w:rPr>
-        <w:t xml:space="preserve">IO </w:t>
-      </w:r>
-      <w:r>
-        <w:rPr>
-          <w:rFonts w:hint="eastAsia"/>
-        </w:rPr>
-        <w:t>操作的阻塞行为</w:t>
-      </w:r>
-      <w:r>
-        <w:rPr>
-          <w:rFonts w:hint="eastAsia"/>
-        </w:rPr>
-        <w:t>/</w:t>
-      </w:r>
-      <w:r>
-        <w:rPr>
-          <w:rFonts w:hint="eastAsia"/>
-        </w:rPr>
-        <w:t>通知机制划分</w:t>
-      </w:r>
-    </w:p>
-    <w:p>
-      <w:pPr>
-        <w:ind w:firstLine="420"/>
-        <w:rPr>
-          <w:rFonts w:hint="eastAsia"/>
-        </w:rPr>
-      </w:pPr>
-      <w:r>
-        <w:rPr>
-          <w:rFonts w:hint="eastAsia"/>
-        </w:rPr>
-        <w:t>这是根据进程在等待</w:t>
-      </w:r>
-      <w:r>
-        <w:rPr>
-          <w:rFonts w:hint="eastAsia"/>
-        </w:rPr>
-        <w:t xml:space="preserve"> IO </w:t>
-      </w:r>
-      <w:r>
-        <w:rPr>
-          <w:rFonts w:hint="eastAsia"/>
-        </w:rPr>
-        <w:t>完成时的状态（是否阻塞）及</w:t>
-      </w:r>
-      <w:r>
-        <w:rPr>
-          <w:rFonts w:hint="eastAsia"/>
-        </w:rPr>
-        <w:t xml:space="preserve">IO </w:t>
-      </w:r>
-      <w:r>
-        <w:rPr>
-          <w:rFonts w:hint="eastAsia"/>
-        </w:rPr>
-        <w:t>就绪的通知方式分类，是网络编程中最核心的</w:t>
-      </w:r>
-      <w:r>
-        <w:rPr>
-          <w:rFonts w:hint="eastAsia"/>
-        </w:rPr>
-        <w:t xml:space="preserve"> IO </w:t>
-      </w:r>
-      <w:r>
-        <w:rPr>
-          <w:rFonts w:hint="eastAsia"/>
-        </w:rPr>
         <w:t>模型分类：</w:t>
       </w:r>
     </w:p>
     <w:p>
       <w:pPr>
         <w:ind w:firstLine="420"/>
-        <w:rPr>
-          <w:rFonts w:hint="eastAsia"/>
-        </w:rPr>
       </w:pPr>
       <w:r>
         <w:rPr>
@@ -5573,9 +4964,6 @@
     <w:p>
       <w:pPr>
         <w:ind w:firstLine="420"/>
-        <w:rPr>
-          <w:rFonts w:hint="eastAsia"/>
-        </w:rPr>
       </w:pPr>
       <w:r>
         <w:rPr>
@@ -5587,16 +4975,8 @@
         <w:rPr>
           <w:rFonts w:hint="eastAsia"/>
         </w:rPr>
-        <w:t>read/</w:t>
-      </w:r>
-      <w:proofErr w:type="spellStart"/>
-      <w:r>
-        <w:rPr>
-          <w:rFonts w:hint="eastAsia"/>
-        </w:rPr>
-        <w:t>recv</w:t>
-      </w:r>
-      <w:proofErr w:type="spellEnd"/>
+        <w:t>read/recv</w:t>
+      </w:r>
       <w:r>
         <w:rPr>
           <w:rFonts w:hint="eastAsia"/>
@@ -5607,9 +4987,6 @@
     <w:p>
       <w:pPr>
         <w:ind w:firstLine="420"/>
-        <w:rPr>
-          <w:rFonts w:hint="eastAsia"/>
-        </w:rPr>
       </w:pPr>
       <w:r>
         <w:t xml:space="preserve">- </w:t>
@@ -5684,9 +5061,6 @@
     <w:p>
       <w:pPr>
         <w:ind w:firstLine="420"/>
-        <w:rPr>
-          <w:rFonts w:hint="eastAsia"/>
-        </w:rPr>
       </w:pPr>
       <w:r>
         <w:rPr>
@@ -5694,14 +5068,12 @@
         </w:rPr>
         <w:t>例：用</w:t>
       </w:r>
-      <w:proofErr w:type="spellStart"/>
       <w:r>
         <w:rPr>
           <w:rFonts w:hint="eastAsia"/>
         </w:rPr>
         <w:t>fcntl</w:t>
       </w:r>
-      <w:proofErr w:type="spellEnd"/>
       <w:r>
         <w:rPr>
           <w:rFonts w:hint="eastAsia"/>
@@ -5736,9 +5108,6 @@
     <w:p>
       <w:pPr>
         <w:ind w:firstLine="420"/>
-        <w:rPr>
-          <w:rFonts w:hint="eastAsia"/>
-        </w:rPr>
       </w:pPr>
       <w:r>
         <w:t xml:space="preserve">- </w:t>
@@ -5771,21 +5140,152 @@
         <w:rPr>
           <w:rFonts w:hint="eastAsia"/>
         </w:rPr>
-        <w:t>select/poll/</w:t>
-      </w:r>
-      <w:proofErr w:type="spellStart"/>
+        <w:t>select/poll/epoll</w:t>
+      </w:r>
+      <w:r>
+        <w:rPr>
+          <w:rFonts w:hint="eastAsia"/>
+        </w:rPr>
+        <w:t>等系统调用同时监控多个</w:t>
+      </w:r>
+      <w:r>
+        <w:rPr>
+          <w:rFonts w:hint="eastAsia"/>
+        </w:rPr>
+        <w:t xml:space="preserve"> IO </w:t>
+      </w:r>
+      <w:r>
+        <w:rPr>
+          <w:rFonts w:hint="eastAsia"/>
+        </w:rPr>
+        <w:t>对象，当某个</w:t>
+      </w:r>
+      <w:r>
+        <w:rPr>
+          <w:rFonts w:hint="eastAsia"/>
+        </w:rPr>
+        <w:t xml:space="preserve"> IO </w:t>
+      </w:r>
+      <w:r>
+        <w:rPr>
+          <w:rFonts w:hint="eastAsia"/>
+        </w:rPr>
+        <w:t>就绪时通知进程处理，进程可阻塞在复用调用上，但能同时管理多个</w:t>
+      </w:r>
+      <w:r>
+        <w:rPr>
+          <w:rFonts w:hint="eastAsia"/>
+        </w:rPr>
+        <w:t xml:space="preserve"> IO</w:t>
+      </w:r>
+      <w:r>
+        <w:rPr>
+          <w:rFonts w:hint="eastAsia"/>
+        </w:rPr>
+        <w:t>，避免多线程开销。</w:t>
+      </w:r>
+    </w:p>
+    <w:p>
+      <w:pPr>
+        <w:ind w:firstLine="420"/>
+      </w:pPr>
+      <w:r>
+        <w:rPr>
+          <w:rFonts w:hint="eastAsia"/>
+        </w:rPr>
+        <w:t>例：</w:t>
+      </w:r>
+      <w:r>
+        <w:rPr>
+          <w:rFonts w:hint="eastAsia"/>
+        </w:rPr>
+        <w:t xml:space="preserve">Web </w:t>
+      </w:r>
+      <w:r>
+        <w:rPr>
+          <w:rFonts w:hint="eastAsia"/>
+        </w:rPr>
+        <w:t>服务器用</w:t>
+      </w:r>
       <w:r>
         <w:rPr>
           <w:rFonts w:hint="eastAsia"/>
         </w:rPr>
         <w:t>epoll</w:t>
       </w:r>
-      <w:proofErr w:type="spellEnd"/>
-      <w:r>
-        <w:rPr>
-          <w:rFonts w:hint="eastAsia"/>
-        </w:rPr>
-        <w:t>等系统调用同时监控多个</w:t>
+      <w:r>
+        <w:rPr>
+          <w:rFonts w:hint="eastAsia"/>
+        </w:rPr>
+        <w:t>监控上万个客户端</w:t>
+      </w:r>
+      <w:r>
+        <w:rPr>
+          <w:rFonts w:hint="eastAsia"/>
+        </w:rPr>
+        <w:t xml:space="preserve"> Socket</w:t>
+      </w:r>
+      <w:r>
+        <w:rPr>
+          <w:rFonts w:hint="eastAsia"/>
+        </w:rPr>
+        <w:t>，有数据时才处理。</w:t>
+      </w:r>
+    </w:p>
+    <w:p>
+      <w:pPr>
+        <w:ind w:firstLine="420"/>
+      </w:pPr>
+      <w:r>
+        <w:rPr>
+          <w:rFonts w:hint="eastAsia"/>
+        </w:rPr>
+        <w:t>-</w:t>
+      </w:r>
+      <w:r>
+        <w:t xml:space="preserve"> </w:t>
+      </w:r>
+      <w:r>
+        <w:rPr>
+          <w:rFonts w:hint="eastAsia"/>
+        </w:rPr>
+        <w:t>信号驱动</w:t>
+      </w:r>
+      <w:r>
+        <w:rPr>
+          <w:rFonts w:hint="eastAsia"/>
+        </w:rPr>
+        <w:t xml:space="preserve"> IO</w:t>
+      </w:r>
+      <w:r>
+        <w:rPr>
+          <w:rFonts w:hint="eastAsia"/>
+        </w:rPr>
+        <w:t>（</w:t>
+      </w:r>
+      <w:r>
+        <w:rPr>
+          <w:rFonts w:hint="eastAsia"/>
+        </w:rPr>
+        <w:t>Signal-driven IO</w:t>
+      </w:r>
+      <w:r>
+        <w:rPr>
+          <w:rFonts w:hint="eastAsia"/>
+        </w:rPr>
+        <w:t>）：进程通过</w:t>
+      </w:r>
+      <w:r>
+        <w:rPr>
+          <w:rFonts w:hint="eastAsia"/>
+        </w:rPr>
+        <w:t>sigaction</w:t>
+      </w:r>
+      <w:r>
+        <w:rPr>
+          <w:rFonts w:hint="eastAsia"/>
+        </w:rPr>
+        <w:t>注册信号处理函数，发起</w:t>
       </w:r>
       <w:r>
         <w:rPr>
@@ -5797,7 +5297,7 @@
         <w:rPr>
           <w:rFonts w:hint="eastAsia"/>
         </w:rPr>
-        <w:t>对象，当某个</w:t>
+        <w:t>操作后立即返回（不阻塞），当</w:t>
       </w:r>
       <w:r>
         <w:rPr>
@@ -5809,7 +5309,50 @@
         <w:rPr>
           <w:rFonts w:hint="eastAsia"/>
         </w:rPr>
-        <w:t>就绪时通知进程处理，进程可阻塞在复用调用上，但能同时管理多个</w:t>
+        <w:t>就绪时，内核通过信号（如</w:t>
+      </w:r>
+      <w:r>
+        <w:rPr>
+          <w:rFonts w:hint="eastAsia"/>
+        </w:rPr>
+        <w:t>SIGIO</w:t>
+      </w:r>
+      <w:r>
+        <w:rPr>
+          <w:rFonts w:hint="eastAsia"/>
+        </w:rPr>
+        <w:t>）通知进程，进程在信号处理函数中完成数据读写。</w:t>
+      </w:r>
+    </w:p>
+    <w:p>
+      <w:pPr>
+        <w:ind w:firstLine="420"/>
+      </w:pPr>
+      <w:r>
+        <w:rPr>
+          <w:rFonts w:hint="eastAsia"/>
+        </w:rPr>
+        <w:t>例：监控串口数据，就绪时通过信号触发处理。</w:t>
+      </w:r>
+    </w:p>
+    <w:p>
+      <w:pPr>
+        <w:ind w:firstLine="420"/>
+      </w:pPr>
+      <w:r>
+        <w:rPr>
+          <w:rFonts w:hint="eastAsia"/>
+        </w:rPr>
+        <w:t>-</w:t>
+      </w:r>
+      <w:r>
+        <w:t xml:space="preserve"> </w:t>
+      </w:r>
+      <w:r>
+        <w:rPr>
+          <w:rFonts w:hint="eastAsia"/>
+        </w:rPr>
+        <w:t>异步</w:t>
       </w:r>
       <w:r>
         <w:rPr>
@@ -5821,15 +5364,48 @@
         <w:rPr>
           <w:rFonts w:hint="eastAsia"/>
         </w:rPr>
-        <w:t>，避免多线程开销。</w:t>
-      </w:r>
-    </w:p>
-    <w:p>
-      <w:pPr>
-        <w:ind w:firstLine="420"/>
-        <w:rPr>
-          <w:rFonts w:hint="eastAsia"/>
-        </w:rPr>
+        <w:t>（</w:t>
+      </w:r>
+      <w:r>
+        <w:rPr>
+          <w:rFonts w:hint="eastAsia"/>
+        </w:rPr>
+        <w:t>Asynchronous IO</w:t>
+      </w:r>
+      <w:r>
+        <w:rPr>
+          <w:rFonts w:hint="eastAsia"/>
+        </w:rPr>
+        <w:t>）：进程发起</w:t>
+      </w:r>
+      <w:r>
+        <w:rPr>
+          <w:rFonts w:hint="eastAsia"/>
+        </w:rPr>
+        <w:t xml:space="preserve"> IO </w:t>
+      </w:r>
+      <w:r>
+        <w:rPr>
+          <w:rFonts w:hint="eastAsia"/>
+        </w:rPr>
+        <w:t>操作后立即返回（不阻塞），内核全程处理</w:t>
+      </w:r>
+      <w:r>
+        <w:rPr>
+          <w:rFonts w:hint="eastAsia"/>
+        </w:rPr>
+        <w:t xml:space="preserve"> IO</w:t>
+      </w:r>
+      <w:r>
+        <w:rPr>
+          <w:rFonts w:hint="eastAsia"/>
+        </w:rPr>
+        <w:t>（包括数据拷贝），完成后通过回调或信号通知进程，进程无需参与中间过程。</w:t>
+      </w:r>
+    </w:p>
+    <w:p>
+      <w:pPr>
+        <w:ind w:firstLine="420"/>
       </w:pPr>
       <w:r>
         <w:rPr>
@@ -5841,240 +5417,6 @@
         <w:rPr>
           <w:rFonts w:hint="eastAsia"/>
         </w:rPr>
-        <w:t xml:space="preserve">Web </w:t>
-      </w:r>
-      <w:r>
-        <w:rPr>
-          <w:rFonts w:hint="eastAsia"/>
-        </w:rPr>
-        <w:t>服务器用</w:t>
-      </w:r>
-      <w:proofErr w:type="spellStart"/>
-      <w:r>
-        <w:rPr>
-          <w:rFonts w:hint="eastAsia"/>
-        </w:rPr>
-        <w:t>epoll</w:t>
-      </w:r>
-      <w:proofErr w:type="spellEnd"/>
-      <w:r>
-        <w:rPr>
-          <w:rFonts w:hint="eastAsia"/>
-        </w:rPr>
-        <w:t>监控上万个客户端</w:t>
-      </w:r>
-      <w:r>
-        <w:rPr>
-          <w:rFonts w:hint="eastAsia"/>
-        </w:rPr>
-        <w:t xml:space="preserve"> Socket</w:t>
-      </w:r>
-      <w:r>
-        <w:rPr>
-          <w:rFonts w:hint="eastAsia"/>
-        </w:rPr>
-        <w:t>，有数据时才处理。</w:t>
-      </w:r>
-    </w:p>
-    <w:p>
-      <w:pPr>
-        <w:ind w:firstLine="420"/>
-        <w:rPr>
-          <w:rFonts w:hint="eastAsia"/>
-        </w:rPr>
-      </w:pPr>
-      <w:r>
-        <w:rPr>
-          <w:rFonts w:hint="eastAsia"/>
-        </w:rPr>
-        <w:t>-</w:t>
-      </w:r>
-      <w:r>
-        <w:t xml:space="preserve"> </w:t>
-      </w:r>
-      <w:r>
-        <w:rPr>
-          <w:rFonts w:hint="eastAsia"/>
-        </w:rPr>
-        <w:t>信号驱动</w:t>
-      </w:r>
-      <w:r>
-        <w:rPr>
-          <w:rFonts w:hint="eastAsia"/>
-        </w:rPr>
-        <w:t xml:space="preserve"> IO</w:t>
-      </w:r>
-      <w:r>
-        <w:rPr>
-          <w:rFonts w:hint="eastAsia"/>
-        </w:rPr>
-        <w:t>（</w:t>
-      </w:r>
-      <w:r>
-        <w:rPr>
-          <w:rFonts w:hint="eastAsia"/>
-        </w:rPr>
-        <w:t>Signal-driven IO</w:t>
-      </w:r>
-      <w:r>
-        <w:rPr>
-          <w:rFonts w:hint="eastAsia"/>
-        </w:rPr>
-        <w:t>）：进程通过</w:t>
-      </w:r>
-      <w:proofErr w:type="spellStart"/>
-      <w:r>
-        <w:rPr>
-          <w:rFonts w:hint="eastAsia"/>
-        </w:rPr>
-        <w:t>sigaction</w:t>
-      </w:r>
-      <w:proofErr w:type="spellEnd"/>
-      <w:r>
-        <w:rPr>
-          <w:rFonts w:hint="eastAsia"/>
-        </w:rPr>
-        <w:t>注册信号处理函数，发起</w:t>
-      </w:r>
-      <w:r>
-        <w:rPr>
-          <w:rFonts w:hint="eastAsia"/>
-        </w:rPr>
-        <w:t xml:space="preserve"> IO </w:t>
-      </w:r>
-      <w:r>
-        <w:rPr>
-          <w:rFonts w:hint="eastAsia"/>
-        </w:rPr>
-        <w:t>操作后立即返回（不阻塞），当</w:t>
-      </w:r>
-      <w:r>
-        <w:rPr>
-          <w:rFonts w:hint="eastAsia"/>
-        </w:rPr>
-        <w:t xml:space="preserve"> IO </w:t>
-      </w:r>
-      <w:r>
-        <w:rPr>
-          <w:rFonts w:hint="eastAsia"/>
-        </w:rPr>
-        <w:t>就绪时，内核通过信号（如</w:t>
-      </w:r>
-      <w:r>
-        <w:rPr>
-          <w:rFonts w:hint="eastAsia"/>
-        </w:rPr>
-        <w:t>SIGIO</w:t>
-      </w:r>
-      <w:r>
-        <w:rPr>
-          <w:rFonts w:hint="eastAsia"/>
-        </w:rPr>
-        <w:t>）通知进程，进程在信号处理函数中完成数据读写。</w:t>
-      </w:r>
-    </w:p>
-    <w:p>
-      <w:pPr>
-        <w:ind w:firstLine="420"/>
-        <w:rPr>
-          <w:rFonts w:hint="eastAsia"/>
-        </w:rPr>
-      </w:pPr>
-      <w:r>
-        <w:rPr>
-          <w:rFonts w:hint="eastAsia"/>
-        </w:rPr>
-        <w:t>例：监控串口数据，就绪时通过信号触发处理。</w:t>
-      </w:r>
-    </w:p>
-    <w:p>
-      <w:pPr>
-        <w:ind w:firstLine="420"/>
-        <w:rPr>
-          <w:rFonts w:hint="eastAsia"/>
-        </w:rPr>
-      </w:pPr>
-      <w:r>
-        <w:rPr>
-          <w:rFonts w:hint="eastAsia"/>
-        </w:rPr>
-        <w:t>-</w:t>
-      </w:r>
-      <w:r>
-        <w:t xml:space="preserve"> </w:t>
-      </w:r>
-      <w:r>
-        <w:rPr>
-          <w:rFonts w:hint="eastAsia"/>
-        </w:rPr>
-        <w:t>异步</w:t>
-      </w:r>
-      <w:r>
-        <w:rPr>
-          <w:rFonts w:hint="eastAsia"/>
-        </w:rPr>
-        <w:t xml:space="preserve"> IO</w:t>
-      </w:r>
-      <w:r>
-        <w:rPr>
-          <w:rFonts w:hint="eastAsia"/>
-        </w:rPr>
-        <w:t>（</w:t>
-      </w:r>
-      <w:r>
-        <w:rPr>
-          <w:rFonts w:hint="eastAsia"/>
-        </w:rPr>
-        <w:t>Asynchronous IO</w:t>
-      </w:r>
-      <w:r>
-        <w:rPr>
-          <w:rFonts w:hint="eastAsia"/>
-        </w:rPr>
-        <w:t>）：进程发起</w:t>
-      </w:r>
-      <w:r>
-        <w:rPr>
-          <w:rFonts w:hint="eastAsia"/>
-        </w:rPr>
-        <w:t xml:space="preserve"> IO </w:t>
-      </w:r>
-      <w:r>
-        <w:rPr>
-          <w:rFonts w:hint="eastAsia"/>
-        </w:rPr>
-        <w:t>操作后立即返回（不阻塞），内核全程处理</w:t>
-      </w:r>
-      <w:r>
-        <w:rPr>
-          <w:rFonts w:hint="eastAsia"/>
-        </w:rPr>
-        <w:t xml:space="preserve"> IO</w:t>
-      </w:r>
-      <w:r>
-        <w:rPr>
-          <w:rFonts w:hint="eastAsia"/>
-        </w:rPr>
-        <w:t>（包括数据拷贝），完成后通过回调或信号通知进程，进程无需参与中间过程。</w:t>
-      </w:r>
-    </w:p>
-    <w:p>
-      <w:pPr>
-        <w:ind w:firstLine="420"/>
-        <w:rPr>
-          <w:rFonts w:hint="eastAsia"/>
-        </w:rPr>
-      </w:pPr>
-      <w:r>
-        <w:rPr>
-          <w:rFonts w:hint="eastAsia"/>
-        </w:rPr>
-        <w:t>例：</w:t>
-      </w:r>
-      <w:r>
-        <w:rPr>
-          <w:rFonts w:hint="eastAsia"/>
-        </w:rPr>
         <w:t xml:space="preserve">Linux </w:t>
       </w:r>
       <w:r>
@@ -6083,19 +5425,11 @@
         </w:rPr>
         <w:t>的</w:t>
       </w:r>
-      <w:proofErr w:type="spellStart"/>
-      <w:r>
-        <w:rPr>
-          <w:rFonts w:hint="eastAsia"/>
-        </w:rPr>
-        <w:t>aio</w:t>
-      </w:r>
-      <w:proofErr w:type="spellEnd"/>
-      <w:r>
-        <w:rPr>
-          <w:rFonts w:hint="eastAsia"/>
-        </w:rPr>
-        <w:t>_*</w:t>
+      <w:r>
+        <w:rPr>
+          <w:rFonts w:hint="eastAsia"/>
+        </w:rPr>
+        <w:t>aio_*</w:t>
       </w:r>
       <w:r>
         <w:rPr>
@@ -6314,9 +5648,6 @@
     <w:p>
       <w:pPr>
         <w:pStyle w:val="3"/>
-        <w:rPr>
-          <w:rFonts w:hint="eastAsia"/>
-        </w:rPr>
       </w:pPr>
       <w:r>
         <w:rPr>
@@ -6390,14 +5721,12 @@
       <w:pPr>
         <w:pStyle w:val="3"/>
       </w:pPr>
-      <w:proofErr w:type="spellStart"/>
       <w:r>
         <w:rPr>
           <w:rFonts w:hint="eastAsia"/>
         </w:rPr>
         <w:t>recv</w:t>
       </w:r>
-      <w:proofErr w:type="spellEnd"/>
     </w:p>
     <w:p>
       <w:pPr>
@@ -6409,14 +5738,12 @@
         </w:rPr>
         <w:t>使用</w:t>
       </w:r>
-      <w:proofErr w:type="spellStart"/>
       <w:r>
         <w:rPr>
           <w:rFonts w:hint="eastAsia"/>
         </w:rPr>
         <w:t>recv</w:t>
       </w:r>
-      <w:proofErr w:type="spellEnd"/>
       <w:r>
         <w:rPr>
           <w:rFonts w:hint="eastAsia"/>
@@ -6429,135 +5756,77 @@
         <w:ind w:firstLine="420"/>
       </w:pPr>
       <w:r>
-        <w:t>#include &lt;sys/</w:t>
-      </w:r>
-      <w:proofErr w:type="spellStart"/>
-      <w:r>
-        <w:t>socket.h</w:t>
-      </w:r>
-      <w:proofErr w:type="spellEnd"/>
-      <w:r>
-        <w:t>&gt;</w:t>
-      </w:r>
-    </w:p>
-    <w:p>
-      <w:pPr>
-        <w:ind w:firstLine="420"/>
-      </w:pPr>
-      <w:proofErr w:type="spellStart"/>
-      <w:r>
-        <w:t>ssize_t</w:t>
-      </w:r>
-      <w:proofErr w:type="spellEnd"/>
-      <w:r>
-        <w:t xml:space="preserve"> </w:t>
-      </w:r>
-      <w:proofErr w:type="spellStart"/>
-      <w:proofErr w:type="gramStart"/>
-      <w:r>
+        <w:t>#include &lt;sys/socket.h&gt;</w:t>
+      </w:r>
+    </w:p>
+    <w:p>
+      <w:pPr>
+        <w:ind w:firstLine="420"/>
+      </w:pPr>
+      <w:r>
+        <w:t>ssize_t recv(int fd,void* buf,size_t len,int flags);</w:t>
+      </w:r>
+    </w:p>
+    <w:p>
+      <w:r>
+        <w:tab/>
+      </w:r>
+      <w:r>
+        <w:rPr>
+          <w:rFonts w:hint="eastAsia"/>
+        </w:rPr>
+        <w:t>其中，</w:t>
+      </w:r>
+      <w:r>
+        <w:rPr>
+          <w:rFonts w:hint="eastAsia"/>
+        </w:rPr>
+        <w:t>buf</w:t>
+      </w:r>
+      <w:r>
+        <w:rPr>
+          <w:rFonts w:hint="eastAsia"/>
+        </w:rPr>
+        <w:t>是用户接收缓冲区的地址，</w:t>
+      </w:r>
+      <w:r>
+        <w:rPr>
+          <w:rFonts w:hint="eastAsia"/>
+        </w:rPr>
+        <w:t>len</w:t>
+      </w:r>
+      <w:r>
+        <w:rPr>
+          <w:rFonts w:hint="eastAsia"/>
+        </w:rPr>
+        <w:t>表示接收数据长度，</w:t>
+      </w:r>
+      <w:r>
+        <w:rPr>
+          <w:rFonts w:hint="eastAsia"/>
+          <w:color w:val="FF0000"/>
+        </w:rPr>
         <w:t>recv</w:t>
       </w:r>
-      <w:proofErr w:type="spellEnd"/>
-      <w:r>
-        <w:t>(</w:t>
-      </w:r>
-      <w:proofErr w:type="gramEnd"/>
-      <w:r>
-        <w:t xml:space="preserve">int </w:t>
-      </w:r>
-      <w:proofErr w:type="spellStart"/>
-      <w:r>
-        <w:t>fd,void</w:t>
-      </w:r>
-      <w:proofErr w:type="spellEnd"/>
-      <w:r>
-        <w:t xml:space="preserve">* </w:t>
-      </w:r>
-      <w:proofErr w:type="spellStart"/>
-      <w:r>
-        <w:t>buf,size_t</w:t>
-      </w:r>
-      <w:proofErr w:type="spellEnd"/>
-      <w:r>
-        <w:t xml:space="preserve"> </w:t>
-      </w:r>
-      <w:proofErr w:type="spellStart"/>
-      <w:r>
-        <w:t>len,int</w:t>
-      </w:r>
-      <w:proofErr w:type="spellEnd"/>
-      <w:r>
-        <w:t xml:space="preserve"> flags);</w:t>
-      </w:r>
-    </w:p>
-    <w:p>
-      <w:r>
-        <w:tab/>
-      </w:r>
-      <w:r>
-        <w:rPr>
-          <w:rFonts w:hint="eastAsia"/>
-        </w:rPr>
-        <w:t>其中，</w:t>
-      </w:r>
-      <w:proofErr w:type="spellStart"/>
-      <w:r>
-        <w:rPr>
-          <w:rFonts w:hint="eastAsia"/>
-        </w:rPr>
-        <w:t>buf</w:t>
-      </w:r>
-      <w:proofErr w:type="spellEnd"/>
-      <w:r>
-        <w:rPr>
-          <w:rFonts w:hint="eastAsia"/>
-        </w:rPr>
-        <w:t>是用户接收缓冲区的地址，</w:t>
-      </w:r>
-      <w:proofErr w:type="spellStart"/>
+      <w:r>
+        <w:rPr>
+          <w:rFonts w:hint="eastAsia"/>
+          <w:color w:val="FF0000"/>
+        </w:rPr>
+        <w:t>函数从内核的接收缓冲区中复制数据到用户指定的缓冲区中</w:t>
+      </w:r>
+      <w:r>
+        <w:rPr>
+          <w:rFonts w:hint="eastAsia"/>
+        </w:rPr>
+        <w:t>：当内核中的数据比指定的缓冲区小时，一般会复制内核缓冲区的所有数据到用户缓冲区，并返回数据的长度；当内核接收缓冲区的数据比用户指定的长度多时，会将用户指定</w:t>
+      </w:r>
       <w:r>
         <w:rPr>
           <w:rFonts w:hint="eastAsia"/>
         </w:rPr>
         <w:t>len</w:t>
       </w:r>
-      <w:proofErr w:type="spellEnd"/>
-      <w:r>
-        <w:rPr>
-          <w:rFonts w:hint="eastAsia"/>
-        </w:rPr>
-        <w:t>表示接收数据长度，</w:t>
-      </w:r>
-      <w:proofErr w:type="spellStart"/>
-      <w:r>
-        <w:rPr>
-          <w:rFonts w:hint="eastAsia"/>
-          <w:color w:val="FF0000"/>
-        </w:rPr>
-        <w:t>recv</w:t>
-      </w:r>
-      <w:proofErr w:type="spellEnd"/>
-      <w:r>
-        <w:rPr>
-          <w:rFonts w:hint="eastAsia"/>
-          <w:color w:val="FF0000"/>
-        </w:rPr>
-        <w:t>函数从内核的接收缓冲区中复制数据到用户指定的缓冲区中</w:t>
-      </w:r>
-      <w:r>
-        <w:rPr>
-          <w:rFonts w:hint="eastAsia"/>
-        </w:rPr>
-        <w:t>：当内核中的数据比指定的缓冲区小时，一般会复制内核缓冲区的所有数据到用户缓冲区，并返回数据的长度；当内核接收缓冲区的数据比用户指定的长度多时，会将用户指定</w:t>
-      </w:r>
-      <w:proofErr w:type="spellStart"/>
-      <w:r>
-        <w:rPr>
-          <w:rFonts w:hint="eastAsia"/>
-        </w:rPr>
-        <w:t>len</w:t>
-      </w:r>
-      <w:proofErr w:type="spellEnd"/>
       <w:r>
         <w:rPr>
           <w:rFonts w:hint="eastAsia"/>
@@ -6692,14 +5961,12 @@
       <w:r>
         <w:tab/>
       </w:r>
-      <w:proofErr w:type="spellStart"/>
       <w:r>
         <w:rPr>
           <w:rFonts w:hint="eastAsia"/>
         </w:rPr>
         <w:t>recv</w:t>
       </w:r>
-      <w:proofErr w:type="spellEnd"/>
       <w:r>
         <w:rPr>
           <w:rFonts w:hint="eastAsia"/>
@@ -6711,14 +5978,12 @@
       <w:r>
         <w:tab/>
       </w:r>
-      <w:proofErr w:type="spellStart"/>
       <w:r>
         <w:rPr>
           <w:rFonts w:hint="eastAsia"/>
         </w:rPr>
         <w:t>recv</w:t>
       </w:r>
-      <w:proofErr w:type="spellEnd"/>
       <w:r>
         <w:rPr>
           <w:rFonts w:hint="eastAsia"/>
@@ -6735,7 +6000,6 @@
         </w:numPr>
         <w:ind w:firstLineChars="0"/>
       </w:pPr>
-      <w:proofErr w:type="spellStart"/>
       <w:r>
         <w:rPr>
           <w:rFonts w:hint="eastAsia"/>
@@ -6743,7 +6007,6 @@
         </w:rPr>
         <w:t>recv</w:t>
       </w:r>
-      <w:proofErr w:type="spellEnd"/>
       <w:r>
         <w:rPr>
           <w:color w:val="FF0000"/>
@@ -6771,21 +6034,12 @@
         </w:rPr>
         <w:t>连接，</w:t>
       </w:r>
-      <w:proofErr w:type="spellStart"/>
-      <w:r>
-        <w:rPr>
-          <w:rFonts w:hint="eastAsia"/>
-          <w:color w:val="FF0000"/>
-        </w:rPr>
-        <w:t>recvfrom</w:t>
-      </w:r>
-      <w:proofErr w:type="spellEnd"/>
-      <w:r>
-        <w:rPr>
-          <w:rFonts w:hint="eastAsia"/>
-          <w:color w:val="FF0000"/>
-        </w:rPr>
-        <w:t>(</w:t>
+      <w:r>
+        <w:rPr>
+          <w:rFonts w:hint="eastAsia"/>
+          <w:color w:val="FF0000"/>
+        </w:rPr>
+        <w:t>recvfrom(</w:t>
       </w:r>
       <w:r>
         <w:rPr>
@@ -6833,14 +6087,12 @@
         <w:lastRenderedPageBreak/>
         <w:t>绑定了地址和端口后，也可以使用</w:t>
       </w:r>
-      <w:proofErr w:type="spellStart"/>
       <w:r>
         <w:rPr>
           <w:rFonts w:hint="eastAsia"/>
         </w:rPr>
         <w:t>recv</w:t>
       </w:r>
-      <w:proofErr w:type="spellEnd"/>
       <w:r>
         <w:rPr>
           <w:rFonts w:hint="eastAsia"/>
@@ -6928,60 +6180,15 @@
         <w:ind w:firstLine="420"/>
       </w:pPr>
       <w:r>
-        <w:t>#include &lt;sys/</w:t>
-      </w:r>
-      <w:proofErr w:type="spellStart"/>
-      <w:r>
-        <w:t>socket.h</w:t>
-      </w:r>
-      <w:proofErr w:type="spellEnd"/>
-      <w:r>
-        <w:t>&gt;</w:t>
-      </w:r>
-    </w:p>
-    <w:p>
-      <w:pPr>
-        <w:ind w:firstLine="420"/>
-      </w:pPr>
-      <w:proofErr w:type="spellStart"/>
-      <w:r>
-        <w:t>ssize_t</w:t>
-      </w:r>
-      <w:proofErr w:type="spellEnd"/>
-      <w:r>
-        <w:t xml:space="preserve"> </w:t>
-      </w:r>
-      <w:proofErr w:type="gramStart"/>
-      <w:r>
-        <w:t>send(</w:t>
-      </w:r>
-      <w:proofErr w:type="gramEnd"/>
-      <w:r>
-        <w:t xml:space="preserve">int </w:t>
-      </w:r>
-      <w:proofErr w:type="spellStart"/>
-      <w:r>
-        <w:t>fd,const</w:t>
-      </w:r>
-      <w:proofErr w:type="spellEnd"/>
-      <w:r>
-        <w:t xml:space="preserve"> void* </w:t>
-      </w:r>
-      <w:proofErr w:type="spellStart"/>
-      <w:r>
-        <w:t>buf,size_t</w:t>
-      </w:r>
-      <w:proofErr w:type="spellEnd"/>
-      <w:r>
-        <w:t xml:space="preserve"> </w:t>
-      </w:r>
-      <w:proofErr w:type="spellStart"/>
-      <w:r>
-        <w:t>len,int</w:t>
-      </w:r>
-      <w:proofErr w:type="spellEnd"/>
-      <w:r>
-        <w:t xml:space="preserve"> flags);</w:t>
+        <w:t>#include &lt;sys/socket.h&gt;</w:t>
+      </w:r>
+    </w:p>
+    <w:p>
+      <w:pPr>
+        <w:ind w:firstLine="420"/>
+      </w:pPr>
+      <w:r>
+        <w:t>ssize_t send(int fd,const void* buf,size_t len,int flags);</w:t>
       </w:r>
     </w:p>
     <w:p>
@@ -7078,14 +6285,12 @@
         </w:rPr>
         <w:t>函数</w:t>
       </w:r>
-      <w:proofErr w:type="spellStart"/>
       <w:r>
         <w:rPr>
           <w:rFonts w:hint="eastAsia"/>
         </w:rPr>
         <w:t>errno</w:t>
       </w:r>
-      <w:proofErr w:type="spellEnd"/>
       <w:r>
         <w:rPr>
           <w:rFonts w:hint="eastAsia"/>
@@ -7102,7 +6307,7 @@
           <w:noProof/>
         </w:rPr>
         <w:drawing>
-          <wp:inline distT="0" distB="0" distL="0" distR="0" wp14:anchorId="5E3B57C3" wp14:editId="07C723F9">
+          <wp:inline distT="0" distB="0" distL="0" distR="0" wp14:anchorId="5E3B57C3" wp14:editId="50CEB6D4">
             <wp:extent cx="4133850" cy="1176020"/>
             <wp:effectExtent l="0" t="0" r="0" b="5080"/>
             <wp:docPr id="1" name="图片 1"/>
@@ -7150,7 +6355,6 @@
       <w:pPr>
         <w:pStyle w:val="3"/>
       </w:pPr>
-      <w:proofErr w:type="spellStart"/>
       <w:r>
         <w:rPr>
           <w:rFonts w:hint="eastAsia"/>
@@ -7166,140 +6370,45 @@
         </w:rPr>
         <w:t>dv</w:t>
       </w:r>
-      <w:proofErr w:type="spellEnd"/>
-    </w:p>
-    <w:p>
-      <w:r>
-        <w:tab/>
-        <w:t>#include &lt;sys/</w:t>
-      </w:r>
-      <w:proofErr w:type="spellStart"/>
-      <w:r>
-        <w:t>uio.h</w:t>
-      </w:r>
-      <w:proofErr w:type="spellEnd"/>
-      <w:r>
-        <w:t>&gt;</w:t>
-      </w:r>
-    </w:p>
-    <w:p>
-      <w:pPr>
-        <w:ind w:firstLine="420"/>
-      </w:pPr>
-      <w:proofErr w:type="spellStart"/>
-      <w:r>
-        <w:t>ssize_t</w:t>
-      </w:r>
-      <w:proofErr w:type="spellEnd"/>
-      <w:r>
-        <w:t xml:space="preserve"> </w:t>
-      </w:r>
-      <w:proofErr w:type="spellStart"/>
-      <w:proofErr w:type="gramStart"/>
-      <w:r>
-        <w:t>readv</w:t>
-      </w:r>
-      <w:proofErr w:type="spellEnd"/>
-      <w:r>
-        <w:t>(</w:t>
-      </w:r>
-      <w:proofErr w:type="gramEnd"/>
-      <w:r>
-        <w:t xml:space="preserve">int </w:t>
-      </w:r>
-      <w:proofErr w:type="spellStart"/>
-      <w:r>
-        <w:t>fd,struct</w:t>
-      </w:r>
-      <w:proofErr w:type="spellEnd"/>
-      <w:r>
-        <w:t xml:space="preserve"> </w:t>
-      </w:r>
-      <w:proofErr w:type="spellStart"/>
-      <w:r>
+    </w:p>
+    <w:p>
+      <w:r>
+        <w:tab/>
+        <w:t>#include &lt;sys/uio.h&gt;</w:t>
+      </w:r>
+    </w:p>
+    <w:p>
+      <w:pPr>
+        <w:ind w:firstLine="420"/>
+      </w:pPr>
+      <w:r>
+        <w:t>ssize_t readv(int fd,struct iovec* vector,int count);</w:t>
+      </w:r>
+    </w:p>
+    <w:p>
+      <w:pPr>
+        <w:ind w:firstLine="420"/>
+      </w:pPr>
+      <w:r>
+        <w:t>ssize_t writev(int fd,const struct iovec* vector,int count);</w:t>
+      </w:r>
+    </w:p>
+    <w:p>
+      <w:pPr>
+        <w:ind w:firstLine="420"/>
+      </w:pPr>
+      <w:r>
+        <w:rPr>
+          <w:rFonts w:hint="eastAsia"/>
+        </w:rPr>
+        <w:t>这两个函数的第二个参数都是一个指向某个</w:t>
+      </w:r>
+      <w:r>
+        <w:rPr>
+          <w:rFonts w:hint="eastAsia"/>
+        </w:rPr>
         <w:t>iovec</w:t>
       </w:r>
-      <w:proofErr w:type="spellEnd"/>
-      <w:r>
-        <w:t xml:space="preserve">* </w:t>
-      </w:r>
-      <w:proofErr w:type="spellStart"/>
-      <w:r>
-        <w:t>vector,int</w:t>
-      </w:r>
-      <w:proofErr w:type="spellEnd"/>
-      <w:r>
-        <w:t xml:space="preserve"> count);</w:t>
-      </w:r>
-    </w:p>
-    <w:p>
-      <w:pPr>
-        <w:ind w:firstLine="420"/>
-      </w:pPr>
-      <w:proofErr w:type="spellStart"/>
-      <w:r>
-        <w:t>ssize_t</w:t>
-      </w:r>
-      <w:proofErr w:type="spellEnd"/>
-      <w:r>
-        <w:t xml:space="preserve"> </w:t>
-      </w:r>
-      <w:proofErr w:type="spellStart"/>
-      <w:proofErr w:type="gramStart"/>
-      <w:r>
-        <w:t>writev</w:t>
-      </w:r>
-      <w:proofErr w:type="spellEnd"/>
-      <w:r>
-        <w:t>(</w:t>
-      </w:r>
-      <w:proofErr w:type="gramEnd"/>
-      <w:r>
-        <w:t xml:space="preserve">int </w:t>
-      </w:r>
-      <w:proofErr w:type="spellStart"/>
-      <w:r>
-        <w:t>fd,const</w:t>
-      </w:r>
-      <w:proofErr w:type="spellEnd"/>
-      <w:r>
-        <w:t xml:space="preserve"> struct </w:t>
-      </w:r>
-      <w:proofErr w:type="spellStart"/>
-      <w:r>
-        <w:t>iovec</w:t>
-      </w:r>
-      <w:proofErr w:type="spellEnd"/>
-      <w:r>
-        <w:t xml:space="preserve">* </w:t>
-      </w:r>
-      <w:proofErr w:type="spellStart"/>
-      <w:r>
-        <w:t>vector,int</w:t>
-      </w:r>
-      <w:proofErr w:type="spellEnd"/>
-      <w:r>
-        <w:t xml:space="preserve"> count);</w:t>
-      </w:r>
-    </w:p>
-    <w:p>
-      <w:pPr>
-        <w:ind w:firstLine="420"/>
-      </w:pPr>
-      <w:r>
-        <w:rPr>
-          <w:rFonts w:hint="eastAsia"/>
-        </w:rPr>
-        <w:t>这两个函数的第二个参数都是一个指向某个</w:t>
-      </w:r>
-      <w:proofErr w:type="spellStart"/>
-      <w:r>
-        <w:rPr>
-          <w:rFonts w:hint="eastAsia"/>
-        </w:rPr>
-        <w:t>iovec</w:t>
-      </w:r>
-      <w:proofErr w:type="spellEnd"/>
       <w:r>
         <w:rPr>
           <w:rFonts w:hint="eastAsia"/>
@@ -7312,33 +6421,15 @@
         <w:ind w:leftChars="200" w:left="480"/>
       </w:pPr>
       <w:r>
-        <w:t xml:space="preserve">struct </w:t>
-      </w:r>
-      <w:proofErr w:type="spellStart"/>
-      <w:proofErr w:type="gramStart"/>
-      <w:r>
-        <w:t>iovec</w:t>
-      </w:r>
-      <w:proofErr w:type="spellEnd"/>
-      <w:r>
-        <w:t>{</w:t>
-      </w:r>
-      <w:proofErr w:type="gramEnd"/>
+        <w:t>struct iovec{</w:t>
+      </w:r>
     </w:p>
     <w:p>
       <w:pPr>
         <w:ind w:leftChars="200" w:left="480"/>
       </w:pPr>
       <w:r>
-        <w:t xml:space="preserve">void* </w:t>
-      </w:r>
-      <w:proofErr w:type="spellStart"/>
-      <w:r>
-        <w:t>iov_base</w:t>
-      </w:r>
-      <w:proofErr w:type="spellEnd"/>
-      <w:r>
-        <w:t>; //</w:t>
+        <w:t>void* iov_base; //</w:t>
       </w:r>
       <w:r>
         <w:rPr>
@@ -7351,21 +6442,8 @@
       <w:pPr>
         <w:ind w:leftChars="200" w:left="480"/>
       </w:pPr>
-      <w:proofErr w:type="spellStart"/>
-      <w:r>
-        <w:t>size_t</w:t>
-      </w:r>
-      <w:proofErr w:type="spellEnd"/>
-      <w:r>
-        <w:t xml:space="preserve"> </w:t>
-      </w:r>
-      <w:proofErr w:type="spellStart"/>
-      <w:r>
-        <w:t>iov_len</w:t>
-      </w:r>
-      <w:proofErr w:type="spellEnd"/>
-      <w:r>
-        <w:t>; //</w:t>
+      <w:r>
+        <w:t>size_t iov_len; //</w:t>
       </w:r>
       <w:r>
         <w:rPr>
@@ -7440,93 +6518,38 @@
       <w:pPr>
         <w:pStyle w:val="3"/>
       </w:pPr>
-      <w:proofErr w:type="spellStart"/>
       <w:r>
         <w:t>writev</w:t>
       </w:r>
-      <w:proofErr w:type="spellEnd"/>
     </w:p>
     <w:p>
       <w:pPr>
         <w:pStyle w:val="3"/>
       </w:pPr>
-      <w:proofErr w:type="spellStart"/>
       <w:r>
         <w:t>recvmsg</w:t>
       </w:r>
-      <w:proofErr w:type="spellEnd"/>
-    </w:p>
-    <w:p>
-      <w:pPr>
-        <w:ind w:firstLine="420"/>
-      </w:pPr>
-      <w:r>
-        <w:t>#include &lt;sys/</w:t>
-      </w:r>
-      <w:proofErr w:type="spellStart"/>
-      <w:r>
-        <w:t>socket.h</w:t>
-      </w:r>
-      <w:proofErr w:type="spellEnd"/>
-      <w:r>
-        <w:t>&gt;</w:t>
-      </w:r>
-    </w:p>
-    <w:p>
-      <w:pPr>
-        <w:ind w:firstLine="420"/>
-      </w:pPr>
-      <w:proofErr w:type="spellStart"/>
-      <w:r>
-        <w:t>ssize_t</w:t>
-      </w:r>
-      <w:proofErr w:type="spellEnd"/>
-      <w:r>
-        <w:t xml:space="preserve"> </w:t>
-      </w:r>
-      <w:proofErr w:type="spellStart"/>
-      <w:proofErr w:type="gramStart"/>
-      <w:r>
-        <w:t>recvmsg</w:t>
-      </w:r>
-      <w:proofErr w:type="spellEnd"/>
-      <w:r>
-        <w:t>(</w:t>
-      </w:r>
-      <w:proofErr w:type="gramEnd"/>
-      <w:r>
-        <w:t xml:space="preserve">int </w:t>
-      </w:r>
-      <w:proofErr w:type="spellStart"/>
-      <w:r>
-        <w:t>fd,struct</w:t>
-      </w:r>
-      <w:proofErr w:type="spellEnd"/>
-      <w:r>
-        <w:t xml:space="preserve"> </w:t>
-      </w:r>
-      <w:proofErr w:type="spellStart"/>
-      <w:r>
-        <w:t>msghdr</w:t>
-      </w:r>
-      <w:proofErr w:type="spellEnd"/>
-      <w:r>
-        <w:t xml:space="preserve">* </w:t>
-      </w:r>
-      <w:proofErr w:type="spellStart"/>
-      <w:r>
-        <w:t>msg,int</w:t>
-      </w:r>
-      <w:proofErr w:type="spellEnd"/>
-      <w:r>
-        <w:t xml:space="preserve"> flags);</w:t>
-      </w:r>
-    </w:p>
-    <w:p>
-      <w:pPr>
-        <w:ind w:firstLine="420"/>
-      </w:pPr>
-      <w:proofErr w:type="spellStart"/>
+    </w:p>
+    <w:p>
+      <w:pPr>
+        <w:ind w:firstLine="420"/>
+      </w:pPr>
+      <w:r>
+        <w:t>#include &lt;sys/socket.h&gt;</w:t>
+      </w:r>
+    </w:p>
+    <w:p>
+      <w:pPr>
+        <w:ind w:firstLine="420"/>
+      </w:pPr>
+      <w:r>
+        <w:t>ssize_t recvmsg(int fd,struct msghdr* msg,int flags);</w:t>
+      </w:r>
+    </w:p>
+    <w:p>
+      <w:pPr>
+        <w:ind w:firstLine="420"/>
+      </w:pPr>
       <w:r>
         <w:rPr>
           <w:rFonts w:hint="eastAsia"/>
@@ -7534,59 +6557,16 @@
         <w:t>s</w:t>
       </w:r>
       <w:r>
-        <w:t>size_t</w:t>
-      </w:r>
-      <w:proofErr w:type="spellEnd"/>
-      <w:r>
-        <w:t xml:space="preserve"> </w:t>
-      </w:r>
-      <w:proofErr w:type="spellStart"/>
-      <w:proofErr w:type="gramStart"/>
+        <w:t>size_t sendmsg(int fd,struct msghdr* msg,int flags);</w:t>
+      </w:r>
+    </w:p>
+    <w:p>
+      <w:pPr>
+        <w:pStyle w:val="3"/>
+      </w:pPr>
       <w:r>
         <w:t>sendmsg</w:t>
       </w:r>
-      <w:proofErr w:type="spellEnd"/>
-      <w:r>
-        <w:t>(</w:t>
-      </w:r>
-      <w:proofErr w:type="gramEnd"/>
-      <w:r>
-        <w:t xml:space="preserve">int </w:t>
-      </w:r>
-      <w:proofErr w:type="spellStart"/>
-      <w:r>
-        <w:t>fd,struct</w:t>
-      </w:r>
-      <w:proofErr w:type="spellEnd"/>
-      <w:r>
-        <w:t xml:space="preserve"> </w:t>
-      </w:r>
-      <w:proofErr w:type="spellStart"/>
-      <w:r>
-        <w:t>msghdr</w:t>
-      </w:r>
-      <w:proofErr w:type="spellEnd"/>
-      <w:r>
-        <w:t xml:space="preserve">* </w:t>
-      </w:r>
-      <w:proofErr w:type="spellStart"/>
-      <w:r>
-        <w:t>msg,int</w:t>
-      </w:r>
-      <w:proofErr w:type="spellEnd"/>
-      <w:r>
-        <w:t xml:space="preserve"> flags);</w:t>
-      </w:r>
-    </w:p>
-    <w:p>
-      <w:pPr>
-        <w:pStyle w:val="3"/>
-      </w:pPr>
-      <w:proofErr w:type="spellStart"/>
-      <w:r>
-        <w:t>sendmsg</w:t>
-      </w:r>
-      <w:proofErr w:type="spellEnd"/>
     </w:p>
     <w:p>
       <w:pPr>
@@ -7715,34 +6695,163 @@
     <w:p>
       <w:r>
         <w:tab/>
-        <w:t xml:space="preserve">int </w:t>
-      </w:r>
-      <w:proofErr w:type="gramStart"/>
-      <w:r>
-        <w:t>pipe(</w:t>
-      </w:r>
-      <w:proofErr w:type="gramEnd"/>
-      <w:r>
-        <w:t xml:space="preserve">int </w:t>
-      </w:r>
-      <w:proofErr w:type="spellStart"/>
-      <w:r>
+        <w:t>int pipe(int fd[2]);</w:t>
+      </w:r>
+    </w:p>
+    <w:p>
+      <w:r>
+        <w:tab/>
+      </w:r>
+      <w:r>
+        <w:rPr>
+          <w:rFonts w:hint="eastAsia"/>
+        </w:rPr>
+        <w:t>使用</w:t>
+      </w:r>
+      <w:r>
+        <w:rPr>
+          <w:rFonts w:hint="eastAsia"/>
+        </w:rPr>
+        <w:t>pipe</w:t>
+      </w:r>
+      <w:r>
+        <w:t>()</w:t>
+      </w:r>
+      <w:r>
+        <w:rPr>
+          <w:rFonts w:hint="eastAsia"/>
+        </w:rPr>
+        <w:t>函数需要注意的事项：</w:t>
+      </w:r>
+    </w:p>
+    <w:p>
+      <w:r>
+        <w:tab/>
+      </w:r>
+      <w:r>
+        <w:rPr>
+          <w:rFonts w:hint="eastAsia"/>
+        </w:rPr>
         <w:t>fd</w:t>
       </w:r>
-      <w:proofErr w:type="spellEnd"/>
-      <w:r>
-        <w:t>[2]);</w:t>
-      </w:r>
-    </w:p>
-    <w:p>
-      <w:r>
-        <w:tab/>
-      </w:r>
-      <w:r>
-        <w:rPr>
-          <w:rFonts w:hint="eastAsia"/>
-        </w:rPr>
-        <w:t>使用</w:t>
+      <w:r>
+        <w:t>[0]</w:t>
+      </w:r>
+      <w:r>
+        <w:rPr>
+          <w:rFonts w:hint="eastAsia"/>
+        </w:rPr>
+        <w:t>用于读取数据，</w:t>
+      </w:r>
+      <w:r>
+        <w:rPr>
+          <w:rFonts w:hint="eastAsia"/>
+        </w:rPr>
+        <w:t>fd</w:t>
+      </w:r>
+      <w:r>
+        <w:t>[1]</w:t>
+      </w:r>
+      <w:r>
+        <w:rPr>
+          <w:rFonts w:hint="eastAsia"/>
+        </w:rPr>
+        <w:t>用于写数据</w:t>
+      </w:r>
+    </w:p>
+    <w:p>
+      <w:pPr>
+        <w:rPr>
+          <w:color w:val="FF0000"/>
+        </w:rPr>
+      </w:pPr>
+      <w:r>
+        <w:rPr>
+          <w:color w:val="FF0000"/>
+        </w:rPr>
+        <w:tab/>
+        <w:t>f</w:t>
+      </w:r>
+      <w:r>
+        <w:rPr>
+          <w:rFonts w:hint="eastAsia"/>
+          <w:color w:val="FF0000"/>
+        </w:rPr>
+        <w:t>d</w:t>
+      </w:r>
+      <w:r>
+        <w:rPr>
+          <w:color w:val="FF0000"/>
+        </w:rPr>
+        <w:t>[0]</w:t>
+      </w:r>
+      <w:r>
+        <w:rPr>
+          <w:rFonts w:hint="eastAsia"/>
+          <w:color w:val="FF0000"/>
+        </w:rPr>
+        <w:t>和</w:t>
+      </w:r>
+      <w:r>
+        <w:rPr>
+          <w:rFonts w:hint="eastAsia"/>
+          <w:color w:val="FF0000"/>
+        </w:rPr>
+        <w:t>fd</w:t>
+      </w:r>
+      <w:r>
+        <w:rPr>
+          <w:color w:val="FF0000"/>
+        </w:rPr>
+        <w:t>[1]</w:t>
+      </w:r>
+      <w:r>
+        <w:rPr>
+          <w:rFonts w:hint="eastAsia"/>
+          <w:color w:val="FF0000"/>
+        </w:rPr>
+        <w:t>默认情况下为阻塞</w:t>
+      </w:r>
+    </w:p>
+    <w:p>
+      <w:r>
+        <w:tab/>
+      </w:r>
+      <w:r>
+        <w:rPr>
+          <w:rFonts w:hint="eastAsia"/>
+        </w:rPr>
+        <w:t>关闭管道的依据是引用计数</w:t>
+      </w:r>
+    </w:p>
+    <w:p>
+      <w:r>
+        <w:lastRenderedPageBreak/>
+        <w:tab/>
+      </w:r>
+      <w:r>
+        <w:rPr>
+          <w:rFonts w:hint="eastAsia"/>
+        </w:rPr>
+        <w:t>写失败触发</w:t>
+      </w:r>
+      <w:r>
+        <w:rPr>
+          <w:rFonts w:hint="eastAsia"/>
+        </w:rPr>
+        <w:t>SIGPIPE</w:t>
+      </w:r>
+      <w:r>
+        <w:rPr>
+          <w:rFonts w:hint="eastAsia"/>
+        </w:rPr>
+        <w:t>信号</w:t>
+      </w:r>
+    </w:p>
+    <w:p/>
+    <w:p>
+      <w:r>
+        <w:tab/>
       </w:r>
       <w:r>
         <w:rPr>
@@ -7757,156 +6866,115 @@
         <w:rPr>
           <w:rFonts w:hint="eastAsia"/>
         </w:rPr>
-        <w:t>函数需要注意的事项：</w:t>
-      </w:r>
-    </w:p>
-    <w:p>
-      <w:r>
-        <w:tab/>
-      </w:r>
-      <w:proofErr w:type="spellStart"/>
-      <w:r>
-        <w:rPr>
-          <w:rFonts w:hint="eastAsia"/>
-        </w:rPr>
-        <w:t>fd</w:t>
-      </w:r>
-      <w:proofErr w:type="spellEnd"/>
-      <w:r>
-        <w:t>[0]</w:t>
-      </w:r>
-      <w:r>
-        <w:rPr>
-          <w:rFonts w:hint="eastAsia"/>
-        </w:rPr>
-        <w:t>用于读取数据，</w:t>
-      </w:r>
-      <w:proofErr w:type="spellStart"/>
-      <w:r>
-        <w:rPr>
-          <w:rFonts w:hint="eastAsia"/>
-        </w:rPr>
-        <w:t>fd</w:t>
-      </w:r>
-      <w:proofErr w:type="spellEnd"/>
-      <w:r>
-        <w:t>[1]</w:t>
-      </w:r>
-      <w:r>
-        <w:rPr>
-          <w:rFonts w:hint="eastAsia"/>
-        </w:rPr>
-        <w:t>用于写数据</w:t>
-      </w:r>
-    </w:p>
-    <w:p>
-      <w:pPr>
-        <w:rPr>
-          <w:color w:val="FF0000"/>
-        </w:rPr>
-      </w:pPr>
-      <w:r>
-        <w:rPr>
-          <w:color w:val="FF0000"/>
-        </w:rPr>
-        <w:tab/>
-      </w:r>
-      <w:proofErr w:type="spellStart"/>
-      <w:r>
-        <w:rPr>
-          <w:color w:val="FF0000"/>
-        </w:rPr>
-        <w:t>f</w:t>
-      </w:r>
-      <w:r>
-        <w:rPr>
-          <w:rFonts w:hint="eastAsia"/>
-          <w:color w:val="FF0000"/>
-        </w:rPr>
-        <w:t>d</w:t>
-      </w:r>
-      <w:proofErr w:type="spellEnd"/>
-      <w:r>
-        <w:rPr>
-          <w:color w:val="FF0000"/>
-        </w:rPr>
-        <w:t>[0]</w:t>
-      </w:r>
-      <w:r>
-        <w:rPr>
-          <w:rFonts w:hint="eastAsia"/>
-          <w:color w:val="FF0000"/>
-        </w:rPr>
-        <w:t>和</w:t>
-      </w:r>
-      <w:proofErr w:type="spellStart"/>
-      <w:r>
-        <w:rPr>
-          <w:rFonts w:hint="eastAsia"/>
-          <w:color w:val="FF0000"/>
-        </w:rPr>
-        <w:t>fd</w:t>
-      </w:r>
-      <w:proofErr w:type="spellEnd"/>
-      <w:r>
-        <w:rPr>
-          <w:color w:val="FF0000"/>
-        </w:rPr>
-        <w:t>[1]</w:t>
-      </w:r>
-      <w:r>
-        <w:rPr>
-          <w:rFonts w:hint="eastAsia"/>
-          <w:color w:val="FF0000"/>
-        </w:rPr>
-        <w:t>默认情况下为阻塞</w:t>
-      </w:r>
-    </w:p>
-    <w:p>
-      <w:r>
-        <w:tab/>
-      </w:r>
-      <w:r>
-        <w:rPr>
-          <w:rFonts w:hint="eastAsia"/>
-        </w:rPr>
-        <w:t>关闭管道的依据是引用计数</w:t>
-      </w:r>
-    </w:p>
-    <w:p>
-      <w:r>
-        <w:lastRenderedPageBreak/>
-        <w:tab/>
-      </w:r>
-      <w:r>
-        <w:rPr>
-          <w:rFonts w:hint="eastAsia"/>
-        </w:rPr>
-        <w:t>写失败触发</w:t>
-      </w:r>
-      <w:r>
-        <w:rPr>
-          <w:rFonts w:hint="eastAsia"/>
-        </w:rPr>
-        <w:t>SIGPIPE</w:t>
-      </w:r>
-      <w:r>
-        <w:rPr>
-          <w:rFonts w:hint="eastAsia"/>
-        </w:rPr>
-        <w:t>信号</w:t>
-      </w:r>
-    </w:p>
-    <w:p/>
-    <w:p>
-      <w:r>
-        <w:tab/>
-      </w:r>
-      <w:r>
-        <w:rPr>
-          <w:rFonts w:hint="eastAsia"/>
-        </w:rPr>
-        <w:t>pipe</w:t>
+        <w:t>函数创建管道的特性：</w:t>
+      </w:r>
+    </w:p>
+    <w:p>
+      <w:pPr>
+        <w:rPr>
+          <w:color w:val="FF0000"/>
+        </w:rPr>
+      </w:pPr>
+      <w:r>
+        <w:tab/>
+      </w:r>
+      <w:r>
+        <w:rPr>
+          <w:rFonts w:hint="eastAsia"/>
+          <w:color w:val="FF0000"/>
+        </w:rPr>
+        <w:t>管道内部传输的数据流是字节流</w:t>
+      </w:r>
+    </w:p>
+    <w:p>
+      <w:pPr>
+        <w:rPr>
+          <w:color w:val="FF0000"/>
+        </w:rPr>
+      </w:pPr>
+      <w:r>
+        <w:rPr>
+          <w:color w:val="FF0000"/>
+        </w:rPr>
+        <w:tab/>
+      </w:r>
+      <w:r>
+        <w:rPr>
+          <w:rFonts w:hint="eastAsia"/>
+          <w:color w:val="FF0000"/>
+        </w:rPr>
+        <w:t>单向管道</w:t>
+      </w:r>
+    </w:p>
+    <w:p>
+      <w:pPr>
+        <w:rPr>
+          <w:color w:val="FF0000"/>
+        </w:rPr>
+      </w:pPr>
+      <w:r>
+        <w:rPr>
+          <w:color w:val="FF0000"/>
+        </w:rPr>
+        <w:tab/>
+      </w:r>
+      <w:r>
+        <w:rPr>
+          <w:rFonts w:hint="eastAsia"/>
+          <w:color w:val="FF0000"/>
+        </w:rPr>
+        <w:t>管道容量有限制</w:t>
+      </w:r>
+    </w:p>
+    <w:p>
+      <w:r>
+        <w:tab/>
+      </w:r>
+      <w:r>
+        <w:rPr>
+          <w:rFonts w:hint="eastAsia"/>
+        </w:rPr>
+        <w:t>基于上述缺陷，内核提供了</w:t>
+      </w:r>
+      <w:r>
+        <w:rPr>
+          <w:rFonts w:hint="eastAsia"/>
+        </w:rPr>
+        <w:t>sockerpair</w:t>
+      </w:r>
+      <w:r>
+        <w:rPr>
+          <w:rFonts w:hint="eastAsia"/>
+        </w:rPr>
+        <w:t>创建双向的管道</w:t>
+      </w:r>
+    </w:p>
+    <w:p>
+      <w:pPr>
+        <w:pStyle w:val="3"/>
+      </w:pPr>
+      <w:r>
+        <w:rPr>
+          <w:rFonts w:hint="eastAsia"/>
+        </w:rPr>
+        <w:t>socketpair</w:t>
+      </w:r>
+    </w:p>
+    <w:p>
+      <w:r>
+        <w:tab/>
+      </w:r>
+      <w:r>
+        <w:rPr>
+          <w:rFonts w:hint="eastAsia"/>
+        </w:rPr>
+        <w:t>创建双向管道函数</w:t>
+      </w:r>
+      <w:r>
+        <w:rPr>
+          <w:rFonts w:hint="eastAsia"/>
+        </w:rPr>
+        <w:t>socketpair</w:t>
       </w:r>
       <w:r>
         <w:t>()</w:t>
@@ -7915,122 +6983,42 @@
         <w:rPr>
           <w:rFonts w:hint="eastAsia"/>
         </w:rPr>
-        <w:t>函数创建管道的特性：</w:t>
-      </w:r>
-    </w:p>
-    <w:p>
-      <w:pPr>
-        <w:rPr>
-          <w:color w:val="FF0000"/>
-        </w:rPr>
-      </w:pPr>
-      <w:r>
-        <w:tab/>
-      </w:r>
-      <w:r>
-        <w:rPr>
-          <w:rFonts w:hint="eastAsia"/>
-          <w:color w:val="FF0000"/>
-        </w:rPr>
-        <w:t>管道内部传输的数据流是字节流</w:t>
-      </w:r>
-    </w:p>
-    <w:p>
-      <w:pPr>
-        <w:rPr>
-          <w:color w:val="FF0000"/>
-        </w:rPr>
-      </w:pPr>
-      <w:r>
-        <w:rPr>
-          <w:color w:val="FF0000"/>
-        </w:rPr>
-        <w:tab/>
-      </w:r>
-      <w:r>
-        <w:rPr>
-          <w:rFonts w:hint="eastAsia"/>
-          <w:color w:val="FF0000"/>
-        </w:rPr>
-        <w:t>单向管道</w:t>
-      </w:r>
-    </w:p>
-    <w:p>
-      <w:pPr>
-        <w:rPr>
-          <w:color w:val="FF0000"/>
-        </w:rPr>
-      </w:pPr>
-      <w:r>
-        <w:rPr>
-          <w:color w:val="FF0000"/>
-        </w:rPr>
-        <w:tab/>
-      </w:r>
-      <w:r>
-        <w:rPr>
-          <w:rFonts w:hint="eastAsia"/>
-          <w:color w:val="FF0000"/>
-        </w:rPr>
-        <w:t>管道容量有限制</w:t>
-      </w:r>
-    </w:p>
-    <w:p>
-      <w:r>
-        <w:tab/>
-      </w:r>
-      <w:r>
-        <w:rPr>
-          <w:rFonts w:hint="eastAsia"/>
-        </w:rPr>
-        <w:t>基于上述缺陷，内核提供了</w:t>
-      </w:r>
-      <w:proofErr w:type="spellStart"/>
-      <w:r>
-        <w:rPr>
-          <w:rFonts w:hint="eastAsia"/>
-        </w:rPr>
-        <w:t>sockerpair</w:t>
-      </w:r>
-      <w:proofErr w:type="spellEnd"/>
-      <w:r>
-        <w:rPr>
-          <w:rFonts w:hint="eastAsia"/>
-        </w:rPr>
-        <w:t>创建双向的管道</w:t>
+        <w:t>：</w:t>
+      </w:r>
+    </w:p>
+    <w:p>
+      <w:r>
+        <w:tab/>
+        <w:t>int socketpair(int domain,int type,int protocol,int fd[2]);</w:t>
       </w:r>
     </w:p>
     <w:p>
       <w:pPr>
         <w:pStyle w:val="3"/>
       </w:pPr>
-      <w:proofErr w:type="spellStart"/>
-      <w:r>
-        <w:rPr>
-          <w:rFonts w:hint="eastAsia"/>
-        </w:rPr>
-        <w:t>socketpair</w:t>
-      </w:r>
-      <w:proofErr w:type="spellEnd"/>
-    </w:p>
-    <w:p>
-      <w:r>
-        <w:tab/>
-      </w:r>
-      <w:r>
-        <w:rPr>
-          <w:rFonts w:hint="eastAsia"/>
-        </w:rPr>
-        <w:t>创建双向管道函数</w:t>
-      </w:r>
-      <w:proofErr w:type="spellStart"/>
-      <w:r>
-        <w:rPr>
-          <w:rFonts w:hint="eastAsia"/>
-        </w:rPr>
-        <w:t>socketpair</w:t>
-      </w:r>
-      <w:proofErr w:type="spellEnd"/>
+      <w:r>
+        <w:rPr>
+          <w:rFonts w:hint="eastAsia"/>
+        </w:rPr>
+        <w:t>mmap</w:t>
+      </w:r>
+    </w:p>
+    <w:p>
+      <w:r>
+        <w:tab/>
+      </w:r>
+      <w:r>
+        <w:rPr>
+          <w:rFonts w:hint="eastAsia"/>
+        </w:rPr>
+        <w:t>创建共享内存函数</w:t>
+      </w:r>
+      <w:r>
+        <w:rPr>
+          <w:rFonts w:hint="eastAsia"/>
+        </w:rPr>
+        <w:t>mmap</w:t>
+      </w:r>
       <w:r>
         <w:t>()</w:t>
       </w:r>
@@ -8042,87 +7030,36 @@
       </w:r>
     </w:p>
     <w:p>
-      <w:r>
-        <w:tab/>
-        <w:t xml:space="preserve">int </w:t>
-      </w:r>
-      <w:proofErr w:type="spellStart"/>
-      <w:proofErr w:type="gramStart"/>
-      <w:r>
-        <w:t>socketpair</w:t>
-      </w:r>
-      <w:proofErr w:type="spellEnd"/>
-      <w:r>
-        <w:t>(</w:t>
-      </w:r>
-      <w:proofErr w:type="gramEnd"/>
-      <w:r>
-        <w:t xml:space="preserve">int </w:t>
-      </w:r>
-      <w:proofErr w:type="spellStart"/>
-      <w:r>
-        <w:t>domain,int</w:t>
-      </w:r>
-      <w:proofErr w:type="spellEnd"/>
-      <w:r>
-        <w:t xml:space="preserve"> </w:t>
-      </w:r>
-      <w:proofErr w:type="spellStart"/>
-      <w:r>
-        <w:t>type,int</w:t>
-      </w:r>
-      <w:proofErr w:type="spellEnd"/>
-      <w:r>
-        <w:t xml:space="preserve"> </w:t>
-      </w:r>
-      <w:proofErr w:type="spellStart"/>
-      <w:r>
-        <w:t>protocol,int</w:t>
-      </w:r>
-      <w:proofErr w:type="spellEnd"/>
-      <w:r>
-        <w:t xml:space="preserve"> </w:t>
-      </w:r>
-      <w:proofErr w:type="spellStart"/>
-      <w:r>
-        <w:t>fd</w:t>
-      </w:r>
-      <w:proofErr w:type="spellEnd"/>
-      <w:r>
-        <w:t>[2]);</w:t>
-      </w:r>
-    </w:p>
-    <w:p>
-      <w:pPr>
-        <w:pStyle w:val="3"/>
-      </w:pPr>
-      <w:proofErr w:type="spellStart"/>
+      <w:pPr>
+        <w:ind w:firstLine="420"/>
+      </w:pPr>
+      <w:r>
+        <w:t>void* mmap(void* start,size_t length,int prot,int flags,int fd,off_t</w:t>
+      </w:r>
+    </w:p>
+    <w:p>
+      <w:r>
+        <w:t>offset);</w:t>
+      </w:r>
+    </w:p>
+    <w:p>
+      <w:pPr>
+        <w:ind w:firstLine="420"/>
+      </w:pPr>
+      <w:r>
+        <w:t>int munmap(void* start,size_t length);</w:t>
+      </w:r>
+    </w:p>
+    <w:p>
+      <w:pPr>
+        <w:ind w:firstLine="420"/>
+      </w:pPr>
       <w:r>
         <w:rPr>
           <w:rFonts w:hint="eastAsia"/>
         </w:rPr>
         <w:t>mmap</w:t>
       </w:r>
-      <w:proofErr w:type="spellEnd"/>
-    </w:p>
-    <w:p>
-      <w:r>
-        <w:tab/>
-      </w:r>
-      <w:r>
-        <w:rPr>
-          <w:rFonts w:hint="eastAsia"/>
-        </w:rPr>
-        <w:t>创建共享内存函数</w:t>
-      </w:r>
-      <w:proofErr w:type="spellStart"/>
-      <w:r>
-        <w:rPr>
-          <w:rFonts w:hint="eastAsia"/>
-        </w:rPr>
-        <w:t>mmap</w:t>
-      </w:r>
-      <w:proofErr w:type="spellEnd"/>
       <w:r>
         <w:t>()</w:t>
       </w:r>
@@ -8130,120 +7067,6 @@
         <w:rPr>
           <w:rFonts w:hint="eastAsia"/>
         </w:rPr>
-        <w:t>：</w:t>
-      </w:r>
-    </w:p>
-    <w:p>
-      <w:pPr>
-        <w:ind w:firstLine="420"/>
-      </w:pPr>
-      <w:r>
-        <w:t xml:space="preserve">void* </w:t>
-      </w:r>
-      <w:proofErr w:type="spellStart"/>
-      <w:proofErr w:type="gramStart"/>
-      <w:r>
-        <w:t>mmap</w:t>
-      </w:r>
-      <w:proofErr w:type="spellEnd"/>
-      <w:r>
-        <w:t>(</w:t>
-      </w:r>
-      <w:proofErr w:type="gramEnd"/>
-      <w:r>
-        <w:t xml:space="preserve">void* </w:t>
-      </w:r>
-      <w:proofErr w:type="spellStart"/>
-      <w:r>
-        <w:t>start,size_t</w:t>
-      </w:r>
-      <w:proofErr w:type="spellEnd"/>
-      <w:r>
-        <w:t xml:space="preserve"> </w:t>
-      </w:r>
-      <w:proofErr w:type="spellStart"/>
-      <w:r>
-        <w:t>length,int</w:t>
-      </w:r>
-      <w:proofErr w:type="spellEnd"/>
-      <w:r>
-        <w:t xml:space="preserve"> </w:t>
-      </w:r>
-      <w:proofErr w:type="spellStart"/>
-      <w:r>
-        <w:t>prot,int</w:t>
-      </w:r>
-      <w:proofErr w:type="spellEnd"/>
-      <w:r>
-        <w:t xml:space="preserve"> </w:t>
-      </w:r>
-      <w:proofErr w:type="spellStart"/>
-      <w:r>
-        <w:t>flags,int</w:t>
-      </w:r>
-      <w:proofErr w:type="spellEnd"/>
-      <w:r>
-        <w:t xml:space="preserve"> </w:t>
-      </w:r>
-      <w:proofErr w:type="spellStart"/>
-      <w:r>
-        <w:t>fd,off_t</w:t>
-      </w:r>
-      <w:proofErr w:type="spellEnd"/>
-    </w:p>
-    <w:p>
-      <w:r>
-        <w:t>offset);</w:t>
-      </w:r>
-    </w:p>
-    <w:p>
-      <w:pPr>
-        <w:ind w:firstLine="420"/>
-      </w:pPr>
-      <w:r>
-        <w:t xml:space="preserve">int </w:t>
-      </w:r>
-      <w:proofErr w:type="spellStart"/>
-      <w:proofErr w:type="gramStart"/>
-      <w:r>
-        <w:t>munmap</w:t>
-      </w:r>
-      <w:proofErr w:type="spellEnd"/>
-      <w:r>
-        <w:t>(</w:t>
-      </w:r>
-      <w:proofErr w:type="gramEnd"/>
-      <w:r>
-        <w:t xml:space="preserve">void* </w:t>
-      </w:r>
-      <w:proofErr w:type="spellStart"/>
-      <w:r>
-        <w:t>start,size_t</w:t>
-      </w:r>
-      <w:proofErr w:type="spellEnd"/>
-      <w:r>
-        <w:t xml:space="preserve"> length);</w:t>
-      </w:r>
-    </w:p>
-    <w:p>
-      <w:pPr>
-        <w:ind w:firstLine="420"/>
-      </w:pPr>
-      <w:proofErr w:type="spellStart"/>
-      <w:r>
-        <w:rPr>
-          <w:rFonts w:hint="eastAsia"/>
-        </w:rPr>
-        <w:t>mmap</w:t>
-      </w:r>
-      <w:proofErr w:type="spellEnd"/>
-      <w:r>
-        <w:t>()</w:t>
-      </w:r>
-      <w:r>
-        <w:rPr>
-          <w:rFonts w:hint="eastAsia"/>
-        </w:rPr>
         <w:t>函数</w:t>
       </w:r>
       <w:r>
@@ -8359,7 +7182,7 @@
           <w:noProof/>
         </w:rPr>
         <w:drawing>
-          <wp:inline distT="0" distB="0" distL="0" distR="0" wp14:anchorId="35D3EB0E" wp14:editId="1DE57BB2">
+          <wp:inline distT="0" distB="0" distL="0" distR="0" wp14:anchorId="35D3EB0E" wp14:editId="74A3F3D9">
             <wp:extent cx="4581525" cy="1155065"/>
             <wp:effectExtent l="0" t="0" r="0" b="6985"/>
             <wp:docPr id="12" name="图片 12"/>
@@ -8407,14 +7230,12 @@
       <w:pPr>
         <w:pStyle w:val="3"/>
       </w:pPr>
-      <w:proofErr w:type="spellStart"/>
       <w:r>
         <w:rPr>
           <w:rFonts w:hint="eastAsia"/>
         </w:rPr>
         <w:t>fcntl</w:t>
       </w:r>
-      <w:proofErr w:type="spellEnd"/>
     </w:p>
     <w:p>
       <w:r>
@@ -8426,14 +7247,12 @@
         </w:rPr>
         <w:t>用于修改描述符属性的函数</w:t>
       </w:r>
-      <w:proofErr w:type="spellStart"/>
       <w:r>
         <w:rPr>
           <w:rFonts w:hint="eastAsia"/>
         </w:rPr>
         <w:t>fcntl</w:t>
       </w:r>
-      <w:proofErr w:type="spellEnd"/>
       <w:r>
         <w:t>()</w:t>
       </w:r>
@@ -8447,172 +7266,131 @@
     <w:p>
       <w:r>
         <w:tab/>
-        <w:t xml:space="preserve">int </w:t>
-      </w:r>
-      <w:proofErr w:type="spellStart"/>
-      <w:proofErr w:type="gramStart"/>
-      <w:r>
+        <w:t>int fcntl(int fd,int cmd,…);</w:t>
+      </w:r>
+    </w:p>
+    <w:p>
+      <w:r>
+        <w:tab/>
+      </w:r>
+      <w:r>
+        <w:rPr>
+          <w:rFonts w:hint="eastAsia"/>
+        </w:rPr>
+        <w:t>使用</w:t>
+      </w:r>
+      <w:r>
+        <w:rPr>
+          <w:rFonts w:hint="eastAsia"/>
+        </w:rPr>
         <w:t>fcntl</w:t>
       </w:r>
-      <w:proofErr w:type="spellEnd"/>
-      <w:r>
-        <w:t>(</w:t>
-      </w:r>
-      <w:proofErr w:type="gramEnd"/>
-      <w:r>
-        <w:t xml:space="preserve">int </w:t>
-      </w:r>
-      <w:proofErr w:type="spellStart"/>
-      <w:r>
-        <w:t>fd,int</w:t>
-      </w:r>
-      <w:proofErr w:type="spellEnd"/>
-      <w:r>
-        <w:t xml:space="preserve"> </w:t>
-      </w:r>
-      <w:proofErr w:type="spellStart"/>
-      <w:r>
-        <w:t>cmd</w:t>
-      </w:r>
-      <w:proofErr w:type="spellEnd"/>
-      <w:r>
-        <w:t>,…);</w:t>
-      </w:r>
-    </w:p>
-    <w:p>
-      <w:r>
-        <w:tab/>
-      </w:r>
-      <w:r>
-        <w:rPr>
-          <w:rFonts w:hint="eastAsia"/>
-        </w:rPr>
-        <w:t>使用</w:t>
-      </w:r>
-      <w:proofErr w:type="spellStart"/>
+      <w:r>
+        <w:rPr>
+          <w:rFonts w:hint="eastAsia"/>
+        </w:rPr>
+        <w:t>函数获取和设置文件描述符的状态标志：</w:t>
+      </w:r>
+    </w:p>
+    <w:p>
+      <w:r>
+        <w:lastRenderedPageBreak/>
+        <w:tab/>
+      </w:r>
+      <w:r>
+        <w:rPr>
+          <w:rFonts w:hint="eastAsia"/>
+        </w:rPr>
+        <w:t>F_GETFL</w:t>
+      </w:r>
+      <w:r>
+        <w:rPr>
+          <w:rFonts w:hint="eastAsia"/>
+        </w:rPr>
+        <w:t>：获取</w:t>
+      </w:r>
+      <w:r>
+        <w:rPr>
+          <w:rFonts w:hint="eastAsia"/>
+        </w:rPr>
+        <w:t>fd</w:t>
+      </w:r>
+      <w:r>
+        <w:rPr>
+          <w:rFonts w:hint="eastAsia"/>
+        </w:rPr>
+        <w:t>的状态标志</w:t>
+      </w:r>
+    </w:p>
+    <w:p>
+      <w:r>
+        <w:tab/>
+      </w:r>
+      <w:r>
+        <w:rPr>
+          <w:rFonts w:hint="eastAsia"/>
+        </w:rPr>
+        <w:t>F_SETFL</w:t>
+      </w:r>
+      <w:r>
+        <w:rPr>
+          <w:rFonts w:hint="eastAsia"/>
+        </w:rPr>
+        <w:t>：设置</w:t>
+      </w:r>
+      <w:r>
+        <w:rPr>
+          <w:rFonts w:hint="eastAsia"/>
+        </w:rPr>
+        <w:t>fd</w:t>
+      </w:r>
+      <w:r>
+        <w:rPr>
+          <w:rFonts w:hint="eastAsia"/>
+        </w:rPr>
+        <w:t>的状态标志</w:t>
+      </w:r>
+    </w:p>
+    <w:p>
+      <w:r>
+        <w:tab/>
+      </w:r>
+      <w:r>
+        <w:rPr>
+          <w:rFonts w:hint="eastAsia"/>
+        </w:rPr>
+        <w:t>注：</w:t>
+      </w:r>
+      <w:r>
+        <w:rPr>
+          <w:rFonts w:hint="eastAsia"/>
+        </w:rPr>
+        <w:t>ioctl</w:t>
+      </w:r>
+      <w:r>
+        <w:rPr>
+          <w:rFonts w:hint="eastAsia"/>
+        </w:rPr>
+        <w:t>比</w:t>
+      </w:r>
       <w:r>
         <w:rPr>
           <w:rFonts w:hint="eastAsia"/>
         </w:rPr>
         <w:t>fcntl</w:t>
       </w:r>
-      <w:proofErr w:type="spellEnd"/>
-      <w:r>
-        <w:rPr>
-          <w:rFonts w:hint="eastAsia"/>
-        </w:rPr>
-        <w:t>函数获取和设置文件描述符的状态标志：</w:t>
-      </w:r>
-    </w:p>
-    <w:p>
-      <w:r>
-        <w:lastRenderedPageBreak/>
-        <w:tab/>
-      </w:r>
-      <w:r>
-        <w:rPr>
-          <w:rFonts w:hint="eastAsia"/>
-        </w:rPr>
-        <w:t>F_GETFL</w:t>
-      </w:r>
-      <w:r>
-        <w:rPr>
-          <w:rFonts w:hint="eastAsia"/>
-        </w:rPr>
-        <w:t>：获取</w:t>
-      </w:r>
-      <w:proofErr w:type="spellStart"/>
-      <w:r>
-        <w:rPr>
-          <w:rFonts w:hint="eastAsia"/>
-        </w:rPr>
-        <w:t>fd</w:t>
-      </w:r>
-      <w:proofErr w:type="spellEnd"/>
-      <w:r>
-        <w:rPr>
-          <w:rFonts w:hint="eastAsia"/>
-        </w:rPr>
-        <w:t>的状态标志</w:t>
-      </w:r>
-    </w:p>
-    <w:p>
-      <w:r>
-        <w:tab/>
-      </w:r>
-      <w:r>
-        <w:rPr>
-          <w:rFonts w:hint="eastAsia"/>
-        </w:rPr>
-        <w:t>F_SETFL</w:t>
-      </w:r>
-      <w:r>
-        <w:rPr>
-          <w:rFonts w:hint="eastAsia"/>
-        </w:rPr>
-        <w:t>：设置</w:t>
-      </w:r>
-      <w:proofErr w:type="spellStart"/>
-      <w:r>
-        <w:rPr>
-          <w:rFonts w:hint="eastAsia"/>
-        </w:rPr>
-        <w:t>fd</w:t>
-      </w:r>
-      <w:proofErr w:type="spellEnd"/>
-      <w:r>
-        <w:rPr>
-          <w:rFonts w:hint="eastAsia"/>
-        </w:rPr>
-        <w:t>的状态标志</w:t>
-      </w:r>
-    </w:p>
-    <w:p>
-      <w:r>
-        <w:tab/>
-      </w:r>
-      <w:r>
-        <w:rPr>
-          <w:rFonts w:hint="eastAsia"/>
-        </w:rPr>
-        <w:t>注：</w:t>
-      </w:r>
-      <w:proofErr w:type="spellStart"/>
-      <w:r>
-        <w:rPr>
-          <w:rFonts w:hint="eastAsia"/>
-        </w:rPr>
-        <w:t>ioctl</w:t>
-      </w:r>
-      <w:proofErr w:type="spellEnd"/>
-      <w:r>
-        <w:rPr>
-          <w:rFonts w:hint="eastAsia"/>
-        </w:rPr>
-        <w:t>比</w:t>
-      </w:r>
-      <w:proofErr w:type="spellStart"/>
-      <w:r>
-        <w:rPr>
-          <w:rFonts w:hint="eastAsia"/>
-        </w:rPr>
-        <w:t>fcntl</w:t>
-      </w:r>
-      <w:proofErr w:type="spellEnd"/>
       <w:r>
         <w:rPr>
           <w:rFonts w:hint="eastAsia"/>
         </w:rPr>
         <w:t>有更多控制行为，但是对于文件描述符的控制，使用</w:t>
       </w:r>
-      <w:proofErr w:type="spellStart"/>
       <w:r>
         <w:rPr>
           <w:rFonts w:hint="eastAsia"/>
         </w:rPr>
         <w:t>fncntl</w:t>
       </w:r>
-      <w:proofErr w:type="spellEnd"/>
       <w:r>
         <w:rPr>
           <w:rFonts w:hint="eastAsia"/>
@@ -8660,72 +7438,12 @@
     <w:p>
       <w:r>
         <w:tab/>
-      </w:r>
-      <w:proofErr w:type="spellStart"/>
-      <w:r>
-        <w:t>ssize_t</w:t>
-      </w:r>
-      <w:proofErr w:type="spellEnd"/>
-      <w:r>
-        <w:t xml:space="preserve"> </w:t>
-      </w:r>
-      <w:proofErr w:type="gramStart"/>
-      <w:r>
-        <w:t>splice(</w:t>
-      </w:r>
-      <w:proofErr w:type="gramEnd"/>
-      <w:r>
-        <w:t xml:space="preserve">int </w:t>
-      </w:r>
-      <w:proofErr w:type="spellStart"/>
-      <w:r>
-        <w:t>fd_in,loff_t</w:t>
-      </w:r>
-      <w:proofErr w:type="spellEnd"/>
-      <w:r>
-        <w:t xml:space="preserve">* </w:t>
-      </w:r>
-      <w:proofErr w:type="spellStart"/>
-      <w:r>
-        <w:t>off_in,int</w:t>
-      </w:r>
-      <w:proofErr w:type="spellEnd"/>
-      <w:r>
-        <w:t xml:space="preserve"> </w:t>
-      </w:r>
-      <w:proofErr w:type="spellStart"/>
-      <w:r>
-        <w:t>fd_out,loff_t</w:t>
-      </w:r>
-      <w:proofErr w:type="spellEnd"/>
-      <w:r>
-        <w:t>*</w:t>
-      </w:r>
-    </w:p>
-    <w:p>
-      <w:proofErr w:type="spellStart"/>
-      <w:r>
-        <w:t>off_</w:t>
-      </w:r>
-      <w:proofErr w:type="gramStart"/>
-      <w:r>
-        <w:t>out,size</w:t>
-      </w:r>
-      <w:proofErr w:type="gramEnd"/>
-      <w:r>
-        <w:t>_t</w:t>
-      </w:r>
-      <w:proofErr w:type="spellEnd"/>
-      <w:r>
-        <w:t xml:space="preserve"> </w:t>
-      </w:r>
-      <w:proofErr w:type="spellStart"/>
-      <w:r>
-        <w:t>len,unsigned</w:t>
-      </w:r>
-      <w:proofErr w:type="spellEnd"/>
-      <w:r>
-        <w:t xml:space="preserve"> int flags);</w:t>
+        <w:t>ssize_t splice(int fd_in,loff_t* off_in,int fd_out,loff_t*</w:t>
+      </w:r>
+    </w:p>
+    <w:p>
+      <w:r>
+        <w:t>off_out,size_t len,unsigned int flags);</w:t>
       </w:r>
     </w:p>
     <w:p>
@@ -8828,28 +7546,24 @@
       <w:r>
         <w:tab/>
       </w:r>
-      <w:proofErr w:type="spellStart"/>
       <w:r>
         <w:rPr>
           <w:rFonts w:hint="eastAsia"/>
         </w:rPr>
         <w:t>fd_in</w:t>
       </w:r>
-      <w:proofErr w:type="spellEnd"/>
       <w:r>
         <w:rPr>
           <w:rFonts w:hint="eastAsia"/>
         </w:rPr>
         <w:t>和</w:t>
       </w:r>
-      <w:proofErr w:type="spellStart"/>
       <w:r>
         <w:rPr>
           <w:rFonts w:hint="eastAsia"/>
         </w:rPr>
         <w:t>fd_out</w:t>
       </w:r>
-      <w:proofErr w:type="spellEnd"/>
       <w:r>
         <w:rPr>
           <w:rFonts w:hint="eastAsia"/>
@@ -8893,67 +7607,27 @@
     </w:p>
     <w:p>
       <w:r>
-        <w:t>#include &lt;sys/</w:t>
-      </w:r>
-      <w:proofErr w:type="spellStart"/>
-      <w:r>
-        <w:t>socket.h</w:t>
-      </w:r>
-      <w:proofErr w:type="spellEnd"/>
-      <w:r>
-        <w:t>&gt;</w:t>
-      </w:r>
-    </w:p>
-    <w:p>
-      <w:r>
-        <w:t>#include &lt;sys/</w:t>
-      </w:r>
-      <w:proofErr w:type="spellStart"/>
-      <w:r>
-        <w:t>types.h</w:t>
-      </w:r>
-      <w:proofErr w:type="spellEnd"/>
-      <w:r>
-        <w:t>&gt;</w:t>
-      </w:r>
-    </w:p>
-    <w:p>
-      <w:r>
-        <w:t>#include &lt;</w:t>
-      </w:r>
-      <w:proofErr w:type="spellStart"/>
-      <w:r>
-        <w:t>stdlib.h</w:t>
-      </w:r>
-      <w:proofErr w:type="spellEnd"/>
-      <w:r>
-        <w:t>&gt;</w:t>
-      </w:r>
-    </w:p>
-    <w:p>
-      <w:r>
-        <w:t>#include &lt;</w:t>
-      </w:r>
-      <w:proofErr w:type="spellStart"/>
-      <w:r>
-        <w:t>stdio.h</w:t>
-      </w:r>
-      <w:proofErr w:type="spellEnd"/>
-      <w:r>
-        <w:t>&gt;</w:t>
-      </w:r>
-    </w:p>
-    <w:p>
-      <w:r>
-        <w:t xml:space="preserve">int </w:t>
-      </w:r>
-      <w:proofErr w:type="gramStart"/>
-      <w:r>
-        <w:t>main(</w:t>
-      </w:r>
-      <w:proofErr w:type="gramEnd"/>
-      <w:r>
-        <w:t>)</w:t>
+        <w:t>#include &lt;sys/socket.h&gt;</w:t>
+      </w:r>
+    </w:p>
+    <w:p>
+      <w:r>
+        <w:t>#include &lt;sys/types.h&gt;</w:t>
+      </w:r>
+    </w:p>
+    <w:p>
+      <w:r>
+        <w:t>#include &lt;stdlib.h&gt;</w:t>
+      </w:r>
+    </w:p>
+    <w:p>
+      <w:r>
+        <w:t>#include &lt;stdio.h&gt;</w:t>
+      </w:r>
+    </w:p>
+    <w:p>
+      <w:r>
+        <w:t>int main()</w:t>
       </w:r>
     </w:p>
     <w:p>
@@ -8964,52 +7638,19 @@
     <w:p>
       <w:r>
         <w:tab/>
-        <w:t xml:space="preserve">int </w:t>
-      </w:r>
-      <w:proofErr w:type="spellStart"/>
-      <w:proofErr w:type="gramStart"/>
-      <w:r>
-        <w:t>fd</w:t>
-      </w:r>
-      <w:proofErr w:type="spellEnd"/>
-      <w:r>
-        <w:t>[</w:t>
-      </w:r>
-      <w:proofErr w:type="gramEnd"/>
-      <w:r>
-        <w:t>2];</w:t>
-      </w:r>
-    </w:p>
-    <w:p>
-      <w:r>
-        <w:tab/>
-        <w:t xml:space="preserve">int ret = </w:t>
-      </w:r>
-      <w:proofErr w:type="spellStart"/>
-      <w:proofErr w:type="gramStart"/>
-      <w:r>
-        <w:t>socketpair</w:t>
-      </w:r>
-      <w:proofErr w:type="spellEnd"/>
-      <w:r>
-        <w:t>(</w:t>
-      </w:r>
-      <w:proofErr w:type="gramEnd"/>
-      <w:r>
-        <w:t>AF_UNIX,SOCK_STREAM,0,fd);</w:t>
-      </w:r>
-    </w:p>
-    <w:p>
-      <w:r>
-        <w:tab/>
-      </w:r>
-      <w:proofErr w:type="gramStart"/>
-      <w:r>
-        <w:t>if(</w:t>
-      </w:r>
-      <w:proofErr w:type="gramEnd"/>
-      <w:r>
-        <w:t>ret &lt; 0)</w:t>
+        <w:t>int fd[2];</w:t>
+      </w:r>
+    </w:p>
+    <w:p>
+      <w:r>
+        <w:tab/>
+        <w:t>int ret = socketpair(AF_UNIX,SOCK_STREAM,0,fd);</w:t>
+      </w:r>
+    </w:p>
+    <w:p>
+      <w:r>
+        <w:tab/>
+        <w:t>if(ret &lt; 0)</w:t>
       </w:r>
     </w:p>
     <w:p>
@@ -9024,43 +7665,16 @@
       </w:r>
       <w:r>
         <w:tab/>
-      </w:r>
-      <w:proofErr w:type="spellStart"/>
-      <w:r>
-        <w:t>perror</w:t>
-      </w:r>
-      <w:proofErr w:type="spellEnd"/>
-      <w:r>
-        <w:t>("</w:t>
-      </w:r>
-      <w:proofErr w:type="spellStart"/>
-      <w:proofErr w:type="gramStart"/>
-      <w:r>
-        <w:t>socketpair</w:t>
-      </w:r>
-      <w:proofErr w:type="spellEnd"/>
-      <w:r>
-        <w:t>(</w:t>
-      </w:r>
-      <w:proofErr w:type="gramEnd"/>
-      <w:r>
-        <w:t>) error\r\n");</w:t>
-      </w:r>
-    </w:p>
-    <w:p>
-      <w:r>
-        <w:tab/>
-      </w:r>
-      <w:r>
-        <w:tab/>
-      </w:r>
-      <w:proofErr w:type="gramStart"/>
-      <w:r>
-        <w:t>exit(</w:t>
-      </w:r>
-      <w:proofErr w:type="gramEnd"/>
-      <w:r>
-        <w:t>1);</w:t>
+        <w:t>perror("socketpair() error\r\n");</w:t>
+      </w:r>
+    </w:p>
+    <w:p>
+      <w:r>
+        <w:tab/>
+      </w:r>
+      <w:r>
+        <w:tab/>
+        <w:t>exit(1);</w:t>
       </w:r>
     </w:p>
     <w:p>
@@ -9072,15 +7686,7 @@
     <w:p>
       <w:r>
         <w:tab/>
-        <w:t>if(</w:t>
-      </w:r>
-      <w:proofErr w:type="gramStart"/>
-      <w:r>
-        <w:t>fork(</w:t>
-      </w:r>
-      <w:proofErr w:type="gramEnd"/>
-      <w:r>
-        <w:t>))</w:t>
+        <w:t>if(fork())</w:t>
       </w:r>
     </w:p>
     <w:p>
@@ -9096,74 +7702,34 @@
       </w:r>
       <w:r>
         <w:tab/>
-      </w:r>
-      <w:proofErr w:type="spellStart"/>
-      <w:proofErr w:type="gramStart"/>
-      <w:r>
-        <w:t>printf</w:t>
-      </w:r>
-      <w:proofErr w:type="spellEnd"/>
-      <w:r>
-        <w:t>(</w:t>
-      </w:r>
-      <w:proofErr w:type="gramEnd"/>
-      <w:r>
-        <w:t>"parent process \r\n");</w:t>
-      </w:r>
-    </w:p>
-    <w:p>
-      <w:r>
-        <w:tab/>
-      </w:r>
-      <w:r>
-        <w:tab/>
-        <w:t xml:space="preserve">int </w:t>
-      </w:r>
-      <w:proofErr w:type="spellStart"/>
-      <w:r>
-        <w:t>val</w:t>
-      </w:r>
-      <w:proofErr w:type="spellEnd"/>
-      <w:r>
-        <w:t xml:space="preserve"> = 0;</w:t>
-      </w:r>
-    </w:p>
-    <w:p>
-      <w:r>
-        <w:tab/>
-      </w:r>
-      <w:r>
-        <w:tab/>
-        <w:t>close(</w:t>
-      </w:r>
-      <w:proofErr w:type="spellStart"/>
-      <w:proofErr w:type="gramStart"/>
-      <w:r>
-        <w:t>fd</w:t>
-      </w:r>
-      <w:proofErr w:type="spellEnd"/>
-      <w:r>
-        <w:t>[</w:t>
-      </w:r>
-      <w:proofErr w:type="gramEnd"/>
-      <w:r>
-        <w:t>1]);</w:t>
-      </w:r>
-    </w:p>
-    <w:p>
-      <w:r>
-        <w:tab/>
-      </w:r>
-      <w:r>
-        <w:tab/>
-      </w:r>
-      <w:proofErr w:type="gramStart"/>
-      <w:r>
-        <w:t>while(</w:t>
-      </w:r>
-      <w:proofErr w:type="gramEnd"/>
-      <w:r>
-        <w:t>1)</w:t>
+        <w:t>printf("parent process \r\n");</w:t>
+      </w:r>
+    </w:p>
+    <w:p>
+      <w:r>
+        <w:tab/>
+      </w:r>
+      <w:r>
+        <w:tab/>
+        <w:t>int val = 0;</w:t>
+      </w:r>
+    </w:p>
+    <w:p>
+      <w:r>
+        <w:tab/>
+      </w:r>
+      <w:r>
+        <w:tab/>
+        <w:t>close(fd[1]);</w:t>
+      </w:r>
+    </w:p>
+    <w:p>
+      <w:r>
+        <w:tab/>
+      </w:r>
+      <w:r>
+        <w:tab/>
+        <w:t>while(1)</w:t>
       </w:r>
     </w:p>
     <w:p>
@@ -9184,196 +7750,67 @@
       </w:r>
       <w:r>
         <w:tab/>
-      </w:r>
-      <w:proofErr w:type="gramStart"/>
-      <w:r>
-        <w:t>sleep(</w:t>
-      </w:r>
-      <w:proofErr w:type="gramEnd"/>
-      <w:r>
-        <w:t>1);</w:t>
-      </w:r>
-    </w:p>
-    <w:p>
-      <w:r>
-        <w:tab/>
-      </w:r>
-      <w:r>
-        <w:tab/>
-      </w:r>
-      <w:r>
-        <w:tab/>
-        <w:t>++</w:t>
-      </w:r>
-      <w:proofErr w:type="spellStart"/>
-      <w:r>
-        <w:t>val</w:t>
-      </w:r>
-      <w:proofErr w:type="spellEnd"/>
-      <w:r>
-        <w:t>;</w:t>
-      </w:r>
-    </w:p>
-    <w:p>
-      <w:r>
-        <w:tab/>
-      </w:r>
-      <w:r>
-        <w:tab/>
-      </w:r>
-      <w:r>
-        <w:tab/>
-      </w:r>
-      <w:proofErr w:type="spellStart"/>
-      <w:proofErr w:type="gramStart"/>
-      <w:r>
-        <w:t>printf</w:t>
-      </w:r>
-      <w:proofErr w:type="spellEnd"/>
-      <w:r>
-        <w:t>(</w:t>
-      </w:r>
-      <w:proofErr w:type="gramEnd"/>
-      <w:r>
-        <w:t xml:space="preserve">"send </w:t>
-      </w:r>
-      <w:proofErr w:type="spellStart"/>
-      <w:r>
-        <w:t>val</w:t>
-      </w:r>
-      <w:proofErr w:type="spellEnd"/>
-      <w:r>
-        <w:t xml:space="preserve"> to child : %d\r\n",</w:t>
-      </w:r>
-      <w:proofErr w:type="spellStart"/>
-      <w:r>
-        <w:t>val</w:t>
-      </w:r>
-      <w:proofErr w:type="spellEnd"/>
-      <w:r>
-        <w:t>);</w:t>
-      </w:r>
-    </w:p>
-    <w:p>
-      <w:r>
-        <w:tab/>
-      </w:r>
-      <w:r>
-        <w:tab/>
-      </w:r>
-      <w:r>
-        <w:tab/>
-        <w:t>write(</w:t>
-      </w:r>
-      <w:proofErr w:type="spellStart"/>
-      <w:r>
-        <w:t>fd</w:t>
-      </w:r>
-      <w:proofErr w:type="spellEnd"/>
-      <w:r>
-        <w:t>[0</w:t>
-      </w:r>
-      <w:proofErr w:type="gramStart"/>
-      <w:r>
-        <w:t>],&amp;</w:t>
-      </w:r>
-      <w:proofErr w:type="spellStart"/>
-      <w:proofErr w:type="gramEnd"/>
-      <w:r>
-        <w:t>val,sizeof</w:t>
-      </w:r>
-      <w:proofErr w:type="spellEnd"/>
-      <w:r>
-        <w:t>(</w:t>
-      </w:r>
-      <w:proofErr w:type="spellStart"/>
-      <w:r>
-        <w:t>val</w:t>
-      </w:r>
-      <w:proofErr w:type="spellEnd"/>
-      <w:r>
-        <w:t>));</w:t>
-      </w:r>
-    </w:p>
-    <w:p>
-      <w:r>
-        <w:tab/>
-      </w:r>
-      <w:r>
-        <w:tab/>
-      </w:r>
-      <w:r>
-        <w:tab/>
-        <w:t>read(</w:t>
-      </w:r>
-      <w:proofErr w:type="spellStart"/>
-      <w:r>
-        <w:t>fd</w:t>
-      </w:r>
-      <w:proofErr w:type="spellEnd"/>
-      <w:r>
-        <w:t>[0</w:t>
-      </w:r>
-      <w:proofErr w:type="gramStart"/>
-      <w:r>
-        <w:t>],&amp;</w:t>
-      </w:r>
-      <w:proofErr w:type="spellStart"/>
-      <w:proofErr w:type="gramEnd"/>
-      <w:r>
-        <w:t>val,sizeof</w:t>
-      </w:r>
-      <w:proofErr w:type="spellEnd"/>
-      <w:r>
-        <w:t>(</w:t>
-      </w:r>
-      <w:proofErr w:type="spellStart"/>
-      <w:r>
-        <w:t>val</w:t>
-      </w:r>
-      <w:proofErr w:type="spellEnd"/>
-      <w:r>
-        <w:t>));</w:t>
-      </w:r>
-    </w:p>
-    <w:p>
-      <w:r>
-        <w:tab/>
-      </w:r>
-      <w:r>
-        <w:tab/>
-      </w:r>
-      <w:r>
-        <w:tab/>
-      </w:r>
-      <w:proofErr w:type="spellStart"/>
-      <w:proofErr w:type="gramStart"/>
-      <w:r>
-        <w:t>printf</w:t>
-      </w:r>
-      <w:proofErr w:type="spellEnd"/>
-      <w:r>
-        <w:t>(</w:t>
-      </w:r>
-      <w:proofErr w:type="gramEnd"/>
-      <w:r>
-        <w:t xml:space="preserve">"read </w:t>
-      </w:r>
-      <w:proofErr w:type="spellStart"/>
-      <w:r>
-        <w:t>val</w:t>
-      </w:r>
-      <w:proofErr w:type="spellEnd"/>
-      <w:r>
-        <w:t xml:space="preserve"> from child : %d \r\n",</w:t>
-      </w:r>
-      <w:proofErr w:type="spellStart"/>
-      <w:r>
-        <w:t>val</w:t>
-      </w:r>
-      <w:proofErr w:type="spellEnd"/>
-      <w:r>
-        <w:t>);</w:t>
+        <w:t>sleep(1);</w:t>
+      </w:r>
+    </w:p>
+    <w:p>
+      <w:r>
+        <w:tab/>
+      </w:r>
+      <w:r>
+        <w:tab/>
+      </w:r>
+      <w:r>
+        <w:tab/>
+        <w:t>++val;</w:t>
+      </w:r>
+    </w:p>
+    <w:p>
+      <w:r>
+        <w:tab/>
+      </w:r>
+      <w:r>
+        <w:tab/>
+      </w:r>
+      <w:r>
+        <w:tab/>
+        <w:t>printf("send val to child : %d\r\n",val);</w:t>
+      </w:r>
+    </w:p>
+    <w:p>
+      <w:r>
+        <w:tab/>
+      </w:r>
+      <w:r>
+        <w:tab/>
+      </w:r>
+      <w:r>
+        <w:tab/>
+        <w:t>write(fd[0],&amp;val,sizeof(val));</w:t>
+      </w:r>
+    </w:p>
+    <w:p>
+      <w:r>
+        <w:tab/>
+      </w:r>
+      <w:r>
+        <w:tab/>
+      </w:r>
+      <w:r>
+        <w:tab/>
+        <w:t>read(fd[0],&amp;val,sizeof(val));</w:t>
+      </w:r>
+    </w:p>
+    <w:p>
+      <w:r>
+        <w:tab/>
+      </w:r>
+      <w:r>
+        <w:tab/>
+      </w:r>
+      <w:r>
+        <w:tab/>
+        <w:t>printf("read val from child : %d \r\n",val);</w:t>
       </w:r>
     </w:p>
     <w:p>
@@ -9409,58 +7846,25 @@
       </w:r>
       <w:r>
         <w:tab/>
-      </w:r>
-      <w:proofErr w:type="spellStart"/>
-      <w:proofErr w:type="gramStart"/>
-      <w:r>
-        <w:t>printf</w:t>
-      </w:r>
-      <w:proofErr w:type="spellEnd"/>
-      <w:r>
-        <w:t>(</w:t>
-      </w:r>
-      <w:proofErr w:type="gramEnd"/>
-      <w:r>
-        <w:t>"child process \r\n");</w:t>
-      </w:r>
-    </w:p>
-    <w:p>
-      <w:r>
-        <w:tab/>
-      </w:r>
-      <w:r>
-        <w:tab/>
-        <w:t xml:space="preserve">int </w:t>
-      </w:r>
-      <w:proofErr w:type="spellStart"/>
-      <w:r>
-        <w:t>val</w:t>
-      </w:r>
-      <w:proofErr w:type="spellEnd"/>
-      <w:r>
-        <w:t>;</w:t>
-      </w:r>
-    </w:p>
-    <w:p>
-      <w:r>
-        <w:tab/>
-      </w:r>
-      <w:r>
-        <w:tab/>
-        <w:t>close(</w:t>
-      </w:r>
-      <w:proofErr w:type="spellStart"/>
-      <w:proofErr w:type="gramStart"/>
-      <w:r>
-        <w:t>fd</w:t>
-      </w:r>
-      <w:proofErr w:type="spellEnd"/>
-      <w:r>
-        <w:t>[</w:t>
-      </w:r>
-      <w:proofErr w:type="gramEnd"/>
-      <w:r>
-        <w:t>0]);</w:t>
+        <w:t>printf("child process \r\n");</w:t>
+      </w:r>
+    </w:p>
+    <w:p>
+      <w:r>
+        <w:tab/>
+      </w:r>
+      <w:r>
+        <w:tab/>
+        <w:t>int val;</w:t>
+      </w:r>
+    </w:p>
+    <w:p>
+      <w:r>
+        <w:tab/>
+      </w:r>
+      <w:r>
+        <w:tab/>
+        <w:t>close(fd[0]);</w:t>
       </w:r>
     </w:p>
     <w:p/>
@@ -9470,14 +7874,7 @@
       </w:r>
       <w:r>
         <w:tab/>
-      </w:r>
-      <w:proofErr w:type="gramStart"/>
-      <w:r>
-        <w:t>while(</w:t>
-      </w:r>
-      <w:proofErr w:type="gramEnd"/>
-      <w:r>
-        <w:t>1)</w:t>
+        <w:t>while(1)</w:t>
       </w:r>
     </w:p>
     <w:p>
@@ -9498,97 +7895,31 @@
       </w:r>
       <w:r>
         <w:tab/>
-        <w:t>read(</w:t>
-      </w:r>
-      <w:proofErr w:type="spellStart"/>
-      <w:r>
-        <w:t>fd</w:t>
-      </w:r>
-      <w:proofErr w:type="spellEnd"/>
-      <w:r>
-        <w:t>[1</w:t>
-      </w:r>
-      <w:proofErr w:type="gramStart"/>
-      <w:r>
-        <w:t>],&amp;</w:t>
-      </w:r>
-      <w:proofErr w:type="spellStart"/>
-      <w:proofErr w:type="gramEnd"/>
-      <w:r>
-        <w:t>val,sizeof</w:t>
-      </w:r>
-      <w:proofErr w:type="spellEnd"/>
-      <w:r>
-        <w:t>(</w:t>
-      </w:r>
-      <w:proofErr w:type="spellStart"/>
-      <w:r>
-        <w:t>val</w:t>
-      </w:r>
-      <w:proofErr w:type="spellEnd"/>
-      <w:r>
-        <w:t>));</w:t>
-      </w:r>
-    </w:p>
-    <w:p>
-      <w:r>
-        <w:tab/>
-      </w:r>
-      <w:r>
-        <w:tab/>
-      </w:r>
-      <w:r>
-        <w:tab/>
-        <w:t>++</w:t>
-      </w:r>
-      <w:proofErr w:type="spellStart"/>
-      <w:r>
-        <w:t>val</w:t>
-      </w:r>
-      <w:proofErr w:type="spellEnd"/>
-      <w:r>
-        <w:t>;</w:t>
-      </w:r>
-    </w:p>
-    <w:p>
-      <w:r>
-        <w:tab/>
-      </w:r>
-      <w:r>
-        <w:tab/>
-      </w:r>
-      <w:r>
-        <w:tab/>
-        <w:t>write(</w:t>
-      </w:r>
-      <w:proofErr w:type="spellStart"/>
-      <w:r>
-        <w:t>fd</w:t>
-      </w:r>
-      <w:proofErr w:type="spellEnd"/>
-      <w:r>
-        <w:t>[1</w:t>
-      </w:r>
-      <w:proofErr w:type="gramStart"/>
-      <w:r>
-        <w:t>],&amp;</w:t>
-      </w:r>
-      <w:proofErr w:type="spellStart"/>
-      <w:proofErr w:type="gramEnd"/>
-      <w:r>
-        <w:t>val,sizeof</w:t>
-      </w:r>
-      <w:proofErr w:type="spellEnd"/>
-      <w:r>
-        <w:t>(</w:t>
-      </w:r>
-      <w:proofErr w:type="spellStart"/>
-      <w:r>
-        <w:t>val</w:t>
-      </w:r>
-      <w:proofErr w:type="spellEnd"/>
-      <w:r>
-        <w:t>));</w:t>
+        <w:t>read(fd[1],&amp;val,sizeof(val));</w:t>
+      </w:r>
+    </w:p>
+    <w:p>
+      <w:r>
+        <w:tab/>
+      </w:r>
+      <w:r>
+        <w:tab/>
+      </w:r>
+      <w:r>
+        <w:tab/>
+        <w:t>++val;</w:t>
+      </w:r>
+    </w:p>
+    <w:p>
+      <w:r>
+        <w:tab/>
+      </w:r>
+      <w:r>
+        <w:tab/>
+      </w:r>
+      <w:r>
+        <w:tab/>
+        <w:t>write(fd[1],&amp;val,sizeof(val));</w:t>
       </w:r>
     </w:p>
     <w:p>
@@ -10049,7 +8380,7 @@
       <w:pPr>
         <w:jc w:val="center"/>
         <w:rPr>
-          <w:rFonts w:ascii="宋体" w:eastAsia="宋体" w:hAnsi="宋体" w:cs="宋体"/>
+          <w:rFonts w:ascii="宋体" w:eastAsia="宋体" w:hAnsi="宋体" w:cs="宋体" w:hint="eastAsia"/>
         </w:rPr>
       </w:pPr>
       <w:r>
@@ -10155,7 +8486,6 @@
         </w:rPr>
         <w:t>的</w:t>
       </w:r>
-      <w:proofErr w:type="spellStart"/>
       <w:r>
         <w:rPr>
           <w:rFonts w:hint="eastAsia"/>
@@ -10163,7 +8493,6 @@
         </w:rPr>
         <w:t>recvfrom</w:t>
       </w:r>
-      <w:proofErr w:type="spellEnd"/>
       <w:r>
         <w:rPr>
           <w:rFonts w:hint="eastAsia"/>
@@ -10185,7 +8514,6 @@
         </w:rPr>
         <w:t>操作结束才会返回；如果系统内核数据没有准备好，那就一直等待数据准备，因为是调用了</w:t>
       </w:r>
-      <w:proofErr w:type="spellStart"/>
       <w:r>
         <w:rPr>
           <w:rFonts w:hint="eastAsia"/>
@@ -10193,7 +8521,6 @@
         </w:rPr>
         <w:t>recvfrom</w:t>
       </w:r>
-      <w:proofErr w:type="spellEnd"/>
       <w:r>
         <w:rPr>
           <w:rFonts w:hint="eastAsia"/>
@@ -10302,7 +8629,6 @@
         </w:rPr>
         <w:t>、</w:t>
       </w:r>
-      <w:proofErr w:type="spellStart"/>
       <w:r>
         <w:rPr>
           <w:rFonts w:hint="eastAsia"/>
@@ -10310,7 +8636,6 @@
         </w:rPr>
         <w:t>readv</w:t>
       </w:r>
-      <w:proofErr w:type="spellEnd"/>
       <w:r>
         <w:rPr>
           <w:color w:val="FF0000"/>
@@ -10324,7 +8649,6 @@
         </w:rPr>
         <w:t>、</w:t>
       </w:r>
-      <w:proofErr w:type="spellStart"/>
       <w:r>
         <w:rPr>
           <w:rFonts w:hint="eastAsia"/>
@@ -10332,7 +8656,6 @@
         </w:rPr>
         <w:t>recv</w:t>
       </w:r>
-      <w:proofErr w:type="spellEnd"/>
       <w:r>
         <w:rPr>
           <w:color w:val="FF0000"/>
@@ -10346,7 +8669,6 @@
         </w:rPr>
         <w:t>、</w:t>
       </w:r>
-      <w:proofErr w:type="spellStart"/>
       <w:r>
         <w:rPr>
           <w:rFonts w:hint="eastAsia"/>
@@ -10354,7 +8676,6 @@
         </w:rPr>
         <w:t>recvfrom</w:t>
       </w:r>
-      <w:proofErr w:type="spellEnd"/>
       <w:r>
         <w:rPr>
           <w:color w:val="FF0000"/>
@@ -10397,7 +8718,6 @@
         </w:rPr>
         <w:t>、</w:t>
       </w:r>
-      <w:proofErr w:type="spellStart"/>
       <w:r>
         <w:rPr>
           <w:rFonts w:hint="eastAsia"/>
@@ -10405,7 +8725,6 @@
         </w:rPr>
         <w:t>writev</w:t>
       </w:r>
-      <w:proofErr w:type="spellEnd"/>
       <w:r>
         <w:rPr>
           <w:color w:val="FF0000"/>
@@ -10439,7 +8758,6 @@
         </w:rPr>
         <w:t>、</w:t>
       </w:r>
-      <w:proofErr w:type="spellStart"/>
       <w:r>
         <w:rPr>
           <w:rFonts w:hint="eastAsia"/>
@@ -10447,7 +8765,6 @@
         </w:rPr>
         <w:t>sendto</w:t>
       </w:r>
-      <w:proofErr w:type="spellEnd"/>
       <w:r>
         <w:rPr>
           <w:color w:val="FF0000"/>
@@ -11374,14 +9691,12 @@
         </w:rPr>
         <w:t>通过</w:t>
       </w:r>
-      <w:proofErr w:type="spellStart"/>
       <w:r>
         <w:rPr>
           <w:rFonts w:hint="eastAsia"/>
         </w:rPr>
         <w:t>fcntl</w:t>
       </w:r>
-      <w:proofErr w:type="spellEnd"/>
       <w:r>
         <w:rPr>
           <w:rFonts w:hint="eastAsia"/>
@@ -11411,14 +9726,12 @@
         </w:rPr>
         <w:t>什么情况下使用</w:t>
       </w:r>
-      <w:proofErr w:type="spellStart"/>
       <w:r>
         <w:rPr>
           <w:rFonts w:hint="eastAsia"/>
         </w:rPr>
         <w:t>fcntl</w:t>
       </w:r>
-      <w:proofErr w:type="spellEnd"/>
       <w:r>
         <w:rPr>
           <w:rFonts w:hint="eastAsia"/>
@@ -11477,14 +9790,12 @@
         </w:rPr>
         <w:t>的参数，此时可以使用</w:t>
       </w:r>
-      <w:proofErr w:type="spellStart"/>
       <w:r>
         <w:rPr>
           <w:rFonts w:hint="eastAsia"/>
         </w:rPr>
         <w:t>fcntl</w:t>
       </w:r>
-      <w:proofErr w:type="spellEnd"/>
       <w:r>
         <w:rPr>
           <w:rFonts w:hint="eastAsia"/>
@@ -11519,28 +9830,24 @@
         </w:rPr>
         <w:t>指定，你手里只有一个文件描述符</w:t>
       </w:r>
-      <w:proofErr w:type="spellStart"/>
       <w:r>
         <w:rPr>
           <w:rFonts w:hint="eastAsia"/>
         </w:rPr>
         <w:t>fd</w:t>
       </w:r>
-      <w:proofErr w:type="spellEnd"/>
       <w:r>
         <w:rPr>
           <w:rFonts w:hint="eastAsia"/>
         </w:rPr>
         <w:t>，此时就使用</w:t>
       </w:r>
-      <w:proofErr w:type="spellStart"/>
       <w:r>
         <w:rPr>
           <w:rFonts w:hint="eastAsia"/>
         </w:rPr>
         <w:t>fcntl</w:t>
       </w:r>
-      <w:proofErr w:type="spellEnd"/>
       <w:r>
         <w:rPr>
           <w:rFonts w:hint="eastAsia"/>
@@ -11595,14 +9902,12 @@
         </w:rPr>
         <w:t>的，此时就需要使用</w:t>
       </w:r>
-      <w:proofErr w:type="spellStart"/>
       <w:r>
         <w:rPr>
           <w:rFonts w:hint="eastAsia"/>
         </w:rPr>
         <w:t>fcntl</w:t>
       </w:r>
-      <w:proofErr w:type="spellEnd"/>
       <w:r>
         <w:rPr>
           <w:rFonts w:hint="eastAsia"/>
@@ -11625,14 +9930,12 @@
         </w:rPr>
         <w:t>当然我们使用</w:t>
       </w:r>
-      <w:proofErr w:type="spellStart"/>
       <w:r>
         <w:rPr>
           <w:rFonts w:hint="eastAsia"/>
         </w:rPr>
         <w:t>fcntl</w:t>
       </w:r>
-      <w:proofErr w:type="spellEnd"/>
       <w:r>
         <w:rPr>
           <w:rFonts w:hint="eastAsia"/>
@@ -11698,8 +10001,6 @@
       <w:pPr>
         <w:ind w:left="420"/>
       </w:pPr>
-      <w:proofErr w:type="spellStart"/>
-      <w:proofErr w:type="gramStart"/>
       <w:r>
         <w:t>f</w:t>
       </w:r>
@@ -11709,13 +10010,8 @@
         </w:rPr>
         <w:t>cntl</w:t>
       </w:r>
-      <w:proofErr w:type="spellEnd"/>
-      <w:r>
-        <w:t>(</w:t>
-      </w:r>
-      <w:proofErr w:type="gramEnd"/>
-      <w:r>
-        <w:t>0, F_SETFL, O_READONLY|O_NONBLOCK);</w:t>
+      <w:r>
+        <w:t>(0, F_SETFL, O_READONLY|O_NONBLOCK);</w:t>
       </w:r>
     </w:p>
     <w:p>
@@ -11745,91 +10041,76 @@
         <w:t>flag</w:t>
       </w:r>
       <w:r>
-        <w:t xml:space="preserve"> = </w:t>
-      </w:r>
-      <w:proofErr w:type="spellStart"/>
-      <w:r>
+        <w:t xml:space="preserve"> = fcntl(0, F_GETFL);</w:t>
+      </w:r>
+      <w:r>
+        <w:tab/>
+        <w:t>//</w:t>
+      </w:r>
+      <w:r>
+        <w:rPr>
+          <w:rFonts w:hint="eastAsia"/>
+        </w:rPr>
+        <w:t>获取原有文件状态标志</w:t>
+      </w:r>
+    </w:p>
+    <w:p>
+      <w:pPr>
+        <w:ind w:left="420"/>
+      </w:pPr>
+      <w:r>
+        <w:rPr>
+          <w:rFonts w:hint="eastAsia"/>
+        </w:rPr>
+        <w:t>flag</w:t>
+      </w:r>
+      <w:r>
+        <w:t xml:space="preserve"> = O_NONBLOCK;</w:t>
+      </w:r>
+      <w:r>
+        <w:tab/>
+      </w:r>
+      <w:r>
+        <w:tab/>
+        <w:t>//</w:t>
+      </w:r>
+      <w:r>
+        <w:rPr>
+          <w:rFonts w:hint="eastAsia"/>
+        </w:rPr>
+        <w:t>通过</w:t>
+      </w:r>
+      <w:r>
+        <w:rPr>
+          <w:rFonts w:hint="eastAsia"/>
+        </w:rPr>
+        <w:t>|</w:t>
+      </w:r>
+      <w:r>
+        <w:rPr>
+          <w:rFonts w:hint="eastAsia"/>
+        </w:rPr>
+        <w:t>操作，在已有标志上增加</w:t>
+      </w:r>
+      <w:r>
+        <w:rPr>
+          <w:rFonts w:hint="eastAsia"/>
+        </w:rPr>
+        <w:t>O_NONBLOCK</w:t>
+      </w:r>
+    </w:p>
+    <w:p>
+      <w:pPr>
+        <w:ind w:left="420"/>
+      </w:pPr>
+      <w:r>
+        <w:rPr>
+          <w:rFonts w:hint="eastAsia"/>
+        </w:rPr>
         <w:t>fcntl</w:t>
       </w:r>
-      <w:proofErr w:type="spellEnd"/>
-      <w:r>
-        <w:t>(0, F_GETFL);</w:t>
-      </w:r>
-      <w:r>
-        <w:tab/>
-        <w:t>//</w:t>
-      </w:r>
-      <w:r>
-        <w:rPr>
-          <w:rFonts w:hint="eastAsia"/>
-        </w:rPr>
-        <w:t>获取原有文件状态标志</w:t>
-      </w:r>
-    </w:p>
-    <w:p>
-      <w:pPr>
-        <w:ind w:left="420"/>
-      </w:pPr>
-      <w:r>
-        <w:rPr>
-          <w:rFonts w:hint="eastAsia"/>
-        </w:rPr>
-        <w:t>flag</w:t>
-      </w:r>
-      <w:r>
-        <w:t xml:space="preserve"> = O_NONBLOCK;</w:t>
-      </w:r>
-      <w:r>
-        <w:tab/>
-      </w:r>
-      <w:r>
-        <w:tab/>
-        <w:t>//</w:t>
-      </w:r>
-      <w:r>
-        <w:rPr>
-          <w:rFonts w:hint="eastAsia"/>
-        </w:rPr>
-        <w:t>通过</w:t>
-      </w:r>
-      <w:r>
-        <w:rPr>
-          <w:rFonts w:hint="eastAsia"/>
-        </w:rPr>
-        <w:t>|</w:t>
-      </w:r>
-      <w:r>
-        <w:rPr>
-          <w:rFonts w:hint="eastAsia"/>
-        </w:rPr>
-        <w:t>操作，在已有标志上增加</w:t>
-      </w:r>
-      <w:r>
-        <w:rPr>
-          <w:rFonts w:hint="eastAsia"/>
-        </w:rPr>
-        <w:t>O_NONBLOCK</w:t>
-      </w:r>
-    </w:p>
-    <w:p>
-      <w:pPr>
-        <w:ind w:left="420"/>
-      </w:pPr>
-      <w:proofErr w:type="spellStart"/>
-      <w:proofErr w:type="gramStart"/>
-      <w:r>
-        <w:rPr>
-          <w:rFonts w:hint="eastAsia"/>
-        </w:rPr>
-        <w:t>fcntl</w:t>
-      </w:r>
-      <w:proofErr w:type="spellEnd"/>
-      <w:r>
-        <w:t>(</w:t>
-      </w:r>
-      <w:proofErr w:type="gramEnd"/>
-      <w:r>
-        <w:t>0, F_SETFL, flag);</w:t>
+      <w:r>
+        <w:t>(0, F_SETFL, flag);</w:t>
       </w:r>
     </w:p>
     <w:p/>
@@ -11875,14 +10156,12 @@
         </w:rPr>
         <w:t>的</w:t>
       </w:r>
-      <w:proofErr w:type="spellStart"/>
       <w:r>
         <w:rPr>
           <w:rFonts w:hint="eastAsia"/>
         </w:rPr>
         <w:t>l_onoff</w:t>
       </w:r>
-      <w:proofErr w:type="spellEnd"/>
       <w:r>
         <w:rPr>
           <w:rFonts w:hint="eastAsia"/>
@@ -11901,14 +10180,12 @@
         </w:rPr>
         <w:t>，</w:t>
       </w:r>
-      <w:proofErr w:type="spellStart"/>
       <w:r>
         <w:rPr>
           <w:rFonts w:hint="eastAsia"/>
         </w:rPr>
         <w:t>l_linger</w:t>
       </w:r>
-      <w:proofErr w:type="spellEnd"/>
       <w:r>
         <w:rPr>
           <w:rFonts w:hint="eastAsia"/>
@@ -12463,28 +10740,24 @@
         </w:rPr>
         <w:t>调用</w:t>
       </w:r>
-      <w:proofErr w:type="spellStart"/>
       <w:r>
         <w:rPr>
           <w:rFonts w:hint="eastAsia"/>
         </w:rPr>
         <w:t>getpeername</w:t>
       </w:r>
-      <w:proofErr w:type="spellEnd"/>
       <w:r>
         <w:rPr>
           <w:rFonts w:hint="eastAsia"/>
         </w:rPr>
         <w:t>代替</w:t>
       </w:r>
-      <w:proofErr w:type="spellStart"/>
       <w:r>
         <w:rPr>
           <w:rFonts w:hint="eastAsia"/>
         </w:rPr>
         <w:t>getsockopt</w:t>
       </w:r>
-      <w:proofErr w:type="spellEnd"/>
     </w:p>
     <w:p>
       <w:r>
@@ -12604,14 +10877,12 @@
         </w:rPr>
         <w:t>调用</w:t>
       </w:r>
-      <w:proofErr w:type="spellStart"/>
       <w:r>
         <w:rPr>
           <w:rFonts w:hint="eastAsia"/>
         </w:rPr>
         <w:t>fcntl</w:t>
       </w:r>
-      <w:proofErr w:type="spellEnd"/>
       <w:r>
         <w:rPr>
           <w:rFonts w:hint="eastAsia"/>
@@ -12750,7 +11021,7 @@
       <w:pPr>
         <w:jc w:val="center"/>
         <w:rPr>
-          <w:rFonts w:ascii="宋体" w:eastAsia="宋体" w:hAnsi="宋体" w:cs="宋体"/>
+          <w:rFonts w:ascii="宋体" w:eastAsia="宋体" w:hAnsi="宋体" w:cs="宋体" w:hint="eastAsia"/>
         </w:rPr>
       </w:pPr>
       <w:r>
@@ -12950,14 +11221,12 @@
         <w:lastRenderedPageBreak/>
         <w:t>塞在第一阶段，如果等到了一个描述符变为了可操作，则调用</w:t>
       </w:r>
-      <w:proofErr w:type="spellStart"/>
       <w:r>
         <w:rPr>
           <w:rFonts w:hint="eastAsia"/>
         </w:rPr>
         <w:t>recvfrom</w:t>
       </w:r>
-      <w:proofErr w:type="spellEnd"/>
       <w:r>
         <w:rPr>
           <w:rFonts w:hint="eastAsia"/>
@@ -13144,14 +11413,12 @@
         </w:rPr>
         <w:t>操作函数</w:t>
       </w:r>
-      <w:proofErr w:type="spellStart"/>
       <w:r>
         <w:rPr>
           <w:rFonts w:hint="eastAsia"/>
         </w:rPr>
         <w:t>recvfrom</w:t>
       </w:r>
-      <w:proofErr w:type="spellEnd"/>
       <w:r>
         <w:rPr>
           <w:rFonts w:hint="eastAsia"/>
@@ -13588,7 +11855,7 @@
           <w:noProof/>
         </w:rPr>
         <w:drawing>
-          <wp:inline distT="0" distB="0" distL="0" distR="0" wp14:anchorId="04DB7460" wp14:editId="540D50E6">
+          <wp:inline distT="0" distB="0" distL="0" distR="0" wp14:anchorId="04DB7460" wp14:editId="1E31B971">
             <wp:extent cx="2767330" cy="879475"/>
             <wp:effectExtent l="0" t="0" r="13970" b="15875"/>
             <wp:docPr id="14" name="图片 14"/>
@@ -14518,41 +12785,35 @@
         </w:rPr>
         <w:t>文件存储映射操作函数：</w:t>
       </w:r>
-      <w:proofErr w:type="spellStart"/>
       <w:r>
         <w:rPr>
           <w:rFonts w:hint="eastAsia"/>
         </w:rPr>
         <w:t>mmap</w:t>
       </w:r>
-      <w:proofErr w:type="spellEnd"/>
       <w:r>
         <w:rPr>
           <w:rFonts w:hint="eastAsia"/>
         </w:rPr>
         <w:t>，</w:t>
       </w:r>
-      <w:proofErr w:type="spellStart"/>
       <w:r>
         <w:rPr>
           <w:rFonts w:hint="eastAsia"/>
         </w:rPr>
         <w:t>munmap</w:t>
       </w:r>
-      <w:proofErr w:type="spellEnd"/>
     </w:p>
     <w:p>
       <w:pPr>
         <w:pStyle w:val="2"/>
       </w:pPr>
-      <w:proofErr w:type="spellStart"/>
       <w:r>
         <w:rPr>
           <w:rFonts w:hint="eastAsia"/>
         </w:rPr>
         <w:t>mmap</w:t>
       </w:r>
-      <w:proofErr w:type="spellEnd"/>
     </w:p>
     <w:p>
       <w:r>
@@ -14565,49 +12826,7 @@
         <w:t>void</w:t>
       </w:r>
       <w:r>
-        <w:t xml:space="preserve"> *</w:t>
-      </w:r>
-      <w:proofErr w:type="spellStart"/>
-      <w:proofErr w:type="gramStart"/>
-      <w:r>
-        <w:t>mmap</w:t>
-      </w:r>
-      <w:proofErr w:type="spellEnd"/>
-      <w:r>
-        <w:t>(</w:t>
-      </w:r>
-      <w:proofErr w:type="spellStart"/>
-      <w:proofErr w:type="gramEnd"/>
-      <w:r>
-        <w:t>coid</w:t>
-      </w:r>
-      <w:proofErr w:type="spellEnd"/>
-      <w:r>
-        <w:t xml:space="preserve">* </w:t>
-      </w:r>
-      <w:proofErr w:type="spellStart"/>
-      <w:r>
-        <w:t>addr,size_t</w:t>
-      </w:r>
-      <w:proofErr w:type="spellEnd"/>
-      <w:r>
-        <w:t xml:space="preserve"> </w:t>
-      </w:r>
-      <w:proofErr w:type="spellStart"/>
-      <w:r>
-        <w:t>len</w:t>
-      </w:r>
-      <w:proofErr w:type="spellEnd"/>
-      <w:r>
-        <w:t xml:space="preserve">, int port, int flag, int fields, </w:t>
-      </w:r>
-      <w:proofErr w:type="spellStart"/>
-      <w:r>
-        <w:t>off_t</w:t>
-      </w:r>
-      <w:proofErr w:type="spellEnd"/>
-      <w:r>
-        <w:t xml:space="preserve"> off);</w:t>
+        <w:t xml:space="preserve"> *mmap(coid* addr,size_t len, int port, int flag, int fields, off_t off);</w:t>
       </w:r>
     </w:p>
     <w:p>
@@ -14625,14 +12844,12 @@
       <w:r>
         <w:tab/>
       </w:r>
-      <w:proofErr w:type="spellStart"/>
       <w:r>
         <w:rPr>
           <w:rFonts w:hint="eastAsia"/>
         </w:rPr>
         <w:t>addr</w:t>
       </w:r>
-      <w:proofErr w:type="spellEnd"/>
       <w:r>
         <w:rPr>
           <w:rFonts w:hint="eastAsia"/>
@@ -14649,9 +12866,6 @@
     <w:p>
       <w:r>
         <w:tab/>
-      </w:r>
-      <w:proofErr w:type="spellStart"/>
-      <w:r>
         <w:t>f</w:t>
       </w:r>
       <w:r>
@@ -14660,7 +12874,6 @@
         </w:rPr>
         <w:t>ileds</w:t>
       </w:r>
-      <w:proofErr w:type="spellEnd"/>
       <w:r>
         <w:rPr>
           <w:rFonts w:hint="eastAsia"/>
@@ -14671,9 +12884,6 @@
     <w:p>
       <w:r>
         <w:tab/>
-      </w:r>
-      <w:proofErr w:type="spellStart"/>
-      <w:r>
         <w:t>l</w:t>
       </w:r>
       <w:r>
@@ -14682,7 +12892,6 @@
         </w:rPr>
         <w:t>en</w:t>
       </w:r>
-      <w:proofErr w:type="spellEnd"/>
       <w:r>
         <w:rPr>
           <w:rFonts w:hint="eastAsia"/>
@@ -14829,14 +13038,12 @@
         </w:rPr>
         <w:t>返回地址必须等于</w:t>
       </w:r>
-      <w:proofErr w:type="spellStart"/>
       <w:r>
         <w:rPr>
           <w:rFonts w:hint="eastAsia"/>
         </w:rPr>
         <w:t>addr</w:t>
       </w:r>
-      <w:proofErr w:type="spellEnd"/>
       <w:r>
         <w:rPr>
           <w:rFonts w:hint="eastAsia"/>
@@ -14952,7 +13159,7 @@
 </file>
 
 <file path=word/endnotes.xml><?xml version="1.0" encoding="utf-8"?>
-<w:endnotes xmlns:wpc="http://schemas.microsoft.com/office/word/2010/wordprocessingCanvas" xmlns:cx="http://schemas.microsoft.com/office/drawing/2014/chartex" xmlns:cx1="http://schemas.microsoft.com/office/drawing/2015/9/8/chartex" xmlns:cx2="http://schemas.microsoft.com/office/drawing/2015/10/21/chartex" xmlns:cx3="http://schemas.microsoft.com/office/drawing/2016/5/9/chartex" xmlns:cx4="http://schemas.microsoft.com/office/drawing/2016/5/10/chartex" xmlns:cx5="http://schemas.microsoft.com/office/drawing/2016/5/11/chartex" xmlns:cx6="http://schemas.microsoft.com/office/drawing/2016/5/12/chartex" xmlns:cx7="http://schemas.microsoft.com/office/drawing/2016/5/13/chartex" xmlns:cx8="http://schemas.microsoft.com/office/drawing/2016/5/14/chartex" xmlns:mc="http://schemas.openxmlformats.org/markup-compatibility/2006" xmlns:aink="http://schemas.microsoft.com/office/drawing/2016/ink" xmlns:am3d="http://schemas.microsoft.com/office/drawing/2017/model3d" xmlns:o="urn:schemas-microsoft-com:office:office" xmlns:oel="http://schemas.microsoft.com/office/2019/extlst" xmlns:r="http://schemas.openxmlformats.org/officeDocument/2006/relationships" xmlns:m="http://schemas.openxmlformats.org/officeDocument/2006/math" xmlns:v="urn:schemas-microsoft-com:vml" xmlns:wp14="http://schemas.microsoft.com/office/word/2010/wordprocessingDrawing" xmlns:wp="http://schemas.openxmlformats.org/drawingml/2006/wordprocessingDrawing" xmlns:w10="urn:schemas-microsoft-com:office:word" xmlns:w="http://schemas.openxmlformats.org/wordprocessingml/2006/main" xmlns:w14="http://schemas.microsoft.com/office/word/2010/wordml" xmlns:w15="http://schemas.microsoft.com/office/word/2012/wordml" xmlns:w16cex="http://schemas.microsoft.com/office/word/2018/wordml/cex" xmlns:w16cid="http://schemas.microsoft.com/office/word/2016/wordml/cid" xmlns:w16="http://schemas.microsoft.com/office/word/2018/wordml" xmlns:w16sdtdh="http://schemas.microsoft.com/office/word/2020/wordml/sdtdatahash" xmlns:w16se="http://schemas.microsoft.com/office/word/2015/wordml/symex" xmlns:wpg="http://schemas.microsoft.com/office/word/2010/wordprocessingGroup" xmlns:wpi="http://schemas.microsoft.com/office/word/2010/wordprocessingInk" xmlns:wne="http://schemas.microsoft.com/office/word/2006/wordml" xmlns:wps="http://schemas.microsoft.com/office/word/2010/wordprocessingShape" mc:Ignorable="w14 w15 w16se w16cid w16 w16cex w16sdtdh wp14">
+<w:endnotes xmlns:wpc="http://schemas.microsoft.com/office/word/2010/wordprocessingCanvas" xmlns:cx="http://schemas.microsoft.com/office/drawing/2014/chartex" xmlns:cx1="http://schemas.microsoft.com/office/drawing/2015/9/8/chartex" xmlns:cx2="http://schemas.microsoft.com/office/drawing/2015/10/21/chartex" xmlns:cx3="http://schemas.microsoft.com/office/drawing/2016/5/9/chartex" xmlns:cx4="http://schemas.microsoft.com/office/drawing/2016/5/10/chartex" xmlns:cx5="http://schemas.microsoft.com/office/drawing/2016/5/11/chartex" xmlns:cx6="http://schemas.microsoft.com/office/drawing/2016/5/12/chartex" xmlns:cx7="http://schemas.microsoft.com/office/drawing/2016/5/13/chartex" xmlns:cx8="http://schemas.microsoft.com/office/drawing/2016/5/14/chartex" xmlns:mc="http://schemas.openxmlformats.org/markup-compatibility/2006" xmlns:aink="http://schemas.microsoft.com/office/drawing/2016/ink" xmlns:am3d="http://schemas.microsoft.com/office/drawing/2017/model3d" xmlns:o="urn:schemas-microsoft-com:office:office" xmlns:oel="http://schemas.microsoft.com/office/2019/extlst" xmlns:r="http://schemas.openxmlformats.org/officeDocument/2006/relationships" xmlns:m="http://schemas.openxmlformats.org/officeDocument/2006/math" xmlns:v="urn:schemas-microsoft-com:vml" xmlns:wp14="http://schemas.microsoft.com/office/word/2010/wordprocessingDrawing" xmlns:wp="http://schemas.openxmlformats.org/drawingml/2006/wordprocessingDrawing" xmlns:w10="urn:schemas-microsoft-com:office:word" xmlns:w="http://schemas.openxmlformats.org/wordprocessingml/2006/main" xmlns:w14="http://schemas.microsoft.com/office/word/2010/wordml" xmlns:w15="http://schemas.microsoft.com/office/word/2012/wordml" xmlns:w16cex="http://schemas.microsoft.com/office/word/2018/wordml/cex" xmlns:w16cid="http://schemas.microsoft.com/office/word/2016/wordml/cid" xmlns:w16="http://schemas.microsoft.com/office/word/2018/wordml" xmlns:w16du="http://schemas.microsoft.com/office/word/2023/wordml/word16du" xmlns:w16sdtdh="http://schemas.microsoft.com/office/word/2020/wordml/sdtdatahash" xmlns:w16sdtfl="http://schemas.microsoft.com/office/word/2024/wordml/sdtformatlock" xmlns:w16se="http://schemas.microsoft.com/office/word/2015/wordml/symex" xmlns:wpg="http://schemas.microsoft.com/office/word/2010/wordprocessingGroup" xmlns:wpi="http://schemas.microsoft.com/office/word/2010/wordprocessingInk" xmlns:wne="http://schemas.microsoft.com/office/word/2006/wordml" xmlns:wps="http://schemas.microsoft.com/office/word/2010/wordprocessingShape" mc:Ignorable="w14 w15 w16se w16cid w16 w16cex w16sdtdh w16sdtfl w16du wp14">
   <w:endnote w:type="separator" w:id="-1">
     <w:p>
       <w:pPr>
@@ -14977,7 +13184,7 @@
 </file>
 
 <file path=word/footnotes.xml><?xml version="1.0" encoding="utf-8"?>
-<w:footnotes xmlns:wpc="http://schemas.microsoft.com/office/word/2010/wordprocessingCanvas" xmlns:cx="http://schemas.microsoft.com/office/drawing/2014/chartex" xmlns:cx1="http://schemas.microsoft.com/office/drawing/2015/9/8/chartex" xmlns:cx2="http://schemas.microsoft.com/office/drawing/2015/10/21/chartex" xmlns:cx3="http://schemas.microsoft.com/office/drawing/2016/5/9/chartex" xmlns:cx4="http://schemas.microsoft.com/office/drawing/2016/5/10/chartex" xmlns:cx5="http://schemas.microsoft.com/office/drawing/2016/5/11/chartex" xmlns:cx6="http://schemas.microsoft.com/office/drawing/2016/5/12/chartex" xmlns:cx7="http://schemas.microsoft.com/office/drawing/2016/5/13/chartex" xmlns:cx8="http://schemas.microsoft.com/office/drawing/2016/5/14/chartex" xmlns:mc="http://schemas.openxmlformats.org/markup-compatibility/2006" xmlns:aink="http://schemas.microsoft.com/office/drawing/2016/ink" xmlns:am3d="http://schemas.microsoft.com/office/drawing/2017/model3d" xmlns:o="urn:schemas-microsoft-com:office:office" xmlns:oel="http://schemas.microsoft.com/office/2019/extlst" xmlns:r="http://schemas.openxmlformats.org/officeDocument/2006/relationships" xmlns:m="http://schemas.openxmlformats.org/officeDocument/2006/math" xmlns:v="urn:schemas-microsoft-com:vml" xmlns:wp14="http://schemas.microsoft.com/office/word/2010/wordprocessingDrawing" xmlns:wp="http://schemas.openxmlformats.org/drawingml/2006/wordprocessingDrawing" xmlns:w10="urn:schemas-microsoft-com:office:word" xmlns:w="http://schemas.openxmlformats.org/wordprocessingml/2006/main" xmlns:w14="http://schemas.microsoft.com/office/word/2010/wordml" xmlns:w15="http://schemas.microsoft.com/office/word/2012/wordml" xmlns:w16cex="http://schemas.microsoft.com/office/word/2018/wordml/cex" xmlns:w16cid="http://schemas.microsoft.com/office/word/2016/wordml/cid" xmlns:w16="http://schemas.microsoft.com/office/word/2018/wordml" xmlns:w16sdtdh="http://schemas.microsoft.com/office/word/2020/wordml/sdtdatahash" xmlns:w16se="http://schemas.microsoft.com/office/word/2015/wordml/symex" xmlns:wpg="http://schemas.microsoft.com/office/word/2010/wordprocessingGroup" xmlns:wpi="http://schemas.microsoft.com/office/word/2010/wordprocessingInk" xmlns:wne="http://schemas.microsoft.com/office/word/2006/wordml" xmlns:wps="http://schemas.microsoft.com/office/word/2010/wordprocessingShape" mc:Ignorable="w14 w15 w16se w16cid w16 w16cex w16sdtdh wp14">
+<w:footnotes xmlns:wpc="http://schemas.microsoft.com/office/word/2010/wordprocessingCanvas" xmlns:cx="http://schemas.microsoft.com/office/drawing/2014/chartex" xmlns:cx1="http://schemas.microsoft.com/office/drawing/2015/9/8/chartex" xmlns:cx2="http://schemas.microsoft.com/office/drawing/2015/10/21/chartex" xmlns:cx3="http://schemas.microsoft.com/office/drawing/2016/5/9/chartex" xmlns:cx4="http://schemas.microsoft.com/office/drawing/2016/5/10/chartex" xmlns:cx5="http://schemas.microsoft.com/office/drawing/2016/5/11/chartex" xmlns:cx6="http://schemas.microsoft.com/office/drawing/2016/5/12/chartex" xmlns:cx7="http://schemas.microsoft.com/office/drawing/2016/5/13/chartex" xmlns:cx8="http://schemas.microsoft.com/office/drawing/2016/5/14/chartex" xmlns:mc="http://schemas.openxmlformats.org/markup-compatibility/2006" xmlns:aink="http://schemas.microsoft.com/office/drawing/2016/ink" xmlns:am3d="http://schemas.microsoft.com/office/drawing/2017/model3d" xmlns:o="urn:schemas-microsoft-com:office:office" xmlns:oel="http://schemas.microsoft.com/office/2019/extlst" xmlns:r="http://schemas.openxmlformats.org/officeDocument/2006/relationships" xmlns:m="http://schemas.openxmlformats.org/officeDocument/2006/math" xmlns:v="urn:schemas-microsoft-com:vml" xmlns:wp14="http://schemas.microsoft.com/office/word/2010/wordprocessingDrawing" xmlns:wp="http://schemas.openxmlformats.org/drawingml/2006/wordprocessingDrawing" xmlns:w10="urn:schemas-microsoft-com:office:word" xmlns:w="http://schemas.openxmlformats.org/wordprocessingml/2006/main" xmlns:w14="http://schemas.microsoft.com/office/word/2010/wordml" xmlns:w15="http://schemas.microsoft.com/office/word/2012/wordml" xmlns:w16cex="http://schemas.microsoft.com/office/word/2018/wordml/cex" xmlns:w16cid="http://schemas.microsoft.com/office/word/2016/wordml/cid" xmlns:w16="http://schemas.microsoft.com/office/word/2018/wordml" xmlns:w16du="http://schemas.microsoft.com/office/word/2023/wordml/word16du" xmlns:w16sdtdh="http://schemas.microsoft.com/office/word/2020/wordml/sdtdatahash" xmlns:w16sdtfl="http://schemas.microsoft.com/office/word/2024/wordml/sdtformatlock" xmlns:w16se="http://schemas.microsoft.com/office/word/2015/wordml/symex" xmlns:wpg="http://schemas.microsoft.com/office/word/2010/wordprocessingGroup" xmlns:wpi="http://schemas.microsoft.com/office/word/2010/wordprocessingInk" xmlns:wne="http://schemas.microsoft.com/office/word/2006/wordml" xmlns:wps="http://schemas.microsoft.com/office/word/2010/wordprocessingShape" mc:Ignorable="w14 w15 w16se w16cid w16 w16cex w16sdtdh w16sdtfl w16du wp14">
   <w:footnote w:type="separator" w:id="-1">
     <w:p>
       <w:r>
@@ -14996,7 +13203,7 @@
 </file>
 
 <file path=word/numbering.xml><?xml version="1.0" encoding="utf-8"?>
-<w:numbering xmlns:wpc="http://schemas.microsoft.com/office/word/2010/wordprocessingCanvas" xmlns:cx="http://schemas.microsoft.com/office/drawing/2014/chartex" xmlns:cx1="http://schemas.microsoft.com/office/drawing/2015/9/8/chartex" xmlns:cx2="http://schemas.microsoft.com/office/drawing/2015/10/21/chartex" xmlns:cx3="http://schemas.microsoft.com/office/drawing/2016/5/9/chartex" xmlns:cx4="http://schemas.microsoft.com/office/drawing/2016/5/10/chartex" xmlns:cx5="http://schemas.microsoft.com/office/drawing/2016/5/11/chartex" xmlns:cx6="http://schemas.microsoft.com/office/drawing/2016/5/12/chartex" xmlns:cx7="http://schemas.microsoft.com/office/drawing/2016/5/13/chartex" xmlns:cx8="http://schemas.microsoft.com/office/drawing/2016/5/14/chartex" xmlns:mc="http://schemas.openxmlformats.org/markup-compatibility/2006" xmlns:aink="http://schemas.microsoft.com/office/drawing/2016/ink" xmlns:am3d="http://schemas.microsoft.com/office/drawing/2017/model3d" xmlns:o="urn:schemas-microsoft-com:office:office" xmlns:oel="http://schemas.microsoft.com/office/2019/extlst" xmlns:r="http://schemas.openxmlformats.org/officeDocument/2006/relationships" xmlns:m="http://schemas.openxmlformats.org/officeDocument/2006/math" xmlns:v="urn:schemas-microsoft-com:vml" xmlns:wp14="http://schemas.microsoft.com/office/word/2010/wordprocessingDrawing" xmlns:wp="http://schemas.openxmlformats.org/drawingml/2006/wordprocessingDrawing" xmlns:w10="urn:schemas-microsoft-com:office:word" xmlns:w="http://schemas.openxmlformats.org/wordprocessingml/2006/main" xmlns:w14="http://schemas.microsoft.com/office/word/2010/wordml" xmlns:w15="http://schemas.microsoft.com/office/word/2012/wordml" xmlns:w16cex="http://schemas.microsoft.com/office/word/2018/wordml/cex" xmlns:w16cid="http://schemas.microsoft.com/office/word/2016/wordml/cid" xmlns:w16="http://schemas.microsoft.com/office/word/2018/wordml" xmlns:w16sdtdh="http://schemas.microsoft.com/office/word/2020/wordml/sdtdatahash" xmlns:w16se="http://schemas.microsoft.com/office/word/2015/wordml/symex" xmlns:wpg="http://schemas.microsoft.com/office/word/2010/wordprocessingGroup" xmlns:wpi="http://schemas.microsoft.com/office/word/2010/wordprocessingInk" xmlns:wne="http://schemas.microsoft.com/office/word/2006/wordml" xmlns:wps="http://schemas.microsoft.com/office/word/2010/wordprocessingShape" mc:Ignorable="w14 w15 w16se w16cid w16 w16cex w16sdtdh wp14">
+<w:numbering xmlns:wpc="http://schemas.microsoft.com/office/word/2010/wordprocessingCanvas" xmlns:cx="http://schemas.microsoft.com/office/drawing/2014/chartex" xmlns:cx1="http://schemas.microsoft.com/office/drawing/2015/9/8/chartex" xmlns:cx2="http://schemas.microsoft.com/office/drawing/2015/10/21/chartex" xmlns:cx3="http://schemas.microsoft.com/office/drawing/2016/5/9/chartex" xmlns:cx4="http://schemas.microsoft.com/office/drawing/2016/5/10/chartex" xmlns:cx5="http://schemas.microsoft.com/office/drawing/2016/5/11/chartex" xmlns:cx6="http://schemas.microsoft.com/office/drawing/2016/5/12/chartex" xmlns:cx7="http://schemas.microsoft.com/office/drawing/2016/5/13/chartex" xmlns:cx8="http://schemas.microsoft.com/office/drawing/2016/5/14/chartex" xmlns:mc="http://schemas.openxmlformats.org/markup-compatibility/2006" xmlns:aink="http://schemas.microsoft.com/office/drawing/2016/ink" xmlns:am3d="http://schemas.microsoft.com/office/drawing/2017/model3d" xmlns:o="urn:schemas-microsoft-com:office:office" xmlns:oel="http://schemas.microsoft.com/office/2019/extlst" xmlns:r="http://schemas.openxmlformats.org/officeDocument/2006/relationships" xmlns:m="http://schemas.openxmlformats.org/officeDocument/2006/math" xmlns:v="urn:schemas-microsoft-com:vml" xmlns:wp14="http://schemas.microsoft.com/office/word/2010/wordprocessingDrawing" xmlns:wp="http://schemas.openxmlformats.org/drawingml/2006/wordprocessingDrawing" xmlns:w10="urn:schemas-microsoft-com:office:word" xmlns:w="http://schemas.openxmlformats.org/wordprocessingml/2006/main" xmlns:w14="http://schemas.microsoft.com/office/word/2010/wordml" xmlns:w15="http://schemas.microsoft.com/office/word/2012/wordml" xmlns:w16cex="http://schemas.microsoft.com/office/word/2018/wordml/cex" xmlns:w16cid="http://schemas.microsoft.com/office/word/2016/wordml/cid" xmlns:w16="http://schemas.microsoft.com/office/word/2018/wordml" xmlns:w16du="http://schemas.microsoft.com/office/word/2023/wordml/word16du" xmlns:w16sdtdh="http://schemas.microsoft.com/office/word/2020/wordml/sdtdatahash" xmlns:w16sdtfl="http://schemas.microsoft.com/office/word/2024/wordml/sdtformatlock" xmlns:w16se="http://schemas.microsoft.com/office/word/2015/wordml/symex" xmlns:wpg="http://schemas.microsoft.com/office/word/2010/wordprocessingGroup" xmlns:wpi="http://schemas.microsoft.com/office/word/2010/wordprocessingInk" xmlns:wne="http://schemas.microsoft.com/office/word/2006/wordml" xmlns:wps="http://schemas.microsoft.com/office/word/2010/wordprocessingShape" mc:Ignorable="w14 w15 w16se w16cid w16 w16cex w16sdtdh w16sdtfl w16du wp14">
   <w:abstractNum w:abstractNumId="0" w15:restartNumberingAfterBreak="0">
     <w:nsid w:val="049B6824"/>
     <w:multiLevelType w:val="multilevel"/>
@@ -15598,7 +13805,7 @@
 </file>
 
 <file path=word/styles.xml><?xml version="1.0" encoding="utf-8"?>
-<w:styles xmlns:mc="http://schemas.openxmlformats.org/markup-compatibility/2006" xmlns:r="http://schemas.openxmlformats.org/officeDocument/2006/relationships" xmlns:w="http://schemas.openxmlformats.org/wordprocessingml/2006/main" xmlns:w14="http://schemas.microsoft.com/office/word/2010/wordml" xmlns:w15="http://schemas.microsoft.com/office/word/2012/wordml" xmlns:w16cex="http://schemas.microsoft.com/office/word/2018/wordml/cex" xmlns:w16cid="http://schemas.microsoft.com/office/word/2016/wordml/cid" xmlns:w16="http://schemas.microsoft.com/office/word/2018/wordml" xmlns:w16sdtdh="http://schemas.microsoft.com/office/word/2020/wordml/sdtdatahash" xmlns:w16se="http://schemas.microsoft.com/office/word/2015/wordml/symex" mc:Ignorable="w14 w15 w16se w16cid w16 w16cex w16sdtdh">
+<w:styles xmlns:mc="http://schemas.openxmlformats.org/markup-compatibility/2006" xmlns:r="http://schemas.openxmlformats.org/officeDocument/2006/relationships" xmlns:w="http://schemas.openxmlformats.org/wordprocessingml/2006/main" xmlns:w14="http://schemas.microsoft.com/office/word/2010/wordml" xmlns:w15="http://schemas.microsoft.com/office/word/2012/wordml" xmlns:w16cex="http://schemas.microsoft.com/office/word/2018/wordml/cex" xmlns:w16cid="http://schemas.microsoft.com/office/word/2016/wordml/cid" xmlns:w16="http://schemas.microsoft.com/office/word/2018/wordml" xmlns:w16du="http://schemas.microsoft.com/office/word/2023/wordml/word16du" xmlns:w16sdtdh="http://schemas.microsoft.com/office/word/2020/wordml/sdtdatahash" xmlns:w16sdtfl="http://schemas.microsoft.com/office/word/2024/wordml/sdtformatlock" xmlns:w16se="http://schemas.microsoft.com/office/word/2015/wordml/symex" mc:Ignorable="w14 w15 w16se w16cid w16 w16cex w16sdtdh w16sdtfl w16du">
   <w:docDefaults>
     <w:rPrDefault>
       <w:rPr>

--- a/3. Linux系统/9. Linux IO/3. IO模型与高级文件操作.docx
+++ b/3. Linux系统/9. Linux IO/3. IO模型与高级文件操作.docx
@@ -166,7 +166,23 @@
           <w:rFonts w:hint="eastAsia"/>
           <w:color w:val="FF0000"/>
         </w:rPr>
-        <w:t>第一步：等待数据，即数据从磁盘到内核内存；将数据从磁盘文件先加载到内核内存空间（缓冲区），等待数据准备完成，时间较长。第二步：复制数据，即数据内核内存到进程内存；将数据从内核缓冲复制到用户空间的进程内存中，时间较短。</w:t>
+        <w:t>第一步：等待数据，即数据从磁盘到内核内存；将数据从磁盘文件先加载到内核内存空间（缓冲区），等待数据准备完成，时间较长。第二步：复制数据，即数据内核内存</w:t>
+      </w:r>
+      <w:proofErr w:type="gramStart"/>
+      <w:r>
+        <w:rPr>
+          <w:rFonts w:hint="eastAsia"/>
+          <w:color w:val="FF0000"/>
+        </w:rPr>
+        <w:t>到进程</w:t>
+      </w:r>
+      <w:proofErr w:type="gramEnd"/>
+      <w:r>
+        <w:rPr>
+          <w:rFonts w:hint="eastAsia"/>
+          <w:color w:val="FF0000"/>
+        </w:rPr>
+        <w:t>内存；将数据从内核缓冲复制到用户空间的进程内存中，时间较短。</w:t>
       </w:r>
     </w:p>
     <w:p>
@@ -582,11 +598,19 @@
       <w:pPr>
         <w:pStyle w:val="4"/>
       </w:pPr>
-      <w:r>
-        <w:rPr>
-          <w:rFonts w:hint="eastAsia"/>
-        </w:rPr>
-        <w:t>块设备层</w:t>
+      <w:proofErr w:type="gramStart"/>
+      <w:r>
+        <w:rPr>
+          <w:rFonts w:hint="eastAsia"/>
+        </w:rPr>
+        <w:t>块设备</w:t>
+      </w:r>
+      <w:proofErr w:type="gramEnd"/>
+      <w:r>
+        <w:rPr>
+          <w:rFonts w:hint="eastAsia"/>
+        </w:rPr>
+        <w:t>层</w:t>
       </w:r>
     </w:p>
     <w:p>
@@ -612,13 +636,29 @@
           <w:rFonts w:hint="eastAsia"/>
           <w:color w:val="FF0000"/>
         </w:rPr>
-        <w:t>请求打包提交给块设备层，该层会对这些</w:t>
-      </w:r>
+        <w:t>请求打包提交给</w:t>
+      </w:r>
+      <w:proofErr w:type="gramStart"/>
       <w:r>
         <w:rPr>
           <w:rFonts w:hint="eastAsia"/>
           <w:color w:val="FF0000"/>
         </w:rPr>
+        <w:t>块设备</w:t>
+      </w:r>
+      <w:proofErr w:type="gramEnd"/>
+      <w:r>
+        <w:rPr>
+          <w:rFonts w:hint="eastAsia"/>
+          <w:color w:val="FF0000"/>
+        </w:rPr>
+        <w:t>层，该层会对这些</w:t>
+      </w:r>
+      <w:r>
+        <w:rPr>
+          <w:rFonts w:hint="eastAsia"/>
+          <w:color w:val="FF0000"/>
+        </w:rPr>
         <w:t>IO</w:t>
       </w:r>
       <w:r>
@@ -641,6 +681,7 @@
         </w:rPr>
         <w:t>电梯调度算法，如</w:t>
       </w:r>
+      <w:proofErr w:type="spellStart"/>
       <w:r>
         <w:rPr>
           <w:rFonts w:hint="eastAsia"/>
@@ -648,6 +689,7 @@
         </w:rPr>
         <w:t>cfq</w:t>
       </w:r>
+      <w:proofErr w:type="spellEnd"/>
       <w:r>
         <w:rPr>
           <w:rFonts w:hint="eastAsia"/>
@@ -697,11 +739,19 @@
       <w:pPr>
         <w:ind w:firstLine="420"/>
       </w:pPr>
-      <w:r>
-        <w:rPr>
-          <w:rFonts w:hint="eastAsia"/>
-        </w:rPr>
-        <w:t>块设备层将请求发往</w:t>
+      <w:proofErr w:type="gramStart"/>
+      <w:r>
+        <w:rPr>
+          <w:rFonts w:hint="eastAsia"/>
+        </w:rPr>
+        <w:t>块设备</w:t>
+      </w:r>
+      <w:proofErr w:type="gramEnd"/>
+      <w:r>
+        <w:rPr>
+          <w:rFonts w:hint="eastAsia"/>
+        </w:rPr>
+        <w:t>层将请求发往</w:t>
       </w:r>
       <w:r>
         <w:rPr>
@@ -778,7 +828,21 @@
         <w:rPr>
           <w:rFonts w:hint="eastAsia"/>
         </w:rPr>
-        <w:t>，接收块设备层发出的</w:t>
+        <w:t>，接收</w:t>
+      </w:r>
+      <w:proofErr w:type="gramStart"/>
+      <w:r>
+        <w:rPr>
+          <w:rFonts w:hint="eastAsia"/>
+        </w:rPr>
+        <w:t>块设备</w:t>
+      </w:r>
+      <w:proofErr w:type="gramEnd"/>
+      <w:r>
+        <w:rPr>
+          <w:rFonts w:hint="eastAsia"/>
+        </w:rPr>
+        <w:t>层发出的</w:t>
       </w:r>
       <w:r>
         <w:rPr>
@@ -851,12 +915,14 @@
         </w:rPr>
         <w:t>低层：底层负责识别物理设备，将其抽象提供给高层，同时接收高层派发的</w:t>
       </w:r>
+      <w:proofErr w:type="spellStart"/>
       <w:r>
         <w:rPr>
           <w:rFonts w:hint="eastAsia"/>
         </w:rPr>
         <w:t>scsi</w:t>
       </w:r>
+      <w:proofErr w:type="spellEnd"/>
       <w:r>
         <w:rPr>
           <w:rFonts w:hint="eastAsia"/>
@@ -924,13 +990,38 @@
           <w:rFonts w:hint="eastAsia"/>
           <w:color w:val="FF0000"/>
         </w:rPr>
-        <w:t>open/read/pread/write/writev</w:t>
-      </w:r>
+        <w:t>open/read/</w:t>
+      </w:r>
+      <w:proofErr w:type="spellStart"/>
       <w:r>
         <w:rPr>
           <w:rFonts w:hint="eastAsia"/>
           <w:color w:val="FF0000"/>
         </w:rPr>
+        <w:t>pread</w:t>
+      </w:r>
+      <w:proofErr w:type="spellEnd"/>
+      <w:r>
+        <w:rPr>
+          <w:rFonts w:hint="eastAsia"/>
+          <w:color w:val="FF0000"/>
+        </w:rPr>
+        <w:t>/write/</w:t>
+      </w:r>
+      <w:proofErr w:type="spellStart"/>
+      <w:r>
+        <w:rPr>
+          <w:rFonts w:hint="eastAsia"/>
+          <w:color w:val="FF0000"/>
+        </w:rPr>
+        <w:t>writev</w:t>
+      </w:r>
+      <w:proofErr w:type="spellEnd"/>
+      <w:r>
+        <w:rPr>
+          <w:rFonts w:hint="eastAsia"/>
+          <w:color w:val="FF0000"/>
+        </w:rPr>
         <w:t>等</w:t>
       </w:r>
       <w:r>
@@ -970,11 +1061,19 @@
         </w:rPr>
         <w:t>--&gt;</w:t>
       </w:r>
-      <w:r>
-        <w:rPr>
-          <w:rFonts w:hint="eastAsia"/>
-        </w:rPr>
-        <w:t>块设备层</w:t>
+      <w:proofErr w:type="gramStart"/>
+      <w:r>
+        <w:rPr>
+          <w:rFonts w:hint="eastAsia"/>
+        </w:rPr>
+        <w:t>块设备</w:t>
+      </w:r>
+      <w:proofErr w:type="gramEnd"/>
+      <w:r>
+        <w:rPr>
+          <w:rFonts w:hint="eastAsia"/>
+        </w:rPr>
+        <w:t>层</w:t>
       </w:r>
     </w:p>
     <w:p>
@@ -997,13 +1096,35 @@
         <w:rPr>
           <w:rFonts w:hint="eastAsia"/>
         </w:rPr>
-        <w:t>和具体文件系统。块设备层对文件系统提供的接口为</w:t>
-      </w:r>
-      <w:r>
-        <w:rPr>
-          <w:rFonts w:hint="eastAsia"/>
-        </w:rPr>
-        <w:t>submit_bio()</w:t>
+        <w:t>和具体文件系统。</w:t>
+      </w:r>
+      <w:proofErr w:type="gramStart"/>
+      <w:r>
+        <w:rPr>
+          <w:rFonts w:hint="eastAsia"/>
+        </w:rPr>
+        <w:t>块设备</w:t>
+      </w:r>
+      <w:proofErr w:type="gramEnd"/>
+      <w:r>
+        <w:rPr>
+          <w:rFonts w:hint="eastAsia"/>
+        </w:rPr>
+        <w:t>层对文件系统提供的接口为</w:t>
+      </w:r>
+      <w:proofErr w:type="spellStart"/>
+      <w:r>
+        <w:rPr>
+          <w:rFonts w:hint="eastAsia"/>
+        </w:rPr>
+        <w:t>submit_bio</w:t>
+      </w:r>
+      <w:proofErr w:type="spellEnd"/>
+      <w:r>
+        <w:rPr>
+          <w:rFonts w:hint="eastAsia"/>
+        </w:rPr>
+        <w:t>()</w:t>
       </w:r>
       <w:r>
         <w:rPr>
@@ -1015,13 +1136,55 @@
         <w:rPr>
           <w:rFonts w:hint="eastAsia"/>
         </w:rPr>
-        <w:t>void submit_bio(int rw, struct bio *bio)</w:t>
-      </w:r>
-      <w:r>
-        <w:rPr>
-          <w:rFonts w:hint="eastAsia"/>
-        </w:rPr>
-        <w:t>文件系统向块设备提交的每个</w:t>
+        <w:t xml:space="preserve">void </w:t>
+      </w:r>
+      <w:proofErr w:type="spellStart"/>
+      <w:r>
+        <w:rPr>
+          <w:rFonts w:hint="eastAsia"/>
+        </w:rPr>
+        <w:t>submit_bio</w:t>
+      </w:r>
+      <w:proofErr w:type="spellEnd"/>
+      <w:r>
+        <w:rPr>
+          <w:rFonts w:hint="eastAsia"/>
+        </w:rPr>
+        <w:t xml:space="preserve">(int </w:t>
+      </w:r>
+      <w:proofErr w:type="spellStart"/>
+      <w:r>
+        <w:rPr>
+          <w:rFonts w:hint="eastAsia"/>
+        </w:rPr>
+        <w:t>rw</w:t>
+      </w:r>
+      <w:proofErr w:type="spellEnd"/>
+      <w:r>
+        <w:rPr>
+          <w:rFonts w:hint="eastAsia"/>
+        </w:rPr>
+        <w:t>, struct bio *bio)</w:t>
+      </w:r>
+      <w:r>
+        <w:rPr>
+          <w:rFonts w:hint="eastAsia"/>
+        </w:rPr>
+        <w:t>文件系统</w:t>
+      </w:r>
+      <w:proofErr w:type="gramStart"/>
+      <w:r>
+        <w:rPr>
+          <w:rFonts w:hint="eastAsia"/>
+        </w:rPr>
+        <w:t>向块设备</w:t>
+      </w:r>
+      <w:proofErr w:type="gramEnd"/>
+      <w:r>
+        <w:rPr>
+          <w:rFonts w:hint="eastAsia"/>
+        </w:rPr>
+        <w:t>提交的每个</w:t>
       </w:r>
       <w:r>
         <w:rPr>
@@ -1039,8 +1202,16 @@
         <w:rPr>
           <w:rFonts w:hint="eastAsia"/>
         </w:rPr>
-        <w:t>bio-&gt;bi_end_io</w:t>
-      </w:r>
+        <w:t>bio-&gt;</w:t>
+      </w:r>
+      <w:proofErr w:type="spellStart"/>
+      <w:r>
+        <w:rPr>
+          <w:rFonts w:hint="eastAsia"/>
+        </w:rPr>
+        <w:t>bi_end_io</w:t>
+      </w:r>
+      <w:proofErr w:type="spellEnd"/>
       <w:r>
         <w:rPr>
           <w:rFonts w:hint="eastAsia"/>
@@ -1064,11 +1235,19 @@
       <w:pPr>
         <w:pStyle w:val="5"/>
       </w:pPr>
-      <w:r>
-        <w:rPr>
-          <w:rFonts w:hint="eastAsia"/>
-        </w:rPr>
-        <w:t>块设备层</w:t>
+      <w:proofErr w:type="gramStart"/>
+      <w:r>
+        <w:rPr>
+          <w:rFonts w:hint="eastAsia"/>
+        </w:rPr>
+        <w:t>块设备</w:t>
+      </w:r>
+      <w:proofErr w:type="gramEnd"/>
+      <w:r>
+        <w:rPr>
+          <w:rFonts w:hint="eastAsia"/>
+        </w:rPr>
+        <w:t>层</w:t>
       </w:r>
       <w:r>
         <w:rPr>
@@ -1087,11 +1266,19 @@
       <w:pPr>
         <w:ind w:firstLine="420"/>
       </w:pPr>
-      <w:r>
-        <w:rPr>
-          <w:rFonts w:hint="eastAsia"/>
-        </w:rPr>
-        <w:t>scsi_reuqest_fn()</w:t>
+      <w:proofErr w:type="spellStart"/>
+      <w:r>
+        <w:rPr>
+          <w:rFonts w:hint="eastAsia"/>
+        </w:rPr>
+        <w:t>scsi_reuqest_fn</w:t>
+      </w:r>
+      <w:proofErr w:type="spellEnd"/>
+      <w:r>
+        <w:rPr>
+          <w:rFonts w:hint="eastAsia"/>
+        </w:rPr>
+        <w:t>()</w:t>
       </w:r>
       <w:r>
         <w:rPr>
@@ -1103,13 +1290,35 @@
         <w:rPr>
           <w:rFonts w:hint="eastAsia"/>
         </w:rPr>
-        <w:t>struct request_queue</w:t>
-      </w:r>
-      <w:r>
-        <w:rPr>
-          <w:rFonts w:hint="eastAsia"/>
-        </w:rPr>
-        <w:t>。老实来说，块设备层和</w:t>
+        <w:t xml:space="preserve">struct </w:t>
+      </w:r>
+      <w:proofErr w:type="spellStart"/>
+      <w:r>
+        <w:rPr>
+          <w:rFonts w:hint="eastAsia"/>
+        </w:rPr>
+        <w:t>request_queue</w:t>
+      </w:r>
+      <w:proofErr w:type="spellEnd"/>
+      <w:r>
+        <w:rPr>
+          <w:rFonts w:hint="eastAsia"/>
+        </w:rPr>
+        <w:t>。老实来说，</w:t>
+      </w:r>
+      <w:proofErr w:type="gramStart"/>
+      <w:r>
+        <w:rPr>
+          <w:rFonts w:hint="eastAsia"/>
+        </w:rPr>
+        <w:t>块设备</w:t>
+      </w:r>
+      <w:proofErr w:type="gramEnd"/>
+      <w:r>
+        <w:rPr>
+          <w:rFonts w:hint="eastAsia"/>
+        </w:rPr>
+        <w:t>层和</w:t>
       </w:r>
       <w:r>
         <w:rPr>
@@ -1121,7 +1330,21 @@
         <w:rPr>
           <w:rFonts w:hint="eastAsia"/>
         </w:rPr>
-        <w:t>上层之间分的没有那么清楚，耦合的稍微紧密，块设备层看到的</w:t>
+        <w:t>上层之间分的没有那么清楚，耦合的稍微紧密，</w:t>
+      </w:r>
+      <w:proofErr w:type="gramStart"/>
+      <w:r>
+        <w:rPr>
+          <w:rFonts w:hint="eastAsia"/>
+        </w:rPr>
+        <w:t>块设备</w:t>
+      </w:r>
+      <w:proofErr w:type="gramEnd"/>
+      <w:r>
+        <w:rPr>
+          <w:rFonts w:hint="eastAsia"/>
+        </w:rPr>
+        <w:t>层看到的</w:t>
       </w:r>
       <w:r>
         <w:rPr>
@@ -1178,89 +1401,151 @@
         </w:rPr>
         <w:t>命令则是</w:t>
       </w:r>
+      <w:proofErr w:type="spellStart"/>
       <w:r>
         <w:rPr>
           <w:rFonts w:hint="eastAsia"/>
         </w:rPr>
         <w:t>scsi_cmnd</w:t>
       </w:r>
+      <w:proofErr w:type="spellEnd"/>
       <w:r>
         <w:rPr>
           <w:rFonts w:hint="eastAsia"/>
         </w:rPr>
         <w:t>。每个</w:t>
       </w:r>
+      <w:proofErr w:type="spellStart"/>
       <w:r>
         <w:rPr>
           <w:rFonts w:hint="eastAsia"/>
         </w:rPr>
         <w:t>scsi</w:t>
       </w:r>
+      <w:proofErr w:type="spellEnd"/>
       <w:r>
         <w:rPr>
           <w:rFonts w:hint="eastAsia"/>
         </w:rPr>
         <w:t>设备（如</w:t>
       </w:r>
-      <w:r>
-        <w:rPr>
-          <w:rFonts w:hint="eastAsia"/>
-        </w:rPr>
-        <w:t>scsi disk</w:t>
-      </w:r>
-      <w:r>
-        <w:rPr>
-          <w:rFonts w:hint="eastAsia"/>
-        </w:rPr>
-        <w:t>）均维护了一个请求队列</w:t>
-      </w:r>
+      <w:proofErr w:type="spellStart"/>
+      <w:r>
+        <w:rPr>
+          <w:rFonts w:hint="eastAsia"/>
+        </w:rPr>
+        <w:t>scsi</w:t>
+      </w:r>
+      <w:proofErr w:type="spellEnd"/>
+      <w:r>
+        <w:rPr>
+          <w:rFonts w:hint="eastAsia"/>
+        </w:rPr>
+        <w:t xml:space="preserve"> disk</w:t>
+      </w:r>
+      <w:r>
+        <w:rPr>
+          <w:rFonts w:hint="eastAsia"/>
+        </w:rPr>
+        <w:t>）</w:t>
+      </w:r>
+      <w:proofErr w:type="gramStart"/>
+      <w:r>
+        <w:rPr>
+          <w:rFonts w:hint="eastAsia"/>
+        </w:rPr>
+        <w:t>均维护</w:t>
+      </w:r>
+      <w:proofErr w:type="gramEnd"/>
+      <w:r>
+        <w:rPr>
+          <w:rFonts w:hint="eastAsia"/>
+        </w:rPr>
+        <w:t>了一个请求队列</w:t>
+      </w:r>
+      <w:proofErr w:type="spellStart"/>
       <w:r>
         <w:rPr>
           <w:rFonts w:hint="eastAsia"/>
         </w:rPr>
         <w:t>request_queue</w:t>
       </w:r>
+      <w:proofErr w:type="spellEnd"/>
       <w:r>
         <w:rPr>
           <w:rFonts w:hint="eastAsia"/>
         </w:rPr>
         <w:t>，而每个</w:t>
       </w:r>
+      <w:proofErr w:type="spellStart"/>
       <w:r>
         <w:rPr>
           <w:rFonts w:hint="eastAsia"/>
         </w:rPr>
         <w:t>scsi</w:t>
       </w:r>
-      <w:r>
-        <w:rPr>
-          <w:rFonts w:hint="eastAsia"/>
-        </w:rPr>
-        <w:t>设备对上层呈现的其实是一个块设备。因此，块设备和</w:t>
-      </w:r>
+      <w:proofErr w:type="spellEnd"/>
+      <w:r>
+        <w:rPr>
+          <w:rFonts w:hint="eastAsia"/>
+        </w:rPr>
+        <w:t>设备对上层呈现的其实是一个块设备。因此，</w:t>
+      </w:r>
+      <w:proofErr w:type="gramStart"/>
+      <w:r>
+        <w:rPr>
+          <w:rFonts w:hint="eastAsia"/>
+        </w:rPr>
+        <w:t>块设备</w:t>
+      </w:r>
+      <w:proofErr w:type="gramEnd"/>
+      <w:r>
+        <w:rPr>
+          <w:rFonts w:hint="eastAsia"/>
+        </w:rPr>
+        <w:t>和</w:t>
+      </w:r>
+      <w:proofErr w:type="spellStart"/>
       <w:r>
         <w:rPr>
           <w:rFonts w:hint="eastAsia"/>
         </w:rPr>
         <w:t>scsi</w:t>
       </w:r>
+      <w:proofErr w:type="spellEnd"/>
       <w:r>
         <w:rPr>
           <w:rFonts w:hint="eastAsia"/>
         </w:rPr>
         <w:t>设备有着天然的联系，</w:t>
       </w:r>
+      <w:proofErr w:type="spellStart"/>
       <w:r>
         <w:rPr>
           <w:rFonts w:hint="eastAsia"/>
         </w:rPr>
         <w:t>request_queue</w:t>
       </w:r>
-      <w:r>
-        <w:rPr>
-          <w:rFonts w:hint="eastAsia"/>
-        </w:rPr>
-        <w:t>则是连接块设备层和</w:t>
+      <w:proofErr w:type="spellEnd"/>
+      <w:r>
+        <w:rPr>
+          <w:rFonts w:hint="eastAsia"/>
+        </w:rPr>
+        <w:t>则是连接</w:t>
+      </w:r>
+      <w:proofErr w:type="gramStart"/>
+      <w:r>
+        <w:rPr>
+          <w:rFonts w:hint="eastAsia"/>
+        </w:rPr>
+        <w:t>块设备</w:t>
+      </w:r>
+      <w:proofErr w:type="gramEnd"/>
+      <w:r>
+        <w:rPr>
+          <w:rFonts w:hint="eastAsia"/>
+        </w:rPr>
+        <w:t>层和</w:t>
       </w:r>
       <w:r>
         <w:rPr>
@@ -1272,7 +1557,21 @@
         <w:rPr>
           <w:rFonts w:hint="eastAsia"/>
         </w:rPr>
-        <w:t>层的纽带。块设备层对</w:t>
+        <w:t>层的纽带。</w:t>
+      </w:r>
+      <w:proofErr w:type="gramStart"/>
+      <w:r>
+        <w:rPr>
+          <w:rFonts w:hint="eastAsia"/>
+        </w:rPr>
+        <w:t>块设备</w:t>
+      </w:r>
+      <w:proofErr w:type="gramEnd"/>
+      <w:r>
+        <w:rPr>
+          <w:rFonts w:hint="eastAsia"/>
+        </w:rPr>
+        <w:t>层对</w:t>
       </w:r>
       <w:r>
         <w:rPr>
@@ -1286,24 +1585,28 @@
         </w:rPr>
         <w:t>请求最终会派发至</w:t>
       </w:r>
+      <w:proofErr w:type="spellStart"/>
       <w:r>
         <w:rPr>
           <w:rFonts w:hint="eastAsia"/>
         </w:rPr>
         <w:t>request_queue</w:t>
       </w:r>
+      <w:proofErr w:type="spellEnd"/>
       <w:r>
         <w:rPr>
           <w:rFonts w:hint="eastAsia"/>
         </w:rPr>
         <w:t>中。而在特定条件下通过泄流机制将</w:t>
       </w:r>
+      <w:proofErr w:type="spellStart"/>
       <w:r>
         <w:rPr>
           <w:rFonts w:hint="eastAsia"/>
         </w:rPr>
         <w:t>request_queue</w:t>
       </w:r>
+      <w:proofErr w:type="spellEnd"/>
       <w:r>
         <w:rPr>
           <w:rFonts w:hint="eastAsia"/>
@@ -1334,17 +1637,39 @@
         </w:rPr>
         <w:t>层处理。而泄流的实际处理过程就是</w:t>
       </w:r>
-      <w:r>
-        <w:rPr>
-          <w:rFonts w:hint="eastAsia"/>
-        </w:rPr>
-        <w:t>scsi_request_fn()</w:t>
-      </w:r>
-      <w:r>
-        <w:rPr>
-          <w:rFonts w:hint="eastAsia"/>
-        </w:rPr>
-        <w:t>函数，因此说它是块设备层和</w:t>
+      <w:proofErr w:type="spellStart"/>
+      <w:r>
+        <w:rPr>
+          <w:rFonts w:hint="eastAsia"/>
+        </w:rPr>
+        <w:t>scsi_request_fn</w:t>
+      </w:r>
+      <w:proofErr w:type="spellEnd"/>
+      <w:r>
+        <w:rPr>
+          <w:rFonts w:hint="eastAsia"/>
+        </w:rPr>
+        <w:t>()</w:t>
+      </w:r>
+      <w:r>
+        <w:rPr>
+          <w:rFonts w:hint="eastAsia"/>
+        </w:rPr>
+        <w:t>函数，因此说它是</w:t>
+      </w:r>
+      <w:proofErr w:type="gramStart"/>
+      <w:r>
+        <w:rPr>
+          <w:rFonts w:hint="eastAsia"/>
+        </w:rPr>
+        <w:t>块设备</w:t>
+      </w:r>
+      <w:proofErr w:type="gramEnd"/>
+      <w:r>
+        <w:rPr>
+          <w:rFonts w:hint="eastAsia"/>
+        </w:rPr>
+        <w:t>层和</w:t>
       </w:r>
       <w:r>
         <w:rPr>
@@ -1358,12 +1683,14 @@
         </w:rPr>
         <w:t>上层的接口也不为过，虽然不是特别准确。在</w:t>
       </w:r>
+      <w:proofErr w:type="spellStart"/>
       <w:r>
         <w:rPr>
           <w:rFonts w:hint="eastAsia"/>
         </w:rPr>
         <w:t>scsi_reuqest_fn</w:t>
       </w:r>
+      <w:proofErr w:type="spellEnd"/>
       <w:r>
         <w:rPr>
           <w:rFonts w:hint="eastAsia"/>
@@ -1382,12 +1709,14 @@
         </w:rPr>
         <w:t>至</w:t>
       </w:r>
+      <w:proofErr w:type="spellStart"/>
       <w:r>
         <w:rPr>
           <w:rFonts w:hint="eastAsia"/>
         </w:rPr>
         <w:t>scsi_cmnd</w:t>
       </w:r>
+      <w:proofErr w:type="spellEnd"/>
       <w:r>
         <w:rPr>
           <w:rFonts w:hint="eastAsia"/>
@@ -1405,6 +1734,7 @@
         </w:rPr>
         <w:t>SCSI</w:t>
       </w:r>
+      <w:proofErr w:type="gramStart"/>
       <w:r>
         <w:rPr>
           <w:rFonts w:hint="eastAsia"/>
@@ -1415,7 +1745,14 @@
         <w:rPr>
           <w:rFonts w:hint="eastAsia"/>
         </w:rPr>
-        <w:t>--&gt;SCSI</w:t>
+        <w:t>--&gt;</w:t>
+      </w:r>
+      <w:proofErr w:type="gramEnd"/>
+      <w:r>
+        <w:rPr>
+          <w:rFonts w:hint="eastAsia"/>
+        </w:rPr>
+        <w:t>SCSI</w:t>
       </w:r>
       <w:r>
         <w:rPr>
@@ -1434,18 +1771,28 @@
         </w:rPr>
         <w:t>SCSI</w:t>
       </w:r>
-      <w:r>
-        <w:rPr>
-          <w:rFonts w:hint="eastAsia"/>
-        </w:rPr>
-        <w:t>上层在收到块设备层发起的</w:t>
-      </w:r>
+      <w:proofErr w:type="gramStart"/>
+      <w:r>
+        <w:rPr>
+          <w:rFonts w:hint="eastAsia"/>
+        </w:rPr>
+        <w:t>上层在收到块设备</w:t>
+      </w:r>
+      <w:proofErr w:type="gramEnd"/>
+      <w:r>
+        <w:rPr>
+          <w:rFonts w:hint="eastAsia"/>
+        </w:rPr>
+        <w:t>层发起的</w:t>
+      </w:r>
+      <w:proofErr w:type="spellStart"/>
       <w:r>
         <w:rPr>
           <w:rFonts w:hint="eastAsia"/>
         </w:rPr>
         <w:t>scsi</w:t>
       </w:r>
+      <w:proofErr w:type="spellEnd"/>
       <w:r>
         <w:rPr>
           <w:rFonts w:hint="eastAsia"/>
@@ -1488,23 +1835,75 @@
         </w:rPr>
         <w:t>中间层的接口是</w:t>
       </w:r>
+      <w:proofErr w:type="spellStart"/>
       <w:r>
         <w:rPr>
           <w:rFonts w:hint="eastAsia"/>
         </w:rPr>
         <w:t>scsi_dispatch_cmd</w:t>
       </w:r>
-    </w:p>
-    <w:p>
-      <w:pPr>
-        <w:ind w:firstLine="420"/>
-      </w:pPr>
-      <w:r>
-        <w:rPr>
-          <w:rFonts w:hint="eastAsia"/>
-        </w:rPr>
-        <w:t>static void scsi_request_fn(struct request_queue *q) {</w:t>
-      </w:r>
+      <w:proofErr w:type="spellEnd"/>
+    </w:p>
+    <w:p>
+      <w:pPr>
+        <w:ind w:firstLine="420"/>
+      </w:pPr>
+      <w:r>
+        <w:rPr>
+          <w:rFonts w:hint="eastAsia"/>
+        </w:rPr>
+        <w:t xml:space="preserve">static void </w:t>
+      </w:r>
+      <w:proofErr w:type="spellStart"/>
+      <w:r>
+        <w:rPr>
+          <w:rFonts w:hint="eastAsia"/>
+        </w:rPr>
+        <w:t>scsi_request_</w:t>
+      </w:r>
+      <w:proofErr w:type="gramStart"/>
+      <w:r>
+        <w:rPr>
+          <w:rFonts w:hint="eastAsia"/>
+        </w:rPr>
+        <w:t>fn</w:t>
+      </w:r>
+      <w:proofErr w:type="spellEnd"/>
+      <w:r>
+        <w:rPr>
+          <w:rFonts w:hint="eastAsia"/>
+        </w:rPr>
+        <w:t>(</w:t>
+      </w:r>
+      <w:proofErr w:type="gramEnd"/>
+      <w:r>
+        <w:rPr>
+          <w:rFonts w:hint="eastAsia"/>
+        </w:rPr>
+        <w:t xml:space="preserve">struct </w:t>
+      </w:r>
+      <w:proofErr w:type="spellStart"/>
+      <w:r>
+        <w:rPr>
+          <w:rFonts w:hint="eastAsia"/>
+        </w:rPr>
+        <w:t>request_queue</w:t>
+      </w:r>
+      <w:proofErr w:type="spellEnd"/>
+      <w:r>
+        <w:rPr>
+          <w:rFonts w:hint="eastAsia"/>
+        </w:rPr>
+        <w:t xml:space="preserve"> *</w:t>
+      </w:r>
+      <w:proofErr w:type="gramStart"/>
+      <w:r>
+        <w:rPr>
+          <w:rFonts w:hint="eastAsia"/>
+        </w:rPr>
+        <w:t>q) {</w:t>
+      </w:r>
+      <w:proofErr w:type="gramEnd"/>
     </w:p>
     <w:p>
       <w:pPr>
@@ -1533,12 +1932,14 @@
         </w:rPr>
         <w:t>设置</w:t>
       </w:r>
+      <w:proofErr w:type="spellStart"/>
       <w:r>
         <w:rPr>
           <w:rFonts w:hint="eastAsia"/>
         </w:rPr>
         <w:t>scsi</w:t>
       </w:r>
+      <w:proofErr w:type="spellEnd"/>
       <w:r>
         <w:rPr>
           <w:rFonts w:hint="eastAsia"/>
@@ -1554,19 +1955,113 @@
         <w:rPr>
           <w:rFonts w:hint="eastAsia"/>
         </w:rPr>
-        <w:t xml:space="preserve">    cmd-&gt;scsi_done = scsi_done;</w:t>
-      </w:r>
-    </w:p>
-    <w:p>
-      <w:pPr>
-        <w:ind w:firstLine="420"/>
-      </w:pPr>
-      <w:r>
-        <w:rPr>
-          <w:rFonts w:hint="eastAsia"/>
-        </w:rPr>
-        <w:t xml:space="preserve">    rtn = scsi_dispatch_cmd(cmd);</w:t>
-      </w:r>
+        <w:t xml:space="preserve">    </w:t>
+      </w:r>
+      <w:proofErr w:type="spellStart"/>
+      <w:r>
+        <w:rPr>
+          <w:rFonts w:hint="eastAsia"/>
+        </w:rPr>
+        <w:t>cmd</w:t>
+      </w:r>
+      <w:proofErr w:type="spellEnd"/>
+      <w:r>
+        <w:rPr>
+          <w:rFonts w:hint="eastAsia"/>
+        </w:rPr>
+        <w:t>-&gt;</w:t>
+      </w:r>
+      <w:proofErr w:type="spellStart"/>
+      <w:r>
+        <w:rPr>
+          <w:rFonts w:hint="eastAsia"/>
+        </w:rPr>
+        <w:t>scsi_done</w:t>
+      </w:r>
+      <w:proofErr w:type="spellEnd"/>
+      <w:r>
+        <w:rPr>
+          <w:rFonts w:hint="eastAsia"/>
+        </w:rPr>
+        <w:t xml:space="preserve"> = </w:t>
+      </w:r>
+      <w:proofErr w:type="spellStart"/>
+      <w:r>
+        <w:rPr>
+          <w:rFonts w:hint="eastAsia"/>
+        </w:rPr>
+        <w:t>scsi_</w:t>
+      </w:r>
+      <w:proofErr w:type="gramStart"/>
+      <w:r>
+        <w:rPr>
+          <w:rFonts w:hint="eastAsia"/>
+        </w:rPr>
+        <w:t>done</w:t>
+      </w:r>
+      <w:proofErr w:type="spellEnd"/>
+      <w:r>
+        <w:rPr>
+          <w:rFonts w:hint="eastAsia"/>
+        </w:rPr>
+        <w:t>;</w:t>
+      </w:r>
+      <w:proofErr w:type="gramEnd"/>
+    </w:p>
+    <w:p>
+      <w:pPr>
+        <w:ind w:firstLine="420"/>
+      </w:pPr>
+      <w:r>
+        <w:rPr>
+          <w:rFonts w:hint="eastAsia"/>
+        </w:rPr>
+        <w:t xml:space="preserve">    </w:t>
+      </w:r>
+      <w:proofErr w:type="spellStart"/>
+      <w:r>
+        <w:rPr>
+          <w:rFonts w:hint="eastAsia"/>
+        </w:rPr>
+        <w:t>rtn</w:t>
+      </w:r>
+      <w:proofErr w:type="spellEnd"/>
+      <w:r>
+        <w:rPr>
+          <w:rFonts w:hint="eastAsia"/>
+        </w:rPr>
+        <w:t xml:space="preserve"> = </w:t>
+      </w:r>
+      <w:proofErr w:type="spellStart"/>
+      <w:r>
+        <w:rPr>
+          <w:rFonts w:hint="eastAsia"/>
+        </w:rPr>
+        <w:t>scsi_dispatch_cmd</w:t>
+      </w:r>
+      <w:proofErr w:type="spellEnd"/>
+      <w:r>
+        <w:rPr>
+          <w:rFonts w:hint="eastAsia"/>
+        </w:rPr>
+        <w:t>(</w:t>
+      </w:r>
+      <w:proofErr w:type="spellStart"/>
+      <w:r>
+        <w:rPr>
+          <w:rFonts w:hint="eastAsia"/>
+        </w:rPr>
+        <w:t>cmd</w:t>
+      </w:r>
+      <w:proofErr w:type="spellEnd"/>
+      <w:proofErr w:type="gramStart"/>
+      <w:r>
+        <w:rPr>
+          <w:rFonts w:hint="eastAsia"/>
+        </w:rPr>
+        <w:t>);</w:t>
+      </w:r>
+      <w:proofErr w:type="gramEnd"/>
     </w:p>
     <w:p>
       <w:pPr>
@@ -1633,26 +2128,44 @@
         <w:rPr>
           <w:rFonts w:hint="eastAsia"/>
         </w:rPr>
-        <w:t>中间层收到块设备层发下来的</w:t>
-      </w:r>
+        <w:t>中间层收到</w:t>
+      </w:r>
+      <w:proofErr w:type="gramStart"/>
+      <w:r>
+        <w:rPr>
+          <w:rFonts w:hint="eastAsia"/>
+        </w:rPr>
+        <w:t>块设备层发</w:t>
+      </w:r>
+      <w:proofErr w:type="gramEnd"/>
+      <w:r>
+        <w:rPr>
+          <w:rFonts w:hint="eastAsia"/>
+        </w:rPr>
+        <w:t>下来的</w:t>
+      </w:r>
+      <w:proofErr w:type="spellStart"/>
       <w:r>
         <w:rPr>
           <w:rFonts w:hint="eastAsia"/>
         </w:rPr>
         <w:t>scsi_cmnd</w:t>
       </w:r>
+      <w:proofErr w:type="spellEnd"/>
       <w:r>
         <w:rPr>
           <w:rFonts w:hint="eastAsia"/>
         </w:rPr>
         <w:t>命令后，中间层作自己处理后，然后再将该命令继续往下传递，接下来该命令到了</w:t>
       </w:r>
+      <w:proofErr w:type="spellStart"/>
       <w:r>
         <w:rPr>
           <w:rFonts w:hint="eastAsia"/>
         </w:rPr>
         <w:t>scsi</w:t>
       </w:r>
+      <w:proofErr w:type="spellEnd"/>
       <w:r>
         <w:rPr>
           <w:rFonts w:hint="eastAsia"/>
@@ -1663,19 +2176,91 @@
         <w:rPr>
           <w:rFonts w:hint="eastAsia"/>
         </w:rPr>
-        <w:t xml:space="preserve"> queuecommand()</w:t>
-      </w:r>
-    </w:p>
-    <w:p>
-      <w:pPr>
-        <w:ind w:firstLine="420"/>
-      </w:pPr>
-      <w:r>
-        <w:rPr>
-          <w:rFonts w:hint="eastAsia"/>
-        </w:rPr>
-        <w:t>static int scsi_dispatch_cmd(struct scsi_cmnd *cmd) {</w:t>
-      </w:r>
+        <w:t xml:space="preserve"> </w:t>
+      </w:r>
+      <w:proofErr w:type="spellStart"/>
+      <w:r>
+        <w:rPr>
+          <w:rFonts w:hint="eastAsia"/>
+        </w:rPr>
+        <w:t>queuecommand</w:t>
+      </w:r>
+      <w:proofErr w:type="spellEnd"/>
+      <w:r>
+        <w:rPr>
+          <w:rFonts w:hint="eastAsia"/>
+        </w:rPr>
+        <w:t>()</w:t>
+      </w:r>
+    </w:p>
+    <w:p>
+      <w:pPr>
+        <w:ind w:firstLine="420"/>
+      </w:pPr>
+      <w:r>
+        <w:rPr>
+          <w:rFonts w:hint="eastAsia"/>
+        </w:rPr>
+        <w:t xml:space="preserve">static int </w:t>
+      </w:r>
+      <w:proofErr w:type="spellStart"/>
+      <w:r>
+        <w:rPr>
+          <w:rFonts w:hint="eastAsia"/>
+        </w:rPr>
+        <w:t>scsi_dispatch_</w:t>
+      </w:r>
+      <w:proofErr w:type="gramStart"/>
+      <w:r>
+        <w:rPr>
+          <w:rFonts w:hint="eastAsia"/>
+        </w:rPr>
+        <w:t>cmd</w:t>
+      </w:r>
+      <w:proofErr w:type="spellEnd"/>
+      <w:r>
+        <w:rPr>
+          <w:rFonts w:hint="eastAsia"/>
+        </w:rPr>
+        <w:t>(</w:t>
+      </w:r>
+      <w:proofErr w:type="gramEnd"/>
+      <w:r>
+        <w:rPr>
+          <w:rFonts w:hint="eastAsia"/>
+        </w:rPr>
+        <w:t xml:space="preserve">struct </w:t>
+      </w:r>
+      <w:proofErr w:type="spellStart"/>
+      <w:r>
+        <w:rPr>
+          <w:rFonts w:hint="eastAsia"/>
+        </w:rPr>
+        <w:t>scsi_cmnd</w:t>
+      </w:r>
+      <w:proofErr w:type="spellEnd"/>
+      <w:r>
+        <w:rPr>
+          <w:rFonts w:hint="eastAsia"/>
+        </w:rPr>
+        <w:t xml:space="preserve"> *</w:t>
+      </w:r>
+      <w:proofErr w:type="spellStart"/>
+      <w:proofErr w:type="gramStart"/>
+      <w:r>
+        <w:rPr>
+          <w:rFonts w:hint="eastAsia"/>
+        </w:rPr>
+        <w:t>cmd</w:t>
+      </w:r>
+      <w:proofErr w:type="spellEnd"/>
+      <w:r>
+        <w:rPr>
+          <w:rFonts w:hint="eastAsia"/>
+        </w:rPr>
+        <w:t>) {</w:t>
+      </w:r>
+      <w:proofErr w:type="gramEnd"/>
     </w:p>
     <w:p>
       <w:pPr>
@@ -1696,8 +2281,74 @@
         <w:rPr>
           <w:rFonts w:hint="eastAsia"/>
         </w:rPr>
-        <w:t xml:space="preserve">    rtn = host-&gt;hostt-&gt;queuecommand(host, cmd);</w:t>
-      </w:r>
+        <w:t xml:space="preserve">    </w:t>
+      </w:r>
+      <w:proofErr w:type="spellStart"/>
+      <w:r>
+        <w:rPr>
+          <w:rFonts w:hint="eastAsia"/>
+        </w:rPr>
+        <w:t>rtn</w:t>
+      </w:r>
+      <w:proofErr w:type="spellEnd"/>
+      <w:r>
+        <w:rPr>
+          <w:rFonts w:hint="eastAsia"/>
+        </w:rPr>
+        <w:t xml:space="preserve"> = host-&gt;</w:t>
+      </w:r>
+      <w:proofErr w:type="spellStart"/>
+      <w:r>
+        <w:rPr>
+          <w:rFonts w:hint="eastAsia"/>
+        </w:rPr>
+        <w:t>hostt</w:t>
+      </w:r>
+      <w:proofErr w:type="spellEnd"/>
+      <w:r>
+        <w:rPr>
+          <w:rFonts w:hint="eastAsia"/>
+        </w:rPr>
+        <w:t>-&gt;</w:t>
+      </w:r>
+      <w:proofErr w:type="spellStart"/>
+      <w:proofErr w:type="gramStart"/>
+      <w:r>
+        <w:rPr>
+          <w:rFonts w:hint="eastAsia"/>
+        </w:rPr>
+        <w:t>queuecommand</w:t>
+      </w:r>
+      <w:proofErr w:type="spellEnd"/>
+      <w:r>
+        <w:rPr>
+          <w:rFonts w:hint="eastAsia"/>
+        </w:rPr>
+        <w:t>(</w:t>
+      </w:r>
+      <w:proofErr w:type="gramEnd"/>
+      <w:r>
+        <w:rPr>
+          <w:rFonts w:hint="eastAsia"/>
+        </w:rPr>
+        <w:t xml:space="preserve">host, </w:t>
+      </w:r>
+      <w:proofErr w:type="spellStart"/>
+      <w:r>
+        <w:rPr>
+          <w:rFonts w:hint="eastAsia"/>
+        </w:rPr>
+        <w:t>cmd</w:t>
+      </w:r>
+      <w:proofErr w:type="spellEnd"/>
+      <w:proofErr w:type="gramStart"/>
+      <w:r>
+        <w:rPr>
+          <w:rFonts w:hint="eastAsia"/>
+        </w:rPr>
+        <w:t>);</w:t>
+      </w:r>
+      <w:proofErr w:type="gramEnd"/>
     </w:p>
     <w:p>
       <w:pPr>
@@ -1749,12 +2400,14 @@
         </w:rPr>
         <w:t>主机适配器都需要实现</w:t>
       </w:r>
+      <w:proofErr w:type="spellStart"/>
       <w:r>
         <w:rPr>
           <w:rFonts w:hint="eastAsia"/>
         </w:rPr>
         <w:t>queuecommand</w:t>
       </w:r>
+      <w:proofErr w:type="spellEnd"/>
       <w:r>
         <w:rPr>
           <w:rFonts w:hint="eastAsia"/>
@@ -1768,11 +2421,19 @@
         <w:lastRenderedPageBreak/>
         <w:t>接返回。</w:t>
       </w:r>
-      <w:r>
-        <w:rPr>
-          <w:rFonts w:hint="eastAsia"/>
-        </w:rPr>
-        <w:t xml:space="preserve">scsi </w:t>
+      <w:proofErr w:type="spellStart"/>
+      <w:r>
+        <w:rPr>
+          <w:rFonts w:hint="eastAsia"/>
+        </w:rPr>
+        <w:t>scsi</w:t>
+      </w:r>
+      <w:proofErr w:type="spellEnd"/>
+      <w:r>
+        <w:rPr>
+          <w:rFonts w:hint="eastAsia"/>
+        </w:rPr>
+        <w:t xml:space="preserve"> </w:t>
       </w:r>
       <w:r>
         <w:rPr>
@@ -1780,12 +2441,28 @@
         </w:rPr>
         <w:t>命令完成后，会通过记录在命令内的完成函数回调上层处理，具体是</w:t>
       </w:r>
-      <w:r>
-        <w:rPr>
-          <w:rFonts w:hint="eastAsia"/>
-        </w:rPr>
-        <w:t>cmd-&gt;scsi_done</w:t>
-      </w:r>
+      <w:proofErr w:type="spellStart"/>
+      <w:r>
+        <w:rPr>
+          <w:rFonts w:hint="eastAsia"/>
+        </w:rPr>
+        <w:t>cmd</w:t>
+      </w:r>
+      <w:proofErr w:type="spellEnd"/>
+      <w:r>
+        <w:rPr>
+          <w:rFonts w:hint="eastAsia"/>
+        </w:rPr>
+        <w:t>-&gt;</w:t>
+      </w:r>
+      <w:proofErr w:type="spellStart"/>
+      <w:r>
+        <w:rPr>
+          <w:rFonts w:hint="eastAsia"/>
+        </w:rPr>
+        <w:t>scsi_done</w:t>
+      </w:r>
+      <w:proofErr w:type="spellEnd"/>
       <w:r>
         <w:rPr>
           <w:rFonts w:hint="eastAsia"/>
@@ -2048,7 +2725,35 @@
         <w:rPr>
           <w:rFonts w:hint="eastAsia"/>
         </w:rPr>
-        <w:t>/usr/cxuan/backup</w:t>
+        <w:t>/</w:t>
+      </w:r>
+      <w:proofErr w:type="spellStart"/>
+      <w:r>
+        <w:rPr>
+          <w:rFonts w:hint="eastAsia"/>
+        </w:rPr>
+        <w:t>usr</w:t>
+      </w:r>
+      <w:proofErr w:type="spellEnd"/>
+      <w:r>
+        <w:rPr>
+          <w:rFonts w:hint="eastAsia"/>
+        </w:rPr>
+        <w:t>/</w:t>
+      </w:r>
+      <w:proofErr w:type="spellStart"/>
+      <w:r>
+        <w:rPr>
+          <w:rFonts w:hint="eastAsia"/>
+        </w:rPr>
+        <w:t>cxuan</w:t>
+      </w:r>
+      <w:proofErr w:type="spellEnd"/>
+      <w:r>
+        <w:rPr>
+          <w:rFonts w:hint="eastAsia"/>
+        </w:rPr>
+        <w:t>/backup</w:t>
       </w:r>
       <w:r>
         <w:rPr>
@@ -2060,7 +2765,35 @@
         <w:rPr>
           <w:rFonts w:hint="eastAsia"/>
         </w:rPr>
-        <w:t>/usr/cxuan/backup/device</w:t>
+        <w:t>/</w:t>
+      </w:r>
+      <w:proofErr w:type="spellStart"/>
+      <w:r>
+        <w:rPr>
+          <w:rFonts w:hint="eastAsia"/>
+        </w:rPr>
+        <w:t>usr</w:t>
+      </w:r>
+      <w:proofErr w:type="spellEnd"/>
+      <w:r>
+        <w:rPr>
+          <w:rFonts w:hint="eastAsia"/>
+        </w:rPr>
+        <w:t>/</w:t>
+      </w:r>
+      <w:proofErr w:type="spellStart"/>
+      <w:r>
+        <w:rPr>
+          <w:rFonts w:hint="eastAsia"/>
+        </w:rPr>
+        <w:t>cxuan</w:t>
+      </w:r>
+      <w:proofErr w:type="spellEnd"/>
+      <w:r>
+        <w:rPr>
+          <w:rFonts w:hint="eastAsia"/>
+        </w:rPr>
+        <w:t>/backup/device</w:t>
       </w:r>
       <w:r>
         <w:rPr>
@@ -2117,7 +2850,35 @@
         <w:rPr>
           <w:rFonts w:hint="eastAsia"/>
         </w:rPr>
-        <w:t>。通常情况下来说，错误应该交给硬件层面去处理。如果设备控制器发现了读错误的话，它会尽可能的去修复这个错误。如果设备控制器处理不了这个问题，那么设备驱动程序应该进行处理，设备驱动程序会再次尝试读取操作，很多错误都是偶然性的，如果设备驱动程序无法处理这个错误，才会把错误向上抛到硬件层面（上层）进行处理，很多时候，上层并不需要知道下层是如何解决错误的。这就很像项目经理不用把每个决定都告诉老板；程序员不用把每行代码如何写告诉项目经理。这种处理方式不够透明。</w:t>
+        <w:t>。通常情况下来说，错误应该交给硬件层面去处理。如果设备控制</w:t>
+      </w:r>
+      <w:proofErr w:type="gramStart"/>
+      <w:r>
+        <w:rPr>
+          <w:rFonts w:hint="eastAsia"/>
+        </w:rPr>
+        <w:t>器发现了读错误</w:t>
+      </w:r>
+      <w:proofErr w:type="gramEnd"/>
+      <w:r>
+        <w:rPr>
+          <w:rFonts w:hint="eastAsia"/>
+        </w:rPr>
+        <w:t>的话，它会尽可能的去修复这个错误。如果设备控制器处理不了这个问题，那么设备驱动程序应该进行处理，设备驱动程序会再次尝试读取操作，很多错误都是偶然性的，如果设备驱动程序无法处理这个错误，才会把错误向上抛到硬件层面（上层）进行处理，很多时候，上层并不需要知道下层是如何解决错误的。这就很像项目经理不用把每个决定都告诉老板；程序员不用把每行代码如何</w:t>
+      </w:r>
+      <w:proofErr w:type="gramStart"/>
+      <w:r>
+        <w:rPr>
+          <w:rFonts w:hint="eastAsia"/>
+        </w:rPr>
+        <w:t>写告诉</w:t>
+      </w:r>
+      <w:proofErr w:type="gramEnd"/>
+      <w:r>
+        <w:rPr>
+          <w:rFonts w:hint="eastAsia"/>
+        </w:rPr>
+        <w:t>项目经理。这种处理方式不够透明。</w:t>
       </w:r>
     </w:p>
     <w:p>
@@ -2210,7 +2971,21 @@
         <w:rPr>
           <w:rFonts w:hint="eastAsia"/>
         </w:rPr>
-        <w:t>传输。这里先说一下同步和异步是怎么回事吧。</w:t>
+        <w:t>传输。这里先说一下同步和</w:t>
+      </w:r>
+      <w:proofErr w:type="gramStart"/>
+      <w:r>
+        <w:rPr>
+          <w:rFonts w:hint="eastAsia"/>
+        </w:rPr>
+        <w:t>异步是</w:t>
+      </w:r>
+      <w:proofErr w:type="gramEnd"/>
+      <w:r>
+        <w:rPr>
+          <w:rFonts w:hint="eastAsia"/>
+        </w:rPr>
+        <w:t>怎么回事吧。</w:t>
       </w:r>
     </w:p>
     <w:p>
@@ -3233,7 +4008,21 @@
         <w:rPr>
           <w:rFonts w:hint="eastAsia"/>
         </w:rPr>
-        <w:t>模块间数据传输的效率问题。</w:t>
+        <w:t>模块</w:t>
+      </w:r>
+      <w:proofErr w:type="gramStart"/>
+      <w:r>
+        <w:rPr>
+          <w:rFonts w:hint="eastAsia"/>
+        </w:rPr>
+        <w:t>间数据</w:t>
+      </w:r>
+      <w:proofErr w:type="gramEnd"/>
+      <w:r>
+        <w:rPr>
+          <w:rFonts w:hint="eastAsia"/>
+        </w:rPr>
+        <w:t>传输的效率问题。</w:t>
       </w:r>
     </w:p>
     <w:p>
@@ -3722,7 +4511,21 @@
         <w:rPr>
           <w:rFonts w:hint="eastAsia"/>
         </w:rPr>
-        <w:t>服务器进程通过系统调用取得资源，并将其复制到进程自己的缓冲区中</w:t>
+        <w:t>服务器进程通过系统调用取得资源，并将其复制</w:t>
+      </w:r>
+      <w:proofErr w:type="gramStart"/>
+      <w:r>
+        <w:rPr>
+          <w:rFonts w:hint="eastAsia"/>
+        </w:rPr>
+        <w:t>到进程</w:t>
+      </w:r>
+      <w:proofErr w:type="gramEnd"/>
+      <w:r>
+        <w:rPr>
+          <w:rFonts w:hint="eastAsia"/>
+        </w:rPr>
+        <w:t>自己的缓冲区中</w:t>
       </w:r>
     </w:p>
     <w:p>
@@ -4074,7 +4877,21 @@
         <w:rPr>
           <w:rFonts w:hint="eastAsia"/>
         </w:rPr>
-        <w:t>：操作对象是内存（如进程地址空间、共享内存、内核缓冲区），数据传输不涉及外部设备，速度最快（纳秒级）。</w:t>
+        <w:t>：操作对象是内存（</w:t>
+      </w:r>
+      <w:proofErr w:type="gramStart"/>
+      <w:r>
+        <w:rPr>
+          <w:rFonts w:hint="eastAsia"/>
+        </w:rPr>
+        <w:t>如进程</w:t>
+      </w:r>
+      <w:proofErr w:type="gramEnd"/>
+      <w:r>
+        <w:rPr>
+          <w:rFonts w:hint="eastAsia"/>
+        </w:rPr>
+        <w:t>地址空间、共享内存、内核缓冲区），数据传输不涉及外部设备，速度最快（纳秒级）。</w:t>
       </w:r>
     </w:p>
     <w:p>
@@ -4093,18 +4910,28 @@
         </w:rPr>
         <w:t xml:space="preserve"> / </w:t>
       </w:r>
-      <w:r>
-        <w:rPr>
-          <w:rFonts w:hint="eastAsia"/>
-        </w:rPr>
-        <w:t>栈内存、通过</w:t>
-      </w:r>
+      <w:proofErr w:type="gramStart"/>
+      <w:r>
+        <w:rPr>
+          <w:rFonts w:hint="eastAsia"/>
+        </w:rPr>
+        <w:t>栈</w:t>
+      </w:r>
+      <w:proofErr w:type="gramEnd"/>
+      <w:r>
+        <w:rPr>
+          <w:rFonts w:hint="eastAsia"/>
+        </w:rPr>
+        <w:t>内存、通过</w:t>
+      </w:r>
+      <w:proofErr w:type="spellStart"/>
       <w:r>
         <w:rPr>
           <w:rFonts w:hint="eastAsia"/>
         </w:rPr>
         <w:t>shmat</w:t>
       </w:r>
+      <w:proofErr w:type="spellEnd"/>
       <w:r>
         <w:rPr>
           <w:rFonts w:hint="eastAsia"/>
@@ -4165,7 +4992,21 @@
         <w:rPr>
           <w:rFonts w:hint="eastAsia"/>
         </w:rPr>
-        <w:t>盘等），数据传输涉及磁盘控制器和物理存储介质，速度较慢（微秒到毫秒级）。</w:t>
+        <w:t>盘等），数据传输涉及磁盘控制器和物理存储介质，速度较慢（</w:t>
+      </w:r>
+      <w:proofErr w:type="gramStart"/>
+      <w:r>
+        <w:rPr>
+          <w:rFonts w:hint="eastAsia"/>
+        </w:rPr>
+        <w:t>微秒到毫秒</w:t>
+      </w:r>
+      <w:proofErr w:type="gramEnd"/>
+      <w:r>
+        <w:rPr>
+          <w:rFonts w:hint="eastAsia"/>
+        </w:rPr>
+        <w:t>级）。</w:t>
       </w:r>
     </w:p>
     <w:p>
@@ -4182,7 +5023,21 @@
         <w:rPr>
           <w:rFonts w:hint="eastAsia"/>
         </w:rPr>
-        <w:t>/etc/passwd</w:t>
+        <w:t>/</w:t>
+      </w:r>
+      <w:proofErr w:type="spellStart"/>
+      <w:r>
+        <w:rPr>
+          <w:rFonts w:hint="eastAsia"/>
+        </w:rPr>
+        <w:t>etc</w:t>
+      </w:r>
+      <w:proofErr w:type="spellEnd"/>
+      <w:r>
+        <w:rPr>
+          <w:rFonts w:hint="eastAsia"/>
+        </w:rPr>
+        <w:t>/passwd</w:t>
       </w:r>
       <w:r>
         <w:rPr>
@@ -4232,7 +5087,21 @@
         <w:rPr>
           <w:rFonts w:hint="eastAsia"/>
         </w:rPr>
-        <w:t>）在不同主机间进行，速度受网络带宽和延迟限制（毫秒到秒级）。</w:t>
+        <w:t>）在不同主机间进行，速度受网络带宽和延迟限制（</w:t>
+      </w:r>
+      <w:proofErr w:type="gramStart"/>
+      <w:r>
+        <w:rPr>
+          <w:rFonts w:hint="eastAsia"/>
+        </w:rPr>
+        <w:t>毫秒到</w:t>
+      </w:r>
+      <w:proofErr w:type="gramEnd"/>
+      <w:r>
+        <w:rPr>
+          <w:rFonts w:hint="eastAsia"/>
+        </w:rPr>
+        <w:t>秒级）。</w:t>
       </w:r>
     </w:p>
     <w:p>
@@ -4571,12 +5440,28 @@
         </w:rPr>
         <w:t>例：</w:t>
       </w:r>
-      <w:r>
-        <w:rPr>
-          <w:rFonts w:hint="eastAsia"/>
-        </w:rPr>
-        <w:t>fread/fwrite</w:t>
-      </w:r>
+      <w:proofErr w:type="spellStart"/>
+      <w:r>
+        <w:rPr>
+          <w:rFonts w:hint="eastAsia"/>
+        </w:rPr>
+        <w:t>fread</w:t>
+      </w:r>
+      <w:proofErr w:type="spellEnd"/>
+      <w:r>
+        <w:rPr>
+          <w:rFonts w:hint="eastAsia"/>
+        </w:rPr>
+        <w:t>/</w:t>
+      </w:r>
+      <w:proofErr w:type="spellStart"/>
+      <w:r>
+        <w:rPr>
+          <w:rFonts w:hint="eastAsia"/>
+        </w:rPr>
+        <w:t>fwrite</w:t>
+      </w:r>
+      <w:proofErr w:type="spellEnd"/>
       <w:r>
         <w:rPr>
           <w:rFonts w:hint="eastAsia"/>
@@ -4591,12 +5476,14 @@
       <w:r>
         <w:t xml:space="preserve">- </w:t>
       </w:r>
+      <w:proofErr w:type="spellStart"/>
       <w:r>
         <w:rPr>
           <w:rFonts w:hint="eastAsia"/>
         </w:rPr>
         <w:t>mmap</w:t>
       </w:r>
+      <w:proofErr w:type="spellEnd"/>
       <w:r>
         <w:rPr>
           <w:rFonts w:hint="eastAsia"/>
@@ -4615,17 +5502,33 @@
         </w:rPr>
         <w:t>）：通过</w:t>
       </w:r>
+      <w:proofErr w:type="spellStart"/>
       <w:r>
         <w:rPr>
           <w:rFonts w:hint="eastAsia"/>
         </w:rPr>
         <w:t>mmap</w:t>
       </w:r>
-      <w:r>
-        <w:rPr>
-          <w:rFonts w:hint="eastAsia"/>
-        </w:rPr>
-        <w:t>系统调用将文件内容映射到进程的虚拟地址空间，用户进程可直接通过内存指针读写文件，无需显式</w:t>
+      <w:proofErr w:type="spellEnd"/>
+      <w:r>
+        <w:rPr>
+          <w:rFonts w:hint="eastAsia"/>
+        </w:rPr>
+        <w:t>系统调用将文件内容映射</w:t>
+      </w:r>
+      <w:proofErr w:type="gramStart"/>
+      <w:r>
+        <w:rPr>
+          <w:rFonts w:hint="eastAsia"/>
+        </w:rPr>
+        <w:t>到进程</w:t>
+      </w:r>
+      <w:proofErr w:type="gramEnd"/>
+      <w:r>
+        <w:rPr>
+          <w:rFonts w:hint="eastAsia"/>
+        </w:rPr>
+        <w:t>的虚拟地址空间，用户进程可直接通过内存指针读写文件，无需显式</w:t>
       </w:r>
       <w:r>
         <w:rPr>
@@ -4797,6 +5700,7 @@
       <w:pPr>
         <w:pStyle w:val="3"/>
       </w:pPr>
+      <w:proofErr w:type="spellStart"/>
       <w:r>
         <w:rPr>
           <w:rFonts w:hint="eastAsia"/>
@@ -4809,6 +5713,7 @@
         </w:rPr>
         <w:t>map</w:t>
       </w:r>
+      <w:proofErr w:type="spellEnd"/>
     </w:p>
     <w:p>
       <w:pPr>
@@ -4877,7 +5782,21 @@
         <w:rPr>
           <w:rFonts w:hint="eastAsia"/>
         </w:rPr>
-        <w:t>就绪的通知方式分类，是网络编程中最核心的</w:t>
+        <w:t>就绪的通知方式分类，是网络编程中</w:t>
+      </w:r>
+      <w:proofErr w:type="gramStart"/>
+      <w:r>
+        <w:rPr>
+          <w:rFonts w:hint="eastAsia"/>
+        </w:rPr>
+        <w:t>最</w:t>
+      </w:r>
+      <w:proofErr w:type="gramEnd"/>
+      <w:r>
+        <w:rPr>
+          <w:rFonts w:hint="eastAsia"/>
+        </w:rPr>
+        <w:t>核心的</w:t>
       </w:r>
       <w:r>
         <w:rPr>
@@ -4975,8 +5894,16 @@
         <w:rPr>
           <w:rFonts w:hint="eastAsia"/>
         </w:rPr>
-        <w:t>read/recv</w:t>
-      </w:r>
+        <w:t>read/</w:t>
+      </w:r>
+      <w:proofErr w:type="spellStart"/>
+      <w:r>
+        <w:rPr>
+          <w:rFonts w:hint="eastAsia"/>
+        </w:rPr>
+        <w:t>recv</w:t>
+      </w:r>
+      <w:proofErr w:type="spellEnd"/>
       <w:r>
         <w:rPr>
           <w:rFonts w:hint="eastAsia"/>
@@ -5031,7 +5958,21 @@
         <w:rPr>
           <w:rFonts w:hint="eastAsia"/>
         </w:rPr>
-        <w:t>操作后，若数据未就绪，立即返回错误（</w:t>
+        <w:t>操作后，</w:t>
+      </w:r>
+      <w:proofErr w:type="gramStart"/>
+      <w:r>
+        <w:rPr>
+          <w:rFonts w:hint="eastAsia"/>
+        </w:rPr>
+        <w:t>若数据未</w:t>
+      </w:r>
+      <w:proofErr w:type="gramEnd"/>
+      <w:r>
+        <w:rPr>
+          <w:rFonts w:hint="eastAsia"/>
+        </w:rPr>
+        <w:t>就绪，立即返回错误（</w:t>
       </w:r>
       <w:r>
         <w:rPr>
@@ -5068,12 +6009,14 @@
         </w:rPr>
         <w:t>例：用</w:t>
       </w:r>
+      <w:proofErr w:type="spellStart"/>
       <w:r>
         <w:rPr>
           <w:rFonts w:hint="eastAsia"/>
         </w:rPr>
         <w:t>fcntl</w:t>
       </w:r>
+      <w:proofErr w:type="spellEnd"/>
       <w:r>
         <w:rPr>
           <w:rFonts w:hint="eastAsia"/>
@@ -5140,8 +6083,16 @@
         <w:rPr>
           <w:rFonts w:hint="eastAsia"/>
         </w:rPr>
-        <w:t>select/poll/epoll</w:t>
-      </w:r>
+        <w:t>select/poll/</w:t>
+      </w:r>
+      <w:proofErr w:type="spellStart"/>
+      <w:r>
+        <w:rPr>
+          <w:rFonts w:hint="eastAsia"/>
+        </w:rPr>
+        <w:t>epoll</w:t>
+      </w:r>
+      <w:proofErr w:type="spellEnd"/>
       <w:r>
         <w:rPr>
           <w:rFonts w:hint="eastAsia"/>
@@ -5207,12 +6158,14 @@
         </w:rPr>
         <w:t>服务器用</w:t>
       </w:r>
+      <w:proofErr w:type="spellStart"/>
       <w:r>
         <w:rPr>
           <w:rFonts w:hint="eastAsia"/>
         </w:rPr>
         <w:t>epoll</w:t>
       </w:r>
+      <w:proofErr w:type="spellEnd"/>
       <w:r>
         <w:rPr>
           <w:rFonts w:hint="eastAsia"/>
@@ -5275,12 +6228,14 @@
         </w:rPr>
         <w:t>）：进程通过</w:t>
       </w:r>
+      <w:proofErr w:type="spellStart"/>
       <w:r>
         <w:rPr>
           <w:rFonts w:hint="eastAsia"/>
         </w:rPr>
         <w:t>sigaction</w:t>
       </w:r>
+      <w:proofErr w:type="spellEnd"/>
       <w:r>
         <w:rPr>
           <w:rFonts w:hint="eastAsia"/>
@@ -5425,11 +6380,19 @@
         </w:rPr>
         <w:t>的</w:t>
       </w:r>
-      <w:r>
-        <w:rPr>
-          <w:rFonts w:hint="eastAsia"/>
-        </w:rPr>
-        <w:t>aio_*</w:t>
+      <w:proofErr w:type="spellStart"/>
+      <w:r>
+        <w:rPr>
+          <w:rFonts w:hint="eastAsia"/>
+        </w:rPr>
+        <w:t>aio</w:t>
+      </w:r>
+      <w:proofErr w:type="spellEnd"/>
+      <w:r>
+        <w:rPr>
+          <w:rFonts w:hint="eastAsia"/>
+        </w:rPr>
+        <w:t>_*</w:t>
       </w:r>
       <w:r>
         <w:rPr>
@@ -5721,12 +6684,14 @@
       <w:pPr>
         <w:pStyle w:val="3"/>
       </w:pPr>
+      <w:proofErr w:type="spellStart"/>
       <w:r>
         <w:rPr>
           <w:rFonts w:hint="eastAsia"/>
         </w:rPr>
         <w:t>recv</w:t>
       </w:r>
+      <w:proofErr w:type="spellEnd"/>
     </w:p>
     <w:p>
       <w:pPr>
@@ -5738,12 +6703,14 @@
         </w:rPr>
         <w:t>使用</w:t>
       </w:r>
+      <w:proofErr w:type="spellStart"/>
       <w:r>
         <w:rPr>
           <w:rFonts w:hint="eastAsia"/>
         </w:rPr>
         <w:t>recv</w:t>
       </w:r>
+      <w:proofErr w:type="spellEnd"/>
       <w:r>
         <w:rPr>
           <w:rFonts w:hint="eastAsia"/>
@@ -5755,17 +6722,86 @@
       <w:pPr>
         <w:ind w:firstLine="420"/>
       </w:pPr>
-      <w:r>
-        <w:t>#include &lt;sys/socket.h&gt;</w:t>
-      </w:r>
-    </w:p>
-    <w:p>
-      <w:pPr>
-        <w:ind w:firstLine="420"/>
-      </w:pPr>
-      <w:r>
-        <w:t>ssize_t recv(int fd,void* buf,size_t len,int flags);</w:t>
-      </w:r>
+      <w:proofErr w:type="gramStart"/>
+      <w:r>
+        <w:t>#include</w:t>
+      </w:r>
+      <w:proofErr w:type="gramEnd"/>
+      <w:r>
+        <w:t xml:space="preserve"> &lt;sys/</w:t>
+      </w:r>
+      <w:proofErr w:type="spellStart"/>
+      <w:r>
+        <w:t>socket.h</w:t>
+      </w:r>
+      <w:proofErr w:type="spellEnd"/>
+      <w:r>
+        <w:t>&gt;</w:t>
+      </w:r>
+    </w:p>
+    <w:p>
+      <w:pPr>
+        <w:ind w:firstLine="420"/>
+      </w:pPr>
+      <w:proofErr w:type="spellStart"/>
+      <w:r>
+        <w:t>ssize_t</w:t>
+      </w:r>
+      <w:proofErr w:type="spellEnd"/>
+      <w:r>
+        <w:t xml:space="preserve"> </w:t>
+      </w:r>
+      <w:proofErr w:type="spellStart"/>
+      <w:proofErr w:type="gramStart"/>
+      <w:r>
+        <w:t>recv</w:t>
+      </w:r>
+      <w:proofErr w:type="spellEnd"/>
+      <w:r>
+        <w:t>(</w:t>
+      </w:r>
+      <w:proofErr w:type="gramEnd"/>
+      <w:r>
+        <w:t xml:space="preserve">int </w:t>
+      </w:r>
+      <w:proofErr w:type="spellStart"/>
+      <w:proofErr w:type="gramStart"/>
+      <w:r>
+        <w:t>fd,void</w:t>
+      </w:r>
+      <w:proofErr w:type="spellEnd"/>
+      <w:proofErr w:type="gramEnd"/>
+      <w:r>
+        <w:t xml:space="preserve">* </w:t>
+      </w:r>
+      <w:proofErr w:type="spellStart"/>
+      <w:proofErr w:type="gramStart"/>
+      <w:r>
+        <w:t>buf,size</w:t>
+      </w:r>
+      <w:proofErr w:type="gramEnd"/>
+      <w:r>
+        <w:t>_t</w:t>
+      </w:r>
+      <w:proofErr w:type="spellEnd"/>
+      <w:r>
+        <w:t xml:space="preserve"> </w:t>
+      </w:r>
+      <w:proofErr w:type="spellStart"/>
+      <w:proofErr w:type="gramStart"/>
+      <w:r>
+        <w:t>len,int</w:t>
+      </w:r>
+      <w:proofErr w:type="spellEnd"/>
+      <w:proofErr w:type="gramEnd"/>
+      <w:r>
+        <w:t xml:space="preserve"> flags</w:t>
+      </w:r>
+      <w:proofErr w:type="gramStart"/>
+      <w:r>
+        <w:t>);</w:t>
+      </w:r>
+      <w:proofErr w:type="gramEnd"/>
     </w:p>
     <w:p>
       <w:r>
@@ -5777,30 +6813,35 @@
         </w:rPr>
         <w:t>其中，</w:t>
       </w:r>
+      <w:proofErr w:type="spellStart"/>
       <w:r>
         <w:rPr>
           <w:rFonts w:hint="eastAsia"/>
         </w:rPr>
         <w:t>buf</w:t>
       </w:r>
+      <w:proofErr w:type="spellEnd"/>
       <w:r>
         <w:rPr>
           <w:rFonts w:hint="eastAsia"/>
         </w:rPr>
         <w:t>是用户接收缓冲区的地址，</w:t>
       </w:r>
+      <w:proofErr w:type="spellStart"/>
       <w:r>
         <w:rPr>
           <w:rFonts w:hint="eastAsia"/>
         </w:rPr>
         <w:t>len</w:t>
       </w:r>
+      <w:proofErr w:type="spellEnd"/>
       <w:r>
         <w:rPr>
           <w:rFonts w:hint="eastAsia"/>
         </w:rPr>
         <w:t>表示接收数据长度，</w:t>
       </w:r>
+      <w:proofErr w:type="spellStart"/>
       <w:r>
         <w:rPr>
           <w:rFonts w:hint="eastAsia"/>
@@ -5808,6 +6849,7 @@
         </w:rPr>
         <w:t>recv</w:t>
       </w:r>
+      <w:proofErr w:type="spellEnd"/>
       <w:r>
         <w:rPr>
           <w:rFonts w:hint="eastAsia"/>
@@ -5821,12 +6863,14 @@
         </w:rPr>
         <w:t>：当内核中的数据比指定的缓冲区小时，一般会复制内核缓冲区的所有数据到用户缓冲区，并返回数据的长度；当内核接收缓冲区的数据比用户指定的长度多时，会将用户指定</w:t>
       </w:r>
+      <w:proofErr w:type="spellStart"/>
       <w:r>
         <w:rPr>
           <w:rFonts w:hint="eastAsia"/>
         </w:rPr>
         <w:t>len</w:t>
       </w:r>
+      <w:proofErr w:type="spellEnd"/>
       <w:r>
         <w:rPr>
           <w:rFonts w:hint="eastAsia"/>
@@ -5961,12 +7005,14 @@
       <w:r>
         <w:tab/>
       </w:r>
+      <w:proofErr w:type="spellStart"/>
       <w:r>
         <w:rPr>
           <w:rFonts w:hint="eastAsia"/>
         </w:rPr>
         <w:t>recv</w:t>
       </w:r>
+      <w:proofErr w:type="spellEnd"/>
       <w:r>
         <w:rPr>
           <w:rFonts w:hint="eastAsia"/>
@@ -5978,12 +7024,14 @@
       <w:r>
         <w:tab/>
       </w:r>
+      <w:proofErr w:type="spellStart"/>
       <w:r>
         <w:rPr>
           <w:rFonts w:hint="eastAsia"/>
         </w:rPr>
         <w:t>recv</w:t>
       </w:r>
+      <w:proofErr w:type="spellEnd"/>
       <w:r>
         <w:rPr>
           <w:rFonts w:hint="eastAsia"/>
@@ -6000,6 +7048,7 @@
         </w:numPr>
         <w:ind w:firstLineChars="0"/>
       </w:pPr>
+      <w:proofErr w:type="spellStart"/>
       <w:r>
         <w:rPr>
           <w:rFonts w:hint="eastAsia"/>
@@ -6007,6 +7056,7 @@
         </w:rPr>
         <w:t>recv</w:t>
       </w:r>
+      <w:proofErr w:type="spellEnd"/>
       <w:r>
         <w:rPr>
           <w:color w:val="FF0000"/>
@@ -6034,12 +7084,21 @@
         </w:rPr>
         <w:t>连接，</w:t>
       </w:r>
+      <w:proofErr w:type="spellStart"/>
       <w:r>
         <w:rPr>
           <w:rFonts w:hint="eastAsia"/>
           <w:color w:val="FF0000"/>
         </w:rPr>
-        <w:t>recvfrom(</w:t>
+        <w:t>recvfrom</w:t>
+      </w:r>
+      <w:proofErr w:type="spellEnd"/>
+      <w:r>
+        <w:rPr>
+          <w:rFonts w:hint="eastAsia"/>
+          <w:color w:val="FF0000"/>
+        </w:rPr>
+        <w:t>(</w:t>
       </w:r>
       <w:r>
         <w:rPr>
@@ -6087,12 +7146,14 @@
         <w:lastRenderedPageBreak/>
         <w:t>绑定了地址和端口后，也可以使用</w:t>
       </w:r>
+      <w:proofErr w:type="spellStart"/>
       <w:r>
         <w:rPr>
           <w:rFonts w:hint="eastAsia"/>
         </w:rPr>
         <w:t>recv</w:t>
       </w:r>
+      <w:proofErr w:type="spellEnd"/>
       <w:r>
         <w:rPr>
           <w:rFonts w:hint="eastAsia"/>
@@ -6179,17 +7240,81 @@
       <w:pPr>
         <w:ind w:firstLine="420"/>
       </w:pPr>
-      <w:r>
-        <w:t>#include &lt;sys/socket.h&gt;</w:t>
-      </w:r>
-    </w:p>
-    <w:p>
-      <w:pPr>
-        <w:ind w:firstLine="420"/>
-      </w:pPr>
-      <w:r>
-        <w:t>ssize_t send(int fd,const void* buf,size_t len,int flags);</w:t>
-      </w:r>
+      <w:proofErr w:type="gramStart"/>
+      <w:r>
+        <w:t>#include</w:t>
+      </w:r>
+      <w:proofErr w:type="gramEnd"/>
+      <w:r>
+        <w:t xml:space="preserve"> &lt;sys/</w:t>
+      </w:r>
+      <w:proofErr w:type="spellStart"/>
+      <w:r>
+        <w:t>socket.h</w:t>
+      </w:r>
+      <w:proofErr w:type="spellEnd"/>
+      <w:r>
+        <w:t>&gt;</w:t>
+      </w:r>
+    </w:p>
+    <w:p>
+      <w:pPr>
+        <w:ind w:firstLine="420"/>
+      </w:pPr>
+      <w:proofErr w:type="spellStart"/>
+      <w:r>
+        <w:t>ssize_t</w:t>
+      </w:r>
+      <w:proofErr w:type="spellEnd"/>
+      <w:r>
+        <w:t xml:space="preserve"> </w:t>
+      </w:r>
+      <w:proofErr w:type="gramStart"/>
+      <w:r>
+        <w:t>send(</w:t>
+      </w:r>
+      <w:proofErr w:type="gramEnd"/>
+      <w:r>
+        <w:t xml:space="preserve">int </w:t>
+      </w:r>
+      <w:proofErr w:type="spellStart"/>
+      <w:proofErr w:type="gramStart"/>
+      <w:r>
+        <w:t>fd,const</w:t>
+      </w:r>
+      <w:proofErr w:type="spellEnd"/>
+      <w:proofErr w:type="gramEnd"/>
+      <w:r>
+        <w:t xml:space="preserve"> void* </w:t>
+      </w:r>
+      <w:proofErr w:type="spellStart"/>
+      <w:proofErr w:type="gramStart"/>
+      <w:r>
+        <w:t>buf,size</w:t>
+      </w:r>
+      <w:proofErr w:type="gramEnd"/>
+      <w:r>
+        <w:t>_t</w:t>
+      </w:r>
+      <w:proofErr w:type="spellEnd"/>
+      <w:r>
+        <w:t xml:space="preserve"> </w:t>
+      </w:r>
+      <w:proofErr w:type="spellStart"/>
+      <w:proofErr w:type="gramStart"/>
+      <w:r>
+        <w:t>len,int</w:t>
+      </w:r>
+      <w:proofErr w:type="spellEnd"/>
+      <w:proofErr w:type="gramEnd"/>
+      <w:r>
+        <w:t xml:space="preserve"> flags</w:t>
+      </w:r>
+      <w:proofErr w:type="gramStart"/>
+      <w:r>
+        <w:t>);</w:t>
+      </w:r>
+      <w:proofErr w:type="gramEnd"/>
     </w:p>
     <w:p>
       <w:pPr>
@@ -6285,12 +7410,14 @@
         </w:rPr>
         <w:t>函数</w:t>
       </w:r>
+      <w:proofErr w:type="spellStart"/>
       <w:r>
         <w:rPr>
           <w:rFonts w:hint="eastAsia"/>
         </w:rPr>
         <w:t>errno</w:t>
       </w:r>
+      <w:proofErr w:type="spellEnd"/>
       <w:r>
         <w:rPr>
           <w:rFonts w:hint="eastAsia"/>
@@ -6307,7 +7434,7 @@
           <w:noProof/>
         </w:rPr>
         <w:drawing>
-          <wp:inline distT="0" distB="0" distL="0" distR="0" wp14:anchorId="5E3B57C3" wp14:editId="50CEB6D4">
+          <wp:inline distT="0" distB="0" distL="0" distR="0" wp14:anchorId="5E3B57C3" wp14:editId="6D5B4F70">
             <wp:extent cx="4133850" cy="1176020"/>
             <wp:effectExtent l="0" t="0" r="0" b="5080"/>
             <wp:docPr id="1" name="图片 1"/>
@@ -6355,6 +7482,7 @@
       <w:pPr>
         <w:pStyle w:val="3"/>
       </w:pPr>
+      <w:proofErr w:type="spellStart"/>
       <w:r>
         <w:rPr>
           <w:rFonts w:hint="eastAsia"/>
@@ -6370,28 +7498,139 @@
         </w:rPr>
         <w:t>dv</w:t>
       </w:r>
+      <w:proofErr w:type="spellEnd"/>
     </w:p>
     <w:p>
       <w:r>
         <w:tab/>
-        <w:t>#include &lt;sys/uio.h&gt;</w:t>
-      </w:r>
-    </w:p>
-    <w:p>
-      <w:pPr>
-        <w:ind w:firstLine="420"/>
-      </w:pPr>
-      <w:r>
-        <w:t>ssize_t readv(int fd,struct iovec* vector,int count);</w:t>
-      </w:r>
-    </w:p>
-    <w:p>
-      <w:pPr>
-        <w:ind w:firstLine="420"/>
-      </w:pPr>
-      <w:r>
-        <w:t>ssize_t writev(int fd,const struct iovec* vector,int count);</w:t>
-      </w:r>
+        <w:t>#include &lt;sys/</w:t>
+      </w:r>
+      <w:proofErr w:type="spellStart"/>
+      <w:r>
+        <w:t>uio.h</w:t>
+      </w:r>
+      <w:proofErr w:type="spellEnd"/>
+      <w:r>
+        <w:t>&gt;</w:t>
+      </w:r>
+    </w:p>
+    <w:p>
+      <w:pPr>
+        <w:ind w:firstLine="420"/>
+      </w:pPr>
+      <w:proofErr w:type="spellStart"/>
+      <w:r>
+        <w:t>ssize_t</w:t>
+      </w:r>
+      <w:proofErr w:type="spellEnd"/>
+      <w:r>
+        <w:t xml:space="preserve"> </w:t>
+      </w:r>
+      <w:proofErr w:type="spellStart"/>
+      <w:proofErr w:type="gramStart"/>
+      <w:r>
+        <w:t>readv</w:t>
+      </w:r>
+      <w:proofErr w:type="spellEnd"/>
+      <w:r>
+        <w:t>(</w:t>
+      </w:r>
+      <w:proofErr w:type="gramEnd"/>
+      <w:r>
+        <w:t xml:space="preserve">int </w:t>
+      </w:r>
+      <w:proofErr w:type="spellStart"/>
+      <w:proofErr w:type="gramStart"/>
+      <w:r>
+        <w:t>fd,struct</w:t>
+      </w:r>
+      <w:proofErr w:type="spellEnd"/>
+      <w:proofErr w:type="gramEnd"/>
+      <w:r>
+        <w:t xml:space="preserve"> </w:t>
+      </w:r>
+      <w:proofErr w:type="spellStart"/>
+      <w:r>
+        <w:t>iovec</w:t>
+      </w:r>
+      <w:proofErr w:type="spellEnd"/>
+      <w:r>
+        <w:t xml:space="preserve">* </w:t>
+      </w:r>
+      <w:proofErr w:type="spellStart"/>
+      <w:proofErr w:type="gramStart"/>
+      <w:r>
+        <w:t>vector,int</w:t>
+      </w:r>
+      <w:proofErr w:type="spellEnd"/>
+      <w:proofErr w:type="gramEnd"/>
+      <w:r>
+        <w:t xml:space="preserve"> count</w:t>
+      </w:r>
+      <w:proofErr w:type="gramStart"/>
+      <w:r>
+        <w:t>);</w:t>
+      </w:r>
+      <w:proofErr w:type="gramEnd"/>
+    </w:p>
+    <w:p>
+      <w:pPr>
+        <w:ind w:firstLine="420"/>
+      </w:pPr>
+      <w:proofErr w:type="spellStart"/>
+      <w:r>
+        <w:t>ssize_t</w:t>
+      </w:r>
+      <w:proofErr w:type="spellEnd"/>
+      <w:r>
+        <w:t xml:space="preserve"> </w:t>
+      </w:r>
+      <w:proofErr w:type="spellStart"/>
+      <w:proofErr w:type="gramStart"/>
+      <w:r>
+        <w:t>writev</w:t>
+      </w:r>
+      <w:proofErr w:type="spellEnd"/>
+      <w:r>
+        <w:t>(</w:t>
+      </w:r>
+      <w:proofErr w:type="gramEnd"/>
+      <w:r>
+        <w:t xml:space="preserve">int </w:t>
+      </w:r>
+      <w:proofErr w:type="spellStart"/>
+      <w:proofErr w:type="gramStart"/>
+      <w:r>
+        <w:t>fd,const</w:t>
+      </w:r>
+      <w:proofErr w:type="spellEnd"/>
+      <w:proofErr w:type="gramEnd"/>
+      <w:r>
+        <w:t xml:space="preserve"> struct </w:t>
+      </w:r>
+      <w:proofErr w:type="spellStart"/>
+      <w:r>
+        <w:t>iovec</w:t>
+      </w:r>
+      <w:proofErr w:type="spellEnd"/>
+      <w:r>
+        <w:t xml:space="preserve">* </w:t>
+      </w:r>
+      <w:proofErr w:type="spellStart"/>
+      <w:proofErr w:type="gramStart"/>
+      <w:r>
+        <w:t>vector,int</w:t>
+      </w:r>
+      <w:proofErr w:type="spellEnd"/>
+      <w:proofErr w:type="gramEnd"/>
+      <w:r>
+        <w:t xml:space="preserve"> count</w:t>
+      </w:r>
+      <w:proofErr w:type="gramStart"/>
+      <w:r>
+        <w:t>);</w:t>
+      </w:r>
+      <w:proofErr w:type="gramEnd"/>
     </w:p>
     <w:p>
       <w:pPr>
@@ -6403,12 +7642,14 @@
         </w:rPr>
         <w:t>这两个函数的第二个参数都是一个指向某个</w:t>
       </w:r>
+      <w:proofErr w:type="spellStart"/>
       <w:r>
         <w:rPr>
           <w:rFonts w:hint="eastAsia"/>
         </w:rPr>
         <w:t>iovec</w:t>
       </w:r>
+      <w:proofErr w:type="spellEnd"/>
       <w:r>
         <w:rPr>
           <w:rFonts w:hint="eastAsia"/>
@@ -6421,15 +7662,33 @@
         <w:ind w:leftChars="200" w:left="480"/>
       </w:pPr>
       <w:r>
-        <w:t>struct iovec{</w:t>
-      </w:r>
+        <w:t xml:space="preserve">struct </w:t>
+      </w:r>
+      <w:proofErr w:type="spellStart"/>
+      <w:proofErr w:type="gramStart"/>
+      <w:r>
+        <w:t>iovec</w:t>
+      </w:r>
+      <w:proofErr w:type="spellEnd"/>
+      <w:r>
+        <w:t>{</w:t>
+      </w:r>
+      <w:proofErr w:type="gramEnd"/>
     </w:p>
     <w:p>
       <w:pPr>
         <w:ind w:leftChars="200" w:left="480"/>
       </w:pPr>
       <w:r>
-        <w:t>void* iov_base; //</w:t>
+        <w:t xml:space="preserve">void* </w:t>
+      </w:r>
+      <w:proofErr w:type="spellStart"/>
+      <w:r>
+        <w:t>iov_base</w:t>
+      </w:r>
+      <w:proofErr w:type="spellEnd"/>
+      <w:r>
+        <w:t>; //</w:t>
       </w:r>
       <w:r>
         <w:rPr>
@@ -6442,8 +7701,21 @@
       <w:pPr>
         <w:ind w:leftChars="200" w:left="480"/>
       </w:pPr>
-      <w:r>
-        <w:t>size_t iov_len; //</w:t>
+      <w:proofErr w:type="spellStart"/>
+      <w:r>
+        <w:t>size_t</w:t>
+      </w:r>
+      <w:proofErr w:type="spellEnd"/>
+      <w:r>
+        <w:t xml:space="preserve"> </w:t>
+      </w:r>
+      <w:proofErr w:type="spellStart"/>
+      <w:r>
+        <w:t>iov_len</w:t>
+      </w:r>
+      <w:proofErr w:type="spellEnd"/>
+      <w:r>
+        <w:t>; //</w:t>
       </w:r>
       <w:r>
         <w:rPr>
@@ -6456,9 +7728,11 @@
       <w:pPr>
         <w:ind w:leftChars="200" w:left="480"/>
       </w:pPr>
+      <w:proofErr w:type="gramStart"/>
       <w:r>
         <w:t>};</w:t>
       </w:r>
+      <w:proofErr w:type="gramEnd"/>
     </w:p>
     <w:p>
       <w:pPr>
@@ -6518,38 +7792,107 @@
       <w:pPr>
         <w:pStyle w:val="3"/>
       </w:pPr>
+      <w:proofErr w:type="spellStart"/>
       <w:r>
         <w:t>writev</w:t>
       </w:r>
+      <w:proofErr w:type="spellEnd"/>
     </w:p>
     <w:p>
       <w:pPr>
         <w:pStyle w:val="3"/>
       </w:pPr>
+      <w:proofErr w:type="spellStart"/>
       <w:r>
         <w:t>recvmsg</w:t>
       </w:r>
-    </w:p>
-    <w:p>
-      <w:pPr>
-        <w:ind w:firstLine="420"/>
-      </w:pPr>
-      <w:r>
-        <w:t>#include &lt;sys/socket.h&gt;</w:t>
-      </w:r>
-    </w:p>
-    <w:p>
-      <w:pPr>
-        <w:ind w:firstLine="420"/>
-      </w:pPr>
-      <w:r>
-        <w:t>ssize_t recvmsg(int fd,struct msghdr* msg,int flags);</w:t>
-      </w:r>
-    </w:p>
-    <w:p>
-      <w:pPr>
-        <w:ind w:firstLine="420"/>
-      </w:pPr>
+      <w:proofErr w:type="spellEnd"/>
+    </w:p>
+    <w:p>
+      <w:pPr>
+        <w:ind w:firstLine="420"/>
+      </w:pPr>
+      <w:proofErr w:type="gramStart"/>
+      <w:r>
+        <w:t>#include</w:t>
+      </w:r>
+      <w:proofErr w:type="gramEnd"/>
+      <w:r>
+        <w:t xml:space="preserve"> &lt;sys/</w:t>
+      </w:r>
+      <w:proofErr w:type="spellStart"/>
+      <w:r>
+        <w:t>socket.h</w:t>
+      </w:r>
+      <w:proofErr w:type="spellEnd"/>
+      <w:r>
+        <w:t>&gt;</w:t>
+      </w:r>
+    </w:p>
+    <w:p>
+      <w:pPr>
+        <w:ind w:firstLine="420"/>
+      </w:pPr>
+      <w:proofErr w:type="spellStart"/>
+      <w:r>
+        <w:t>ssize_t</w:t>
+      </w:r>
+      <w:proofErr w:type="spellEnd"/>
+      <w:r>
+        <w:t xml:space="preserve"> </w:t>
+      </w:r>
+      <w:proofErr w:type="spellStart"/>
+      <w:proofErr w:type="gramStart"/>
+      <w:r>
+        <w:t>recvmsg</w:t>
+      </w:r>
+      <w:proofErr w:type="spellEnd"/>
+      <w:r>
+        <w:t>(</w:t>
+      </w:r>
+      <w:proofErr w:type="gramEnd"/>
+      <w:r>
+        <w:t xml:space="preserve">int </w:t>
+      </w:r>
+      <w:proofErr w:type="spellStart"/>
+      <w:proofErr w:type="gramStart"/>
+      <w:r>
+        <w:t>fd,struct</w:t>
+      </w:r>
+      <w:proofErr w:type="spellEnd"/>
+      <w:proofErr w:type="gramEnd"/>
+      <w:r>
+        <w:t xml:space="preserve"> </w:t>
+      </w:r>
+      <w:proofErr w:type="spellStart"/>
+      <w:r>
+        <w:t>msghdr</w:t>
+      </w:r>
+      <w:proofErr w:type="spellEnd"/>
+      <w:r>
+        <w:t xml:space="preserve">* </w:t>
+      </w:r>
+      <w:proofErr w:type="spellStart"/>
+      <w:proofErr w:type="gramStart"/>
+      <w:r>
+        <w:t>msg,int</w:t>
+      </w:r>
+      <w:proofErr w:type="spellEnd"/>
+      <w:proofErr w:type="gramEnd"/>
+      <w:r>
+        <w:t xml:space="preserve"> flags</w:t>
+      </w:r>
+      <w:proofErr w:type="gramStart"/>
+      <w:r>
+        <w:t>);</w:t>
+      </w:r>
+      <w:proofErr w:type="gramEnd"/>
+    </w:p>
+    <w:p>
+      <w:pPr>
+        <w:ind w:firstLine="420"/>
+      </w:pPr>
+      <w:proofErr w:type="spellStart"/>
       <w:r>
         <w:rPr>
           <w:rFonts w:hint="eastAsia"/>
@@ -6557,16 +7900,68 @@
         <w:t>s</w:t>
       </w:r>
       <w:r>
-        <w:t>size_t sendmsg(int fd,struct msghdr* msg,int flags);</w:t>
-      </w:r>
+        <w:t>size_t</w:t>
+      </w:r>
+      <w:proofErr w:type="spellEnd"/>
+      <w:r>
+        <w:t xml:space="preserve"> </w:t>
+      </w:r>
+      <w:proofErr w:type="spellStart"/>
+      <w:proofErr w:type="gramStart"/>
+      <w:r>
+        <w:t>sendmsg</w:t>
+      </w:r>
+      <w:proofErr w:type="spellEnd"/>
+      <w:r>
+        <w:t>(</w:t>
+      </w:r>
+      <w:proofErr w:type="gramEnd"/>
+      <w:r>
+        <w:t xml:space="preserve">int </w:t>
+      </w:r>
+      <w:proofErr w:type="spellStart"/>
+      <w:proofErr w:type="gramStart"/>
+      <w:r>
+        <w:t>fd,struct</w:t>
+      </w:r>
+      <w:proofErr w:type="spellEnd"/>
+      <w:proofErr w:type="gramEnd"/>
+      <w:r>
+        <w:t xml:space="preserve"> </w:t>
+      </w:r>
+      <w:proofErr w:type="spellStart"/>
+      <w:r>
+        <w:t>msghdr</w:t>
+      </w:r>
+      <w:proofErr w:type="spellEnd"/>
+      <w:r>
+        <w:t xml:space="preserve">* </w:t>
+      </w:r>
+      <w:proofErr w:type="spellStart"/>
+      <w:proofErr w:type="gramStart"/>
+      <w:r>
+        <w:t>msg,int</w:t>
+      </w:r>
+      <w:proofErr w:type="spellEnd"/>
+      <w:proofErr w:type="gramEnd"/>
+      <w:r>
+        <w:t xml:space="preserve"> flags</w:t>
+      </w:r>
+      <w:proofErr w:type="gramStart"/>
+      <w:r>
+        <w:t>);</w:t>
+      </w:r>
+      <w:proofErr w:type="gramEnd"/>
     </w:p>
     <w:p>
       <w:pPr>
         <w:pStyle w:val="3"/>
       </w:pPr>
+      <w:proofErr w:type="spellStart"/>
       <w:r>
         <w:t>sendmsg</w:t>
       </w:r>
+      <w:proofErr w:type="spellEnd"/>
     </w:p>
     <w:p>
       <w:pPr>
@@ -6695,8 +8090,34 @@
     <w:p>
       <w:r>
         <w:tab/>
-        <w:t>int pipe(int fd[2]);</w:t>
-      </w:r>
+        <w:t xml:space="preserve">int </w:t>
+      </w:r>
+      <w:proofErr w:type="gramStart"/>
+      <w:r>
+        <w:t>pipe(</w:t>
+      </w:r>
+      <w:proofErr w:type="gramEnd"/>
+      <w:r>
+        <w:t xml:space="preserve">int </w:t>
+      </w:r>
+      <w:proofErr w:type="spellStart"/>
+      <w:proofErr w:type="gramStart"/>
+      <w:r>
+        <w:t>fd</w:t>
+      </w:r>
+      <w:proofErr w:type="spellEnd"/>
+      <w:r>
+        <w:t>[</w:t>
+      </w:r>
+      <w:proofErr w:type="gramEnd"/>
+      <w:r>
+        <w:t>2]</w:t>
+      </w:r>
+      <w:proofErr w:type="gramStart"/>
+      <w:r>
+        <w:t>);</w:t>
+      </w:r>
+      <w:proofErr w:type="gramEnd"/>
     </w:p>
     <w:p>
       <w:r>
@@ -6728,12 +8149,14 @@
       <w:r>
         <w:tab/>
       </w:r>
+      <w:proofErr w:type="spellStart"/>
       <w:r>
         <w:rPr>
           <w:rFonts w:hint="eastAsia"/>
         </w:rPr>
         <w:t>fd</w:t>
       </w:r>
+      <w:proofErr w:type="spellEnd"/>
       <w:r>
         <w:t>[0]</w:t>
       </w:r>
@@ -6743,12 +8166,14 @@
         </w:rPr>
         <w:t>用于读取数据，</w:t>
       </w:r>
+      <w:proofErr w:type="spellStart"/>
       <w:r>
         <w:rPr>
           <w:rFonts w:hint="eastAsia"/>
         </w:rPr>
         <w:t>fd</w:t>
       </w:r>
+      <w:proofErr w:type="spellEnd"/>
       <w:r>
         <w:t>[1]</w:t>
       </w:r>
@@ -6770,6 +8195,12 @@
           <w:color w:val="FF0000"/>
         </w:rPr>
         <w:tab/>
+      </w:r>
+      <w:proofErr w:type="spellStart"/>
+      <w:r>
+        <w:rPr>
+          <w:color w:val="FF0000"/>
+        </w:rPr>
         <w:t>f</w:t>
       </w:r>
       <w:r>
@@ -6779,6 +8210,7 @@
         </w:rPr>
         <w:t>d</w:t>
       </w:r>
+      <w:proofErr w:type="spellEnd"/>
       <w:r>
         <w:rPr>
           <w:color w:val="FF0000"/>
@@ -6792,6 +8224,7 @@
         </w:rPr>
         <w:t>和</w:t>
       </w:r>
+      <w:proofErr w:type="spellStart"/>
       <w:r>
         <w:rPr>
           <w:rFonts w:hint="eastAsia"/>
@@ -6799,6 +8232,7 @@
         </w:rPr>
         <w:t>fd</w:t>
       </w:r>
+      <w:proofErr w:type="spellEnd"/>
       <w:r>
         <w:rPr>
           <w:color w:val="FF0000"/>
@@ -6829,11 +8263,19 @@
         <w:lastRenderedPageBreak/>
         <w:tab/>
       </w:r>
-      <w:r>
-        <w:rPr>
-          <w:rFonts w:hint="eastAsia"/>
-        </w:rPr>
-        <w:t>写失败触发</w:t>
+      <w:proofErr w:type="gramStart"/>
+      <w:r>
+        <w:rPr>
+          <w:rFonts w:hint="eastAsia"/>
+        </w:rPr>
+        <w:t>写失败</w:t>
+      </w:r>
+      <w:proofErr w:type="gramEnd"/>
+      <w:r>
+        <w:rPr>
+          <w:rFonts w:hint="eastAsia"/>
+        </w:rPr>
+        <w:t>触发</w:t>
       </w:r>
       <w:r>
         <w:rPr>
@@ -6936,12 +8378,14 @@
         </w:rPr>
         <w:t>基于上述缺陷，内核提供了</w:t>
       </w:r>
+      <w:proofErr w:type="spellStart"/>
       <w:r>
         <w:rPr>
           <w:rFonts w:hint="eastAsia"/>
         </w:rPr>
         <w:t>sockerpair</w:t>
       </w:r>
+      <w:proofErr w:type="spellEnd"/>
       <w:r>
         <w:rPr>
           <w:rFonts w:hint="eastAsia"/>
@@ -6953,12 +8397,16 @@
       <w:pPr>
         <w:pStyle w:val="3"/>
       </w:pPr>
+      <w:proofErr w:type="spellStart"/>
+      <w:proofErr w:type="gramStart"/>
       <w:r>
         <w:rPr>
           <w:rFonts w:hint="eastAsia"/>
         </w:rPr>
         <w:t>socketpair</w:t>
       </w:r>
+      <w:proofErr w:type="spellEnd"/>
+      <w:proofErr w:type="gramEnd"/>
     </w:p>
     <w:p>
       <w:r>
@@ -6970,12 +8418,14 @@
         </w:rPr>
         <w:t>创建双向管道函数</w:t>
       </w:r>
+      <w:proofErr w:type="spellStart"/>
       <w:r>
         <w:rPr>
           <w:rFonts w:hint="eastAsia"/>
         </w:rPr>
         <w:t>socketpair</w:t>
       </w:r>
+      <w:proofErr w:type="spellEnd"/>
       <w:r>
         <w:t>()</w:t>
       </w:r>
@@ -6989,19 +8439,82 @@
     <w:p>
       <w:r>
         <w:tab/>
-        <w:t>int socketpair(int domain,int type,int protocol,int fd[2]);</w:t>
-      </w:r>
+        <w:t xml:space="preserve">int </w:t>
+      </w:r>
+      <w:proofErr w:type="spellStart"/>
+      <w:proofErr w:type="gramStart"/>
+      <w:r>
+        <w:t>socketpair</w:t>
+      </w:r>
+      <w:proofErr w:type="spellEnd"/>
+      <w:r>
+        <w:t>(</w:t>
+      </w:r>
+      <w:proofErr w:type="gramEnd"/>
+      <w:r>
+        <w:t xml:space="preserve">int </w:t>
+      </w:r>
+      <w:proofErr w:type="spellStart"/>
+      <w:proofErr w:type="gramStart"/>
+      <w:r>
+        <w:t>domain,int</w:t>
+      </w:r>
+      <w:proofErr w:type="spellEnd"/>
+      <w:proofErr w:type="gramEnd"/>
+      <w:r>
+        <w:t xml:space="preserve"> </w:t>
+      </w:r>
+      <w:proofErr w:type="spellStart"/>
+      <w:proofErr w:type="gramStart"/>
+      <w:r>
+        <w:t>type,int</w:t>
+      </w:r>
+      <w:proofErr w:type="spellEnd"/>
+      <w:proofErr w:type="gramEnd"/>
+      <w:r>
+        <w:t xml:space="preserve"> </w:t>
+      </w:r>
+      <w:proofErr w:type="spellStart"/>
+      <w:proofErr w:type="gramStart"/>
+      <w:r>
+        <w:t>protocol,int</w:t>
+      </w:r>
+      <w:proofErr w:type="spellEnd"/>
+      <w:proofErr w:type="gramEnd"/>
+      <w:r>
+        <w:t xml:space="preserve"> </w:t>
+      </w:r>
+      <w:proofErr w:type="spellStart"/>
+      <w:proofErr w:type="gramStart"/>
+      <w:r>
+        <w:t>fd</w:t>
+      </w:r>
+      <w:proofErr w:type="spellEnd"/>
+      <w:r>
+        <w:t>[</w:t>
+      </w:r>
+      <w:proofErr w:type="gramEnd"/>
+      <w:r>
+        <w:t>2]</w:t>
+      </w:r>
+      <w:proofErr w:type="gramStart"/>
+      <w:r>
+        <w:t>);</w:t>
+      </w:r>
+      <w:proofErr w:type="gramEnd"/>
     </w:p>
     <w:p>
       <w:pPr>
         <w:pStyle w:val="3"/>
       </w:pPr>
+      <w:proofErr w:type="spellStart"/>
       <w:r>
         <w:rPr>
           <w:rFonts w:hint="eastAsia"/>
         </w:rPr>
         <w:t>mmap</w:t>
       </w:r>
+      <w:proofErr w:type="spellEnd"/>
     </w:p>
     <w:p>
       <w:r>
@@ -7013,12 +8526,14 @@
         </w:rPr>
         <w:t>创建共享内存函数</w:t>
       </w:r>
+      <w:proofErr w:type="spellStart"/>
       <w:r>
         <w:rPr>
           <w:rFonts w:hint="eastAsia"/>
         </w:rPr>
         <w:t>mmap</w:t>
       </w:r>
+      <w:proofErr w:type="spellEnd"/>
       <w:r>
         <w:t>()</w:t>
       </w:r>
@@ -7034,32 +8549,136 @@
         <w:ind w:firstLine="420"/>
       </w:pPr>
       <w:r>
-        <w:t>void* mmap(void* start,size_t length,int prot,int flags,int fd,off_t</w:t>
-      </w:r>
-    </w:p>
-    <w:p>
-      <w:r>
-        <w:t>offset);</w:t>
-      </w:r>
-    </w:p>
-    <w:p>
-      <w:pPr>
-        <w:ind w:firstLine="420"/>
-      </w:pPr>
-      <w:r>
-        <w:t>int munmap(void* start,size_t length);</w:t>
-      </w:r>
-    </w:p>
-    <w:p>
-      <w:pPr>
-        <w:ind w:firstLine="420"/>
-      </w:pPr>
-      <w:r>
-        <w:rPr>
-          <w:rFonts w:hint="eastAsia"/>
-        </w:rPr>
+        <w:t xml:space="preserve">void* </w:t>
+      </w:r>
+      <w:proofErr w:type="spellStart"/>
+      <w:proofErr w:type="gramStart"/>
+      <w:r>
         <w:t>mmap</w:t>
       </w:r>
+      <w:proofErr w:type="spellEnd"/>
+      <w:r>
+        <w:t>(</w:t>
+      </w:r>
+      <w:proofErr w:type="gramEnd"/>
+      <w:r>
+        <w:t xml:space="preserve">void* </w:t>
+      </w:r>
+      <w:proofErr w:type="spellStart"/>
+      <w:proofErr w:type="gramStart"/>
+      <w:r>
+        <w:t>start,size</w:t>
+      </w:r>
+      <w:proofErr w:type="gramEnd"/>
+      <w:r>
+        <w:t>_t</w:t>
+      </w:r>
+      <w:proofErr w:type="spellEnd"/>
+      <w:r>
+        <w:t xml:space="preserve"> </w:t>
+      </w:r>
+      <w:proofErr w:type="spellStart"/>
+      <w:proofErr w:type="gramStart"/>
+      <w:r>
+        <w:t>length,int</w:t>
+      </w:r>
+      <w:proofErr w:type="spellEnd"/>
+      <w:proofErr w:type="gramEnd"/>
+      <w:r>
+        <w:t xml:space="preserve"> </w:t>
+      </w:r>
+      <w:proofErr w:type="spellStart"/>
+      <w:proofErr w:type="gramStart"/>
+      <w:r>
+        <w:t>prot,int</w:t>
+      </w:r>
+      <w:proofErr w:type="spellEnd"/>
+      <w:proofErr w:type="gramEnd"/>
+      <w:r>
+        <w:t xml:space="preserve"> </w:t>
+      </w:r>
+      <w:proofErr w:type="spellStart"/>
+      <w:proofErr w:type="gramStart"/>
+      <w:r>
+        <w:t>flags,int</w:t>
+      </w:r>
+      <w:proofErr w:type="spellEnd"/>
+      <w:proofErr w:type="gramEnd"/>
+      <w:r>
+        <w:t xml:space="preserve"> </w:t>
+      </w:r>
+      <w:proofErr w:type="spellStart"/>
+      <w:proofErr w:type="gramStart"/>
+      <w:r>
+        <w:t>fd,off</w:t>
+      </w:r>
+      <w:proofErr w:type="gramEnd"/>
+      <w:r>
+        <w:t>_t</w:t>
+      </w:r>
+      <w:proofErr w:type="spellEnd"/>
+    </w:p>
+    <w:p>
+      <w:r>
+        <w:t>offset</w:t>
+      </w:r>
+      <w:proofErr w:type="gramStart"/>
+      <w:r>
+        <w:t>);</w:t>
+      </w:r>
+      <w:proofErr w:type="gramEnd"/>
+    </w:p>
+    <w:p>
+      <w:pPr>
+        <w:ind w:firstLine="420"/>
+      </w:pPr>
+      <w:r>
+        <w:t xml:space="preserve">int </w:t>
+      </w:r>
+      <w:proofErr w:type="spellStart"/>
+      <w:proofErr w:type="gramStart"/>
+      <w:r>
+        <w:t>munmap</w:t>
+      </w:r>
+      <w:proofErr w:type="spellEnd"/>
+      <w:r>
+        <w:t>(</w:t>
+      </w:r>
+      <w:proofErr w:type="gramEnd"/>
+      <w:r>
+        <w:t xml:space="preserve">void* </w:t>
+      </w:r>
+      <w:proofErr w:type="spellStart"/>
+      <w:proofErr w:type="gramStart"/>
+      <w:r>
+        <w:t>start,size</w:t>
+      </w:r>
+      <w:proofErr w:type="gramEnd"/>
+      <w:r>
+        <w:t>_t</w:t>
+      </w:r>
+      <w:proofErr w:type="spellEnd"/>
+      <w:r>
+        <w:t xml:space="preserve"> length</w:t>
+      </w:r>
+      <w:proofErr w:type="gramStart"/>
+      <w:r>
+        <w:t>);</w:t>
+      </w:r>
+      <w:proofErr w:type="gramEnd"/>
+    </w:p>
+    <w:p>
+      <w:pPr>
+        <w:ind w:firstLine="420"/>
+      </w:pPr>
+      <w:proofErr w:type="spellStart"/>
+      <w:r>
+        <w:rPr>
+          <w:rFonts w:hint="eastAsia"/>
+        </w:rPr>
+        <w:t>mmap</w:t>
+      </w:r>
+      <w:proofErr w:type="spellEnd"/>
       <w:r>
         <w:t>()</w:t>
       </w:r>
@@ -7182,7 +8801,7 @@
           <w:noProof/>
         </w:rPr>
         <w:drawing>
-          <wp:inline distT="0" distB="0" distL="0" distR="0" wp14:anchorId="35D3EB0E" wp14:editId="74A3F3D9">
+          <wp:inline distT="0" distB="0" distL="0" distR="0" wp14:anchorId="35D3EB0E" wp14:editId="39F7AAAC">
             <wp:extent cx="4581525" cy="1155065"/>
             <wp:effectExtent l="0" t="0" r="0" b="6985"/>
             <wp:docPr id="12" name="图片 12"/>
@@ -7230,12 +8849,14 @@
       <w:pPr>
         <w:pStyle w:val="3"/>
       </w:pPr>
+      <w:proofErr w:type="spellStart"/>
       <w:r>
         <w:rPr>
           <w:rFonts w:hint="eastAsia"/>
         </w:rPr>
         <w:t>fcntl</w:t>
       </w:r>
+      <w:proofErr w:type="spellEnd"/>
     </w:p>
     <w:p>
       <w:r>
@@ -7247,12 +8868,14 @@
         </w:rPr>
         <w:t>用于修改描述符属性的函数</w:t>
       </w:r>
+      <w:proofErr w:type="spellStart"/>
       <w:r>
         <w:rPr>
           <w:rFonts w:hint="eastAsia"/>
         </w:rPr>
         <w:t>fcntl</w:t>
       </w:r>
+      <w:proofErr w:type="spellEnd"/>
       <w:r>
         <w:t>()</w:t>
       </w:r>
@@ -7266,8 +8889,41 @@
     <w:p>
       <w:r>
         <w:tab/>
-        <w:t>int fcntl(int fd,int cmd,…);</w:t>
-      </w:r>
+        <w:t xml:space="preserve">int </w:t>
+      </w:r>
+      <w:proofErr w:type="spellStart"/>
+      <w:proofErr w:type="gramStart"/>
+      <w:r>
+        <w:t>fcntl</w:t>
+      </w:r>
+      <w:proofErr w:type="spellEnd"/>
+      <w:r>
+        <w:t>(</w:t>
+      </w:r>
+      <w:proofErr w:type="gramEnd"/>
+      <w:r>
+        <w:t xml:space="preserve">int </w:t>
+      </w:r>
+      <w:proofErr w:type="spellStart"/>
+      <w:proofErr w:type="gramStart"/>
+      <w:r>
+        <w:t>fd,int</w:t>
+      </w:r>
+      <w:proofErr w:type="spellEnd"/>
+      <w:proofErr w:type="gramEnd"/>
+      <w:r>
+        <w:t xml:space="preserve"> </w:t>
+      </w:r>
+      <w:proofErr w:type="spellStart"/>
+      <w:proofErr w:type="gramStart"/>
+      <w:r>
+        <w:t>cmd</w:t>
+      </w:r>
+      <w:proofErr w:type="spellEnd"/>
+      <w:r>
+        <w:t>,…);</w:t>
+      </w:r>
+      <w:proofErr w:type="gramEnd"/>
     </w:p>
     <w:p>
       <w:r>
@@ -7279,12 +8935,14 @@
         </w:rPr>
         <w:t>使用</w:t>
       </w:r>
+      <w:proofErr w:type="spellStart"/>
       <w:r>
         <w:rPr>
           <w:rFonts w:hint="eastAsia"/>
         </w:rPr>
         <w:t>fcntl</w:t>
       </w:r>
+      <w:proofErr w:type="spellEnd"/>
       <w:r>
         <w:rPr>
           <w:rFonts w:hint="eastAsia"/>
@@ -7309,12 +8967,14 @@
         </w:rPr>
         <w:t>：获取</w:t>
       </w:r>
+      <w:proofErr w:type="spellStart"/>
       <w:r>
         <w:rPr>
           <w:rFonts w:hint="eastAsia"/>
         </w:rPr>
         <w:t>fd</w:t>
       </w:r>
+      <w:proofErr w:type="spellEnd"/>
       <w:r>
         <w:rPr>
           <w:rFonts w:hint="eastAsia"/>
@@ -7338,12 +8998,14 @@
         </w:rPr>
         <w:t>：设置</w:t>
       </w:r>
+      <w:proofErr w:type="spellStart"/>
       <w:r>
         <w:rPr>
           <w:rFonts w:hint="eastAsia"/>
         </w:rPr>
         <w:t>fd</w:t>
       </w:r>
+      <w:proofErr w:type="spellEnd"/>
       <w:r>
         <w:rPr>
           <w:rFonts w:hint="eastAsia"/>
@@ -7361,36 +9023,42 @@
         </w:rPr>
         <w:t>注：</w:t>
       </w:r>
+      <w:proofErr w:type="spellStart"/>
       <w:r>
         <w:rPr>
           <w:rFonts w:hint="eastAsia"/>
         </w:rPr>
         <w:t>ioctl</w:t>
       </w:r>
+      <w:proofErr w:type="spellEnd"/>
       <w:r>
         <w:rPr>
           <w:rFonts w:hint="eastAsia"/>
         </w:rPr>
         <w:t>比</w:t>
       </w:r>
+      <w:proofErr w:type="spellStart"/>
       <w:r>
         <w:rPr>
           <w:rFonts w:hint="eastAsia"/>
         </w:rPr>
         <w:t>fcntl</w:t>
       </w:r>
+      <w:proofErr w:type="spellEnd"/>
       <w:r>
         <w:rPr>
           <w:rFonts w:hint="eastAsia"/>
         </w:rPr>
         <w:t>有更多控制行为，但是对于文件描述符的控制，使用</w:t>
       </w:r>
+      <w:proofErr w:type="spellStart"/>
       <w:r>
         <w:rPr>
           <w:rFonts w:hint="eastAsia"/>
         </w:rPr>
         <w:t>fncntl</w:t>
       </w:r>
+      <w:proofErr w:type="spellEnd"/>
       <w:r>
         <w:rPr>
           <w:rFonts w:hint="eastAsia"/>
@@ -7402,12 +9070,14 @@
       <w:pPr>
         <w:pStyle w:val="3"/>
       </w:pPr>
+      <w:proofErr w:type="gramStart"/>
       <w:r>
         <w:rPr>
           <w:rFonts w:hint="eastAsia"/>
         </w:rPr>
         <w:t>splice</w:t>
       </w:r>
+      <w:proofErr w:type="gramEnd"/>
     </w:p>
     <w:p>
       <w:r>
@@ -7438,13 +9108,101 @@
     <w:p>
       <w:r>
         <w:tab/>
-        <w:t>ssize_t splice(int fd_in,loff_t* off_in,int fd_out,loff_t*</w:t>
-      </w:r>
-    </w:p>
-    <w:p>
-      <w:r>
-        <w:t>off_out,size_t len,unsigned int flags);</w:t>
-      </w:r>
+      </w:r>
+      <w:proofErr w:type="spellStart"/>
+      <w:r>
+        <w:t>ssize_t</w:t>
+      </w:r>
+      <w:proofErr w:type="spellEnd"/>
+      <w:r>
+        <w:t xml:space="preserve"> </w:t>
+      </w:r>
+      <w:proofErr w:type="gramStart"/>
+      <w:r>
+        <w:t>splice(</w:t>
+      </w:r>
+      <w:proofErr w:type="gramEnd"/>
+      <w:r>
+        <w:t xml:space="preserve">int </w:t>
+      </w:r>
+      <w:proofErr w:type="spellStart"/>
+      <w:r>
+        <w:t>fd_</w:t>
+      </w:r>
+      <w:proofErr w:type="gramStart"/>
+      <w:r>
+        <w:t>in,loff</w:t>
+      </w:r>
+      <w:proofErr w:type="gramEnd"/>
+      <w:r>
+        <w:t>_t</w:t>
+      </w:r>
+      <w:proofErr w:type="spellEnd"/>
+      <w:r>
+        <w:t xml:space="preserve">* </w:t>
+      </w:r>
+      <w:proofErr w:type="spellStart"/>
+      <w:r>
+        <w:t>off_</w:t>
+      </w:r>
+      <w:proofErr w:type="gramStart"/>
+      <w:r>
+        <w:t>in,int</w:t>
+      </w:r>
+      <w:proofErr w:type="spellEnd"/>
+      <w:proofErr w:type="gramEnd"/>
+      <w:r>
+        <w:t xml:space="preserve"> </w:t>
+      </w:r>
+      <w:proofErr w:type="spellStart"/>
+      <w:r>
+        <w:t>fd_</w:t>
+      </w:r>
+      <w:proofErr w:type="gramStart"/>
+      <w:r>
+        <w:t>out,loff</w:t>
+      </w:r>
+      <w:proofErr w:type="gramEnd"/>
+      <w:r>
+        <w:t>_t</w:t>
+      </w:r>
+      <w:proofErr w:type="spellEnd"/>
+      <w:r>
+        <w:t>*</w:t>
+      </w:r>
+    </w:p>
+    <w:p>
+      <w:proofErr w:type="spellStart"/>
+      <w:r>
+        <w:t>off_</w:t>
+      </w:r>
+      <w:proofErr w:type="gramStart"/>
+      <w:r>
+        <w:t>out,size</w:t>
+      </w:r>
+      <w:proofErr w:type="gramEnd"/>
+      <w:r>
+        <w:t>_t</w:t>
+      </w:r>
+      <w:proofErr w:type="spellEnd"/>
+      <w:r>
+        <w:t xml:space="preserve"> </w:t>
+      </w:r>
+      <w:proofErr w:type="spellStart"/>
+      <w:proofErr w:type="gramStart"/>
+      <w:r>
+        <w:t>len,unsigned</w:t>
+      </w:r>
+      <w:proofErr w:type="spellEnd"/>
+      <w:proofErr w:type="gramEnd"/>
+      <w:r>
+        <w:t xml:space="preserve"> int flags</w:t>
+      </w:r>
+      <w:proofErr w:type="gramStart"/>
+      <w:r>
+        <w:t>);</w:t>
+      </w:r>
+      <w:proofErr w:type="gramEnd"/>
     </w:p>
     <w:p>
       <w:r>
@@ -7546,24 +9304,28 @@
       <w:r>
         <w:tab/>
       </w:r>
+      <w:proofErr w:type="spellStart"/>
       <w:r>
         <w:rPr>
           <w:rFonts w:hint="eastAsia"/>
         </w:rPr>
         <w:t>fd_in</w:t>
       </w:r>
+      <w:proofErr w:type="spellEnd"/>
       <w:r>
         <w:rPr>
           <w:rFonts w:hint="eastAsia"/>
         </w:rPr>
         <w:t>和</w:t>
       </w:r>
+      <w:proofErr w:type="spellStart"/>
       <w:r>
         <w:rPr>
           <w:rFonts w:hint="eastAsia"/>
         </w:rPr>
         <w:t>fd_out</w:t>
       </w:r>
+      <w:proofErr w:type="spellEnd"/>
       <w:r>
         <w:rPr>
           <w:rFonts w:hint="eastAsia"/>
@@ -7606,28 +9368,93 @@
       </w:r>
     </w:p>
     <w:p>
-      <w:r>
-        <w:t>#include &lt;sys/socket.h&gt;</w:t>
-      </w:r>
-    </w:p>
-    <w:p>
-      <w:r>
-        <w:t>#include &lt;sys/types.h&gt;</w:t>
-      </w:r>
-    </w:p>
-    <w:p>
-      <w:r>
-        <w:t>#include &lt;stdlib.h&gt;</w:t>
-      </w:r>
-    </w:p>
-    <w:p>
-      <w:r>
-        <w:t>#include &lt;stdio.h&gt;</w:t>
-      </w:r>
-    </w:p>
-    <w:p>
-      <w:r>
-        <w:t>int main()</w:t>
+      <w:proofErr w:type="gramStart"/>
+      <w:r>
+        <w:t>#include</w:t>
+      </w:r>
+      <w:proofErr w:type="gramEnd"/>
+      <w:r>
+        <w:t xml:space="preserve"> &lt;sys/</w:t>
+      </w:r>
+      <w:proofErr w:type="spellStart"/>
+      <w:r>
+        <w:t>socket.h</w:t>
+      </w:r>
+      <w:proofErr w:type="spellEnd"/>
+      <w:r>
+        <w:t>&gt;</w:t>
+      </w:r>
+    </w:p>
+    <w:p>
+      <w:proofErr w:type="gramStart"/>
+      <w:r>
+        <w:t>#include</w:t>
+      </w:r>
+      <w:proofErr w:type="gramEnd"/>
+      <w:r>
+        <w:t xml:space="preserve"> &lt;sys/</w:t>
+      </w:r>
+      <w:proofErr w:type="spellStart"/>
+      <w:r>
+        <w:t>types</w:t>
+      </w:r>
+      <w:proofErr w:type="gramStart"/>
+      <w:r>
+        <w:t>.h</w:t>
+      </w:r>
+      <w:proofErr w:type="spellEnd"/>
+      <w:proofErr w:type="gramEnd"/>
+      <w:r>
+        <w:t>&gt;</w:t>
+      </w:r>
+    </w:p>
+    <w:p>
+      <w:proofErr w:type="gramStart"/>
+      <w:r>
+        <w:t>#include</w:t>
+      </w:r>
+      <w:proofErr w:type="gramEnd"/>
+      <w:r>
+        <w:t xml:space="preserve"> &lt;</w:t>
+      </w:r>
+      <w:proofErr w:type="spellStart"/>
+      <w:r>
+        <w:t>stdlib.h</w:t>
+      </w:r>
+      <w:proofErr w:type="spellEnd"/>
+      <w:r>
+        <w:t>&gt;</w:t>
+      </w:r>
+    </w:p>
+    <w:p>
+      <w:proofErr w:type="gramStart"/>
+      <w:r>
+        <w:t>#include</w:t>
+      </w:r>
+      <w:proofErr w:type="gramEnd"/>
+      <w:r>
+        <w:t xml:space="preserve"> &lt;</w:t>
+      </w:r>
+      <w:proofErr w:type="spellStart"/>
+      <w:r>
+        <w:t>stdio.h</w:t>
+      </w:r>
+      <w:proofErr w:type="spellEnd"/>
+      <w:r>
+        <w:t>&gt;</w:t>
+      </w:r>
+    </w:p>
+    <w:p>
+      <w:r>
+        <w:t xml:space="preserve">int </w:t>
+      </w:r>
+      <w:proofErr w:type="gramStart"/>
+      <w:r>
+        <w:t>main(</w:t>
+      </w:r>
+      <w:proofErr w:type="gramEnd"/>
+      <w:r>
+        <w:t>)</w:t>
       </w:r>
     </w:p>
     <w:p>
@@ -7638,19 +9465,70 @@
     <w:p>
       <w:r>
         <w:tab/>
-        <w:t>int fd[2];</w:t>
-      </w:r>
+        <w:t xml:space="preserve">int </w:t>
+      </w:r>
+      <w:proofErr w:type="spellStart"/>
+      <w:proofErr w:type="gramStart"/>
+      <w:r>
+        <w:t>fd</w:t>
+      </w:r>
+      <w:proofErr w:type="spellEnd"/>
+      <w:r>
+        <w:t>[</w:t>
+      </w:r>
+      <w:proofErr w:type="gramEnd"/>
+      <w:r>
+        <w:t>2</w:t>
+      </w:r>
+      <w:proofErr w:type="gramStart"/>
+      <w:r>
+        <w:t>];</w:t>
+      </w:r>
+      <w:proofErr w:type="gramEnd"/>
     </w:p>
     <w:p>
       <w:r>
         <w:tab/>
-        <w:t>int ret = socketpair(AF_UNIX,SOCK_STREAM,0,fd);</w:t>
-      </w:r>
+        <w:t xml:space="preserve">int ret = </w:t>
+      </w:r>
+      <w:proofErr w:type="spellStart"/>
+      <w:proofErr w:type="gramStart"/>
+      <w:r>
+        <w:t>socketpair</w:t>
+      </w:r>
+      <w:proofErr w:type="spellEnd"/>
+      <w:r>
+        <w:t>(</w:t>
+      </w:r>
+      <w:proofErr w:type="gramEnd"/>
+      <w:r>
+        <w:t>AF_</w:t>
+      </w:r>
+      <w:proofErr w:type="gramStart"/>
+      <w:r>
+        <w:t>UNIX,SOCK</w:t>
+      </w:r>
+      <w:proofErr w:type="gramEnd"/>
+      <w:r>
+        <w:t>_STREAM,</w:t>
+      </w:r>
+      <w:proofErr w:type="gramStart"/>
+      <w:r>
+        <w:t>0,fd);</w:t>
+      </w:r>
+      <w:proofErr w:type="gramEnd"/>
     </w:p>
     <w:p>
       <w:r>
         <w:tab/>
-        <w:t>if(ret &lt; 0)</w:t>
+      </w:r>
+      <w:proofErr w:type="gramStart"/>
+      <w:r>
+        <w:t>if(</w:t>
+      </w:r>
+      <w:proofErr w:type="gramEnd"/>
+      <w:r>
+        <w:t>ret &lt; 0)</w:t>
       </w:r>
     </w:p>
     <w:p>
@@ -7665,8 +9543,33 @@
       </w:r>
       <w:r>
         <w:tab/>
-        <w:t>perror("socketpair() error\r\n");</w:t>
-      </w:r>
+      </w:r>
+      <w:proofErr w:type="spellStart"/>
+      <w:r>
+        <w:t>perror</w:t>
+      </w:r>
+      <w:proofErr w:type="spellEnd"/>
+      <w:r>
+        <w:t>("</w:t>
+      </w:r>
+      <w:proofErr w:type="spellStart"/>
+      <w:proofErr w:type="gramStart"/>
+      <w:r>
+        <w:t>socketpair</w:t>
+      </w:r>
+      <w:proofErr w:type="spellEnd"/>
+      <w:r>
+        <w:t>(</w:t>
+      </w:r>
+      <w:proofErr w:type="gramEnd"/>
+      <w:r>
+        <w:t>) error\r\n"</w:t>
+      </w:r>
+      <w:proofErr w:type="gramStart"/>
+      <w:r>
+        <w:t>);</w:t>
+      </w:r>
+      <w:proofErr w:type="gramEnd"/>
     </w:p>
     <w:p>
       <w:r>
@@ -7674,8 +9577,20 @@
       </w:r>
       <w:r>
         <w:tab/>
-        <w:t>exit(1);</w:t>
-      </w:r>
+      </w:r>
+      <w:proofErr w:type="gramStart"/>
+      <w:r>
+        <w:t>exit(</w:t>
+      </w:r>
+      <w:proofErr w:type="gramEnd"/>
+      <w:r>
+        <w:t>1</w:t>
+      </w:r>
+      <w:proofErr w:type="gramStart"/>
+      <w:r>
+        <w:t>);</w:t>
+      </w:r>
+      <w:proofErr w:type="gramEnd"/>
     </w:p>
     <w:p>
       <w:r>
@@ -7686,7 +9601,15 @@
     <w:p>
       <w:r>
         <w:tab/>
-        <w:t>if(fork())</w:t>
+        <w:t>if(</w:t>
+      </w:r>
+      <w:proofErr w:type="gramStart"/>
+      <w:r>
+        <w:t>fork(</w:t>
+      </w:r>
+      <w:proofErr w:type="gramEnd"/>
+      <w:r>
+        <w:t>))</w:t>
       </w:r>
     </w:p>
     <w:p>
@@ -7702,8 +9625,25 @@
       </w:r>
       <w:r>
         <w:tab/>
-        <w:t>printf("parent process \r\n");</w:t>
-      </w:r>
+      </w:r>
+      <w:proofErr w:type="spellStart"/>
+      <w:proofErr w:type="gramStart"/>
+      <w:r>
+        <w:t>printf</w:t>
+      </w:r>
+      <w:proofErr w:type="spellEnd"/>
+      <w:r>
+        <w:t>(</w:t>
+      </w:r>
+      <w:proofErr w:type="gramEnd"/>
+      <w:r>
+        <w:t>"parent process \r\n"</w:t>
+      </w:r>
+      <w:proofErr w:type="gramStart"/>
+      <w:r>
+        <w:t>);</w:t>
+      </w:r>
+      <w:proofErr w:type="gramEnd"/>
     </w:p>
     <w:p>
       <w:r>
@@ -7711,8 +9651,21 @@
       </w:r>
       <w:r>
         <w:tab/>
-        <w:t>int val = 0;</w:t>
-      </w:r>
+        <w:t xml:space="preserve">int </w:t>
+      </w:r>
+      <w:proofErr w:type="spellStart"/>
+      <w:r>
+        <w:t>val</w:t>
+      </w:r>
+      <w:proofErr w:type="spellEnd"/>
+      <w:r>
+        <w:t xml:space="preserve"> = </w:t>
+      </w:r>
+      <w:proofErr w:type="gramStart"/>
+      <w:r>
+        <w:t>0;</w:t>
+      </w:r>
+      <w:proofErr w:type="gramEnd"/>
     </w:p>
     <w:p>
       <w:r>
@@ -7720,8 +9673,26 @@
       </w:r>
       <w:r>
         <w:tab/>
-        <w:t>close(fd[1]);</w:t>
-      </w:r>
+        <w:t>close(</w:t>
+      </w:r>
+      <w:proofErr w:type="spellStart"/>
+      <w:proofErr w:type="gramStart"/>
+      <w:r>
+        <w:t>fd</w:t>
+      </w:r>
+      <w:proofErr w:type="spellEnd"/>
+      <w:r>
+        <w:t>[</w:t>
+      </w:r>
+      <w:proofErr w:type="gramEnd"/>
+      <w:r>
+        <w:t>1]</w:t>
+      </w:r>
+      <w:proofErr w:type="gramStart"/>
+      <w:r>
+        <w:t>);</w:t>
+      </w:r>
+      <w:proofErr w:type="gramEnd"/>
     </w:p>
     <w:p>
       <w:r>
@@ -7729,7 +9700,14 @@
       </w:r>
       <w:r>
         <w:tab/>
-        <w:t>while(1)</w:t>
+      </w:r>
+      <w:proofErr w:type="gramStart"/>
+      <w:r>
+        <w:t>while(</w:t>
+      </w:r>
+      <w:proofErr w:type="gramEnd"/>
+      <w:r>
+        <w:t>1)</w:t>
       </w:r>
     </w:p>
     <w:p>
@@ -7750,8 +9728,20 @@
       </w:r>
       <w:r>
         <w:tab/>
-        <w:t>sleep(1);</w:t>
-      </w:r>
+      </w:r>
+      <w:proofErr w:type="gramStart"/>
+      <w:r>
+        <w:t>sleep(</w:t>
+      </w:r>
+      <w:proofErr w:type="gramEnd"/>
+      <w:r>
+        <w:t>1</w:t>
+      </w:r>
+      <w:proofErr w:type="gramStart"/>
+      <w:r>
+        <w:t>);</w:t>
+      </w:r>
+      <w:proofErr w:type="gramEnd"/>
     </w:p>
     <w:p>
       <w:r>
@@ -7762,8 +9752,18 @@
       </w:r>
       <w:r>
         <w:tab/>
-        <w:t>++val;</w:t>
-      </w:r>
+        <w:t>++</w:t>
+      </w:r>
+      <w:proofErr w:type="spellStart"/>
+      <w:proofErr w:type="gramStart"/>
+      <w:r>
+        <w:t>val</w:t>
+      </w:r>
+      <w:proofErr w:type="spellEnd"/>
+      <w:r>
+        <w:t>;</w:t>
+      </w:r>
+      <w:proofErr w:type="gramEnd"/>
     </w:p>
     <w:p>
       <w:r>
@@ -7774,8 +9774,49 @@
       </w:r>
       <w:r>
         <w:tab/>
-        <w:t>printf("send val to child : %d\r\n",val);</w:t>
-      </w:r>
+      </w:r>
+      <w:proofErr w:type="spellStart"/>
+      <w:proofErr w:type="gramStart"/>
+      <w:r>
+        <w:t>printf</w:t>
+      </w:r>
+      <w:proofErr w:type="spellEnd"/>
+      <w:r>
+        <w:t>(</w:t>
+      </w:r>
+      <w:proofErr w:type="gramEnd"/>
+      <w:r>
+        <w:t xml:space="preserve">"send </w:t>
+      </w:r>
+      <w:proofErr w:type="spellStart"/>
+      <w:r>
+        <w:t>val</w:t>
+      </w:r>
+      <w:proofErr w:type="spellEnd"/>
+      <w:r>
+        <w:t xml:space="preserve"> to </w:t>
+      </w:r>
+      <w:proofErr w:type="gramStart"/>
+      <w:r>
+        <w:t>child :</w:t>
+      </w:r>
+      <w:proofErr w:type="gramEnd"/>
+      <w:r>
+        <w:t xml:space="preserve"> %d\r\n</w:t>
+      </w:r>
+      <w:proofErr w:type="gramStart"/>
+      <w:r>
+        <w:t>",</w:t>
+      </w:r>
+      <w:proofErr w:type="spellStart"/>
+      <w:r>
+        <w:t>val</w:t>
+      </w:r>
+      <w:proofErr w:type="spellEnd"/>
+      <w:r>
+        <w:t>);</w:t>
+      </w:r>
+      <w:proofErr w:type="gramEnd"/>
     </w:p>
     <w:p>
       <w:r>
@@ -7786,8 +9827,42 @@
       </w:r>
       <w:r>
         <w:tab/>
-        <w:t>write(fd[0],&amp;val,sizeof(val));</w:t>
-      </w:r>
+        <w:t>write(</w:t>
+      </w:r>
+      <w:proofErr w:type="spellStart"/>
+      <w:r>
+        <w:t>fd</w:t>
+      </w:r>
+      <w:proofErr w:type="spellEnd"/>
+      <w:r>
+        <w:t>[0</w:t>
+      </w:r>
+      <w:proofErr w:type="gramStart"/>
+      <w:r>
+        <w:t>],&amp;</w:t>
+      </w:r>
+      <w:proofErr w:type="spellStart"/>
+      <w:r>
+        <w:t>val,sizeof</w:t>
+      </w:r>
+      <w:proofErr w:type="spellEnd"/>
+      <w:proofErr w:type="gramEnd"/>
+      <w:r>
+        <w:t>(</w:t>
+      </w:r>
+      <w:proofErr w:type="spellStart"/>
+      <w:r>
+        <w:t>val</w:t>
+      </w:r>
+      <w:proofErr w:type="spellEnd"/>
+      <w:r>
+        <w:t>)</w:t>
+      </w:r>
+      <w:proofErr w:type="gramStart"/>
+      <w:r>
+        <w:t>);</w:t>
+      </w:r>
+      <w:proofErr w:type="gramEnd"/>
     </w:p>
     <w:p>
       <w:r>
@@ -7798,8 +9873,42 @@
       </w:r>
       <w:r>
         <w:tab/>
-        <w:t>read(fd[0],&amp;val,sizeof(val));</w:t>
-      </w:r>
+        <w:t>read(</w:t>
+      </w:r>
+      <w:proofErr w:type="spellStart"/>
+      <w:r>
+        <w:t>fd</w:t>
+      </w:r>
+      <w:proofErr w:type="spellEnd"/>
+      <w:r>
+        <w:t>[0</w:t>
+      </w:r>
+      <w:proofErr w:type="gramStart"/>
+      <w:r>
+        <w:t>],&amp;</w:t>
+      </w:r>
+      <w:proofErr w:type="spellStart"/>
+      <w:r>
+        <w:t>val,sizeof</w:t>
+      </w:r>
+      <w:proofErr w:type="spellEnd"/>
+      <w:proofErr w:type="gramEnd"/>
+      <w:r>
+        <w:t>(</w:t>
+      </w:r>
+      <w:proofErr w:type="spellStart"/>
+      <w:r>
+        <w:t>val</w:t>
+      </w:r>
+      <w:proofErr w:type="spellEnd"/>
+      <w:r>
+        <w:t>)</w:t>
+      </w:r>
+      <w:proofErr w:type="gramStart"/>
+      <w:r>
+        <w:t>);</w:t>
+      </w:r>
+      <w:proofErr w:type="gramEnd"/>
     </w:p>
     <w:p>
       <w:r>
@@ -7810,8 +9919,49 @@
       </w:r>
       <w:r>
         <w:tab/>
-        <w:t>printf("read val from child : %d \r\n",val);</w:t>
-      </w:r>
+      </w:r>
+      <w:proofErr w:type="spellStart"/>
+      <w:proofErr w:type="gramStart"/>
+      <w:r>
+        <w:t>printf</w:t>
+      </w:r>
+      <w:proofErr w:type="spellEnd"/>
+      <w:r>
+        <w:t>(</w:t>
+      </w:r>
+      <w:proofErr w:type="gramEnd"/>
+      <w:r>
+        <w:t xml:space="preserve">"read </w:t>
+      </w:r>
+      <w:proofErr w:type="spellStart"/>
+      <w:r>
+        <w:t>val</w:t>
+      </w:r>
+      <w:proofErr w:type="spellEnd"/>
+      <w:r>
+        <w:t xml:space="preserve"> from </w:t>
+      </w:r>
+      <w:proofErr w:type="gramStart"/>
+      <w:r>
+        <w:t>child :</w:t>
+      </w:r>
+      <w:proofErr w:type="gramEnd"/>
+      <w:r>
+        <w:t xml:space="preserve"> %d \r\n</w:t>
+      </w:r>
+      <w:proofErr w:type="gramStart"/>
+      <w:r>
+        <w:t>",</w:t>
+      </w:r>
+      <w:proofErr w:type="spellStart"/>
+      <w:r>
+        <w:t>val</w:t>
+      </w:r>
+      <w:proofErr w:type="spellEnd"/>
+      <w:r>
+        <w:t>);</w:t>
+      </w:r>
+      <w:proofErr w:type="gramEnd"/>
     </w:p>
     <w:p>
       <w:r>
@@ -7846,8 +9996,25 @@
       </w:r>
       <w:r>
         <w:tab/>
-        <w:t>printf("child process \r\n");</w:t>
-      </w:r>
+      </w:r>
+      <w:proofErr w:type="spellStart"/>
+      <w:proofErr w:type="gramStart"/>
+      <w:r>
+        <w:t>printf</w:t>
+      </w:r>
+      <w:proofErr w:type="spellEnd"/>
+      <w:r>
+        <w:t>(</w:t>
+      </w:r>
+      <w:proofErr w:type="gramEnd"/>
+      <w:r>
+        <w:t>"child process \r\n"</w:t>
+      </w:r>
+      <w:proofErr w:type="gramStart"/>
+      <w:r>
+        <w:t>);</w:t>
+      </w:r>
+      <w:proofErr w:type="gramEnd"/>
     </w:p>
     <w:p>
       <w:r>
@@ -7855,8 +10022,18 @@
       </w:r>
       <w:r>
         <w:tab/>
-        <w:t>int val;</w:t>
-      </w:r>
+        <w:t xml:space="preserve">int </w:t>
+      </w:r>
+      <w:proofErr w:type="spellStart"/>
+      <w:proofErr w:type="gramStart"/>
+      <w:r>
+        <w:t>val</w:t>
+      </w:r>
+      <w:proofErr w:type="spellEnd"/>
+      <w:r>
+        <w:t>;</w:t>
+      </w:r>
+      <w:proofErr w:type="gramEnd"/>
     </w:p>
     <w:p>
       <w:r>
@@ -7864,8 +10041,26 @@
       </w:r>
       <w:r>
         <w:tab/>
-        <w:t>close(fd[0]);</w:t>
-      </w:r>
+        <w:t>close(</w:t>
+      </w:r>
+      <w:proofErr w:type="spellStart"/>
+      <w:proofErr w:type="gramStart"/>
+      <w:r>
+        <w:t>fd</w:t>
+      </w:r>
+      <w:proofErr w:type="spellEnd"/>
+      <w:r>
+        <w:t>[</w:t>
+      </w:r>
+      <w:proofErr w:type="gramEnd"/>
+      <w:r>
+        <w:t>0]</w:t>
+      </w:r>
+      <w:proofErr w:type="gramStart"/>
+      <w:r>
+        <w:t>);</w:t>
+      </w:r>
+      <w:proofErr w:type="gramEnd"/>
     </w:p>
     <w:p/>
     <w:p>
@@ -7874,7 +10069,14 @@
       </w:r>
       <w:r>
         <w:tab/>
-        <w:t>while(1)</w:t>
+      </w:r>
+      <w:proofErr w:type="gramStart"/>
+      <w:r>
+        <w:t>while(</w:t>
+      </w:r>
+      <w:proofErr w:type="gramEnd"/>
+      <w:r>
+        <w:t>1)</w:t>
       </w:r>
     </w:p>
     <w:p>
@@ -7895,8 +10097,42 @@
       </w:r>
       <w:r>
         <w:tab/>
-        <w:t>read(fd[1],&amp;val,sizeof(val));</w:t>
-      </w:r>
+        <w:t>read(</w:t>
+      </w:r>
+      <w:proofErr w:type="spellStart"/>
+      <w:r>
+        <w:t>fd</w:t>
+      </w:r>
+      <w:proofErr w:type="spellEnd"/>
+      <w:r>
+        <w:t>[1</w:t>
+      </w:r>
+      <w:proofErr w:type="gramStart"/>
+      <w:r>
+        <w:t>],&amp;</w:t>
+      </w:r>
+      <w:proofErr w:type="spellStart"/>
+      <w:r>
+        <w:t>val,sizeof</w:t>
+      </w:r>
+      <w:proofErr w:type="spellEnd"/>
+      <w:proofErr w:type="gramEnd"/>
+      <w:r>
+        <w:t>(</w:t>
+      </w:r>
+      <w:proofErr w:type="spellStart"/>
+      <w:r>
+        <w:t>val</w:t>
+      </w:r>
+      <w:proofErr w:type="spellEnd"/>
+      <w:r>
+        <w:t>)</w:t>
+      </w:r>
+      <w:proofErr w:type="gramStart"/>
+      <w:r>
+        <w:t>);</w:t>
+      </w:r>
+      <w:proofErr w:type="gramEnd"/>
     </w:p>
     <w:p>
       <w:r>
@@ -7907,8 +10143,18 @@
       </w:r>
       <w:r>
         <w:tab/>
-        <w:t>++val;</w:t>
-      </w:r>
+        <w:t>++</w:t>
+      </w:r>
+      <w:proofErr w:type="spellStart"/>
+      <w:proofErr w:type="gramStart"/>
+      <w:r>
+        <w:t>val</w:t>
+      </w:r>
+      <w:proofErr w:type="spellEnd"/>
+      <w:r>
+        <w:t>;</w:t>
+      </w:r>
+      <w:proofErr w:type="gramEnd"/>
     </w:p>
     <w:p>
       <w:r>
@@ -7919,8 +10165,42 @@
       </w:r>
       <w:r>
         <w:tab/>
-        <w:t>write(fd[1],&amp;val,sizeof(val));</w:t>
-      </w:r>
+        <w:t>write(</w:t>
+      </w:r>
+      <w:proofErr w:type="spellStart"/>
+      <w:r>
+        <w:t>fd</w:t>
+      </w:r>
+      <w:proofErr w:type="spellEnd"/>
+      <w:r>
+        <w:t>[1</w:t>
+      </w:r>
+      <w:proofErr w:type="gramStart"/>
+      <w:r>
+        <w:t>],&amp;</w:t>
+      </w:r>
+      <w:proofErr w:type="spellStart"/>
+      <w:r>
+        <w:t>val,sizeof</w:t>
+      </w:r>
+      <w:proofErr w:type="spellEnd"/>
+      <w:proofErr w:type="gramEnd"/>
+      <w:r>
+        <w:t>(</w:t>
+      </w:r>
+      <w:proofErr w:type="spellStart"/>
+      <w:r>
+        <w:t>val</w:t>
+      </w:r>
+      <w:proofErr w:type="spellEnd"/>
+      <w:r>
+        <w:t>)</w:t>
+      </w:r>
+      <w:proofErr w:type="gramStart"/>
+      <w:r>
+        <w:t>);</w:t>
+      </w:r>
+      <w:proofErr w:type="gramEnd"/>
     </w:p>
     <w:p>
       <w:r>
@@ -8096,7 +10376,21 @@
         <w:rPr>
           <w:rFonts w:hint="eastAsia"/>
         </w:rPr>
-        <w:t>阻塞和非阻塞指的是执行一个操作时等操作结束再返回结果，还是马上返回结果。</w:t>
+        <w:t>阻塞和非</w:t>
+      </w:r>
+      <w:proofErr w:type="gramStart"/>
+      <w:r>
+        <w:rPr>
+          <w:rFonts w:hint="eastAsia"/>
+        </w:rPr>
+        <w:t>阻塞指</w:t>
+      </w:r>
+      <w:proofErr w:type="gramEnd"/>
+      <w:r>
+        <w:rPr>
+          <w:rFonts w:hint="eastAsia"/>
+        </w:rPr>
+        <w:t>的是执行一个操作时等操作结束再返回结果，还是马上返回结果。</w:t>
       </w:r>
     </w:p>
     <w:p>
@@ -8176,7 +10470,21 @@
         <w:rPr>
           <w:rFonts w:hint="eastAsia"/>
         </w:rPr>
-        <w:t>）只有到到结果才进入活动状态；</w:t>
+        <w:t>）只有到</w:t>
+      </w:r>
+      <w:proofErr w:type="gramStart"/>
+      <w:r>
+        <w:rPr>
+          <w:rFonts w:hint="eastAsia"/>
+        </w:rPr>
+        <w:t>到</w:t>
+      </w:r>
+      <w:proofErr w:type="gramEnd"/>
+      <w:r>
+        <w:rPr>
+          <w:rFonts w:hint="eastAsia"/>
+        </w:rPr>
+        <w:t>结果才进入活动状态；</w:t>
       </w:r>
     </w:p>
     <w:p>
@@ -8284,7 +10592,21 @@
         <w:rPr>
           <w:rFonts w:hint="eastAsia"/>
         </w:rPr>
-        <w:t>非阻塞例子：海底捞的服务器为你点菜，当你点完菜后，服务员把消息传到后厨，过了三分钟，你跑到后厨问，我的锅底或者肥牛卷好了没有？后厨说没好，然后你去处理其它事情，然后又过了五分钟，你又跑到后厨问，我的某个菜好了没有，如果没有，你还是继续做其他事情，然后等会再问一次，这个时候就是在</w:t>
+        <w:t>非阻塞例子：海底捞的服务器为你点菜，当你点完菜后，服务员把消息传到后厨，过了三分钟，你跑到后厨问，我的锅底或者肥牛卷好了没有？</w:t>
+      </w:r>
+      <w:proofErr w:type="gramStart"/>
+      <w:r>
+        <w:rPr>
+          <w:rFonts w:hint="eastAsia"/>
+        </w:rPr>
+        <w:t>后厨说没好</w:t>
+      </w:r>
+      <w:proofErr w:type="gramEnd"/>
+      <w:r>
+        <w:rPr>
+          <w:rFonts w:hint="eastAsia"/>
+        </w:rPr>
+        <w:t>，然后你去处理其它事情，然后又过了五分钟，你又跑到后厨问，我的某个菜好了没有，如果没有，你还是继续做其他事情，然后等会再问一次，这个时候就是在</w:t>
       </w:r>
       <w:r>
         <w:rPr>
@@ -8486,6 +10808,7 @@
         </w:rPr>
         <w:t>的</w:t>
       </w:r>
+      <w:proofErr w:type="spellStart"/>
       <w:r>
         <w:rPr>
           <w:rFonts w:hint="eastAsia"/>
@@ -8493,6 +10816,7 @@
         </w:rPr>
         <w:t>recvfrom</w:t>
       </w:r>
+      <w:proofErr w:type="spellEnd"/>
       <w:r>
         <w:rPr>
           <w:rFonts w:hint="eastAsia"/>
@@ -8514,6 +10838,7 @@
         </w:rPr>
         <w:t>操作结束才会返回；如果系统内核数据没有准备好，那就一直等待数据准备，因为是调用了</w:t>
       </w:r>
+      <w:proofErr w:type="spellStart"/>
       <w:r>
         <w:rPr>
           <w:rFonts w:hint="eastAsia"/>
@@ -8521,6 +10846,7 @@
         </w:rPr>
         <w:t>recvfrom</w:t>
       </w:r>
+      <w:proofErr w:type="spellEnd"/>
       <w:r>
         <w:rPr>
           <w:rFonts w:hint="eastAsia"/>
@@ -8629,6 +10955,7 @@
         </w:rPr>
         <w:t>、</w:t>
       </w:r>
+      <w:proofErr w:type="spellStart"/>
       <w:r>
         <w:rPr>
           <w:rFonts w:hint="eastAsia"/>
@@ -8636,6 +10963,7 @@
         </w:rPr>
         <w:t>readv</w:t>
       </w:r>
+      <w:proofErr w:type="spellEnd"/>
       <w:r>
         <w:rPr>
           <w:color w:val="FF0000"/>
@@ -8649,6 +10977,7 @@
         </w:rPr>
         <w:t>、</w:t>
       </w:r>
+      <w:proofErr w:type="spellStart"/>
       <w:r>
         <w:rPr>
           <w:rFonts w:hint="eastAsia"/>
@@ -8656,6 +10985,7 @@
         </w:rPr>
         <w:t>recv</w:t>
       </w:r>
+      <w:proofErr w:type="spellEnd"/>
       <w:r>
         <w:rPr>
           <w:color w:val="FF0000"/>
@@ -8669,6 +10999,7 @@
         </w:rPr>
         <w:t>、</w:t>
       </w:r>
+      <w:proofErr w:type="spellStart"/>
       <w:r>
         <w:rPr>
           <w:rFonts w:hint="eastAsia"/>
@@ -8676,6 +11007,7 @@
         </w:rPr>
         <w:t>recvfrom</w:t>
       </w:r>
+      <w:proofErr w:type="spellEnd"/>
       <w:r>
         <w:rPr>
           <w:color w:val="FF0000"/>
@@ -8718,6 +11050,7 @@
         </w:rPr>
         <w:t>、</w:t>
       </w:r>
+      <w:proofErr w:type="spellStart"/>
       <w:r>
         <w:rPr>
           <w:rFonts w:hint="eastAsia"/>
@@ -8725,6 +11058,7 @@
         </w:rPr>
         <w:t>writev</w:t>
       </w:r>
+      <w:proofErr w:type="spellEnd"/>
       <w:r>
         <w:rPr>
           <w:color w:val="FF0000"/>
@@ -8758,6 +11092,7 @@
         </w:rPr>
         <w:t>、</w:t>
       </w:r>
+      <w:proofErr w:type="spellStart"/>
       <w:r>
         <w:rPr>
           <w:rFonts w:hint="eastAsia"/>
@@ -8765,6 +11100,7 @@
         </w:rPr>
         <w:t>sendto</w:t>
       </w:r>
+      <w:proofErr w:type="spellEnd"/>
       <w:r>
         <w:rPr>
           <w:color w:val="FF0000"/>
@@ -9304,7 +11640,21 @@
         <w:rPr>
           <w:rFonts w:hint="eastAsia"/>
         </w:rPr>
-        <w:t>在写某些文件时，当文件不能立即接收写入的数据时，也可能会导致写操作阻塞，一直阻塞到写成功为止。</w:t>
+        <w:t>在写某些文件时，当文件不能立即接收写入的数据时，也可能会导致写操作阻塞，一直阻塞到</w:t>
+      </w:r>
+      <w:proofErr w:type="gramStart"/>
+      <w:r>
+        <w:rPr>
+          <w:rFonts w:hint="eastAsia"/>
+        </w:rPr>
+        <w:t>写成功</w:t>
+      </w:r>
+      <w:proofErr w:type="gramEnd"/>
+      <w:r>
+        <w:rPr>
+          <w:rFonts w:hint="eastAsia"/>
+        </w:rPr>
+        <w:t>为止。</w:t>
       </w:r>
       <w:r>
         <w:rPr>
@@ -9383,7 +11733,21 @@
         <w:rPr>
           <w:rFonts w:hint="eastAsia"/>
         </w:rPr>
-        <w:t>这种方式肯定是没问题的，这仅是一种方案，实际并不提倡这么做，多线任务时使用多进程实现，开销太大了。</w:t>
+        <w:t>这种方式肯定是没问题的，这仅是一种方案，实际并不提倡这么做，多线任务时使用</w:t>
+      </w:r>
+      <w:proofErr w:type="gramStart"/>
+      <w:r>
+        <w:rPr>
+          <w:rFonts w:hint="eastAsia"/>
+        </w:rPr>
+        <w:t>多进程</w:t>
+      </w:r>
+      <w:proofErr w:type="gramEnd"/>
+      <w:r>
+        <w:rPr>
+          <w:rFonts w:hint="eastAsia"/>
+        </w:rPr>
+        <w:t>实现，开销太大了。</w:t>
       </w:r>
     </w:p>
     <w:p>
@@ -9548,18 +11912,60 @@
         <w:rPr>
           <w:rFonts w:hint="eastAsia"/>
         </w:rPr>
-        <w:t>我们可以将阻塞的读修改为非阻塞的读。非阻塞读意思就是，如果有数据就成功读到，如果没有读到数据就出错返回，而不是阻塞。</w:t>
-      </w:r>
-    </w:p>
-    <w:p>
-      <w:pPr>
-        <w:ind w:firstLine="420"/>
-      </w:pPr>
-      <w:r>
-        <w:rPr>
-          <w:rFonts w:hint="eastAsia"/>
-        </w:rPr>
-        <w:t>尽管我们很少非阻塞的读，但是有些时候还是需要非阻塞读，因此</w:t>
+        <w:t>我们可以将阻塞的</w:t>
+      </w:r>
+      <w:proofErr w:type="gramStart"/>
+      <w:r>
+        <w:rPr>
+          <w:rFonts w:hint="eastAsia"/>
+        </w:rPr>
+        <w:t>读修改</w:t>
+      </w:r>
+      <w:proofErr w:type="gramEnd"/>
+      <w:r>
+        <w:rPr>
+          <w:rFonts w:hint="eastAsia"/>
+        </w:rPr>
+        <w:t>为非阻塞的读。非阻塞读意思就是，如果有数据就成功读到，如果没有读到数据就出错返回，而不是阻塞。</w:t>
+      </w:r>
+    </w:p>
+    <w:p>
+      <w:pPr>
+        <w:ind w:firstLine="420"/>
+      </w:pPr>
+      <w:r>
+        <w:rPr>
+          <w:rFonts w:hint="eastAsia"/>
+        </w:rPr>
+        <w:t>尽管我们</w:t>
+      </w:r>
+      <w:proofErr w:type="gramStart"/>
+      <w:r>
+        <w:rPr>
+          <w:rFonts w:hint="eastAsia"/>
+        </w:rPr>
+        <w:t>很少非</w:t>
+      </w:r>
+      <w:proofErr w:type="gramEnd"/>
+      <w:r>
+        <w:rPr>
+          <w:rFonts w:hint="eastAsia"/>
+        </w:rPr>
+        <w:t>阻塞的读，但是有些时候还是</w:t>
+      </w:r>
+      <w:proofErr w:type="gramStart"/>
+      <w:r>
+        <w:rPr>
+          <w:rFonts w:hint="eastAsia"/>
+        </w:rPr>
+        <w:t>需要非</w:t>
+      </w:r>
+      <w:proofErr w:type="gramEnd"/>
+      <w:r>
+        <w:rPr>
+          <w:rFonts w:hint="eastAsia"/>
+        </w:rPr>
+        <w:t>阻塞读，因此</w:t>
       </w:r>
       <w:r>
         <w:rPr>
@@ -9691,12 +12097,14 @@
         </w:rPr>
         <w:t>通过</w:t>
       </w:r>
+      <w:proofErr w:type="spellStart"/>
       <w:r>
         <w:rPr>
           <w:rFonts w:hint="eastAsia"/>
         </w:rPr>
         <w:t>fcntl</w:t>
       </w:r>
+      <w:proofErr w:type="spellEnd"/>
       <w:r>
         <w:rPr>
           <w:rFonts w:hint="eastAsia"/>
@@ -9726,12 +12134,14 @@
         </w:rPr>
         <w:t>什么情况下使用</w:t>
       </w:r>
+      <w:proofErr w:type="spellStart"/>
       <w:r>
         <w:rPr>
           <w:rFonts w:hint="eastAsia"/>
         </w:rPr>
         <w:t>fcntl</w:t>
       </w:r>
+      <w:proofErr w:type="spellEnd"/>
       <w:r>
         <w:rPr>
           <w:rFonts w:hint="eastAsia"/>
@@ -9790,12 +12200,14 @@
         </w:rPr>
         <w:t>的参数，此时可以使用</w:t>
       </w:r>
+      <w:proofErr w:type="spellStart"/>
       <w:r>
         <w:rPr>
           <w:rFonts w:hint="eastAsia"/>
         </w:rPr>
         <w:t>fcntl</w:t>
       </w:r>
+      <w:proofErr w:type="spellEnd"/>
       <w:r>
         <w:rPr>
           <w:rFonts w:hint="eastAsia"/>
@@ -9830,24 +12242,28 @@
         </w:rPr>
         <w:t>指定，你手里只有一个文件描述符</w:t>
       </w:r>
+      <w:proofErr w:type="spellStart"/>
       <w:r>
         <w:rPr>
           <w:rFonts w:hint="eastAsia"/>
         </w:rPr>
         <w:t>fd</w:t>
       </w:r>
+      <w:proofErr w:type="spellEnd"/>
       <w:r>
         <w:rPr>
           <w:rFonts w:hint="eastAsia"/>
         </w:rPr>
         <w:t>，此时就使用</w:t>
       </w:r>
+      <w:proofErr w:type="spellStart"/>
       <w:r>
         <w:rPr>
           <w:rFonts w:hint="eastAsia"/>
         </w:rPr>
         <w:t>fcntl</w:t>
       </w:r>
+      <w:proofErr w:type="spellEnd"/>
       <w:r>
         <w:rPr>
           <w:rFonts w:hint="eastAsia"/>
@@ -9876,7 +12292,21 @@
         <w:rPr>
           <w:rFonts w:hint="eastAsia"/>
         </w:rPr>
-        <w:t>函数来返回文件描述符的，如果你想非阻塞的读无名管道的话，是没有办法通过</w:t>
+        <w:t>函数来返回文件描述符的，如果</w:t>
+      </w:r>
+      <w:proofErr w:type="gramStart"/>
+      <w:r>
+        <w:rPr>
+          <w:rFonts w:hint="eastAsia"/>
+        </w:rPr>
+        <w:t>你想非阻塞</w:t>
+      </w:r>
+      <w:proofErr w:type="gramEnd"/>
+      <w:r>
+        <w:rPr>
+          <w:rFonts w:hint="eastAsia"/>
+        </w:rPr>
+        <w:t>的读无名管道的话，是没有办法通过</w:t>
       </w:r>
       <w:r>
         <w:rPr>
@@ -9902,12 +12332,14 @@
         </w:rPr>
         <w:t>的，此时就需要使用</w:t>
       </w:r>
+      <w:proofErr w:type="spellStart"/>
       <w:r>
         <w:rPr>
           <w:rFonts w:hint="eastAsia"/>
         </w:rPr>
         <w:t>fcntl</w:t>
       </w:r>
+      <w:proofErr w:type="spellEnd"/>
       <w:r>
         <w:rPr>
           <w:rFonts w:hint="eastAsia"/>
@@ -9930,18 +12362,28 @@
         </w:rPr>
         <w:t>当然我们使用</w:t>
       </w:r>
+      <w:proofErr w:type="spellStart"/>
       <w:r>
         <w:rPr>
           <w:rFonts w:hint="eastAsia"/>
         </w:rPr>
         <w:t>fcntl</w:t>
       </w:r>
-      <w:r>
-        <w:rPr>
-          <w:rFonts w:hint="eastAsia"/>
-        </w:rPr>
-        <w:t>不仅仅只能重设或补设</w:t>
-      </w:r>
+      <w:proofErr w:type="spellEnd"/>
+      <w:r>
+        <w:rPr>
+          <w:rFonts w:hint="eastAsia"/>
+        </w:rPr>
+        <w:t>不仅仅只能重</w:t>
+      </w:r>
+      <w:proofErr w:type="gramStart"/>
+      <w:r>
+        <w:rPr>
+          <w:rFonts w:hint="eastAsia"/>
+        </w:rPr>
+        <w:t>设或补设</w:t>
+      </w:r>
+      <w:proofErr w:type="gramEnd"/>
       <w:r>
         <w:rPr>
           <w:rFonts w:hint="eastAsia"/>
@@ -9952,8 +12394,16 @@
         <w:rPr>
           <w:rFonts w:hint="eastAsia"/>
         </w:rPr>
-        <w:t>，也可以重设或补设</w:t>
-      </w:r>
+        <w:t>，也可以重</w:t>
+      </w:r>
+      <w:proofErr w:type="gramStart"/>
+      <w:r>
+        <w:rPr>
+          <w:rFonts w:hint="eastAsia"/>
+        </w:rPr>
+        <w:t>设或补设</w:t>
+      </w:r>
+      <w:proofErr w:type="gramEnd"/>
       <w:r>
         <w:rPr>
           <w:rFonts w:hint="eastAsia"/>
@@ -10001,6 +12451,8 @@
       <w:pPr>
         <w:ind w:left="420"/>
       </w:pPr>
+      <w:proofErr w:type="spellStart"/>
+      <w:proofErr w:type="gramStart"/>
       <w:r>
         <w:t>f</w:t>
       </w:r>
@@ -10010,9 +12462,19 @@
         </w:rPr>
         <w:t>cntl</w:t>
       </w:r>
-      <w:r>
-        <w:t>(0, F_SETFL, O_READONLY|O_NONBLOCK);</w:t>
-      </w:r>
+      <w:proofErr w:type="spellEnd"/>
+      <w:r>
+        <w:t>(</w:t>
+      </w:r>
+      <w:proofErr w:type="gramEnd"/>
+      <w:r>
+        <w:t>0, F_SETFL, O_READONLY|O_NONBLOCK</w:t>
+      </w:r>
+      <w:proofErr w:type="gramStart"/>
+      <w:r>
+        <w:t>);</w:t>
+      </w:r>
+      <w:proofErr w:type="gramEnd"/>
     </w:p>
     <w:p>
       <w:pPr>
@@ -10041,7 +12503,15 @@
         <w:t>flag</w:t>
       </w:r>
       <w:r>
-        <w:t xml:space="preserve"> = fcntl(0, F_GETFL);</w:t>
+        <w:t xml:space="preserve"> = </w:t>
+      </w:r>
+      <w:proofErr w:type="spellStart"/>
+      <w:r>
+        <w:t>fcntl</w:t>
+      </w:r>
+      <w:proofErr w:type="spellEnd"/>
+      <w:r>
+        <w:t>(0, F_GETFL);</w:t>
       </w:r>
       <w:r>
         <w:tab/>
@@ -10103,15 +12573,27 @@
       <w:pPr>
         <w:ind w:left="420"/>
       </w:pPr>
+      <w:proofErr w:type="spellStart"/>
+      <w:proofErr w:type="gramStart"/>
       <w:r>
         <w:rPr>
           <w:rFonts w:hint="eastAsia"/>
         </w:rPr>
         <w:t>fcntl</w:t>
       </w:r>
-      <w:r>
-        <w:t>(0, F_SETFL, flag);</w:t>
-      </w:r>
+      <w:proofErr w:type="spellEnd"/>
+      <w:r>
+        <w:t>(</w:t>
+      </w:r>
+      <w:proofErr w:type="gramEnd"/>
+      <w:r>
+        <w:t>0, F_SETFL, flag</w:t>
+      </w:r>
+      <w:proofErr w:type="gramStart"/>
+      <w:r>
+        <w:t>);</w:t>
+      </w:r>
+      <w:proofErr w:type="gramEnd"/>
     </w:p>
     <w:p/>
     <w:p>
@@ -10156,12 +12638,14 @@
         </w:rPr>
         <w:t>的</w:t>
       </w:r>
+      <w:proofErr w:type="spellStart"/>
       <w:r>
         <w:rPr>
           <w:rFonts w:hint="eastAsia"/>
         </w:rPr>
         <w:t>l_onoff</w:t>
       </w:r>
+      <w:proofErr w:type="spellEnd"/>
       <w:r>
         <w:rPr>
           <w:rFonts w:hint="eastAsia"/>
@@ -10180,12 +12664,14 @@
         </w:rPr>
         <w:t>，</w:t>
       </w:r>
+      <w:proofErr w:type="spellStart"/>
       <w:r>
         <w:rPr>
           <w:rFonts w:hint="eastAsia"/>
         </w:rPr>
         <w:t>l_linger</w:t>
       </w:r>
+      <w:proofErr w:type="spellEnd"/>
       <w:r>
         <w:rPr>
           <w:rFonts w:hint="eastAsia"/>
@@ -10642,18 +13128,27 @@
       <w:r>
         <w:tab/>
       </w:r>
+      <w:proofErr w:type="gramStart"/>
       <w:r>
         <w:rPr>
           <w:rFonts w:hint="eastAsia"/>
           <w:b/>
         </w:rPr>
-        <w:t>移植非阻塞的</w:t>
-      </w:r>
+        <w:t>移植非</w:t>
+      </w:r>
+      <w:proofErr w:type="gramEnd"/>
       <w:r>
         <w:rPr>
           <w:rFonts w:hint="eastAsia"/>
           <w:b/>
         </w:rPr>
+        <w:t>阻塞的</w:t>
+      </w:r>
+      <w:r>
+        <w:rPr>
+          <w:rFonts w:hint="eastAsia"/>
+          <w:b/>
+        </w:rPr>
         <w:t>connect</w:t>
       </w:r>
       <w:r>
@@ -10708,18 +13203,27 @@
       <w:r>
         <w:tab/>
       </w:r>
+      <w:proofErr w:type="gramStart"/>
       <w:r>
         <w:rPr>
           <w:rFonts w:hint="eastAsia"/>
           <w:b/>
         </w:rPr>
-        <w:t>移植非阻塞</w:t>
-      </w:r>
+        <w:t>移植非</w:t>
+      </w:r>
+      <w:proofErr w:type="gramEnd"/>
       <w:r>
         <w:rPr>
           <w:rFonts w:hint="eastAsia"/>
           <w:b/>
         </w:rPr>
+        <w:t>阻塞</w:t>
+      </w:r>
+      <w:r>
+        <w:rPr>
+          <w:rFonts w:hint="eastAsia"/>
+          <w:b/>
+        </w:rPr>
         <w:t>connect</w:t>
       </w:r>
       <w:r>
@@ -10740,24 +13244,28 @@
         </w:rPr>
         <w:t>调用</w:t>
       </w:r>
+      <w:proofErr w:type="spellStart"/>
       <w:r>
         <w:rPr>
           <w:rFonts w:hint="eastAsia"/>
         </w:rPr>
         <w:t>getpeername</w:t>
       </w:r>
+      <w:proofErr w:type="spellEnd"/>
       <w:r>
         <w:rPr>
           <w:rFonts w:hint="eastAsia"/>
         </w:rPr>
         <w:t>代替</w:t>
       </w:r>
+      <w:proofErr w:type="spellStart"/>
       <w:r>
         <w:rPr>
           <w:rFonts w:hint="eastAsia"/>
         </w:rPr>
         <w:t>getsockopt</w:t>
       </w:r>
+      <w:proofErr w:type="spellEnd"/>
     </w:p>
     <w:p>
       <w:r>
@@ -10877,12 +13385,14 @@
         </w:rPr>
         <w:t>调用</w:t>
       </w:r>
+      <w:proofErr w:type="spellStart"/>
       <w:r>
         <w:rPr>
           <w:rFonts w:hint="eastAsia"/>
         </w:rPr>
         <w:t>fcntl</w:t>
       </w:r>
+      <w:proofErr w:type="spellEnd"/>
       <w:r>
         <w:rPr>
           <w:rFonts w:hint="eastAsia"/>
@@ -11221,12 +13731,14 @@
         <w:lastRenderedPageBreak/>
         <w:t>塞在第一阶段，如果等到了一个描述符变为了可操作，则调用</w:t>
       </w:r>
+      <w:proofErr w:type="spellStart"/>
       <w:r>
         <w:rPr>
           <w:rFonts w:hint="eastAsia"/>
         </w:rPr>
         <w:t>recvfrom</w:t>
       </w:r>
+      <w:proofErr w:type="spellEnd"/>
       <w:r>
         <w:rPr>
           <w:rFonts w:hint="eastAsia"/>
@@ -11413,12 +13925,14 @@
         </w:rPr>
         <w:t>操作函数</w:t>
       </w:r>
+      <w:proofErr w:type="spellStart"/>
       <w:r>
         <w:rPr>
           <w:rFonts w:hint="eastAsia"/>
         </w:rPr>
         <w:t>recvfrom</w:t>
       </w:r>
+      <w:proofErr w:type="spellEnd"/>
       <w:r>
         <w:rPr>
           <w:rFonts w:hint="eastAsia"/>
@@ -11688,8 +14202,16 @@
         <w:rPr>
           <w:rFonts w:hint="eastAsia"/>
         </w:rPr>
-        <w:t>同步和异步与</w:t>
-      </w:r>
+        <w:t>同步和</w:t>
+      </w:r>
+      <w:proofErr w:type="gramStart"/>
+      <w:r>
+        <w:rPr>
+          <w:rFonts w:hint="eastAsia"/>
+        </w:rPr>
+        <w:t>异步与</w:t>
+      </w:r>
+      <w:proofErr w:type="gramEnd"/>
       <w:r>
         <w:rPr>
           <w:rFonts w:hint="eastAsia"/>
@@ -11855,7 +14377,7 @@
           <w:noProof/>
         </w:rPr>
         <w:drawing>
-          <wp:inline distT="0" distB="0" distL="0" distR="0" wp14:anchorId="04DB7460" wp14:editId="1E31B971">
+          <wp:inline distT="0" distB="0" distL="0" distR="0" wp14:anchorId="04DB7460" wp14:editId="42C9275B">
             <wp:extent cx="2767330" cy="879475"/>
             <wp:effectExtent l="0" t="0" r="13970" b="15875"/>
             <wp:docPr id="14" name="图片 14"/>
@@ -12516,11 +15038,19 @@
       <w:pPr>
         <w:ind w:firstLine="420"/>
       </w:pPr>
-      <w:r>
-        <w:rPr>
-          <w:rFonts w:hint="eastAsia"/>
-        </w:rPr>
-        <w:t>多进程共享读写同一文件时，如果数据很重要的话，为了防止数据相互修改，应该满足如下读写条件：</w:t>
+      <w:proofErr w:type="gramStart"/>
+      <w:r>
+        <w:rPr>
+          <w:rFonts w:hint="eastAsia"/>
+        </w:rPr>
+        <w:t>多进程</w:t>
+      </w:r>
+      <w:proofErr w:type="gramEnd"/>
+      <w:r>
+        <w:rPr>
+          <w:rFonts w:hint="eastAsia"/>
+        </w:rPr>
+        <w:t>共享读写同一文件时，如果数据很重要的话，为了防止数据相互修改，应该满足如下读写条件：</w:t>
       </w:r>
     </w:p>
     <w:p>
@@ -12538,7 +15068,21 @@
         <w:rPr>
           <w:rFonts w:hint="eastAsia"/>
         </w:rPr>
-        <w:t>、写与写应该互斥</w:t>
+        <w:t>、写与</w:t>
+      </w:r>
+      <w:proofErr w:type="gramStart"/>
+      <w:r>
+        <w:rPr>
+          <w:rFonts w:hint="eastAsia"/>
+        </w:rPr>
+        <w:t>写应该</w:t>
+      </w:r>
+      <w:proofErr w:type="gramEnd"/>
+      <w:r>
+        <w:rPr>
+          <w:rFonts w:hint="eastAsia"/>
+        </w:rPr>
+        <w:t>互斥</w:t>
       </w:r>
     </w:p>
     <w:p>
@@ -12567,7 +15111,21 @@
         <w:rPr>
           <w:rFonts w:hint="eastAsia"/>
         </w:rPr>
-        <w:t>、读与写应该互斥</w:t>
+        <w:t>、读与</w:t>
+      </w:r>
+      <w:proofErr w:type="gramStart"/>
+      <w:r>
+        <w:rPr>
+          <w:rFonts w:hint="eastAsia"/>
+        </w:rPr>
+        <w:t>写应该</w:t>
+      </w:r>
+      <w:proofErr w:type="gramEnd"/>
+      <w:r>
+        <w:rPr>
+          <w:rFonts w:hint="eastAsia"/>
+        </w:rPr>
+        <w:t>互斥</w:t>
       </w:r>
     </w:p>
     <w:p>
@@ -12655,7 +15213,21 @@
         <w:rPr>
           <w:rFonts w:hint="eastAsia"/>
         </w:rPr>
-        <w:t>总结起来就是，多进程读写文件时，如果你想进行资源保护的话，完美的资源保护应该满足以下条件：</w:t>
+        <w:t>总结起来就是，</w:t>
+      </w:r>
+      <w:proofErr w:type="gramStart"/>
+      <w:r>
+        <w:rPr>
+          <w:rFonts w:hint="eastAsia"/>
+        </w:rPr>
+        <w:t>多进程</w:t>
+      </w:r>
+      <w:proofErr w:type="gramEnd"/>
+      <w:r>
+        <w:rPr>
+          <w:rFonts w:hint="eastAsia"/>
+        </w:rPr>
+        <w:t>读写文件时，如果你想进行资源保护的话，完美的资源保护应该满足以下条件：</w:t>
       </w:r>
     </w:p>
     <w:p>
@@ -12673,7 +15245,21 @@
         <w:rPr>
           <w:rFonts w:hint="eastAsia"/>
         </w:rPr>
-        <w:t>、写与写之间互斥；</w:t>
+        <w:t>、写与</w:t>
+      </w:r>
+      <w:proofErr w:type="gramStart"/>
+      <w:r>
+        <w:rPr>
+          <w:rFonts w:hint="eastAsia"/>
+        </w:rPr>
+        <w:t>写之间</w:t>
+      </w:r>
+      <w:proofErr w:type="gramEnd"/>
+      <w:r>
+        <w:rPr>
+          <w:rFonts w:hint="eastAsia"/>
+        </w:rPr>
+        <w:t>互斥；</w:t>
       </w:r>
     </w:p>
     <w:p>
@@ -12691,7 +15277,21 @@
         <w:rPr>
           <w:rFonts w:hint="eastAsia"/>
         </w:rPr>
-        <w:t>、读与写之间互斥；</w:t>
+        <w:t>、读与</w:t>
+      </w:r>
+      <w:proofErr w:type="gramStart"/>
+      <w:r>
+        <w:rPr>
+          <w:rFonts w:hint="eastAsia"/>
+        </w:rPr>
+        <w:t>写之间</w:t>
+      </w:r>
+      <w:proofErr w:type="gramEnd"/>
+      <w:r>
+        <w:rPr>
+          <w:rFonts w:hint="eastAsia"/>
+        </w:rPr>
+        <w:t>互斥；</w:t>
       </w:r>
     </w:p>
     <w:p>
@@ -12785,35 +15385,41 @@
         </w:rPr>
         <w:t>文件存储映射操作函数：</w:t>
       </w:r>
+      <w:proofErr w:type="spellStart"/>
       <w:r>
         <w:rPr>
           <w:rFonts w:hint="eastAsia"/>
         </w:rPr>
         <w:t>mmap</w:t>
       </w:r>
+      <w:proofErr w:type="spellEnd"/>
       <w:r>
         <w:rPr>
           <w:rFonts w:hint="eastAsia"/>
         </w:rPr>
         <w:t>，</w:t>
       </w:r>
+      <w:proofErr w:type="spellStart"/>
       <w:r>
         <w:rPr>
           <w:rFonts w:hint="eastAsia"/>
         </w:rPr>
         <w:t>munmap</w:t>
       </w:r>
+      <w:proofErr w:type="spellEnd"/>
     </w:p>
     <w:p>
       <w:pPr>
         <w:pStyle w:val="2"/>
       </w:pPr>
+      <w:proofErr w:type="spellStart"/>
       <w:r>
         <w:rPr>
           <w:rFonts w:hint="eastAsia"/>
         </w:rPr>
         <w:t>mmap</w:t>
       </w:r>
+      <w:proofErr w:type="spellEnd"/>
     </w:p>
     <w:p>
       <w:r>
@@ -12826,8 +15432,60 @@
         <w:t>void</w:t>
       </w:r>
       <w:r>
-        <w:t xml:space="preserve"> *mmap(coid* addr,size_t len, int port, int flag, int fields, off_t off);</w:t>
-      </w:r>
+        <w:t xml:space="preserve"> *</w:t>
+      </w:r>
+      <w:proofErr w:type="spellStart"/>
+      <w:proofErr w:type="gramStart"/>
+      <w:r>
+        <w:t>mmap</w:t>
+      </w:r>
+      <w:proofErr w:type="spellEnd"/>
+      <w:r>
+        <w:t>(</w:t>
+      </w:r>
+      <w:proofErr w:type="spellStart"/>
+      <w:proofErr w:type="gramEnd"/>
+      <w:r>
+        <w:t>coid</w:t>
+      </w:r>
+      <w:proofErr w:type="spellEnd"/>
+      <w:r>
+        <w:t xml:space="preserve">* </w:t>
+      </w:r>
+      <w:proofErr w:type="spellStart"/>
+      <w:proofErr w:type="gramStart"/>
+      <w:r>
+        <w:t>addr,size</w:t>
+      </w:r>
+      <w:proofErr w:type="gramEnd"/>
+      <w:r>
+        <w:t>_t</w:t>
+      </w:r>
+      <w:proofErr w:type="spellEnd"/>
+      <w:r>
+        <w:t xml:space="preserve"> </w:t>
+      </w:r>
+      <w:proofErr w:type="spellStart"/>
+      <w:r>
+        <w:t>len</w:t>
+      </w:r>
+      <w:proofErr w:type="spellEnd"/>
+      <w:r>
+        <w:t xml:space="preserve">, int port, int flag, int fields, </w:t>
+      </w:r>
+      <w:proofErr w:type="spellStart"/>
+      <w:r>
+        <w:t>off_t</w:t>
+      </w:r>
+      <w:proofErr w:type="spellEnd"/>
+      <w:r>
+        <w:t xml:space="preserve"> off</w:t>
+      </w:r>
+      <w:proofErr w:type="gramStart"/>
+      <w:r>
+        <w:t>);</w:t>
+      </w:r>
+      <w:proofErr w:type="gramEnd"/>
     </w:p>
     <w:p>
       <w:r>
@@ -12844,12 +15502,14 @@
       <w:r>
         <w:tab/>
       </w:r>
+      <w:proofErr w:type="spellStart"/>
       <w:r>
         <w:rPr>
           <w:rFonts w:hint="eastAsia"/>
         </w:rPr>
         <w:t>addr</w:t>
       </w:r>
+      <w:proofErr w:type="spellEnd"/>
       <w:r>
         <w:rPr>
           <w:rFonts w:hint="eastAsia"/>
@@ -12866,6 +15526,9 @@
     <w:p>
       <w:r>
         <w:tab/>
+      </w:r>
+      <w:proofErr w:type="spellStart"/>
+      <w:r>
         <w:t>f</w:t>
       </w:r>
       <w:r>
@@ -12874,6 +15537,7 @@
         </w:rPr>
         <w:t>ileds</w:t>
       </w:r>
+      <w:proofErr w:type="spellEnd"/>
       <w:r>
         <w:rPr>
           <w:rFonts w:hint="eastAsia"/>
@@ -12884,6 +15548,9 @@
     <w:p>
       <w:r>
         <w:tab/>
+      </w:r>
+      <w:proofErr w:type="spellStart"/>
+      <w:r>
         <w:t>l</w:t>
       </w:r>
       <w:r>
@@ -12892,6 +15559,7 @@
         </w:rPr>
         <w:t>en</w:t>
       </w:r>
+      <w:proofErr w:type="spellEnd"/>
       <w:r>
         <w:rPr>
           <w:rFonts w:hint="eastAsia"/>
@@ -13003,7 +15671,21 @@
         <w:rPr>
           <w:rFonts w:hint="eastAsia"/>
         </w:rPr>
-        <w:t>映射区不可访问</w:t>
+        <w:t>映射</w:t>
+      </w:r>
+      <w:proofErr w:type="gramStart"/>
+      <w:r>
+        <w:rPr>
+          <w:rFonts w:hint="eastAsia"/>
+        </w:rPr>
+        <w:t>区不可</w:t>
+      </w:r>
+      <w:proofErr w:type="gramEnd"/>
+      <w:r>
+        <w:rPr>
+          <w:rFonts w:hint="eastAsia"/>
+        </w:rPr>
+        <w:t>访问</w:t>
       </w:r>
     </w:p>
     <w:p>
@@ -13038,12 +15720,14 @@
         </w:rPr>
         <w:t>返回地址必须等于</w:t>
       </w:r>
+      <w:proofErr w:type="spellStart"/>
       <w:r>
         <w:rPr>
           <w:rFonts w:hint="eastAsia"/>
         </w:rPr>
         <w:t>addr</w:t>
       </w:r>
+      <w:proofErr w:type="spellEnd"/>
       <w:r>
         <w:rPr>
           <w:rFonts w:hint="eastAsia"/>

--- a/3. Linux系统/9. Linux IO/3. IO模型与高级文件操作.docx
+++ b/3. Linux系统/9. Linux IO/3. IO模型与高级文件操作.docx
@@ -166,23 +166,7 @@
           <w:rFonts w:hint="eastAsia"/>
           <w:color w:val="FF0000"/>
         </w:rPr>
-        <w:t>第一步：等待数据，即数据从磁盘到内核内存；将数据从磁盘文件先加载到内核内存空间（缓冲区），等待数据准备完成，时间较长。第二步：复制数据，即数据内核内存</w:t>
-      </w:r>
-      <w:proofErr w:type="gramStart"/>
-      <w:r>
-        <w:rPr>
-          <w:rFonts w:hint="eastAsia"/>
-          <w:color w:val="FF0000"/>
-        </w:rPr>
-        <w:t>到进程</w:t>
-      </w:r>
-      <w:proofErr w:type="gramEnd"/>
-      <w:r>
-        <w:rPr>
-          <w:rFonts w:hint="eastAsia"/>
-          <w:color w:val="FF0000"/>
-        </w:rPr>
-        <w:t>内存；将数据从内核缓冲复制到用户空间的进程内存中，时间较短。</w:t>
+        <w:t>第一步：等待数据，即数据从磁盘到内核内存；将数据从磁盘文件先加载到内核内存空间（缓冲区），等待数据准备完成，时间较长。第二步：复制数据，即数据内核内存到进程内存；将数据从内核缓冲复制到用户空间的进程内存中，时间较短。</w:t>
       </w:r>
     </w:p>
     <w:p>
@@ -598,14 +582,112 @@
       <w:pPr>
         <w:pStyle w:val="4"/>
       </w:pPr>
-      <w:proofErr w:type="gramStart"/>
-      <w:r>
-        <w:rPr>
-          <w:rFonts w:hint="eastAsia"/>
-        </w:rPr>
-        <w:t>块设备</w:t>
-      </w:r>
-      <w:proofErr w:type="gramEnd"/>
+      <w:r>
+        <w:rPr>
+          <w:rFonts w:hint="eastAsia"/>
+        </w:rPr>
+        <w:t>块设备层</w:t>
+      </w:r>
+    </w:p>
+    <w:p>
+      <w:pPr>
+        <w:ind w:firstLine="420"/>
+      </w:pPr>
+      <w:r>
+        <w:rPr>
+          <w:rFonts w:hint="eastAsia"/>
+          <w:color w:val="FF0000"/>
+        </w:rPr>
+        <w:t>文件系统将</w:t>
+      </w:r>
+      <w:r>
+        <w:rPr>
+          <w:rFonts w:hint="eastAsia"/>
+          <w:color w:val="FF0000"/>
+        </w:rPr>
+        <w:t>IO</w:t>
+      </w:r>
+      <w:r>
+        <w:rPr>
+          <w:rFonts w:hint="eastAsia"/>
+          <w:color w:val="FF0000"/>
+        </w:rPr>
+        <w:t>请求打包提交给块设备层，该层会对这些</w:t>
+      </w:r>
+      <w:r>
+        <w:rPr>
+          <w:rFonts w:hint="eastAsia"/>
+          <w:color w:val="FF0000"/>
+        </w:rPr>
+        <w:t>IO</w:t>
+      </w:r>
+      <w:r>
+        <w:rPr>
+          <w:rFonts w:hint="eastAsia"/>
+          <w:color w:val="FF0000"/>
+        </w:rPr>
+        <w:t>请求作合并、排序、调度等</w:t>
+      </w:r>
+      <w:r>
+        <w:rPr>
+          <w:rFonts w:hint="eastAsia"/>
+        </w:rPr>
+        <w:t>，然后以新的格式发往更底层。在该层次上实现了多种</w:t>
+      </w:r>
+      <w:r>
+        <w:rPr>
+          <w:rFonts w:hint="eastAsia"/>
+          <w:color w:val="FF0000"/>
+        </w:rPr>
+        <w:t>电梯调度算法，如</w:t>
+      </w:r>
+      <w:proofErr w:type="spellStart"/>
+      <w:r>
+        <w:rPr>
+          <w:rFonts w:hint="eastAsia"/>
+          <w:color w:val="FF0000"/>
+        </w:rPr>
+        <w:t>cfq</w:t>
+      </w:r>
+      <w:proofErr w:type="spellEnd"/>
+      <w:r>
+        <w:rPr>
+          <w:rFonts w:hint="eastAsia"/>
+          <w:color w:val="FF0000"/>
+        </w:rPr>
+        <w:t>、</w:t>
+      </w:r>
+      <w:r>
+        <w:rPr>
+          <w:rFonts w:hint="eastAsia"/>
+          <w:color w:val="FF0000"/>
+        </w:rPr>
+        <w:t>deadline</w:t>
+      </w:r>
+      <w:r>
+        <w:rPr>
+          <w:rFonts w:hint="eastAsia"/>
+          <w:color w:val="FF0000"/>
+        </w:rPr>
+        <w:t>等</w:t>
+      </w:r>
+      <w:r>
+        <w:rPr>
+          <w:rFonts w:hint="eastAsia"/>
+        </w:rPr>
+        <w:t>。</w:t>
+      </w:r>
+    </w:p>
+    <w:p>
+      <w:pPr>
+        <w:pStyle w:val="4"/>
+      </w:pPr>
+      <w:r>
+        <w:rPr>
+          <w:rFonts w:hint="eastAsia"/>
+        </w:rPr>
+        <w:t>SCSI</w:t>
+      </w:r>
       <w:r>
         <w:rPr>
           <w:rFonts w:hint="eastAsia"/>
@@ -620,108 +702,504 @@
       <w:r>
         <w:rPr>
           <w:rFonts w:hint="eastAsia"/>
+        </w:rPr>
+        <w:t>块设备层将请求发往</w:t>
+      </w:r>
+      <w:r>
+        <w:rPr>
+          <w:rFonts w:hint="eastAsia"/>
+        </w:rPr>
+        <w:t>SCSI</w:t>
+      </w:r>
+      <w:r>
+        <w:rPr>
+          <w:rFonts w:hint="eastAsia"/>
+        </w:rPr>
+        <w:t>层，</w:t>
+      </w:r>
+      <w:r>
+        <w:rPr>
+          <w:rFonts w:hint="eastAsia"/>
+        </w:rPr>
+        <w:t>SCSI</w:t>
+      </w:r>
+      <w:r>
+        <w:rPr>
+          <w:rFonts w:hint="eastAsia"/>
+        </w:rPr>
+        <w:t>就开始真实处理这些</w:t>
+      </w:r>
+      <w:r>
+        <w:rPr>
+          <w:rFonts w:hint="eastAsia"/>
+        </w:rPr>
+        <w:t>IO</w:t>
+      </w:r>
+      <w:r>
+        <w:rPr>
+          <w:rFonts w:hint="eastAsia"/>
+        </w:rPr>
+        <w:t>请求，但是</w:t>
+      </w:r>
+      <w:r>
+        <w:rPr>
+          <w:rFonts w:hint="eastAsia"/>
+        </w:rPr>
+        <w:t>SCSI</w:t>
+      </w:r>
+      <w:r>
+        <w:rPr>
+          <w:rFonts w:hint="eastAsia"/>
+        </w:rPr>
+        <w:t>层又对其内部按照功能划分了不同层次：</w:t>
+      </w:r>
+    </w:p>
+    <w:p>
+      <w:pPr>
+        <w:ind w:firstLine="420"/>
+      </w:pPr>
+      <w:r>
+        <w:rPr>
+          <w:rFonts w:hint="eastAsia"/>
+        </w:rPr>
+        <w:t>SCSI</w:t>
+      </w:r>
+      <w:r>
+        <w:rPr>
+          <w:rFonts w:hint="eastAsia"/>
+        </w:rPr>
+        <w:t>高层：高层驱动负责管理</w:t>
+      </w:r>
+      <w:r>
+        <w:rPr>
+          <w:rFonts w:hint="eastAsia"/>
+        </w:rPr>
+        <w:t>disk</w:t>
+      </w:r>
+      <w:r>
+        <w:rPr>
+          <w:rFonts w:hint="eastAsia"/>
+        </w:rPr>
+        <w:t>，接收块设备层发出的</w:t>
+      </w:r>
+      <w:r>
+        <w:rPr>
+          <w:rFonts w:hint="eastAsia"/>
+        </w:rPr>
+        <w:t>IO</w:t>
+      </w:r>
+      <w:r>
+        <w:rPr>
+          <w:rFonts w:hint="eastAsia"/>
+        </w:rPr>
+        <w:t>请求，打包成</w:t>
+      </w:r>
+      <w:r>
+        <w:rPr>
+          <w:rFonts w:hint="eastAsia"/>
+        </w:rPr>
+        <w:t>SCSI</w:t>
+      </w:r>
+      <w:r>
+        <w:rPr>
+          <w:rFonts w:hint="eastAsia"/>
+        </w:rPr>
+        <w:t>层可识别的命令格式，继续往下发；</w:t>
+      </w:r>
+    </w:p>
+    <w:p>
+      <w:pPr>
+        <w:ind w:firstLine="420"/>
+      </w:pPr>
+      <w:r>
+        <w:rPr>
+          <w:rFonts w:hint="eastAsia"/>
+        </w:rPr>
+        <w:t>SCSI</w:t>
+      </w:r>
+      <w:r>
+        <w:rPr>
+          <w:rFonts w:hint="eastAsia"/>
+        </w:rPr>
+        <w:t>中层：中层负责通用功能，如</w:t>
+      </w:r>
+      <w:r>
+        <w:rPr>
+          <w:rFonts w:hint="eastAsia"/>
           <w:color w:val="FF0000"/>
         </w:rPr>
-        <w:t>文件系统将</w:t>
+        <w:t>错误处理，超时重试</w:t>
+      </w:r>
+      <w:r>
+        <w:rPr>
+          <w:rFonts w:hint="eastAsia"/>
+        </w:rPr>
+        <w:t>等；</w:t>
+      </w:r>
+    </w:p>
+    <w:p>
+      <w:pPr>
+        <w:ind w:firstLine="420"/>
+      </w:pPr>
+      <w:r>
+        <w:rPr>
+          <w:rFonts w:hint="eastAsia"/>
+        </w:rPr>
+        <w:t>SCSI</w:t>
+      </w:r>
+      <w:r>
+        <w:rPr>
+          <w:rFonts w:hint="eastAsia"/>
+        </w:rPr>
+        <w:t>低层：底层负责识别物理设备，将其抽象提供给高层，同时接收高层派发的</w:t>
+      </w:r>
+      <w:proofErr w:type="spellStart"/>
+      <w:r>
+        <w:rPr>
+          <w:rFonts w:hint="eastAsia"/>
+        </w:rPr>
+        <w:t>scsi</w:t>
+      </w:r>
+      <w:proofErr w:type="spellEnd"/>
+      <w:r>
+        <w:rPr>
+          <w:rFonts w:hint="eastAsia"/>
+        </w:rPr>
+        <w:t>命令，交给物理设备处理。</w:t>
+      </w:r>
+    </w:p>
+    <w:p>
+      <w:pPr>
+        <w:pStyle w:val="4"/>
+      </w:pPr>
+      <w:r>
+        <w:rPr>
+          <w:rFonts w:hint="eastAsia"/>
+        </w:rPr>
+        <w:t>各层接口</w:t>
+      </w:r>
+    </w:p>
+    <w:p>
+      <w:pPr>
+        <w:ind w:firstLine="420"/>
+      </w:pPr>
+      <w:r>
+        <w:rPr>
+          <w:rFonts w:hint="eastAsia"/>
+        </w:rPr>
+        <w:t>清晰的接口能让复杂的系统变得容易理解和维护。</w:t>
+      </w:r>
+    </w:p>
+    <w:p>
+      <w:pPr>
+        <w:pStyle w:val="5"/>
+      </w:pPr>
+      <w:r>
+        <w:rPr>
+          <w:rFonts w:hint="eastAsia"/>
+        </w:rPr>
+        <w:t>应用程序</w:t>
+      </w:r>
+      <w:r>
+        <w:rPr>
+          <w:rFonts w:hint="eastAsia"/>
+        </w:rPr>
+        <w:t>--&gt;</w:t>
+      </w:r>
+      <w:r>
+        <w:rPr>
+          <w:rFonts w:hint="eastAsia"/>
+        </w:rPr>
+        <w:t>文件系统</w:t>
+      </w:r>
+    </w:p>
+    <w:p>
+      <w:pPr>
+        <w:ind w:firstLine="420"/>
+      </w:pPr>
+      <w:r>
+        <w:rPr>
+          <w:rFonts w:hint="eastAsia"/>
+        </w:rPr>
+        <w:t>做开发的人可能都应该了解，通过诸如</w:t>
       </w:r>
       <w:r>
         <w:rPr>
           <w:rFonts w:hint="eastAsia"/>
           <w:color w:val="FF0000"/>
         </w:rPr>
-        <w:t>IO</w:t>
-      </w:r>
+        <w:t>open/read/</w:t>
+      </w:r>
+      <w:proofErr w:type="spellStart"/>
       <w:r>
         <w:rPr>
           <w:rFonts w:hint="eastAsia"/>
           <w:color w:val="FF0000"/>
         </w:rPr>
-        <w:t>请求打包提交给</w:t>
-      </w:r>
-      <w:proofErr w:type="gramStart"/>
+        <w:t>pread</w:t>
+      </w:r>
+      <w:proofErr w:type="spellEnd"/>
       <w:r>
         <w:rPr>
           <w:rFonts w:hint="eastAsia"/>
           <w:color w:val="FF0000"/>
         </w:rPr>
-        <w:t>块设备</w:t>
-      </w:r>
-      <w:proofErr w:type="gramEnd"/>
+        <w:t>/write/</w:t>
+      </w:r>
+      <w:proofErr w:type="spellStart"/>
       <w:r>
         <w:rPr>
           <w:rFonts w:hint="eastAsia"/>
           <w:color w:val="FF0000"/>
         </w:rPr>
-        <w:t>层，该层会对这些</w:t>
-      </w:r>
+        <w:t>writev</w:t>
+      </w:r>
+      <w:proofErr w:type="spellEnd"/>
       <w:r>
         <w:rPr>
           <w:rFonts w:hint="eastAsia"/>
           <w:color w:val="FF0000"/>
         </w:rPr>
-        <w:t>IO</w:t>
+        <w:t>等</w:t>
       </w:r>
       <w:r>
         <w:rPr>
           <w:rFonts w:hint="eastAsia"/>
           <w:color w:val="FF0000"/>
         </w:rPr>
-        <w:t>请求作合并、排序、调度等</w:t>
-      </w:r>
-      <w:r>
-        <w:rPr>
-          <w:rFonts w:hint="eastAsia"/>
-        </w:rPr>
-        <w:t>，然后以新的格式发往更底层。在该层次上实现了多种</w:t>
+        <w:t>POSIX</w:t>
       </w:r>
       <w:r>
         <w:rPr>
           <w:rFonts w:hint="eastAsia"/>
           <w:color w:val="FF0000"/>
         </w:rPr>
-        <w:t>电梯调度算法，如</w:t>
-      </w:r>
-      <w:proofErr w:type="spellStart"/>
-      <w:r>
-        <w:rPr>
-          <w:rFonts w:hint="eastAsia"/>
-          <w:color w:val="FF0000"/>
-        </w:rPr>
-        <w:t>cfq</w:t>
-      </w:r>
-      <w:proofErr w:type="spellEnd"/>
-      <w:r>
-        <w:rPr>
-          <w:rFonts w:hint="eastAsia"/>
-          <w:color w:val="FF0000"/>
-        </w:rPr>
-        <w:t>、</w:t>
-      </w:r>
-      <w:r>
-        <w:rPr>
-          <w:rFonts w:hint="eastAsia"/>
-          <w:color w:val="FF0000"/>
-        </w:rPr>
-        <w:t>deadline</w:t>
-      </w:r>
-      <w:r>
-        <w:rPr>
-          <w:rFonts w:hint="eastAsia"/>
-          <w:color w:val="FF0000"/>
-        </w:rPr>
-        <w:t>等</w:t>
-      </w:r>
+        <w:t>接口</w:t>
+      </w:r>
+      <w:r>
+        <w:rPr>
+          <w:rFonts w:hint="eastAsia"/>
+        </w:rPr>
+        <w:t>来调用文件系统各种功能。</w:t>
+      </w:r>
+    </w:p>
+    <w:p>
+      <w:pPr>
+        <w:pStyle w:val="5"/>
+      </w:pPr>
+      <w:r>
+        <w:rPr>
+          <w:rFonts w:hint="eastAsia"/>
+        </w:rPr>
+        <w:t>文件系统</w:t>
+      </w:r>
+      <w:r>
+        <w:rPr>
+          <w:rFonts w:hint="eastAsia"/>
+        </w:rPr>
+        <w:t>--&gt;</w:t>
+      </w:r>
+      <w:r>
+        <w:rPr>
+          <w:rFonts w:hint="eastAsia"/>
+        </w:rPr>
+        <w:t>块设备层</w:t>
+      </w:r>
+    </w:p>
+    <w:p>
+      <w:pPr>
+        <w:ind w:firstLine="420"/>
+      </w:pPr>
+      <w:r>
+        <w:rPr>
+          <w:rFonts w:hint="eastAsia"/>
+        </w:rPr>
+        <w:t>这里我们将文件系统当成一个整体，并不区分</w:t>
+      </w:r>
+      <w:r>
+        <w:rPr>
+          <w:rFonts w:hint="eastAsia"/>
+        </w:rPr>
+        <w:t>VFS</w:t>
+      </w:r>
+      <w:r>
+        <w:rPr>
+          <w:rFonts w:hint="eastAsia"/>
+        </w:rPr>
+        <w:t>和具体文件系统。块设备层对文件系统提供的接口为</w:t>
+      </w:r>
+      <w:proofErr w:type="spellStart"/>
+      <w:r>
+        <w:rPr>
+          <w:rFonts w:hint="eastAsia"/>
+        </w:rPr>
+        <w:t>submit_bio</w:t>
+      </w:r>
+      <w:proofErr w:type="spellEnd"/>
+      <w:r>
+        <w:rPr>
+          <w:rFonts w:hint="eastAsia"/>
+        </w:rPr>
+        <w:t>()</w:t>
+      </w:r>
+      <w:r>
+        <w:rPr>
+          <w:rFonts w:hint="eastAsia"/>
+        </w:rPr>
+        <w:t>，接口形式如下：</w:t>
+      </w:r>
+      <w:r>
+        <w:rPr>
+          <w:rFonts w:hint="eastAsia"/>
+        </w:rPr>
+        <w:t xml:space="preserve">void </w:t>
+      </w:r>
+      <w:proofErr w:type="spellStart"/>
+      <w:r>
+        <w:rPr>
+          <w:rFonts w:hint="eastAsia"/>
+        </w:rPr>
+        <w:t>submit_bio</w:t>
+      </w:r>
+      <w:proofErr w:type="spellEnd"/>
+      <w:r>
+        <w:rPr>
+          <w:rFonts w:hint="eastAsia"/>
+        </w:rPr>
+        <w:t xml:space="preserve">(int </w:t>
+      </w:r>
+      <w:proofErr w:type="spellStart"/>
+      <w:r>
+        <w:rPr>
+          <w:rFonts w:hint="eastAsia"/>
+        </w:rPr>
+        <w:t>rw</w:t>
+      </w:r>
+      <w:proofErr w:type="spellEnd"/>
+      <w:r>
+        <w:rPr>
+          <w:rFonts w:hint="eastAsia"/>
+        </w:rPr>
+        <w:t>, struct bio *bio)</w:t>
+      </w:r>
+      <w:r>
+        <w:rPr>
+          <w:rFonts w:hint="eastAsia"/>
+        </w:rPr>
+        <w:t>文件系统向块设备提交的每个</w:t>
+      </w:r>
+      <w:r>
+        <w:rPr>
+          <w:rFonts w:hint="eastAsia"/>
+        </w:rPr>
+        <w:t>bio</w:t>
+      </w:r>
+      <w:r>
+        <w:rPr>
+          <w:rFonts w:hint="eastAsia"/>
+        </w:rPr>
+        <w:t>请求都设置了完成回调函数，记录在</w:t>
+      </w:r>
+      <w:r>
+        <w:rPr>
+          <w:rFonts w:hint="eastAsia"/>
+        </w:rPr>
+        <w:t>bio-&gt;</w:t>
+      </w:r>
+      <w:proofErr w:type="spellStart"/>
+      <w:r>
+        <w:rPr>
+          <w:rFonts w:hint="eastAsia"/>
+        </w:rPr>
+        <w:t>bi_end_io</w:t>
+      </w:r>
+      <w:proofErr w:type="spellEnd"/>
       <w:r>
         <w:rPr>
           <w:rFonts w:hint="eastAsia"/>
         </w:rPr>
         <w:t>。</w:t>
       </w:r>
-    </w:p>
-    <w:p>
-      <w:pPr>
-        <w:pStyle w:val="4"/>
-      </w:pPr>
+      <w:r>
+        <w:rPr>
+          <w:rFonts w:hint="eastAsia"/>
+        </w:rPr>
+        <w:t>bio</w:t>
+      </w:r>
+      <w:r>
+        <w:rPr>
+          <w:rFonts w:hint="eastAsia"/>
+        </w:rPr>
+        <w:t>请求完成后，通过该字段通知文件系统。</w:t>
+      </w:r>
+    </w:p>
+    <w:p>
+      <w:pPr>
+        <w:pStyle w:val="5"/>
+      </w:pPr>
+      <w:r>
+        <w:rPr>
+          <w:rFonts w:hint="eastAsia"/>
+        </w:rPr>
+        <w:t>块设备层</w:t>
+      </w:r>
+      <w:r>
+        <w:rPr>
+          <w:rFonts w:hint="eastAsia"/>
+        </w:rPr>
+        <w:t>--&gt;SCSI</w:t>
+      </w:r>
+      <w:r>
+        <w:rPr>
+          <w:rFonts w:hint="eastAsia"/>
+        </w:rPr>
+        <w:t>上层</w:t>
+      </w:r>
+    </w:p>
+    <w:p>
+      <w:pPr>
+        <w:ind w:firstLine="420"/>
+      </w:pPr>
+      <w:proofErr w:type="spellStart"/>
+      <w:r>
+        <w:rPr>
+          <w:rFonts w:hint="eastAsia"/>
+        </w:rPr>
+        <w:t>scsi_reuqest_fn</w:t>
+      </w:r>
+      <w:proofErr w:type="spellEnd"/>
+      <w:r>
+        <w:rPr>
+          <w:rFonts w:hint="eastAsia"/>
+        </w:rPr>
+        <w:t>()</w:t>
+      </w:r>
+      <w:r>
+        <w:rPr>
+          <w:rFonts w:hint="eastAsia"/>
+        </w:rPr>
+        <w:t>和</w:t>
+      </w:r>
+      <w:r>
+        <w:rPr>
+          <w:rFonts w:hint="eastAsia"/>
+        </w:rPr>
+        <w:t xml:space="preserve">struct </w:t>
+      </w:r>
+      <w:proofErr w:type="spellStart"/>
+      <w:r>
+        <w:rPr>
+          <w:rFonts w:hint="eastAsia"/>
+        </w:rPr>
+        <w:t>request_queue</w:t>
+      </w:r>
+      <w:proofErr w:type="spellEnd"/>
+      <w:r>
+        <w:rPr>
+          <w:rFonts w:hint="eastAsia"/>
+        </w:rPr>
+        <w:t>。老实来说，块设备层和</w:t>
+      </w:r>
       <w:r>
         <w:rPr>
           <w:rFonts w:hint="eastAsia"/>
@@ -732,619 +1210,7 @@
         <w:rPr>
           <w:rFonts w:hint="eastAsia"/>
         </w:rPr>
-        <w:t>层</w:t>
-      </w:r>
-    </w:p>
-    <w:p>
-      <w:pPr>
-        <w:ind w:firstLine="420"/>
-      </w:pPr>
-      <w:proofErr w:type="gramStart"/>
-      <w:r>
-        <w:rPr>
-          <w:rFonts w:hint="eastAsia"/>
-        </w:rPr>
-        <w:t>块设备</w:t>
-      </w:r>
-      <w:proofErr w:type="gramEnd"/>
-      <w:r>
-        <w:rPr>
-          <w:rFonts w:hint="eastAsia"/>
-        </w:rPr>
-        <w:t>层将请求发往</w:t>
-      </w:r>
-      <w:r>
-        <w:rPr>
-          <w:rFonts w:hint="eastAsia"/>
-        </w:rPr>
-        <w:t>SCSI</w:t>
-      </w:r>
-      <w:r>
-        <w:rPr>
-          <w:rFonts w:hint="eastAsia"/>
-        </w:rPr>
-        <w:t>层，</w:t>
-      </w:r>
-      <w:r>
-        <w:rPr>
-          <w:rFonts w:hint="eastAsia"/>
-        </w:rPr>
-        <w:t>SCSI</w:t>
-      </w:r>
-      <w:r>
-        <w:rPr>
-          <w:rFonts w:hint="eastAsia"/>
-        </w:rPr>
-        <w:t>就开始真实处理这些</w:t>
-      </w:r>
-      <w:r>
-        <w:rPr>
-          <w:rFonts w:hint="eastAsia"/>
-        </w:rPr>
-        <w:t>IO</w:t>
-      </w:r>
-      <w:r>
-        <w:rPr>
-          <w:rFonts w:hint="eastAsia"/>
-        </w:rPr>
-        <w:t>请求，但是</w:t>
-      </w:r>
-      <w:r>
-        <w:rPr>
-          <w:rFonts w:hint="eastAsia"/>
-        </w:rPr>
-        <w:t>SCSI</w:t>
-      </w:r>
-      <w:r>
-        <w:rPr>
-          <w:rFonts w:hint="eastAsia"/>
-        </w:rPr>
-        <w:t>层又对其内部按照功能划分了不同层次：</w:t>
-      </w:r>
-    </w:p>
-    <w:p>
-      <w:pPr>
-        <w:ind w:firstLine="420"/>
-      </w:pPr>
-      <w:r>
-        <w:rPr>
-          <w:rFonts w:hint="eastAsia"/>
-        </w:rPr>
-        <w:t>SCSI</w:t>
-      </w:r>
-      <w:r>
-        <w:rPr>
-          <w:rFonts w:hint="eastAsia"/>
-        </w:rPr>
-        <w:t>高层：高层驱动负责管理</w:t>
-      </w:r>
-      <w:r>
-        <w:rPr>
-          <w:rFonts w:hint="eastAsia"/>
-        </w:rPr>
-        <w:t>disk</w:t>
-      </w:r>
-      <w:r>
-        <w:rPr>
-          <w:rFonts w:hint="eastAsia"/>
-        </w:rPr>
-        <w:t>，接收</w:t>
-      </w:r>
-      <w:proofErr w:type="gramStart"/>
-      <w:r>
-        <w:rPr>
-          <w:rFonts w:hint="eastAsia"/>
-        </w:rPr>
-        <w:t>块设备</w:t>
-      </w:r>
-      <w:proofErr w:type="gramEnd"/>
-      <w:r>
-        <w:rPr>
-          <w:rFonts w:hint="eastAsia"/>
-        </w:rPr>
-        <w:t>层发出的</w:t>
-      </w:r>
-      <w:r>
-        <w:rPr>
-          <w:rFonts w:hint="eastAsia"/>
-        </w:rPr>
-        <w:t>IO</w:t>
-      </w:r>
-      <w:r>
-        <w:rPr>
-          <w:rFonts w:hint="eastAsia"/>
-        </w:rPr>
-        <w:t>请求，打包成</w:t>
-      </w:r>
-      <w:r>
-        <w:rPr>
-          <w:rFonts w:hint="eastAsia"/>
-        </w:rPr>
-        <w:t>SCSI</w:t>
-      </w:r>
-      <w:r>
-        <w:rPr>
-          <w:rFonts w:hint="eastAsia"/>
-        </w:rPr>
-        <w:t>层可识别的命令格式，继续往下发；</w:t>
-      </w:r>
-    </w:p>
-    <w:p>
-      <w:pPr>
-        <w:ind w:firstLine="420"/>
-      </w:pPr>
-      <w:r>
-        <w:rPr>
-          <w:rFonts w:hint="eastAsia"/>
-        </w:rPr>
-        <w:t>SCSI</w:t>
-      </w:r>
-      <w:r>
-        <w:rPr>
-          <w:rFonts w:hint="eastAsia"/>
-        </w:rPr>
-        <w:t>中层：中层负责通用功能，如</w:t>
-      </w:r>
-      <w:r>
-        <w:rPr>
-          <w:rFonts w:hint="eastAsia"/>
-          <w:color w:val="FF0000"/>
-        </w:rPr>
-        <w:t>错误处理，超时重试</w:t>
-      </w:r>
-      <w:r>
-        <w:rPr>
-          <w:rFonts w:hint="eastAsia"/>
-        </w:rPr>
-        <w:t>等；</w:t>
-      </w:r>
-    </w:p>
-    <w:p>
-      <w:pPr>
-        <w:ind w:firstLine="420"/>
-      </w:pPr>
-      <w:r>
-        <w:rPr>
-          <w:rFonts w:hint="eastAsia"/>
-        </w:rPr>
-        <w:t>SCSI</w:t>
-      </w:r>
-      <w:r>
-        <w:rPr>
-          <w:rFonts w:hint="eastAsia"/>
-        </w:rPr>
-        <w:t>低层：底层负责识别物理设备，将其抽象提供给高层，同时接收高层派发的</w:t>
-      </w:r>
-      <w:proofErr w:type="spellStart"/>
-      <w:r>
-        <w:rPr>
-          <w:rFonts w:hint="eastAsia"/>
-        </w:rPr>
-        <w:t>scsi</w:t>
-      </w:r>
-      <w:proofErr w:type="spellEnd"/>
-      <w:r>
-        <w:rPr>
-          <w:rFonts w:hint="eastAsia"/>
-        </w:rPr>
-        <w:t>命令，交给物理设备处理。</w:t>
-      </w:r>
-    </w:p>
-    <w:p>
-      <w:pPr>
-        <w:pStyle w:val="4"/>
-      </w:pPr>
-      <w:r>
-        <w:rPr>
-          <w:rFonts w:hint="eastAsia"/>
-        </w:rPr>
-        <w:t>各层接口</w:t>
-      </w:r>
-    </w:p>
-    <w:p>
-      <w:pPr>
-        <w:ind w:firstLine="420"/>
-      </w:pPr>
-      <w:r>
-        <w:rPr>
-          <w:rFonts w:hint="eastAsia"/>
-        </w:rPr>
-        <w:t>清晰的接口能让复杂的系统变得容易理解和维护。</w:t>
-      </w:r>
-    </w:p>
-    <w:p>
-      <w:pPr>
-        <w:pStyle w:val="5"/>
-      </w:pPr>
-      <w:r>
-        <w:rPr>
-          <w:rFonts w:hint="eastAsia"/>
-        </w:rPr>
-        <w:t>应用程序</w:t>
-      </w:r>
-      <w:r>
-        <w:rPr>
-          <w:rFonts w:hint="eastAsia"/>
-        </w:rPr>
-        <w:t>--&gt;</w:t>
-      </w:r>
-      <w:r>
-        <w:rPr>
-          <w:rFonts w:hint="eastAsia"/>
-        </w:rPr>
-        <w:t>文件系统</w:t>
-      </w:r>
-    </w:p>
-    <w:p>
-      <w:pPr>
-        <w:ind w:firstLine="420"/>
-      </w:pPr>
-      <w:r>
-        <w:rPr>
-          <w:rFonts w:hint="eastAsia"/>
-        </w:rPr>
-        <w:t>做开发的人可能都应该了解，通过诸如</w:t>
-      </w:r>
-      <w:r>
-        <w:rPr>
-          <w:rFonts w:hint="eastAsia"/>
-          <w:color w:val="FF0000"/>
-        </w:rPr>
-        <w:t>open/read/</w:t>
-      </w:r>
-      <w:proofErr w:type="spellStart"/>
-      <w:r>
-        <w:rPr>
-          <w:rFonts w:hint="eastAsia"/>
-          <w:color w:val="FF0000"/>
-        </w:rPr>
-        <w:t>pread</w:t>
-      </w:r>
-      <w:proofErr w:type="spellEnd"/>
-      <w:r>
-        <w:rPr>
-          <w:rFonts w:hint="eastAsia"/>
-          <w:color w:val="FF0000"/>
-        </w:rPr>
-        <w:t>/write/</w:t>
-      </w:r>
-      <w:proofErr w:type="spellStart"/>
-      <w:r>
-        <w:rPr>
-          <w:rFonts w:hint="eastAsia"/>
-          <w:color w:val="FF0000"/>
-        </w:rPr>
-        <w:t>writev</w:t>
-      </w:r>
-      <w:proofErr w:type="spellEnd"/>
-      <w:r>
-        <w:rPr>
-          <w:rFonts w:hint="eastAsia"/>
-          <w:color w:val="FF0000"/>
-        </w:rPr>
-        <w:t>等</w:t>
-      </w:r>
-      <w:r>
-        <w:rPr>
-          <w:rFonts w:hint="eastAsia"/>
-          <w:color w:val="FF0000"/>
-        </w:rPr>
-        <w:t>POSIX</w:t>
-      </w:r>
-      <w:r>
-        <w:rPr>
-          <w:rFonts w:hint="eastAsia"/>
-          <w:color w:val="FF0000"/>
-        </w:rPr>
-        <w:t>接口</w:t>
-      </w:r>
-      <w:r>
-        <w:rPr>
-          <w:rFonts w:hint="eastAsia"/>
-        </w:rPr>
-        <w:t>来调用文件系统各种功能。</w:t>
-      </w:r>
-    </w:p>
-    <w:p>
-      <w:pPr>
-        <w:pStyle w:val="5"/>
-      </w:pPr>
-      <w:r>
-        <w:rPr>
-          <w:rFonts w:hint="eastAsia"/>
-        </w:rPr>
-        <w:t>文件系统</w:t>
-      </w:r>
-      <w:r>
-        <w:rPr>
-          <w:rFonts w:hint="eastAsia"/>
-        </w:rPr>
-        <w:t>--&gt;</w:t>
-      </w:r>
-      <w:proofErr w:type="gramStart"/>
-      <w:r>
-        <w:rPr>
-          <w:rFonts w:hint="eastAsia"/>
-        </w:rPr>
-        <w:t>块设备</w:t>
-      </w:r>
-      <w:proofErr w:type="gramEnd"/>
-      <w:r>
-        <w:rPr>
-          <w:rFonts w:hint="eastAsia"/>
-        </w:rPr>
-        <w:t>层</w:t>
-      </w:r>
-    </w:p>
-    <w:p>
-      <w:pPr>
-        <w:ind w:firstLine="420"/>
-      </w:pPr>
-      <w:r>
-        <w:rPr>
-          <w:rFonts w:hint="eastAsia"/>
-        </w:rPr>
-        <w:t>这里我们将文件系统当成一个整体，并不区分</w:t>
-      </w:r>
-      <w:r>
-        <w:rPr>
-          <w:rFonts w:hint="eastAsia"/>
-        </w:rPr>
-        <w:t>VFS</w:t>
-      </w:r>
-      <w:r>
-        <w:rPr>
-          <w:rFonts w:hint="eastAsia"/>
-        </w:rPr>
-        <w:t>和具体文件系统。</w:t>
-      </w:r>
-      <w:proofErr w:type="gramStart"/>
-      <w:r>
-        <w:rPr>
-          <w:rFonts w:hint="eastAsia"/>
-        </w:rPr>
-        <w:t>块设备</w:t>
-      </w:r>
-      <w:proofErr w:type="gramEnd"/>
-      <w:r>
-        <w:rPr>
-          <w:rFonts w:hint="eastAsia"/>
-        </w:rPr>
-        <w:t>层对文件系统提供的接口为</w:t>
-      </w:r>
-      <w:proofErr w:type="spellStart"/>
-      <w:r>
-        <w:rPr>
-          <w:rFonts w:hint="eastAsia"/>
-        </w:rPr>
-        <w:t>submit_bio</w:t>
-      </w:r>
-      <w:proofErr w:type="spellEnd"/>
-      <w:r>
-        <w:rPr>
-          <w:rFonts w:hint="eastAsia"/>
-        </w:rPr>
-        <w:t>()</w:t>
-      </w:r>
-      <w:r>
-        <w:rPr>
-          <w:rFonts w:hint="eastAsia"/>
-        </w:rPr>
-        <w:t>，接口形式如下：</w:t>
-      </w:r>
-      <w:r>
-        <w:rPr>
-          <w:rFonts w:hint="eastAsia"/>
-        </w:rPr>
-        <w:t xml:space="preserve">void </w:t>
-      </w:r>
-      <w:proofErr w:type="spellStart"/>
-      <w:r>
-        <w:rPr>
-          <w:rFonts w:hint="eastAsia"/>
-        </w:rPr>
-        <w:t>submit_bio</w:t>
-      </w:r>
-      <w:proofErr w:type="spellEnd"/>
-      <w:r>
-        <w:rPr>
-          <w:rFonts w:hint="eastAsia"/>
-        </w:rPr>
-        <w:t xml:space="preserve">(int </w:t>
-      </w:r>
-      <w:proofErr w:type="spellStart"/>
-      <w:r>
-        <w:rPr>
-          <w:rFonts w:hint="eastAsia"/>
-        </w:rPr>
-        <w:t>rw</w:t>
-      </w:r>
-      <w:proofErr w:type="spellEnd"/>
-      <w:r>
-        <w:rPr>
-          <w:rFonts w:hint="eastAsia"/>
-        </w:rPr>
-        <w:t>, struct bio *bio)</w:t>
-      </w:r>
-      <w:r>
-        <w:rPr>
-          <w:rFonts w:hint="eastAsia"/>
-        </w:rPr>
-        <w:t>文件系统</w:t>
-      </w:r>
-      <w:proofErr w:type="gramStart"/>
-      <w:r>
-        <w:rPr>
-          <w:rFonts w:hint="eastAsia"/>
-        </w:rPr>
-        <w:t>向块设备</w:t>
-      </w:r>
-      <w:proofErr w:type="gramEnd"/>
-      <w:r>
-        <w:rPr>
-          <w:rFonts w:hint="eastAsia"/>
-        </w:rPr>
-        <w:t>提交的每个</w:t>
-      </w:r>
-      <w:r>
-        <w:rPr>
-          <w:rFonts w:hint="eastAsia"/>
-        </w:rPr>
-        <w:t>bio</w:t>
-      </w:r>
-      <w:r>
-        <w:rPr>
-          <w:rFonts w:hint="eastAsia"/>
-        </w:rPr>
-        <w:t>请求都设置了完成回调函数，记录在</w:t>
-      </w:r>
-      <w:r>
-        <w:rPr>
-          <w:rFonts w:hint="eastAsia"/>
-        </w:rPr>
-        <w:t>bio-&gt;</w:t>
-      </w:r>
-      <w:proofErr w:type="spellStart"/>
-      <w:r>
-        <w:rPr>
-          <w:rFonts w:hint="eastAsia"/>
-        </w:rPr>
-        <w:t>bi_end_io</w:t>
-      </w:r>
-      <w:proofErr w:type="spellEnd"/>
-      <w:r>
-        <w:rPr>
-          <w:rFonts w:hint="eastAsia"/>
-        </w:rPr>
-        <w:t>。</w:t>
-      </w:r>
-      <w:r>
-        <w:rPr>
-          <w:rFonts w:hint="eastAsia"/>
-        </w:rPr>
-        <w:t>bio</w:t>
-      </w:r>
-      <w:r>
-        <w:rPr>
-          <w:rFonts w:hint="eastAsia"/>
-        </w:rPr>
-        <w:t>请求完成后，通过该字段通知文件系统。</w:t>
-      </w:r>
-    </w:p>
-    <w:p>
-      <w:pPr>
-        <w:pStyle w:val="5"/>
-      </w:pPr>
-      <w:proofErr w:type="gramStart"/>
-      <w:r>
-        <w:rPr>
-          <w:rFonts w:hint="eastAsia"/>
-        </w:rPr>
-        <w:t>块设备</w:t>
-      </w:r>
-      <w:proofErr w:type="gramEnd"/>
-      <w:r>
-        <w:rPr>
-          <w:rFonts w:hint="eastAsia"/>
-        </w:rPr>
-        <w:t>层</w:t>
-      </w:r>
-      <w:r>
-        <w:rPr>
-          <w:rFonts w:hint="eastAsia"/>
-        </w:rPr>
-        <w:t>--&gt;SCSI</w:t>
-      </w:r>
-      <w:r>
-        <w:rPr>
-          <w:rFonts w:hint="eastAsia"/>
-        </w:rPr>
-        <w:t>上层</w:t>
-      </w:r>
-    </w:p>
-    <w:p>
-      <w:pPr>
-        <w:ind w:firstLine="420"/>
-      </w:pPr>
-      <w:proofErr w:type="spellStart"/>
-      <w:r>
-        <w:rPr>
-          <w:rFonts w:hint="eastAsia"/>
-        </w:rPr>
-        <w:t>scsi_reuqest_fn</w:t>
-      </w:r>
-      <w:proofErr w:type="spellEnd"/>
-      <w:r>
-        <w:rPr>
-          <w:rFonts w:hint="eastAsia"/>
-        </w:rPr>
-        <w:t>()</w:t>
-      </w:r>
-      <w:r>
-        <w:rPr>
-          <w:rFonts w:hint="eastAsia"/>
-        </w:rPr>
-        <w:t>和</w:t>
-      </w:r>
-      <w:r>
-        <w:rPr>
-          <w:rFonts w:hint="eastAsia"/>
-        </w:rPr>
-        <w:t xml:space="preserve">struct </w:t>
-      </w:r>
-      <w:proofErr w:type="spellStart"/>
-      <w:r>
-        <w:rPr>
-          <w:rFonts w:hint="eastAsia"/>
-        </w:rPr>
-        <w:t>request_queue</w:t>
-      </w:r>
-      <w:proofErr w:type="spellEnd"/>
-      <w:r>
-        <w:rPr>
-          <w:rFonts w:hint="eastAsia"/>
-        </w:rPr>
-        <w:t>。老实来说，</w:t>
-      </w:r>
-      <w:proofErr w:type="gramStart"/>
-      <w:r>
-        <w:rPr>
-          <w:rFonts w:hint="eastAsia"/>
-        </w:rPr>
-        <w:t>块设备</w:t>
-      </w:r>
-      <w:proofErr w:type="gramEnd"/>
-      <w:r>
-        <w:rPr>
-          <w:rFonts w:hint="eastAsia"/>
-        </w:rPr>
-        <w:t>层和</w:t>
-      </w:r>
-      <w:r>
-        <w:rPr>
-          <w:rFonts w:hint="eastAsia"/>
-        </w:rPr>
-        <w:t>SCSI</w:t>
-      </w:r>
-      <w:r>
-        <w:rPr>
-          <w:rFonts w:hint="eastAsia"/>
-        </w:rPr>
-        <w:t>上层之间分的没有那么清楚，耦合的稍微紧密，</w:t>
-      </w:r>
-      <w:proofErr w:type="gramStart"/>
-      <w:r>
-        <w:rPr>
-          <w:rFonts w:hint="eastAsia"/>
-        </w:rPr>
-        <w:t>块设备</w:t>
-      </w:r>
-      <w:proofErr w:type="gramEnd"/>
-      <w:r>
-        <w:rPr>
-          <w:rFonts w:hint="eastAsia"/>
-        </w:rPr>
-        <w:t>层看到的</w:t>
+        <w:t>上层之间分的没有那么清楚，耦合的稍微紧密，块设备层看到的</w:t>
       </w:r>
       <w:r>
         <w:rPr>
@@ -1447,21 +1313,7 @@
         <w:rPr>
           <w:rFonts w:hint="eastAsia"/>
         </w:rPr>
-        <w:t>）</w:t>
-      </w:r>
-      <w:proofErr w:type="gramStart"/>
-      <w:r>
-        <w:rPr>
-          <w:rFonts w:hint="eastAsia"/>
-        </w:rPr>
-        <w:t>均维护</w:t>
-      </w:r>
-      <w:proofErr w:type="gramEnd"/>
-      <w:r>
-        <w:rPr>
-          <w:rFonts w:hint="eastAsia"/>
-        </w:rPr>
-        <w:t>了一个请求队列</w:t>
+        <w:t>）均维护了一个请求队列</w:t>
       </w:r>
       <w:proofErr w:type="spellStart"/>
       <w:r>
@@ -1489,21 +1341,7 @@
         <w:rPr>
           <w:rFonts w:hint="eastAsia"/>
         </w:rPr>
-        <w:t>设备对上层呈现的其实是一个块设备。因此，</w:t>
-      </w:r>
-      <w:proofErr w:type="gramStart"/>
-      <w:r>
-        <w:rPr>
-          <w:rFonts w:hint="eastAsia"/>
-        </w:rPr>
-        <w:t>块设备</w:t>
-      </w:r>
-      <w:proofErr w:type="gramEnd"/>
-      <w:r>
-        <w:rPr>
-          <w:rFonts w:hint="eastAsia"/>
-        </w:rPr>
-        <w:t>和</w:t>
+        <w:t>设备对上层呈现的其实是一个块设备。因此，块设备和</w:t>
       </w:r>
       <w:proofErr w:type="spellStart"/>
       <w:r>
@@ -1531,21 +1369,7 @@
         <w:rPr>
           <w:rFonts w:hint="eastAsia"/>
         </w:rPr>
-        <w:t>则是连接</w:t>
-      </w:r>
-      <w:proofErr w:type="gramStart"/>
-      <w:r>
-        <w:rPr>
-          <w:rFonts w:hint="eastAsia"/>
-        </w:rPr>
-        <w:t>块设备</w:t>
-      </w:r>
-      <w:proofErr w:type="gramEnd"/>
-      <w:r>
-        <w:rPr>
-          <w:rFonts w:hint="eastAsia"/>
-        </w:rPr>
-        <w:t>层和</w:t>
+        <w:t>则是连接块设备层和</w:t>
       </w:r>
       <w:r>
         <w:rPr>
@@ -1557,21 +1381,7 @@
         <w:rPr>
           <w:rFonts w:hint="eastAsia"/>
         </w:rPr>
-        <w:t>层的纽带。</w:t>
-      </w:r>
-      <w:proofErr w:type="gramStart"/>
-      <w:r>
-        <w:rPr>
-          <w:rFonts w:hint="eastAsia"/>
-        </w:rPr>
-        <w:t>块设备</w:t>
-      </w:r>
-      <w:proofErr w:type="gramEnd"/>
-      <w:r>
-        <w:rPr>
-          <w:rFonts w:hint="eastAsia"/>
-        </w:rPr>
-        <w:t>层对</w:t>
+        <w:t>层的纽带。块设备层对</w:t>
       </w:r>
       <w:r>
         <w:rPr>
@@ -1655,21 +1465,7 @@
         <w:rPr>
           <w:rFonts w:hint="eastAsia"/>
         </w:rPr>
-        <w:t>函数，因此说它是</w:t>
-      </w:r>
-      <w:proofErr w:type="gramStart"/>
-      <w:r>
-        <w:rPr>
-          <w:rFonts w:hint="eastAsia"/>
-        </w:rPr>
-        <w:t>块设备</w:t>
-      </w:r>
-      <w:proofErr w:type="gramEnd"/>
-      <w:r>
-        <w:rPr>
-          <w:rFonts w:hint="eastAsia"/>
-        </w:rPr>
-        <w:t>层和</w:t>
+        <w:t>函数，因此说它是块设备层和</w:t>
       </w:r>
       <w:r>
         <w:rPr>
@@ -1734,7 +1530,6 @@
         </w:rPr>
         <w:t>SCSI</w:t>
       </w:r>
-      <w:proofErr w:type="gramStart"/>
       <w:r>
         <w:rPr>
           <w:rFonts w:hint="eastAsia"/>
@@ -1745,9 +1540,19 @@
         <w:rPr>
           <w:rFonts w:hint="eastAsia"/>
         </w:rPr>
-        <w:t>--&gt;</w:t>
-      </w:r>
-      <w:proofErr w:type="gramEnd"/>
+        <w:t>--&gt;SCSI</w:t>
+      </w:r>
+      <w:r>
+        <w:rPr>
+          <w:rFonts w:hint="eastAsia"/>
+        </w:rPr>
+        <w:t>中间层</w:t>
+      </w:r>
+    </w:p>
+    <w:p>
+      <w:pPr>
+        <w:ind w:firstLine="420"/>
+      </w:pPr>
       <w:r>
         <w:rPr>
           <w:rFonts w:hint="eastAsia"/>
@@ -1758,8 +1563,304 @@
         <w:rPr>
           <w:rFonts w:hint="eastAsia"/>
         </w:rPr>
+        <w:t>上层在收到块设备层发起的</w:t>
+      </w:r>
+      <w:proofErr w:type="spellStart"/>
+      <w:r>
+        <w:rPr>
+          <w:rFonts w:hint="eastAsia"/>
+        </w:rPr>
+        <w:t>scsi</w:t>
+      </w:r>
+      <w:proofErr w:type="spellEnd"/>
+      <w:r>
+        <w:rPr>
+          <w:rFonts w:hint="eastAsia"/>
+        </w:rPr>
+        <w:t>命令后马不停蹄又将其转发至</w:t>
+      </w:r>
+      <w:r>
+        <w:rPr>
+          <w:rFonts w:hint="eastAsia"/>
+        </w:rPr>
+        <w:t>SCSI</w:t>
+      </w:r>
+      <w:r>
+        <w:rPr>
+          <w:rFonts w:hint="eastAsia"/>
+        </w:rPr>
+        <w:t>中间层。</w:t>
+      </w:r>
+      <w:r>
+        <w:rPr>
+          <w:rFonts w:hint="eastAsia"/>
+        </w:rPr>
+        <w:t>SCSI</w:t>
+      </w:r>
+      <w:r>
+        <w:rPr>
+          <w:rFonts w:hint="eastAsia"/>
+        </w:rPr>
+        <w:t>上层至</w:t>
+      </w:r>
+      <w:r>
+        <w:rPr>
+          <w:rFonts w:hint="eastAsia"/>
+        </w:rPr>
+        <w:t>SCSI</w:t>
+      </w:r>
+      <w:r>
+        <w:rPr>
+          <w:rFonts w:hint="eastAsia"/>
+        </w:rPr>
+        <w:t>中间层的接口是</w:t>
+      </w:r>
+      <w:proofErr w:type="spellStart"/>
+      <w:r>
+        <w:rPr>
+          <w:rFonts w:hint="eastAsia"/>
+        </w:rPr>
+        <w:t>scsi_dispatch_cmd</w:t>
+      </w:r>
+      <w:proofErr w:type="spellEnd"/>
+    </w:p>
+    <w:p>
+      <w:pPr>
+        <w:ind w:firstLine="420"/>
+      </w:pPr>
+      <w:r>
+        <w:rPr>
+          <w:rFonts w:hint="eastAsia"/>
+        </w:rPr>
+        <w:t xml:space="preserve">static void </w:t>
+      </w:r>
+      <w:proofErr w:type="spellStart"/>
+      <w:r>
+        <w:rPr>
+          <w:rFonts w:hint="eastAsia"/>
+        </w:rPr>
+        <w:t>scsi_request_fn</w:t>
+      </w:r>
+      <w:proofErr w:type="spellEnd"/>
+      <w:r>
+        <w:rPr>
+          <w:rFonts w:hint="eastAsia"/>
+        </w:rPr>
+        <w:t xml:space="preserve">(struct </w:t>
+      </w:r>
+      <w:proofErr w:type="spellStart"/>
+      <w:r>
+        <w:rPr>
+          <w:rFonts w:hint="eastAsia"/>
+        </w:rPr>
+        <w:t>request_queue</w:t>
+      </w:r>
+      <w:proofErr w:type="spellEnd"/>
+      <w:r>
+        <w:rPr>
+          <w:rFonts w:hint="eastAsia"/>
+        </w:rPr>
+        <w:t xml:space="preserve"> *q) {</w:t>
+      </w:r>
+    </w:p>
+    <w:p>
+      <w:pPr>
+        <w:ind w:firstLine="420"/>
+      </w:pPr>
+      <w:r>
+        <w:rPr>
+          <w:rFonts w:hint="eastAsia"/>
+        </w:rPr>
+        <w:t xml:space="preserve">    ......</w:t>
+      </w:r>
+    </w:p>
+    <w:p>
+      <w:pPr>
+        <w:ind w:firstLine="420"/>
+      </w:pPr>
+      <w:r>
+        <w:rPr>
+          <w:rFonts w:hint="eastAsia"/>
+        </w:rPr>
+        <w:t xml:space="preserve">    // </w:t>
+      </w:r>
+      <w:r>
+        <w:rPr>
+          <w:rFonts w:hint="eastAsia"/>
+        </w:rPr>
+        <w:t>设置</w:t>
+      </w:r>
+      <w:proofErr w:type="spellStart"/>
+      <w:r>
+        <w:rPr>
+          <w:rFonts w:hint="eastAsia"/>
+        </w:rPr>
+        <w:t>scsi</w:t>
+      </w:r>
+      <w:proofErr w:type="spellEnd"/>
+      <w:r>
+        <w:rPr>
+          <w:rFonts w:hint="eastAsia"/>
+        </w:rPr>
+        <w:t>命令完成回调函数</w:t>
+      </w:r>
+    </w:p>
+    <w:p>
+      <w:pPr>
+        <w:ind w:firstLine="420"/>
+      </w:pPr>
+      <w:r>
+        <w:rPr>
+          <w:rFonts w:hint="eastAsia"/>
+        </w:rPr>
+        <w:t xml:space="preserve">    </w:t>
+      </w:r>
+      <w:proofErr w:type="spellStart"/>
+      <w:r>
+        <w:rPr>
+          <w:rFonts w:hint="eastAsia"/>
+        </w:rPr>
+        <w:t>cmd</w:t>
+      </w:r>
+      <w:proofErr w:type="spellEnd"/>
+      <w:r>
+        <w:rPr>
+          <w:rFonts w:hint="eastAsia"/>
+        </w:rPr>
+        <w:t>-&gt;</w:t>
+      </w:r>
+      <w:proofErr w:type="spellStart"/>
+      <w:r>
+        <w:rPr>
+          <w:rFonts w:hint="eastAsia"/>
+        </w:rPr>
+        <w:t>scsi_done</w:t>
+      </w:r>
+      <w:proofErr w:type="spellEnd"/>
+      <w:r>
+        <w:rPr>
+          <w:rFonts w:hint="eastAsia"/>
+        </w:rPr>
+        <w:t xml:space="preserve"> = </w:t>
+      </w:r>
+      <w:proofErr w:type="spellStart"/>
+      <w:r>
+        <w:rPr>
+          <w:rFonts w:hint="eastAsia"/>
+        </w:rPr>
+        <w:t>scsi_done</w:t>
+      </w:r>
+      <w:proofErr w:type="spellEnd"/>
+      <w:r>
+        <w:rPr>
+          <w:rFonts w:hint="eastAsia"/>
+        </w:rPr>
+        <w:t>;</w:t>
+      </w:r>
+    </w:p>
+    <w:p>
+      <w:pPr>
+        <w:ind w:firstLine="420"/>
+      </w:pPr>
+      <w:r>
+        <w:rPr>
+          <w:rFonts w:hint="eastAsia"/>
+        </w:rPr>
+        <w:t xml:space="preserve">    </w:t>
+      </w:r>
+      <w:proofErr w:type="spellStart"/>
+      <w:r>
+        <w:rPr>
+          <w:rFonts w:hint="eastAsia"/>
+        </w:rPr>
+        <w:t>rtn</w:t>
+      </w:r>
+      <w:proofErr w:type="spellEnd"/>
+      <w:r>
+        <w:rPr>
+          <w:rFonts w:hint="eastAsia"/>
+        </w:rPr>
+        <w:t xml:space="preserve"> = </w:t>
+      </w:r>
+      <w:proofErr w:type="spellStart"/>
+      <w:r>
+        <w:rPr>
+          <w:rFonts w:hint="eastAsia"/>
+        </w:rPr>
+        <w:t>scsi_dispatch_cmd</w:t>
+      </w:r>
+      <w:proofErr w:type="spellEnd"/>
+      <w:r>
+        <w:rPr>
+          <w:rFonts w:hint="eastAsia"/>
+        </w:rPr>
+        <w:t>(</w:t>
+      </w:r>
+      <w:proofErr w:type="spellStart"/>
+      <w:r>
+        <w:rPr>
+          <w:rFonts w:hint="eastAsia"/>
+        </w:rPr>
+        <w:t>cmd</w:t>
+      </w:r>
+      <w:proofErr w:type="spellEnd"/>
+      <w:r>
+        <w:rPr>
+          <w:rFonts w:hint="eastAsia"/>
+        </w:rPr>
+        <w:t>);</w:t>
+      </w:r>
+    </w:p>
+    <w:p>
+      <w:pPr>
+        <w:ind w:firstLine="420"/>
+      </w:pPr>
+      <w:r>
+        <w:rPr>
+          <w:rFonts w:hint="eastAsia"/>
+        </w:rPr>
+        <w:t xml:space="preserve">    ......</w:t>
+      </w:r>
+    </w:p>
+    <w:p>
+      <w:pPr>
+        <w:ind w:firstLine="420"/>
+      </w:pPr>
+      <w:r>
+        <w:rPr>
+          <w:rFonts w:hint="eastAsia"/>
+        </w:rPr>
+        <w:t>}</w:t>
+      </w:r>
+    </w:p>
+    <w:p>
+      <w:pPr>
+        <w:pStyle w:val="5"/>
+      </w:pPr>
+      <w:r>
+        <w:rPr>
+          <w:rFonts w:hint="eastAsia"/>
+        </w:rPr>
+        <w:t>SCSI</w:t>
+      </w:r>
+      <w:r>
+        <w:rPr>
+          <w:rFonts w:hint="eastAsia"/>
+        </w:rPr>
         <w:t>中间层</w:t>
       </w:r>
+      <w:r>
+        <w:rPr>
+          <w:rFonts w:hint="eastAsia"/>
+        </w:rPr>
+        <w:t>--&gt; SCSI</w:t>
+      </w:r>
+      <w:r>
+        <w:rPr>
+          <w:rFonts w:hint="eastAsia"/>
+        </w:rPr>
+        <w:t>低层</w:t>
+      </w:r>
     </w:p>
     <w:p>
       <w:pPr>
@@ -1771,19 +1872,25 @@
         </w:rPr>
         <w:t>SCSI</w:t>
       </w:r>
-      <w:proofErr w:type="gramStart"/>
-      <w:r>
-        <w:rPr>
-          <w:rFonts w:hint="eastAsia"/>
-        </w:rPr>
-        <w:t>上层在收到块设备</w:t>
-      </w:r>
-      <w:proofErr w:type="gramEnd"/>
-      <w:r>
-        <w:rPr>
-          <w:rFonts w:hint="eastAsia"/>
-        </w:rPr>
-        <w:t>层发起的</w:t>
+      <w:r>
+        <w:rPr>
+          <w:rFonts w:hint="eastAsia"/>
+        </w:rPr>
+        <w:t>中间层收到块设备层发下来的</w:t>
+      </w:r>
+      <w:proofErr w:type="spellStart"/>
+      <w:r>
+        <w:rPr>
+          <w:rFonts w:hint="eastAsia"/>
+        </w:rPr>
+        <w:t>scsi_cmnd</w:t>
+      </w:r>
+      <w:proofErr w:type="spellEnd"/>
+      <w:r>
+        <w:rPr>
+          <w:rFonts w:hint="eastAsia"/>
+        </w:rPr>
+        <w:t>命令后，中间层作自己处理后，然后再将该命令继续往下传递，接下来该命令到了</w:t>
       </w:r>
       <w:proofErr w:type="spellStart"/>
       <w:r>
@@ -1797,43 +1904,38 @@
         <w:rPr>
           <w:rFonts w:hint="eastAsia"/>
         </w:rPr>
-        <w:t>命令后马不停蹄又将其转发至</w:t>
-      </w:r>
-      <w:r>
-        <w:rPr>
-          <w:rFonts w:hint="eastAsia"/>
-        </w:rPr>
-        <w:t>SCSI</w:t>
-      </w:r>
-      <w:r>
-        <w:rPr>
-          <w:rFonts w:hint="eastAsia"/>
-        </w:rPr>
-        <w:t>中间层。</w:t>
-      </w:r>
-      <w:r>
-        <w:rPr>
-          <w:rFonts w:hint="eastAsia"/>
-        </w:rPr>
-        <w:t>SCSI</w:t>
-      </w:r>
-      <w:r>
-        <w:rPr>
-          <w:rFonts w:hint="eastAsia"/>
-        </w:rPr>
-        <w:t>上层至</w:t>
-      </w:r>
-      <w:r>
-        <w:rPr>
-          <w:rFonts w:hint="eastAsia"/>
-        </w:rPr>
-        <w:t>SCSI</w:t>
-      </w:r>
-      <w:r>
-        <w:rPr>
-          <w:rFonts w:hint="eastAsia"/>
-        </w:rPr>
-        <w:t>中间层的接口是</w:t>
+        <w:t>底层，而传递的接口是</w:t>
+      </w:r>
+      <w:r>
+        <w:rPr>
+          <w:rFonts w:hint="eastAsia"/>
+        </w:rPr>
+        <w:t xml:space="preserve"> </w:t>
+      </w:r>
+      <w:proofErr w:type="spellStart"/>
+      <w:r>
+        <w:rPr>
+          <w:rFonts w:hint="eastAsia"/>
+        </w:rPr>
+        <w:t>queuecommand</w:t>
+      </w:r>
+      <w:proofErr w:type="spellEnd"/>
+      <w:r>
+        <w:rPr>
+          <w:rFonts w:hint="eastAsia"/>
+        </w:rPr>
+        <w:t>()</w:t>
+      </w:r>
+    </w:p>
+    <w:p>
+      <w:pPr>
+        <w:ind w:firstLine="420"/>
+      </w:pPr>
+      <w:r>
+        <w:rPr>
+          <w:rFonts w:hint="eastAsia"/>
+        </w:rPr>
+        <w:t xml:space="preserve">static int </w:t>
       </w:r>
       <w:proofErr w:type="spellStart"/>
       <w:r>
@@ -1843,51 +1945,18 @@
         <w:t>scsi_dispatch_cmd</w:t>
       </w:r>
       <w:proofErr w:type="spellEnd"/>
-    </w:p>
-    <w:p>
-      <w:pPr>
-        <w:ind w:firstLine="420"/>
-      </w:pPr>
-      <w:r>
-        <w:rPr>
-          <w:rFonts w:hint="eastAsia"/>
-        </w:rPr>
-        <w:t xml:space="preserve">static void </w:t>
-      </w:r>
-      <w:proofErr w:type="spellStart"/>
-      <w:r>
-        <w:rPr>
-          <w:rFonts w:hint="eastAsia"/>
-        </w:rPr>
-        <w:t>scsi_request_</w:t>
-      </w:r>
-      <w:proofErr w:type="gramStart"/>
-      <w:r>
-        <w:rPr>
-          <w:rFonts w:hint="eastAsia"/>
-        </w:rPr>
-        <w:t>fn</w:t>
-      </w:r>
-      <w:proofErr w:type="spellEnd"/>
-      <w:r>
-        <w:rPr>
-          <w:rFonts w:hint="eastAsia"/>
-        </w:rPr>
-        <w:t>(</w:t>
-      </w:r>
-      <w:proofErr w:type="gramEnd"/>
-      <w:r>
-        <w:rPr>
-          <w:rFonts w:hint="eastAsia"/>
-        </w:rPr>
-        <w:t xml:space="preserve">struct </w:t>
-      </w:r>
-      <w:proofErr w:type="spellStart"/>
-      <w:r>
-        <w:rPr>
-          <w:rFonts w:hint="eastAsia"/>
-        </w:rPr>
-        <w:t>request_queue</w:t>
+      <w:r>
+        <w:rPr>
+          <w:rFonts w:hint="eastAsia"/>
+        </w:rPr>
+        <w:t xml:space="preserve">(struct </w:t>
+      </w:r>
+      <w:proofErr w:type="spellStart"/>
+      <w:r>
+        <w:rPr>
+          <w:rFonts w:hint="eastAsia"/>
+        </w:rPr>
+        <w:t>scsi_cmnd</w:t>
       </w:r>
       <w:proofErr w:type="spellEnd"/>
       <w:r>
@@ -1896,14 +1965,20 @@
         </w:rPr>
         <w:t xml:space="preserve"> *</w:t>
       </w:r>
-      <w:proofErr w:type="gramStart"/>
-      <w:r>
-        <w:rPr>
-          <w:rFonts w:hint="eastAsia"/>
-        </w:rPr>
-        <w:t>q) {</w:t>
-      </w:r>
-      <w:proofErr w:type="gramEnd"/>
+      <w:proofErr w:type="spellStart"/>
+      <w:r>
+        <w:rPr>
+          <w:rFonts w:hint="eastAsia"/>
+        </w:rPr>
+        <w:t>cmd</w:t>
+      </w:r>
+      <w:proofErr w:type="spellEnd"/>
+      <w:r>
+        <w:rPr>
+          <w:rFonts w:hint="eastAsia"/>
+        </w:rPr>
+        <w:t>) {</w:t>
+      </w:r>
     </w:p>
     <w:p>
       <w:pPr>
@@ -1924,37 +1999,6 @@
         <w:rPr>
           <w:rFonts w:hint="eastAsia"/>
         </w:rPr>
-        <w:t xml:space="preserve">    // </w:t>
-      </w:r>
-      <w:r>
-        <w:rPr>
-          <w:rFonts w:hint="eastAsia"/>
-        </w:rPr>
-        <w:t>设置</w:t>
-      </w:r>
-      <w:proofErr w:type="spellStart"/>
-      <w:r>
-        <w:rPr>
-          <w:rFonts w:hint="eastAsia"/>
-        </w:rPr>
-        <w:t>scsi</w:t>
-      </w:r>
-      <w:proofErr w:type="spellEnd"/>
-      <w:r>
-        <w:rPr>
-          <w:rFonts w:hint="eastAsia"/>
-        </w:rPr>
-        <w:t>命令完成回调函数</w:t>
-      </w:r>
-    </w:p>
-    <w:p>
-      <w:pPr>
-        <w:ind w:firstLine="420"/>
-      </w:pPr>
-      <w:r>
-        <w:rPr>
-          <w:rFonts w:hint="eastAsia"/>
-        </w:rPr>
         <w:t xml:space="preserve">    </w:t>
       </w:r>
       <w:proofErr w:type="spellStart"/>
@@ -1962,6 +2006,48 @@
         <w:rPr>
           <w:rFonts w:hint="eastAsia"/>
         </w:rPr>
+        <w:t>rtn</w:t>
+      </w:r>
+      <w:proofErr w:type="spellEnd"/>
+      <w:r>
+        <w:rPr>
+          <w:rFonts w:hint="eastAsia"/>
+        </w:rPr>
+        <w:t xml:space="preserve"> = host-&gt;</w:t>
+      </w:r>
+      <w:proofErr w:type="spellStart"/>
+      <w:r>
+        <w:rPr>
+          <w:rFonts w:hint="eastAsia"/>
+        </w:rPr>
+        <w:t>hostt</w:t>
+      </w:r>
+      <w:proofErr w:type="spellEnd"/>
+      <w:r>
+        <w:rPr>
+          <w:rFonts w:hint="eastAsia"/>
+        </w:rPr>
+        <w:t>-&gt;</w:t>
+      </w:r>
+      <w:proofErr w:type="spellStart"/>
+      <w:r>
+        <w:rPr>
+          <w:rFonts w:hint="eastAsia"/>
+        </w:rPr>
+        <w:t>queuecommand</w:t>
+      </w:r>
+      <w:proofErr w:type="spellEnd"/>
+      <w:r>
+        <w:rPr>
+          <w:rFonts w:hint="eastAsia"/>
+        </w:rPr>
+        <w:t xml:space="preserve">(host, </w:t>
+      </w:r>
+      <w:proofErr w:type="spellStart"/>
+      <w:r>
+        <w:rPr>
+          <w:rFonts w:hint="eastAsia"/>
+        </w:rPr>
         <w:t>cmd</w:t>
       </w:r>
       <w:proofErr w:type="spellEnd"/>
@@ -1969,386 +2055,8 @@
         <w:rPr>
           <w:rFonts w:hint="eastAsia"/>
         </w:rPr>
-        <w:t>-&gt;</w:t>
-      </w:r>
-      <w:proofErr w:type="spellStart"/>
-      <w:r>
-        <w:rPr>
-          <w:rFonts w:hint="eastAsia"/>
-        </w:rPr>
-        <w:t>scsi_done</w:t>
-      </w:r>
-      <w:proofErr w:type="spellEnd"/>
-      <w:r>
-        <w:rPr>
-          <w:rFonts w:hint="eastAsia"/>
-        </w:rPr>
-        <w:t xml:space="preserve"> = </w:t>
-      </w:r>
-      <w:proofErr w:type="spellStart"/>
-      <w:r>
-        <w:rPr>
-          <w:rFonts w:hint="eastAsia"/>
-        </w:rPr>
-        <w:t>scsi_</w:t>
-      </w:r>
-      <w:proofErr w:type="gramStart"/>
-      <w:r>
-        <w:rPr>
-          <w:rFonts w:hint="eastAsia"/>
-        </w:rPr>
-        <w:t>done</w:t>
-      </w:r>
-      <w:proofErr w:type="spellEnd"/>
-      <w:r>
-        <w:rPr>
-          <w:rFonts w:hint="eastAsia"/>
-        </w:rPr>
-        <w:t>;</w:t>
-      </w:r>
-      <w:proofErr w:type="gramEnd"/>
-    </w:p>
-    <w:p>
-      <w:pPr>
-        <w:ind w:firstLine="420"/>
-      </w:pPr>
-      <w:r>
-        <w:rPr>
-          <w:rFonts w:hint="eastAsia"/>
-        </w:rPr>
-        <w:t xml:space="preserve">    </w:t>
-      </w:r>
-      <w:proofErr w:type="spellStart"/>
-      <w:r>
-        <w:rPr>
-          <w:rFonts w:hint="eastAsia"/>
-        </w:rPr>
-        <w:t>rtn</w:t>
-      </w:r>
-      <w:proofErr w:type="spellEnd"/>
-      <w:r>
-        <w:rPr>
-          <w:rFonts w:hint="eastAsia"/>
-        </w:rPr>
-        <w:t xml:space="preserve"> = </w:t>
-      </w:r>
-      <w:proofErr w:type="spellStart"/>
-      <w:r>
-        <w:rPr>
-          <w:rFonts w:hint="eastAsia"/>
-        </w:rPr>
-        <w:t>scsi_dispatch_cmd</w:t>
-      </w:r>
-      <w:proofErr w:type="spellEnd"/>
-      <w:r>
-        <w:rPr>
-          <w:rFonts w:hint="eastAsia"/>
-        </w:rPr>
-        <w:t>(</w:t>
-      </w:r>
-      <w:proofErr w:type="spellStart"/>
-      <w:r>
-        <w:rPr>
-          <w:rFonts w:hint="eastAsia"/>
-        </w:rPr>
-        <w:t>cmd</w:t>
-      </w:r>
-      <w:proofErr w:type="spellEnd"/>
-      <w:proofErr w:type="gramStart"/>
-      <w:r>
-        <w:rPr>
-          <w:rFonts w:hint="eastAsia"/>
-        </w:rPr>
         <w:t>);</w:t>
       </w:r>
-      <w:proofErr w:type="gramEnd"/>
-    </w:p>
-    <w:p>
-      <w:pPr>
-        <w:ind w:firstLine="420"/>
-      </w:pPr>
-      <w:r>
-        <w:rPr>
-          <w:rFonts w:hint="eastAsia"/>
-        </w:rPr>
-        <w:t xml:space="preserve">    ......</w:t>
-      </w:r>
-    </w:p>
-    <w:p>
-      <w:pPr>
-        <w:ind w:firstLine="420"/>
-      </w:pPr>
-      <w:r>
-        <w:rPr>
-          <w:rFonts w:hint="eastAsia"/>
-        </w:rPr>
-        <w:t>}</w:t>
-      </w:r>
-    </w:p>
-    <w:p>
-      <w:pPr>
-        <w:pStyle w:val="5"/>
-      </w:pPr>
-      <w:r>
-        <w:rPr>
-          <w:rFonts w:hint="eastAsia"/>
-        </w:rPr>
-        <w:t>SCSI</w:t>
-      </w:r>
-      <w:r>
-        <w:rPr>
-          <w:rFonts w:hint="eastAsia"/>
-        </w:rPr>
-        <w:t>中间层</w:t>
-      </w:r>
-      <w:r>
-        <w:rPr>
-          <w:rFonts w:hint="eastAsia"/>
-        </w:rPr>
-        <w:t>--&gt; SCSI</w:t>
-      </w:r>
-      <w:r>
-        <w:rPr>
-          <w:rFonts w:hint="eastAsia"/>
-        </w:rPr>
-        <w:t>低层</w:t>
-      </w:r>
-    </w:p>
-    <w:p>
-      <w:pPr>
-        <w:ind w:firstLine="420"/>
-      </w:pPr>
-      <w:r>
-        <w:rPr>
-          <w:rFonts w:hint="eastAsia"/>
-        </w:rPr>
-        <w:t>SCSI</w:t>
-      </w:r>
-      <w:r>
-        <w:rPr>
-          <w:rFonts w:hint="eastAsia"/>
-        </w:rPr>
-        <w:t>中间层收到</w:t>
-      </w:r>
-      <w:proofErr w:type="gramStart"/>
-      <w:r>
-        <w:rPr>
-          <w:rFonts w:hint="eastAsia"/>
-        </w:rPr>
-        <w:t>块设备层发</w:t>
-      </w:r>
-      <w:proofErr w:type="gramEnd"/>
-      <w:r>
-        <w:rPr>
-          <w:rFonts w:hint="eastAsia"/>
-        </w:rPr>
-        <w:t>下来的</w:t>
-      </w:r>
-      <w:proofErr w:type="spellStart"/>
-      <w:r>
-        <w:rPr>
-          <w:rFonts w:hint="eastAsia"/>
-        </w:rPr>
-        <w:t>scsi_cmnd</w:t>
-      </w:r>
-      <w:proofErr w:type="spellEnd"/>
-      <w:r>
-        <w:rPr>
-          <w:rFonts w:hint="eastAsia"/>
-        </w:rPr>
-        <w:t>命令后，中间层作自己处理后，然后再将该命令继续往下传递，接下来该命令到了</w:t>
-      </w:r>
-      <w:proofErr w:type="spellStart"/>
-      <w:r>
-        <w:rPr>
-          <w:rFonts w:hint="eastAsia"/>
-        </w:rPr>
-        <w:t>scsi</w:t>
-      </w:r>
-      <w:proofErr w:type="spellEnd"/>
-      <w:r>
-        <w:rPr>
-          <w:rFonts w:hint="eastAsia"/>
-        </w:rPr>
-        <w:t>底层，而传递的接口是</w:t>
-      </w:r>
-      <w:r>
-        <w:rPr>
-          <w:rFonts w:hint="eastAsia"/>
-        </w:rPr>
-        <w:t xml:space="preserve"> </w:t>
-      </w:r>
-      <w:proofErr w:type="spellStart"/>
-      <w:r>
-        <w:rPr>
-          <w:rFonts w:hint="eastAsia"/>
-        </w:rPr>
-        <w:t>queuecommand</w:t>
-      </w:r>
-      <w:proofErr w:type="spellEnd"/>
-      <w:r>
-        <w:rPr>
-          <w:rFonts w:hint="eastAsia"/>
-        </w:rPr>
-        <w:t>()</w:t>
-      </w:r>
-    </w:p>
-    <w:p>
-      <w:pPr>
-        <w:ind w:firstLine="420"/>
-      </w:pPr>
-      <w:r>
-        <w:rPr>
-          <w:rFonts w:hint="eastAsia"/>
-        </w:rPr>
-        <w:t xml:space="preserve">static int </w:t>
-      </w:r>
-      <w:proofErr w:type="spellStart"/>
-      <w:r>
-        <w:rPr>
-          <w:rFonts w:hint="eastAsia"/>
-        </w:rPr>
-        <w:t>scsi_dispatch_</w:t>
-      </w:r>
-      <w:proofErr w:type="gramStart"/>
-      <w:r>
-        <w:rPr>
-          <w:rFonts w:hint="eastAsia"/>
-        </w:rPr>
-        <w:t>cmd</w:t>
-      </w:r>
-      <w:proofErr w:type="spellEnd"/>
-      <w:r>
-        <w:rPr>
-          <w:rFonts w:hint="eastAsia"/>
-        </w:rPr>
-        <w:t>(</w:t>
-      </w:r>
-      <w:proofErr w:type="gramEnd"/>
-      <w:r>
-        <w:rPr>
-          <w:rFonts w:hint="eastAsia"/>
-        </w:rPr>
-        <w:t xml:space="preserve">struct </w:t>
-      </w:r>
-      <w:proofErr w:type="spellStart"/>
-      <w:r>
-        <w:rPr>
-          <w:rFonts w:hint="eastAsia"/>
-        </w:rPr>
-        <w:t>scsi_cmnd</w:t>
-      </w:r>
-      <w:proofErr w:type="spellEnd"/>
-      <w:r>
-        <w:rPr>
-          <w:rFonts w:hint="eastAsia"/>
-        </w:rPr>
-        <w:t xml:space="preserve"> *</w:t>
-      </w:r>
-      <w:proofErr w:type="spellStart"/>
-      <w:proofErr w:type="gramStart"/>
-      <w:r>
-        <w:rPr>
-          <w:rFonts w:hint="eastAsia"/>
-        </w:rPr>
-        <w:t>cmd</w:t>
-      </w:r>
-      <w:proofErr w:type="spellEnd"/>
-      <w:r>
-        <w:rPr>
-          <w:rFonts w:hint="eastAsia"/>
-        </w:rPr>
-        <w:t>) {</w:t>
-      </w:r>
-      <w:proofErr w:type="gramEnd"/>
-    </w:p>
-    <w:p>
-      <w:pPr>
-        <w:ind w:firstLine="420"/>
-      </w:pPr>
-      <w:r>
-        <w:rPr>
-          <w:rFonts w:hint="eastAsia"/>
-        </w:rPr>
-        <w:t xml:space="preserve">    ......</w:t>
-      </w:r>
-    </w:p>
-    <w:p>
-      <w:pPr>
-        <w:ind w:firstLine="420"/>
-      </w:pPr>
-      <w:r>
-        <w:rPr>
-          <w:rFonts w:hint="eastAsia"/>
-        </w:rPr>
-        <w:t xml:space="preserve">    </w:t>
-      </w:r>
-      <w:proofErr w:type="spellStart"/>
-      <w:r>
-        <w:rPr>
-          <w:rFonts w:hint="eastAsia"/>
-        </w:rPr>
-        <w:t>rtn</w:t>
-      </w:r>
-      <w:proofErr w:type="spellEnd"/>
-      <w:r>
-        <w:rPr>
-          <w:rFonts w:hint="eastAsia"/>
-        </w:rPr>
-        <w:t xml:space="preserve"> = host-&gt;</w:t>
-      </w:r>
-      <w:proofErr w:type="spellStart"/>
-      <w:r>
-        <w:rPr>
-          <w:rFonts w:hint="eastAsia"/>
-        </w:rPr>
-        <w:t>hostt</w:t>
-      </w:r>
-      <w:proofErr w:type="spellEnd"/>
-      <w:r>
-        <w:rPr>
-          <w:rFonts w:hint="eastAsia"/>
-        </w:rPr>
-        <w:t>-&gt;</w:t>
-      </w:r>
-      <w:proofErr w:type="spellStart"/>
-      <w:proofErr w:type="gramStart"/>
-      <w:r>
-        <w:rPr>
-          <w:rFonts w:hint="eastAsia"/>
-        </w:rPr>
-        <w:t>queuecommand</w:t>
-      </w:r>
-      <w:proofErr w:type="spellEnd"/>
-      <w:r>
-        <w:rPr>
-          <w:rFonts w:hint="eastAsia"/>
-        </w:rPr>
-        <w:t>(</w:t>
-      </w:r>
-      <w:proofErr w:type="gramEnd"/>
-      <w:r>
-        <w:rPr>
-          <w:rFonts w:hint="eastAsia"/>
-        </w:rPr>
-        <w:t xml:space="preserve">host, </w:t>
-      </w:r>
-      <w:proofErr w:type="spellStart"/>
-      <w:r>
-        <w:rPr>
-          <w:rFonts w:hint="eastAsia"/>
-        </w:rPr>
-        <w:t>cmd</w:t>
-      </w:r>
-      <w:proofErr w:type="spellEnd"/>
-      <w:proofErr w:type="gramStart"/>
-      <w:r>
-        <w:rPr>
-          <w:rFonts w:hint="eastAsia"/>
-        </w:rPr>
-        <w:t>);</w:t>
-      </w:r>
-      <w:proofErr w:type="gramEnd"/>
     </w:p>
     <w:p>
       <w:pPr>
@@ -2850,35 +2558,7 @@
         <w:rPr>
           <w:rFonts w:hint="eastAsia"/>
         </w:rPr>
-        <w:t>。通常情况下来说，错误应该交给硬件层面去处理。如果设备控制</w:t>
-      </w:r>
-      <w:proofErr w:type="gramStart"/>
-      <w:r>
-        <w:rPr>
-          <w:rFonts w:hint="eastAsia"/>
-        </w:rPr>
-        <w:t>器发现了读错误</w:t>
-      </w:r>
-      <w:proofErr w:type="gramEnd"/>
-      <w:r>
-        <w:rPr>
-          <w:rFonts w:hint="eastAsia"/>
-        </w:rPr>
-        <w:t>的话，它会尽可能的去修复这个错误。如果设备控制器处理不了这个问题，那么设备驱动程序应该进行处理，设备驱动程序会再次尝试读取操作，很多错误都是偶然性的，如果设备驱动程序无法处理这个错误，才会把错误向上抛到硬件层面（上层）进行处理，很多时候，上层并不需要知道下层是如何解决错误的。这就很像项目经理不用把每个决定都告诉老板；程序员不用把每行代码如何</w:t>
-      </w:r>
-      <w:proofErr w:type="gramStart"/>
-      <w:r>
-        <w:rPr>
-          <w:rFonts w:hint="eastAsia"/>
-        </w:rPr>
-        <w:t>写告诉</w:t>
-      </w:r>
-      <w:proofErr w:type="gramEnd"/>
-      <w:r>
-        <w:rPr>
-          <w:rFonts w:hint="eastAsia"/>
-        </w:rPr>
-        <w:t>项目经理。这种处理方式不够透明。</w:t>
+        <w:t>。通常情况下来说，错误应该交给硬件层面去处理。如果设备控制器发现了读错误的话，它会尽可能的去修复这个错误。如果设备控制器处理不了这个问题，那么设备驱动程序应该进行处理，设备驱动程序会再次尝试读取操作，很多错误都是偶然性的，如果设备驱动程序无法处理这个错误，才会把错误向上抛到硬件层面（上层）进行处理，很多时候，上层并不需要知道下层是如何解决错误的。这就很像项目经理不用把每个决定都告诉老板；程序员不用把每行代码如何写告诉项目经理。这种处理方式不够透明。</w:t>
       </w:r>
     </w:p>
     <w:p>
@@ -2971,21 +2651,7 @@
         <w:rPr>
           <w:rFonts w:hint="eastAsia"/>
         </w:rPr>
-        <w:t>传输。这里先说一下同步和</w:t>
-      </w:r>
-      <w:proofErr w:type="gramStart"/>
-      <w:r>
-        <w:rPr>
-          <w:rFonts w:hint="eastAsia"/>
-        </w:rPr>
-        <w:t>异步是</w:t>
-      </w:r>
-      <w:proofErr w:type="gramEnd"/>
-      <w:r>
-        <w:rPr>
-          <w:rFonts w:hint="eastAsia"/>
-        </w:rPr>
-        <w:t>怎么回事吧。</w:t>
+        <w:t>传输。这里先说一下同步和异步是怎么回事吧。</w:t>
       </w:r>
     </w:p>
     <w:p>
@@ -4008,21 +3674,7 @@
         <w:rPr>
           <w:rFonts w:hint="eastAsia"/>
         </w:rPr>
-        <w:t>模块</w:t>
-      </w:r>
-      <w:proofErr w:type="gramStart"/>
-      <w:r>
-        <w:rPr>
-          <w:rFonts w:hint="eastAsia"/>
-        </w:rPr>
-        <w:t>间数据</w:t>
-      </w:r>
-      <w:proofErr w:type="gramEnd"/>
-      <w:r>
-        <w:rPr>
-          <w:rFonts w:hint="eastAsia"/>
-        </w:rPr>
-        <w:t>传输的效率问题。</w:t>
+        <w:t>模块间数据传输的效率问题。</w:t>
       </w:r>
     </w:p>
     <w:p>
@@ -4511,21 +4163,7 @@
         <w:rPr>
           <w:rFonts w:hint="eastAsia"/>
         </w:rPr>
-        <w:t>服务器进程通过系统调用取得资源，并将其复制</w:t>
-      </w:r>
-      <w:proofErr w:type="gramStart"/>
-      <w:r>
-        <w:rPr>
-          <w:rFonts w:hint="eastAsia"/>
-        </w:rPr>
-        <w:t>到进程</w:t>
-      </w:r>
-      <w:proofErr w:type="gramEnd"/>
-      <w:r>
-        <w:rPr>
-          <w:rFonts w:hint="eastAsia"/>
-        </w:rPr>
-        <w:t>自己的缓冲区中</w:t>
+        <w:t>服务器进程通过系统调用取得资源，并将其复制到进程自己的缓冲区中</w:t>
       </w:r>
     </w:p>
     <w:p>
@@ -4877,21 +4515,7 @@
         <w:rPr>
           <w:rFonts w:hint="eastAsia"/>
         </w:rPr>
-        <w:t>：操作对象是内存（</w:t>
-      </w:r>
-      <w:proofErr w:type="gramStart"/>
-      <w:r>
-        <w:rPr>
-          <w:rFonts w:hint="eastAsia"/>
-        </w:rPr>
-        <w:t>如进程</w:t>
-      </w:r>
-      <w:proofErr w:type="gramEnd"/>
-      <w:r>
-        <w:rPr>
-          <w:rFonts w:hint="eastAsia"/>
-        </w:rPr>
-        <w:t>地址空间、共享内存、内核缓冲区），数据传输不涉及外部设备，速度最快（纳秒级）。</w:t>
+        <w:t>：操作对象是内存（如进程地址空间、共享内存、内核缓冲区），数据传输不涉及外部设备，速度最快（纳秒级）。</w:t>
       </w:r>
     </w:p>
     <w:p>
@@ -4910,19 +4534,11 @@
         </w:rPr>
         <w:t xml:space="preserve"> / </w:t>
       </w:r>
-      <w:proofErr w:type="gramStart"/>
-      <w:r>
-        <w:rPr>
-          <w:rFonts w:hint="eastAsia"/>
-        </w:rPr>
-        <w:t>栈</w:t>
-      </w:r>
-      <w:proofErr w:type="gramEnd"/>
-      <w:r>
-        <w:rPr>
-          <w:rFonts w:hint="eastAsia"/>
-        </w:rPr>
-        <w:t>内存、通过</w:t>
+      <w:r>
+        <w:rPr>
+          <w:rFonts w:hint="eastAsia"/>
+        </w:rPr>
+        <w:t>栈内存、通过</w:t>
       </w:r>
       <w:proofErr w:type="spellStart"/>
       <w:r>
@@ -4992,21 +4608,7 @@
         <w:rPr>
           <w:rFonts w:hint="eastAsia"/>
         </w:rPr>
-        <w:t>盘等），数据传输涉及磁盘控制器和物理存储介质，速度较慢（</w:t>
-      </w:r>
-      <w:proofErr w:type="gramStart"/>
-      <w:r>
-        <w:rPr>
-          <w:rFonts w:hint="eastAsia"/>
-        </w:rPr>
-        <w:t>微秒到毫秒</w:t>
-      </w:r>
-      <w:proofErr w:type="gramEnd"/>
-      <w:r>
-        <w:rPr>
-          <w:rFonts w:hint="eastAsia"/>
-        </w:rPr>
-        <w:t>级）。</w:t>
+        <w:t>盘等），数据传输涉及磁盘控制器和物理存储介质，速度较慢（微秒到毫秒级）。</w:t>
       </w:r>
     </w:p>
     <w:p>
@@ -5087,21 +4689,7 @@
         <w:rPr>
           <w:rFonts w:hint="eastAsia"/>
         </w:rPr>
-        <w:t>）在不同主机间进行，速度受网络带宽和延迟限制（</w:t>
-      </w:r>
-      <w:proofErr w:type="gramStart"/>
-      <w:r>
-        <w:rPr>
-          <w:rFonts w:hint="eastAsia"/>
-        </w:rPr>
-        <w:t>毫秒到</w:t>
-      </w:r>
-      <w:proofErr w:type="gramEnd"/>
-      <w:r>
-        <w:rPr>
-          <w:rFonts w:hint="eastAsia"/>
-        </w:rPr>
-        <w:t>秒级）。</w:t>
+        <w:t>）在不同主机间进行，速度受网络带宽和延迟限制（毫秒到秒级）。</w:t>
       </w:r>
     </w:p>
     <w:p>
@@ -5514,21 +5102,7 @@
         <w:rPr>
           <w:rFonts w:hint="eastAsia"/>
         </w:rPr>
-        <w:t>系统调用将文件内容映射</w:t>
-      </w:r>
-      <w:proofErr w:type="gramStart"/>
-      <w:r>
-        <w:rPr>
-          <w:rFonts w:hint="eastAsia"/>
-        </w:rPr>
-        <w:t>到进程</w:t>
-      </w:r>
-      <w:proofErr w:type="gramEnd"/>
-      <w:r>
-        <w:rPr>
-          <w:rFonts w:hint="eastAsia"/>
-        </w:rPr>
-        <w:t>的虚拟地址空间，用户进程可直接通过内存指针读写文件，无需显式</w:t>
+        <w:t>系统调用将文件内容映射到进程的虚拟地址空间，用户进程可直接通过内存指针读写文件，无需显式</w:t>
       </w:r>
       <w:r>
         <w:rPr>
@@ -5782,21 +5356,7 @@
         <w:rPr>
           <w:rFonts w:hint="eastAsia"/>
         </w:rPr>
-        <w:t>就绪的通知方式分类，是网络编程中</w:t>
-      </w:r>
-      <w:proofErr w:type="gramStart"/>
-      <w:r>
-        <w:rPr>
-          <w:rFonts w:hint="eastAsia"/>
-        </w:rPr>
-        <w:t>最</w:t>
-      </w:r>
-      <w:proofErr w:type="gramEnd"/>
-      <w:r>
-        <w:rPr>
-          <w:rFonts w:hint="eastAsia"/>
-        </w:rPr>
-        <w:t>核心的</w:t>
+        <w:t>就绪的通知方式分类，是网络编程中最核心的</w:t>
       </w:r>
       <w:r>
         <w:rPr>
@@ -5958,21 +5518,7 @@
         <w:rPr>
           <w:rFonts w:hint="eastAsia"/>
         </w:rPr>
-        <w:t>操作后，</w:t>
-      </w:r>
-      <w:proofErr w:type="gramStart"/>
-      <w:r>
-        <w:rPr>
-          <w:rFonts w:hint="eastAsia"/>
-        </w:rPr>
-        <w:t>若数据未</w:t>
-      </w:r>
-      <w:proofErr w:type="gramEnd"/>
-      <w:r>
-        <w:rPr>
-          <w:rFonts w:hint="eastAsia"/>
-        </w:rPr>
-        <w:t>就绪，立即返回错误（</w:t>
+        <w:t>操作后，若数据未就绪，立即返回错误（</w:t>
       </w:r>
       <w:r>
         <w:rPr>
@@ -6722,13 +6268,8 @@
       <w:pPr>
         <w:ind w:firstLine="420"/>
       </w:pPr>
-      <w:proofErr w:type="gramStart"/>
-      <w:r>
-        <w:t>#include</w:t>
-      </w:r>
-      <w:proofErr w:type="gramEnd"/>
-      <w:r>
-        <w:t xml:space="preserve"> &lt;sys/</w:t>
+      <w:r>
+        <w:t>#include &lt;sys/</w:t>
       </w:r>
       <w:proofErr w:type="spellStart"/>
       <w:r>
@@ -6752,56 +6293,37 @@
         <w:t xml:space="preserve"> </w:t>
       </w:r>
       <w:proofErr w:type="spellStart"/>
-      <w:proofErr w:type="gramStart"/>
       <w:r>
         <w:t>recv</w:t>
       </w:r>
       <w:proofErr w:type="spellEnd"/>
       <w:r>
-        <w:t>(</w:t>
-      </w:r>
-      <w:proofErr w:type="gramEnd"/>
-      <w:r>
-        <w:t xml:space="preserve">int </w:t>
-      </w:r>
-      <w:proofErr w:type="spellStart"/>
-      <w:proofErr w:type="gramStart"/>
+        <w:t xml:space="preserve">(int </w:t>
+      </w:r>
+      <w:proofErr w:type="spellStart"/>
       <w:r>
         <w:t>fd,void</w:t>
       </w:r>
       <w:proofErr w:type="spellEnd"/>
-      <w:proofErr w:type="gramEnd"/>
       <w:r>
         <w:t xml:space="preserve">* </w:t>
       </w:r>
       <w:proofErr w:type="spellStart"/>
-      <w:proofErr w:type="gramStart"/>
-      <w:r>
-        <w:t>buf,size</w:t>
-      </w:r>
-      <w:proofErr w:type="gramEnd"/>
-      <w:r>
-        <w:t>_t</w:t>
+      <w:r>
+        <w:t>buf,size_t</w:t>
       </w:r>
       <w:proofErr w:type="spellEnd"/>
       <w:r>
         <w:t xml:space="preserve"> </w:t>
       </w:r>
       <w:proofErr w:type="spellStart"/>
-      <w:proofErr w:type="gramStart"/>
       <w:r>
         <w:t>len,int</w:t>
       </w:r>
       <w:proofErr w:type="spellEnd"/>
-      <w:proofErr w:type="gramEnd"/>
-      <w:r>
-        <w:t xml:space="preserve"> flags</w:t>
-      </w:r>
-      <w:proofErr w:type="gramStart"/>
-      <w:r>
-        <w:t>);</w:t>
-      </w:r>
-      <w:proofErr w:type="gramEnd"/>
+      <w:r>
+        <w:t xml:space="preserve"> flags);</w:t>
+      </w:r>
     </w:p>
     <w:p>
       <w:r>
@@ -7240,13 +6762,8 @@
       <w:pPr>
         <w:ind w:firstLine="420"/>
       </w:pPr>
-      <w:proofErr w:type="gramStart"/>
-      <w:r>
-        <w:t>#include</w:t>
-      </w:r>
-      <w:proofErr w:type="gramEnd"/>
-      <w:r>
-        <w:t xml:space="preserve"> &lt;sys/</w:t>
+      <w:r>
+        <w:t>#include &lt;sys/</w:t>
       </w:r>
       <w:proofErr w:type="spellStart"/>
       <w:r>
@@ -7267,54 +6784,32 @@
       </w:r>
       <w:proofErr w:type="spellEnd"/>
       <w:r>
+        <w:t xml:space="preserve"> send(int </w:t>
+      </w:r>
+      <w:proofErr w:type="spellStart"/>
+      <w:r>
+        <w:t>fd,const</w:t>
+      </w:r>
+      <w:proofErr w:type="spellEnd"/>
+      <w:r>
+        <w:t xml:space="preserve"> void* </w:t>
+      </w:r>
+      <w:proofErr w:type="spellStart"/>
+      <w:r>
+        <w:t>buf,size_t</w:t>
+      </w:r>
+      <w:proofErr w:type="spellEnd"/>
+      <w:r>
         <w:t xml:space="preserve"> </w:t>
       </w:r>
-      <w:proofErr w:type="gramStart"/>
-      <w:r>
-        <w:t>send(</w:t>
-      </w:r>
-      <w:proofErr w:type="gramEnd"/>
-      <w:r>
-        <w:t xml:space="preserve">int </w:t>
-      </w:r>
-      <w:proofErr w:type="spellStart"/>
-      <w:proofErr w:type="gramStart"/>
-      <w:r>
-        <w:t>fd,const</w:t>
-      </w:r>
-      <w:proofErr w:type="spellEnd"/>
-      <w:proofErr w:type="gramEnd"/>
-      <w:r>
-        <w:t xml:space="preserve"> void* </w:t>
-      </w:r>
-      <w:proofErr w:type="spellStart"/>
-      <w:proofErr w:type="gramStart"/>
-      <w:r>
-        <w:t>buf,size</w:t>
-      </w:r>
-      <w:proofErr w:type="gramEnd"/>
-      <w:r>
-        <w:t>_t</w:t>
-      </w:r>
-      <w:proofErr w:type="spellEnd"/>
-      <w:r>
-        <w:t xml:space="preserve"> </w:t>
-      </w:r>
-      <w:proofErr w:type="spellStart"/>
-      <w:proofErr w:type="gramStart"/>
+      <w:proofErr w:type="spellStart"/>
       <w:r>
         <w:t>len,int</w:t>
       </w:r>
       <w:proofErr w:type="spellEnd"/>
-      <w:proofErr w:type="gramEnd"/>
-      <w:r>
-        <w:t xml:space="preserve"> flags</w:t>
-      </w:r>
-      <w:proofErr w:type="gramStart"/>
-      <w:r>
-        <w:t>);</w:t>
-      </w:r>
-      <w:proofErr w:type="gramEnd"/>
+      <w:r>
+        <w:t xml:space="preserve"> flags);</w:t>
+      </w:r>
     </w:p>
     <w:p>
       <w:pPr>
@@ -7434,7 +6929,7 @@
           <w:noProof/>
         </w:rPr>
         <w:drawing>
-          <wp:inline distT="0" distB="0" distL="0" distR="0" wp14:anchorId="5E3B57C3" wp14:editId="6D5B4F70">
+          <wp:inline distT="0" distB="0" distL="0" distR="0" wp14:anchorId="5E3B57C3" wp14:editId="13B651B9">
             <wp:extent cx="4133850" cy="1176020"/>
             <wp:effectExtent l="0" t="0" r="0" b="5080"/>
             <wp:docPr id="1" name="图片 1"/>
@@ -7527,25 +7022,18 @@
         <w:t xml:space="preserve"> </w:t>
       </w:r>
       <w:proofErr w:type="spellStart"/>
-      <w:proofErr w:type="gramStart"/>
       <w:r>
         <w:t>readv</w:t>
       </w:r>
       <w:proofErr w:type="spellEnd"/>
       <w:r>
-        <w:t>(</w:t>
-      </w:r>
-      <w:proofErr w:type="gramEnd"/>
-      <w:r>
-        <w:t xml:space="preserve">int </w:t>
-      </w:r>
-      <w:proofErr w:type="spellStart"/>
-      <w:proofErr w:type="gramStart"/>
+        <w:t xml:space="preserve">(int </w:t>
+      </w:r>
+      <w:proofErr w:type="spellStart"/>
       <w:r>
         <w:t>fd,struct</w:t>
       </w:r>
       <w:proofErr w:type="spellEnd"/>
-      <w:proofErr w:type="gramEnd"/>
       <w:r>
         <w:t xml:space="preserve"> </w:t>
       </w:r>
@@ -7558,20 +7046,13 @@
         <w:t xml:space="preserve">* </w:t>
       </w:r>
       <w:proofErr w:type="spellStart"/>
-      <w:proofErr w:type="gramStart"/>
       <w:r>
         <w:t>vector,int</w:t>
       </w:r>
       <w:proofErr w:type="spellEnd"/>
-      <w:proofErr w:type="gramEnd"/>
-      <w:r>
-        <w:t xml:space="preserve"> count</w:t>
-      </w:r>
-      <w:proofErr w:type="gramStart"/>
-      <w:r>
-        <w:t>);</w:t>
-      </w:r>
-      <w:proofErr w:type="gramEnd"/>
+      <w:r>
+        <w:t xml:space="preserve"> count);</w:t>
+      </w:r>
     </w:p>
     <w:p>
       <w:pPr>
@@ -7586,25 +7067,18 @@
         <w:t xml:space="preserve"> </w:t>
       </w:r>
       <w:proofErr w:type="spellStart"/>
-      <w:proofErr w:type="gramStart"/>
       <w:r>
         <w:t>writev</w:t>
       </w:r>
       <w:proofErr w:type="spellEnd"/>
       <w:r>
-        <w:t>(</w:t>
-      </w:r>
-      <w:proofErr w:type="gramEnd"/>
-      <w:r>
-        <w:t xml:space="preserve">int </w:t>
-      </w:r>
-      <w:proofErr w:type="spellStart"/>
-      <w:proofErr w:type="gramStart"/>
+        <w:t xml:space="preserve">(int </w:t>
+      </w:r>
+      <w:proofErr w:type="spellStart"/>
       <w:r>
         <w:t>fd,const</w:t>
       </w:r>
       <w:proofErr w:type="spellEnd"/>
-      <w:proofErr w:type="gramEnd"/>
       <w:r>
         <w:t xml:space="preserve"> struct </w:t>
       </w:r>
@@ -7617,20 +7091,13 @@
         <w:t xml:space="preserve">* </w:t>
       </w:r>
       <w:proofErr w:type="spellStart"/>
-      <w:proofErr w:type="gramStart"/>
       <w:r>
         <w:t>vector,int</w:t>
       </w:r>
       <w:proofErr w:type="spellEnd"/>
-      <w:proofErr w:type="gramEnd"/>
-      <w:r>
-        <w:t xml:space="preserve"> count</w:t>
-      </w:r>
-      <w:proofErr w:type="gramStart"/>
-      <w:r>
-        <w:t>);</w:t>
-      </w:r>
-      <w:proofErr w:type="gramEnd"/>
+      <w:r>
+        <w:t xml:space="preserve"> count);</w:t>
+      </w:r>
     </w:p>
     <w:p>
       <w:pPr>
@@ -7665,7 +7132,6 @@
         <w:t xml:space="preserve">struct </w:t>
       </w:r>
       <w:proofErr w:type="spellStart"/>
-      <w:proofErr w:type="gramStart"/>
       <w:r>
         <w:t>iovec</w:t>
       </w:r>
@@ -7673,7 +7139,6 @@
       <w:r>
         <w:t>{</w:t>
       </w:r>
-      <w:proofErr w:type="gramEnd"/>
     </w:p>
     <w:p>
       <w:pPr>
@@ -7728,11 +7193,9 @@
       <w:pPr>
         <w:ind w:leftChars="200" w:left="480"/>
       </w:pPr>
-      <w:proofErr w:type="gramStart"/>
       <w:r>
         <w:t>};</w:t>
       </w:r>
-      <w:proofErr w:type="gramEnd"/>
     </w:p>
     <w:p>
       <w:pPr>
@@ -7812,13 +7275,8 @@
       <w:pPr>
         <w:ind w:firstLine="420"/>
       </w:pPr>
-      <w:proofErr w:type="gramStart"/>
-      <w:r>
-        <w:t>#include</w:t>
-      </w:r>
-      <w:proofErr w:type="gramEnd"/>
-      <w:r>
-        <w:t xml:space="preserve"> &lt;sys/</w:t>
+      <w:r>
+        <w:t>#include &lt;sys/</w:t>
       </w:r>
       <w:proofErr w:type="spellStart"/>
       <w:r>
@@ -7842,25 +7300,18 @@
         <w:t xml:space="preserve"> </w:t>
       </w:r>
       <w:proofErr w:type="spellStart"/>
-      <w:proofErr w:type="gramStart"/>
       <w:r>
         <w:t>recvmsg</w:t>
       </w:r>
       <w:proofErr w:type="spellEnd"/>
       <w:r>
-        <w:t>(</w:t>
-      </w:r>
-      <w:proofErr w:type="gramEnd"/>
-      <w:r>
-        <w:t xml:space="preserve">int </w:t>
-      </w:r>
-      <w:proofErr w:type="spellStart"/>
-      <w:proofErr w:type="gramStart"/>
+        <w:t xml:space="preserve">(int </w:t>
+      </w:r>
+      <w:proofErr w:type="spellStart"/>
       <w:r>
         <w:t>fd,struct</w:t>
       </w:r>
       <w:proofErr w:type="spellEnd"/>
-      <w:proofErr w:type="gramEnd"/>
       <w:r>
         <w:t xml:space="preserve"> </w:t>
       </w:r>
@@ -7873,20 +7324,13 @@
         <w:t xml:space="preserve">* </w:t>
       </w:r>
       <w:proofErr w:type="spellStart"/>
-      <w:proofErr w:type="gramStart"/>
       <w:r>
         <w:t>msg,int</w:t>
       </w:r>
       <w:proofErr w:type="spellEnd"/>
-      <w:proofErr w:type="gramEnd"/>
-      <w:r>
-        <w:t xml:space="preserve"> flags</w:t>
-      </w:r>
-      <w:proofErr w:type="gramStart"/>
-      <w:r>
-        <w:t>);</w:t>
-      </w:r>
-      <w:proofErr w:type="gramEnd"/>
+      <w:r>
+        <w:t xml:space="preserve"> flags);</w:t>
+      </w:r>
     </w:p>
     <w:p>
       <w:pPr>
@@ -7907,25 +7351,18 @@
         <w:t xml:space="preserve"> </w:t>
       </w:r>
       <w:proofErr w:type="spellStart"/>
-      <w:proofErr w:type="gramStart"/>
       <w:r>
         <w:t>sendmsg</w:t>
       </w:r>
       <w:proofErr w:type="spellEnd"/>
       <w:r>
-        <w:t>(</w:t>
-      </w:r>
-      <w:proofErr w:type="gramEnd"/>
-      <w:r>
-        <w:t xml:space="preserve">int </w:t>
-      </w:r>
-      <w:proofErr w:type="spellStart"/>
-      <w:proofErr w:type="gramStart"/>
+        <w:t xml:space="preserve">(int </w:t>
+      </w:r>
+      <w:proofErr w:type="spellStart"/>
       <w:r>
         <w:t>fd,struct</w:t>
       </w:r>
       <w:proofErr w:type="spellEnd"/>
-      <w:proofErr w:type="gramEnd"/>
       <w:r>
         <w:t xml:space="preserve"> </w:t>
       </w:r>
@@ -7938,20 +7375,13 @@
         <w:t xml:space="preserve">* </w:t>
       </w:r>
       <w:proofErr w:type="spellStart"/>
-      <w:proofErr w:type="gramStart"/>
       <w:r>
         <w:t>msg,int</w:t>
       </w:r>
       <w:proofErr w:type="spellEnd"/>
-      <w:proofErr w:type="gramEnd"/>
-      <w:r>
-        <w:t xml:space="preserve"> flags</w:t>
-      </w:r>
-      <w:proofErr w:type="gramStart"/>
-      <w:r>
-        <w:t>);</w:t>
-      </w:r>
-      <w:proofErr w:type="gramEnd"/>
+      <w:r>
+        <w:t xml:space="preserve"> flags);</w:t>
+      </w:r>
     </w:p>
     <w:p>
       <w:pPr>
@@ -8090,51 +7520,505 @@
     <w:p>
       <w:r>
         <w:tab/>
+        <w:t xml:space="preserve">int pipe(int </w:t>
+      </w:r>
+      <w:proofErr w:type="spellStart"/>
+      <w:r>
+        <w:t>fd</w:t>
+      </w:r>
+      <w:proofErr w:type="spellEnd"/>
+      <w:r>
+        <w:t>[2]);</w:t>
+      </w:r>
+    </w:p>
+    <w:p>
+      <w:r>
+        <w:tab/>
+      </w:r>
+      <w:r>
+        <w:rPr>
+          <w:rFonts w:hint="eastAsia"/>
+        </w:rPr>
+        <w:t>使用</w:t>
+      </w:r>
+      <w:r>
+        <w:rPr>
+          <w:rFonts w:hint="eastAsia"/>
+        </w:rPr>
+        <w:t>pipe</w:t>
+      </w:r>
+      <w:r>
+        <w:t>()</w:t>
+      </w:r>
+      <w:r>
+        <w:rPr>
+          <w:rFonts w:hint="eastAsia"/>
+        </w:rPr>
+        <w:t>函数需要注意的事项：</w:t>
+      </w:r>
+    </w:p>
+    <w:p>
+      <w:r>
+        <w:tab/>
+      </w:r>
+      <w:proofErr w:type="spellStart"/>
+      <w:r>
+        <w:rPr>
+          <w:rFonts w:hint="eastAsia"/>
+        </w:rPr>
+        <w:t>fd</w:t>
+      </w:r>
+      <w:proofErr w:type="spellEnd"/>
+      <w:r>
+        <w:t>[0]</w:t>
+      </w:r>
+      <w:r>
+        <w:rPr>
+          <w:rFonts w:hint="eastAsia"/>
+        </w:rPr>
+        <w:t>用于读取数据，</w:t>
+      </w:r>
+      <w:proofErr w:type="spellStart"/>
+      <w:r>
+        <w:rPr>
+          <w:rFonts w:hint="eastAsia"/>
+        </w:rPr>
+        <w:t>fd</w:t>
+      </w:r>
+      <w:proofErr w:type="spellEnd"/>
+      <w:r>
+        <w:t>[1]</w:t>
+      </w:r>
+      <w:r>
+        <w:rPr>
+          <w:rFonts w:hint="eastAsia"/>
+        </w:rPr>
+        <w:t>用于写数据</w:t>
+      </w:r>
+    </w:p>
+    <w:p>
+      <w:pPr>
+        <w:rPr>
+          <w:color w:val="FF0000"/>
+        </w:rPr>
+      </w:pPr>
+      <w:r>
+        <w:rPr>
+          <w:color w:val="FF0000"/>
+        </w:rPr>
+        <w:tab/>
+      </w:r>
+      <w:proofErr w:type="spellStart"/>
+      <w:r>
+        <w:rPr>
+          <w:color w:val="FF0000"/>
+        </w:rPr>
+        <w:t>f</w:t>
+      </w:r>
+      <w:r>
+        <w:rPr>
+          <w:rFonts w:hint="eastAsia"/>
+          <w:color w:val="FF0000"/>
+        </w:rPr>
+        <w:t>d</w:t>
+      </w:r>
+      <w:proofErr w:type="spellEnd"/>
+      <w:r>
+        <w:rPr>
+          <w:color w:val="FF0000"/>
+        </w:rPr>
+        <w:t>[0]</w:t>
+      </w:r>
+      <w:r>
+        <w:rPr>
+          <w:rFonts w:hint="eastAsia"/>
+          <w:color w:val="FF0000"/>
+        </w:rPr>
+        <w:t>和</w:t>
+      </w:r>
+      <w:proofErr w:type="spellStart"/>
+      <w:r>
+        <w:rPr>
+          <w:rFonts w:hint="eastAsia"/>
+          <w:color w:val="FF0000"/>
+        </w:rPr>
+        <w:t>fd</w:t>
+      </w:r>
+      <w:proofErr w:type="spellEnd"/>
+      <w:r>
+        <w:rPr>
+          <w:color w:val="FF0000"/>
+        </w:rPr>
+        <w:t>[1]</w:t>
+      </w:r>
+      <w:r>
+        <w:rPr>
+          <w:rFonts w:hint="eastAsia"/>
+          <w:color w:val="FF0000"/>
+        </w:rPr>
+        <w:t>默认情况下为阻塞</w:t>
+      </w:r>
+    </w:p>
+    <w:p>
+      <w:r>
+        <w:tab/>
+      </w:r>
+      <w:r>
+        <w:rPr>
+          <w:rFonts w:hint="eastAsia"/>
+        </w:rPr>
+        <w:t>关闭管道的依据是引用计数</w:t>
+      </w:r>
+    </w:p>
+    <w:p>
+      <w:r>
+        <w:lastRenderedPageBreak/>
+        <w:tab/>
+      </w:r>
+      <w:r>
+        <w:rPr>
+          <w:rFonts w:hint="eastAsia"/>
+        </w:rPr>
+        <w:t>写失败触发</w:t>
+      </w:r>
+      <w:r>
+        <w:rPr>
+          <w:rFonts w:hint="eastAsia"/>
+        </w:rPr>
+        <w:t>SIGPIPE</w:t>
+      </w:r>
+      <w:r>
+        <w:rPr>
+          <w:rFonts w:hint="eastAsia"/>
+        </w:rPr>
+        <w:t>信号</w:t>
+      </w:r>
+    </w:p>
+    <w:p/>
+    <w:p>
+      <w:r>
+        <w:tab/>
+      </w:r>
+      <w:r>
+        <w:rPr>
+          <w:rFonts w:hint="eastAsia"/>
+        </w:rPr>
+        <w:t>pipe</w:t>
+      </w:r>
+      <w:r>
+        <w:t>()</w:t>
+      </w:r>
+      <w:r>
+        <w:rPr>
+          <w:rFonts w:hint="eastAsia"/>
+        </w:rPr>
+        <w:t>函数创建管道的特性：</w:t>
+      </w:r>
+    </w:p>
+    <w:p>
+      <w:pPr>
+        <w:rPr>
+          <w:color w:val="FF0000"/>
+        </w:rPr>
+      </w:pPr>
+      <w:r>
+        <w:tab/>
+      </w:r>
+      <w:r>
+        <w:rPr>
+          <w:rFonts w:hint="eastAsia"/>
+          <w:color w:val="FF0000"/>
+        </w:rPr>
+        <w:t>管道内部传输的数据流是字节流</w:t>
+      </w:r>
+    </w:p>
+    <w:p>
+      <w:pPr>
+        <w:rPr>
+          <w:color w:val="FF0000"/>
+        </w:rPr>
+      </w:pPr>
+      <w:r>
+        <w:rPr>
+          <w:color w:val="FF0000"/>
+        </w:rPr>
+        <w:tab/>
+      </w:r>
+      <w:r>
+        <w:rPr>
+          <w:rFonts w:hint="eastAsia"/>
+          <w:color w:val="FF0000"/>
+        </w:rPr>
+        <w:t>单向管道</w:t>
+      </w:r>
+    </w:p>
+    <w:p>
+      <w:pPr>
+        <w:rPr>
+          <w:color w:val="FF0000"/>
+        </w:rPr>
+      </w:pPr>
+      <w:r>
+        <w:rPr>
+          <w:color w:val="FF0000"/>
+        </w:rPr>
+        <w:tab/>
+      </w:r>
+      <w:r>
+        <w:rPr>
+          <w:rFonts w:hint="eastAsia"/>
+          <w:color w:val="FF0000"/>
+        </w:rPr>
+        <w:t>管道容量有限制</w:t>
+      </w:r>
+    </w:p>
+    <w:p>
+      <w:r>
+        <w:tab/>
+      </w:r>
+      <w:r>
+        <w:rPr>
+          <w:rFonts w:hint="eastAsia"/>
+        </w:rPr>
+        <w:t>基于上述缺陷，内核提供了</w:t>
+      </w:r>
+      <w:proofErr w:type="spellStart"/>
+      <w:r>
+        <w:rPr>
+          <w:rFonts w:hint="eastAsia"/>
+        </w:rPr>
+        <w:t>sockerpair</w:t>
+      </w:r>
+      <w:proofErr w:type="spellEnd"/>
+      <w:r>
+        <w:rPr>
+          <w:rFonts w:hint="eastAsia"/>
+        </w:rPr>
+        <w:t>创建双向的管道</w:t>
+      </w:r>
+    </w:p>
+    <w:p>
+      <w:pPr>
+        <w:pStyle w:val="3"/>
+      </w:pPr>
+      <w:proofErr w:type="spellStart"/>
+      <w:r>
+        <w:rPr>
+          <w:rFonts w:hint="eastAsia"/>
+        </w:rPr>
+        <w:t>socketpair</w:t>
+      </w:r>
+      <w:proofErr w:type="spellEnd"/>
+    </w:p>
+    <w:p>
+      <w:r>
+        <w:tab/>
+      </w:r>
+      <w:r>
+        <w:rPr>
+          <w:rFonts w:hint="eastAsia"/>
+        </w:rPr>
+        <w:t>创建双向管道函数</w:t>
+      </w:r>
+      <w:proofErr w:type="spellStart"/>
+      <w:r>
+        <w:rPr>
+          <w:rFonts w:hint="eastAsia"/>
+        </w:rPr>
+        <w:t>socketpair</w:t>
+      </w:r>
+      <w:proofErr w:type="spellEnd"/>
+      <w:r>
+        <w:t>()</w:t>
+      </w:r>
+      <w:r>
+        <w:rPr>
+          <w:rFonts w:hint="eastAsia"/>
+        </w:rPr>
+        <w:t>：</w:t>
+      </w:r>
+    </w:p>
+    <w:p>
+      <w:r>
+        <w:tab/>
         <w:t xml:space="preserve">int </w:t>
       </w:r>
-      <w:proofErr w:type="gramStart"/>
-      <w:r>
-        <w:t>pipe(</w:t>
-      </w:r>
-      <w:proofErr w:type="gramEnd"/>
+      <w:proofErr w:type="spellStart"/>
+      <w:r>
+        <w:t>socketpair</w:t>
+      </w:r>
+      <w:proofErr w:type="spellEnd"/>
+      <w:r>
+        <w:t xml:space="preserve">(int </w:t>
+      </w:r>
+      <w:proofErr w:type="spellStart"/>
+      <w:r>
+        <w:t>domain,int</w:t>
+      </w:r>
+      <w:proofErr w:type="spellEnd"/>
+      <w:r>
+        <w:t xml:space="preserve"> </w:t>
+      </w:r>
+      <w:proofErr w:type="spellStart"/>
+      <w:r>
+        <w:t>type,int</w:t>
+      </w:r>
+      <w:proofErr w:type="spellEnd"/>
+      <w:r>
+        <w:t xml:space="preserve"> </w:t>
+      </w:r>
+      <w:proofErr w:type="spellStart"/>
+      <w:r>
+        <w:t>protocol,int</w:t>
+      </w:r>
+      <w:proofErr w:type="spellEnd"/>
+      <w:r>
+        <w:t xml:space="preserve"> </w:t>
+      </w:r>
+      <w:proofErr w:type="spellStart"/>
+      <w:r>
+        <w:t>fd</w:t>
+      </w:r>
+      <w:proofErr w:type="spellEnd"/>
+      <w:r>
+        <w:t>[2]);</w:t>
+      </w:r>
+    </w:p>
+    <w:p>
+      <w:pPr>
+        <w:pStyle w:val="3"/>
+      </w:pPr>
+      <w:proofErr w:type="spellStart"/>
+      <w:r>
+        <w:rPr>
+          <w:rFonts w:hint="eastAsia"/>
+        </w:rPr>
+        <w:t>mmap</w:t>
+      </w:r>
+      <w:proofErr w:type="spellEnd"/>
+    </w:p>
+    <w:p>
+      <w:r>
+        <w:tab/>
+      </w:r>
+      <w:r>
+        <w:rPr>
+          <w:rFonts w:hint="eastAsia"/>
+        </w:rPr>
+        <w:t>创建共享内存函数</w:t>
+      </w:r>
+      <w:proofErr w:type="spellStart"/>
+      <w:r>
+        <w:rPr>
+          <w:rFonts w:hint="eastAsia"/>
+        </w:rPr>
+        <w:t>mmap</w:t>
+      </w:r>
+      <w:proofErr w:type="spellEnd"/>
+      <w:r>
+        <w:t>()</w:t>
+      </w:r>
+      <w:r>
+        <w:rPr>
+          <w:rFonts w:hint="eastAsia"/>
+        </w:rPr>
+        <w:t>：</w:t>
+      </w:r>
+    </w:p>
+    <w:p>
+      <w:pPr>
+        <w:ind w:firstLine="420"/>
+      </w:pPr>
+      <w:r>
+        <w:t xml:space="preserve">void* </w:t>
+      </w:r>
+      <w:proofErr w:type="spellStart"/>
+      <w:r>
+        <w:t>mmap</w:t>
+      </w:r>
+      <w:proofErr w:type="spellEnd"/>
+      <w:r>
+        <w:t xml:space="preserve">(void* </w:t>
+      </w:r>
+      <w:proofErr w:type="spellStart"/>
+      <w:r>
+        <w:t>start,size_t</w:t>
+      </w:r>
+      <w:proofErr w:type="spellEnd"/>
+      <w:r>
+        <w:t xml:space="preserve"> </w:t>
+      </w:r>
+      <w:proofErr w:type="spellStart"/>
+      <w:r>
+        <w:t>length,int</w:t>
+      </w:r>
+      <w:proofErr w:type="spellEnd"/>
+      <w:r>
+        <w:t xml:space="preserve"> </w:t>
+      </w:r>
+      <w:proofErr w:type="spellStart"/>
+      <w:r>
+        <w:t>prot,int</w:t>
+      </w:r>
+      <w:proofErr w:type="spellEnd"/>
+      <w:r>
+        <w:t xml:space="preserve"> </w:t>
+      </w:r>
+      <w:proofErr w:type="spellStart"/>
+      <w:r>
+        <w:t>flags,int</w:t>
+      </w:r>
+      <w:proofErr w:type="spellEnd"/>
+      <w:r>
+        <w:t xml:space="preserve"> </w:t>
+      </w:r>
+      <w:proofErr w:type="spellStart"/>
+      <w:r>
+        <w:t>fd,off_t</w:t>
+      </w:r>
+      <w:proofErr w:type="spellEnd"/>
+    </w:p>
+    <w:p>
+      <w:r>
+        <w:t>offset);</w:t>
+      </w:r>
+    </w:p>
+    <w:p>
+      <w:pPr>
+        <w:ind w:firstLine="420"/>
+      </w:pPr>
       <w:r>
         <w:t xml:space="preserve">int </w:t>
       </w:r>
       <w:proofErr w:type="spellStart"/>
-      <w:proofErr w:type="gramStart"/>
-      <w:r>
-        <w:t>fd</w:t>
-      </w:r>
-      <w:proofErr w:type="spellEnd"/>
-      <w:r>
-        <w:t>[</w:t>
-      </w:r>
-      <w:proofErr w:type="gramEnd"/>
-      <w:r>
-        <w:t>2]</w:t>
-      </w:r>
-      <w:proofErr w:type="gramStart"/>
-      <w:r>
-        <w:t>);</w:t>
-      </w:r>
-      <w:proofErr w:type="gramEnd"/>
-    </w:p>
-    <w:p>
-      <w:r>
-        <w:tab/>
-      </w:r>
-      <w:r>
-        <w:rPr>
-          <w:rFonts w:hint="eastAsia"/>
-        </w:rPr>
-        <w:t>使用</w:t>
-      </w:r>
-      <w:r>
-        <w:rPr>
-          <w:rFonts w:hint="eastAsia"/>
-        </w:rPr>
-        <w:t>pipe</w:t>
-      </w:r>
+      <w:r>
+        <w:t>munmap</w:t>
+      </w:r>
+      <w:proofErr w:type="spellEnd"/>
+      <w:r>
+        <w:t xml:space="preserve">(void* </w:t>
+      </w:r>
+      <w:proofErr w:type="spellStart"/>
+      <w:r>
+        <w:t>start,size_t</w:t>
+      </w:r>
+      <w:proofErr w:type="spellEnd"/>
+      <w:r>
+        <w:t xml:space="preserve"> length);</w:t>
+      </w:r>
+    </w:p>
+    <w:p>
+      <w:pPr>
+        <w:ind w:firstLine="420"/>
+      </w:pPr>
+      <w:proofErr w:type="spellStart"/>
+      <w:r>
+        <w:rPr>
+          <w:rFonts w:hint="eastAsia"/>
+        </w:rPr>
+        <w:t>mmap</w:t>
+      </w:r>
+      <w:proofErr w:type="spellEnd"/>
       <w:r>
         <w:t>()</w:t>
       </w:r>
@@ -8142,550 +8026,6 @@
         <w:rPr>
           <w:rFonts w:hint="eastAsia"/>
         </w:rPr>
-        <w:t>函数需要注意的事项：</w:t>
-      </w:r>
-    </w:p>
-    <w:p>
-      <w:r>
-        <w:tab/>
-      </w:r>
-      <w:proofErr w:type="spellStart"/>
-      <w:r>
-        <w:rPr>
-          <w:rFonts w:hint="eastAsia"/>
-        </w:rPr>
-        <w:t>fd</w:t>
-      </w:r>
-      <w:proofErr w:type="spellEnd"/>
-      <w:r>
-        <w:t>[0]</w:t>
-      </w:r>
-      <w:r>
-        <w:rPr>
-          <w:rFonts w:hint="eastAsia"/>
-        </w:rPr>
-        <w:t>用于读取数据，</w:t>
-      </w:r>
-      <w:proofErr w:type="spellStart"/>
-      <w:r>
-        <w:rPr>
-          <w:rFonts w:hint="eastAsia"/>
-        </w:rPr>
-        <w:t>fd</w:t>
-      </w:r>
-      <w:proofErr w:type="spellEnd"/>
-      <w:r>
-        <w:t>[1]</w:t>
-      </w:r>
-      <w:r>
-        <w:rPr>
-          <w:rFonts w:hint="eastAsia"/>
-        </w:rPr>
-        <w:t>用于写数据</w:t>
-      </w:r>
-    </w:p>
-    <w:p>
-      <w:pPr>
-        <w:rPr>
-          <w:color w:val="FF0000"/>
-        </w:rPr>
-      </w:pPr>
-      <w:r>
-        <w:rPr>
-          <w:color w:val="FF0000"/>
-        </w:rPr>
-        <w:tab/>
-      </w:r>
-      <w:proofErr w:type="spellStart"/>
-      <w:r>
-        <w:rPr>
-          <w:color w:val="FF0000"/>
-        </w:rPr>
-        <w:t>f</w:t>
-      </w:r>
-      <w:r>
-        <w:rPr>
-          <w:rFonts w:hint="eastAsia"/>
-          <w:color w:val="FF0000"/>
-        </w:rPr>
-        <w:t>d</w:t>
-      </w:r>
-      <w:proofErr w:type="spellEnd"/>
-      <w:r>
-        <w:rPr>
-          <w:color w:val="FF0000"/>
-        </w:rPr>
-        <w:t>[0]</w:t>
-      </w:r>
-      <w:r>
-        <w:rPr>
-          <w:rFonts w:hint="eastAsia"/>
-          <w:color w:val="FF0000"/>
-        </w:rPr>
-        <w:t>和</w:t>
-      </w:r>
-      <w:proofErr w:type="spellStart"/>
-      <w:r>
-        <w:rPr>
-          <w:rFonts w:hint="eastAsia"/>
-          <w:color w:val="FF0000"/>
-        </w:rPr>
-        <w:t>fd</w:t>
-      </w:r>
-      <w:proofErr w:type="spellEnd"/>
-      <w:r>
-        <w:rPr>
-          <w:color w:val="FF0000"/>
-        </w:rPr>
-        <w:t>[1]</w:t>
-      </w:r>
-      <w:r>
-        <w:rPr>
-          <w:rFonts w:hint="eastAsia"/>
-          <w:color w:val="FF0000"/>
-        </w:rPr>
-        <w:t>默认情况下为阻塞</w:t>
-      </w:r>
-    </w:p>
-    <w:p>
-      <w:r>
-        <w:tab/>
-      </w:r>
-      <w:r>
-        <w:rPr>
-          <w:rFonts w:hint="eastAsia"/>
-        </w:rPr>
-        <w:t>关闭管道的依据是引用计数</w:t>
-      </w:r>
-    </w:p>
-    <w:p>
-      <w:r>
-        <w:lastRenderedPageBreak/>
-        <w:tab/>
-      </w:r>
-      <w:proofErr w:type="gramStart"/>
-      <w:r>
-        <w:rPr>
-          <w:rFonts w:hint="eastAsia"/>
-        </w:rPr>
-        <w:t>写失败</w:t>
-      </w:r>
-      <w:proofErr w:type="gramEnd"/>
-      <w:r>
-        <w:rPr>
-          <w:rFonts w:hint="eastAsia"/>
-        </w:rPr>
-        <w:t>触发</w:t>
-      </w:r>
-      <w:r>
-        <w:rPr>
-          <w:rFonts w:hint="eastAsia"/>
-        </w:rPr>
-        <w:t>SIGPIPE</w:t>
-      </w:r>
-      <w:r>
-        <w:rPr>
-          <w:rFonts w:hint="eastAsia"/>
-        </w:rPr>
-        <w:t>信号</w:t>
-      </w:r>
-    </w:p>
-    <w:p/>
-    <w:p>
-      <w:r>
-        <w:tab/>
-      </w:r>
-      <w:r>
-        <w:rPr>
-          <w:rFonts w:hint="eastAsia"/>
-        </w:rPr>
-        <w:t>pipe</w:t>
-      </w:r>
-      <w:r>
-        <w:t>()</w:t>
-      </w:r>
-      <w:r>
-        <w:rPr>
-          <w:rFonts w:hint="eastAsia"/>
-        </w:rPr>
-        <w:t>函数创建管道的特性：</w:t>
-      </w:r>
-    </w:p>
-    <w:p>
-      <w:pPr>
-        <w:rPr>
-          <w:color w:val="FF0000"/>
-        </w:rPr>
-      </w:pPr>
-      <w:r>
-        <w:tab/>
-      </w:r>
-      <w:r>
-        <w:rPr>
-          <w:rFonts w:hint="eastAsia"/>
-          <w:color w:val="FF0000"/>
-        </w:rPr>
-        <w:t>管道内部传输的数据流是字节流</w:t>
-      </w:r>
-    </w:p>
-    <w:p>
-      <w:pPr>
-        <w:rPr>
-          <w:color w:val="FF0000"/>
-        </w:rPr>
-      </w:pPr>
-      <w:r>
-        <w:rPr>
-          <w:color w:val="FF0000"/>
-        </w:rPr>
-        <w:tab/>
-      </w:r>
-      <w:r>
-        <w:rPr>
-          <w:rFonts w:hint="eastAsia"/>
-          <w:color w:val="FF0000"/>
-        </w:rPr>
-        <w:t>单向管道</w:t>
-      </w:r>
-    </w:p>
-    <w:p>
-      <w:pPr>
-        <w:rPr>
-          <w:color w:val="FF0000"/>
-        </w:rPr>
-      </w:pPr>
-      <w:r>
-        <w:rPr>
-          <w:color w:val="FF0000"/>
-        </w:rPr>
-        <w:tab/>
-      </w:r>
-      <w:r>
-        <w:rPr>
-          <w:rFonts w:hint="eastAsia"/>
-          <w:color w:val="FF0000"/>
-        </w:rPr>
-        <w:t>管道容量有限制</w:t>
-      </w:r>
-    </w:p>
-    <w:p>
-      <w:r>
-        <w:tab/>
-      </w:r>
-      <w:r>
-        <w:rPr>
-          <w:rFonts w:hint="eastAsia"/>
-        </w:rPr>
-        <w:t>基于上述缺陷，内核提供了</w:t>
-      </w:r>
-      <w:proofErr w:type="spellStart"/>
-      <w:r>
-        <w:rPr>
-          <w:rFonts w:hint="eastAsia"/>
-        </w:rPr>
-        <w:t>sockerpair</w:t>
-      </w:r>
-      <w:proofErr w:type="spellEnd"/>
-      <w:r>
-        <w:rPr>
-          <w:rFonts w:hint="eastAsia"/>
-        </w:rPr>
-        <w:t>创建双向的管道</w:t>
-      </w:r>
-    </w:p>
-    <w:p>
-      <w:pPr>
-        <w:pStyle w:val="3"/>
-      </w:pPr>
-      <w:proofErr w:type="spellStart"/>
-      <w:proofErr w:type="gramStart"/>
-      <w:r>
-        <w:rPr>
-          <w:rFonts w:hint="eastAsia"/>
-        </w:rPr>
-        <w:t>socketpair</w:t>
-      </w:r>
-      <w:proofErr w:type="spellEnd"/>
-      <w:proofErr w:type="gramEnd"/>
-    </w:p>
-    <w:p>
-      <w:r>
-        <w:tab/>
-      </w:r>
-      <w:r>
-        <w:rPr>
-          <w:rFonts w:hint="eastAsia"/>
-        </w:rPr>
-        <w:t>创建双向管道函数</w:t>
-      </w:r>
-      <w:proofErr w:type="spellStart"/>
-      <w:r>
-        <w:rPr>
-          <w:rFonts w:hint="eastAsia"/>
-        </w:rPr>
-        <w:t>socketpair</w:t>
-      </w:r>
-      <w:proofErr w:type="spellEnd"/>
-      <w:r>
-        <w:t>()</w:t>
-      </w:r>
-      <w:r>
-        <w:rPr>
-          <w:rFonts w:hint="eastAsia"/>
-        </w:rPr>
-        <w:t>：</w:t>
-      </w:r>
-    </w:p>
-    <w:p>
-      <w:r>
-        <w:tab/>
-        <w:t xml:space="preserve">int </w:t>
-      </w:r>
-      <w:proofErr w:type="spellStart"/>
-      <w:proofErr w:type="gramStart"/>
-      <w:r>
-        <w:t>socketpair</w:t>
-      </w:r>
-      <w:proofErr w:type="spellEnd"/>
-      <w:r>
-        <w:t>(</w:t>
-      </w:r>
-      <w:proofErr w:type="gramEnd"/>
-      <w:r>
-        <w:t xml:space="preserve">int </w:t>
-      </w:r>
-      <w:proofErr w:type="spellStart"/>
-      <w:proofErr w:type="gramStart"/>
-      <w:r>
-        <w:t>domain,int</w:t>
-      </w:r>
-      <w:proofErr w:type="spellEnd"/>
-      <w:proofErr w:type="gramEnd"/>
-      <w:r>
-        <w:t xml:space="preserve"> </w:t>
-      </w:r>
-      <w:proofErr w:type="spellStart"/>
-      <w:proofErr w:type="gramStart"/>
-      <w:r>
-        <w:t>type,int</w:t>
-      </w:r>
-      <w:proofErr w:type="spellEnd"/>
-      <w:proofErr w:type="gramEnd"/>
-      <w:r>
-        <w:t xml:space="preserve"> </w:t>
-      </w:r>
-      <w:proofErr w:type="spellStart"/>
-      <w:proofErr w:type="gramStart"/>
-      <w:r>
-        <w:t>protocol,int</w:t>
-      </w:r>
-      <w:proofErr w:type="spellEnd"/>
-      <w:proofErr w:type="gramEnd"/>
-      <w:r>
-        <w:t xml:space="preserve"> </w:t>
-      </w:r>
-      <w:proofErr w:type="spellStart"/>
-      <w:proofErr w:type="gramStart"/>
-      <w:r>
-        <w:t>fd</w:t>
-      </w:r>
-      <w:proofErr w:type="spellEnd"/>
-      <w:r>
-        <w:t>[</w:t>
-      </w:r>
-      <w:proofErr w:type="gramEnd"/>
-      <w:r>
-        <w:t>2]</w:t>
-      </w:r>
-      <w:proofErr w:type="gramStart"/>
-      <w:r>
-        <w:t>);</w:t>
-      </w:r>
-      <w:proofErr w:type="gramEnd"/>
-    </w:p>
-    <w:p>
-      <w:pPr>
-        <w:pStyle w:val="3"/>
-      </w:pPr>
-      <w:proofErr w:type="spellStart"/>
-      <w:r>
-        <w:rPr>
-          <w:rFonts w:hint="eastAsia"/>
-        </w:rPr>
-        <w:t>mmap</w:t>
-      </w:r>
-      <w:proofErr w:type="spellEnd"/>
-    </w:p>
-    <w:p>
-      <w:r>
-        <w:tab/>
-      </w:r>
-      <w:r>
-        <w:rPr>
-          <w:rFonts w:hint="eastAsia"/>
-        </w:rPr>
-        <w:t>创建共享内存函数</w:t>
-      </w:r>
-      <w:proofErr w:type="spellStart"/>
-      <w:r>
-        <w:rPr>
-          <w:rFonts w:hint="eastAsia"/>
-        </w:rPr>
-        <w:t>mmap</w:t>
-      </w:r>
-      <w:proofErr w:type="spellEnd"/>
-      <w:r>
-        <w:t>()</w:t>
-      </w:r>
-      <w:r>
-        <w:rPr>
-          <w:rFonts w:hint="eastAsia"/>
-        </w:rPr>
-        <w:t>：</w:t>
-      </w:r>
-    </w:p>
-    <w:p>
-      <w:pPr>
-        <w:ind w:firstLine="420"/>
-      </w:pPr>
-      <w:r>
-        <w:t xml:space="preserve">void* </w:t>
-      </w:r>
-      <w:proofErr w:type="spellStart"/>
-      <w:proofErr w:type="gramStart"/>
-      <w:r>
-        <w:t>mmap</w:t>
-      </w:r>
-      <w:proofErr w:type="spellEnd"/>
-      <w:r>
-        <w:t>(</w:t>
-      </w:r>
-      <w:proofErr w:type="gramEnd"/>
-      <w:r>
-        <w:t xml:space="preserve">void* </w:t>
-      </w:r>
-      <w:proofErr w:type="spellStart"/>
-      <w:proofErr w:type="gramStart"/>
-      <w:r>
-        <w:t>start,size</w:t>
-      </w:r>
-      <w:proofErr w:type="gramEnd"/>
-      <w:r>
-        <w:t>_t</w:t>
-      </w:r>
-      <w:proofErr w:type="spellEnd"/>
-      <w:r>
-        <w:t xml:space="preserve"> </w:t>
-      </w:r>
-      <w:proofErr w:type="spellStart"/>
-      <w:proofErr w:type="gramStart"/>
-      <w:r>
-        <w:t>length,int</w:t>
-      </w:r>
-      <w:proofErr w:type="spellEnd"/>
-      <w:proofErr w:type="gramEnd"/>
-      <w:r>
-        <w:t xml:space="preserve"> </w:t>
-      </w:r>
-      <w:proofErr w:type="spellStart"/>
-      <w:proofErr w:type="gramStart"/>
-      <w:r>
-        <w:t>prot,int</w:t>
-      </w:r>
-      <w:proofErr w:type="spellEnd"/>
-      <w:proofErr w:type="gramEnd"/>
-      <w:r>
-        <w:t xml:space="preserve"> </w:t>
-      </w:r>
-      <w:proofErr w:type="spellStart"/>
-      <w:proofErr w:type="gramStart"/>
-      <w:r>
-        <w:t>flags,int</w:t>
-      </w:r>
-      <w:proofErr w:type="spellEnd"/>
-      <w:proofErr w:type="gramEnd"/>
-      <w:r>
-        <w:t xml:space="preserve"> </w:t>
-      </w:r>
-      <w:proofErr w:type="spellStart"/>
-      <w:proofErr w:type="gramStart"/>
-      <w:r>
-        <w:t>fd,off</w:t>
-      </w:r>
-      <w:proofErr w:type="gramEnd"/>
-      <w:r>
-        <w:t>_t</w:t>
-      </w:r>
-      <w:proofErr w:type="spellEnd"/>
-    </w:p>
-    <w:p>
-      <w:r>
-        <w:t>offset</w:t>
-      </w:r>
-      <w:proofErr w:type="gramStart"/>
-      <w:r>
-        <w:t>);</w:t>
-      </w:r>
-      <w:proofErr w:type="gramEnd"/>
-    </w:p>
-    <w:p>
-      <w:pPr>
-        <w:ind w:firstLine="420"/>
-      </w:pPr>
-      <w:r>
-        <w:t xml:space="preserve">int </w:t>
-      </w:r>
-      <w:proofErr w:type="spellStart"/>
-      <w:proofErr w:type="gramStart"/>
-      <w:r>
-        <w:t>munmap</w:t>
-      </w:r>
-      <w:proofErr w:type="spellEnd"/>
-      <w:r>
-        <w:t>(</w:t>
-      </w:r>
-      <w:proofErr w:type="gramEnd"/>
-      <w:r>
-        <w:t xml:space="preserve">void* </w:t>
-      </w:r>
-      <w:proofErr w:type="spellStart"/>
-      <w:proofErr w:type="gramStart"/>
-      <w:r>
-        <w:t>start,size</w:t>
-      </w:r>
-      <w:proofErr w:type="gramEnd"/>
-      <w:r>
-        <w:t>_t</w:t>
-      </w:r>
-      <w:proofErr w:type="spellEnd"/>
-      <w:r>
-        <w:t xml:space="preserve"> length</w:t>
-      </w:r>
-      <w:proofErr w:type="gramStart"/>
-      <w:r>
-        <w:t>);</w:t>
-      </w:r>
-      <w:proofErr w:type="gramEnd"/>
-    </w:p>
-    <w:p>
-      <w:pPr>
-        <w:ind w:firstLine="420"/>
-      </w:pPr>
-      <w:proofErr w:type="spellStart"/>
-      <w:r>
-        <w:rPr>
-          <w:rFonts w:hint="eastAsia"/>
-        </w:rPr>
-        <w:t>mmap</w:t>
-      </w:r>
-      <w:proofErr w:type="spellEnd"/>
-      <w:r>
-        <w:t>()</w:t>
-      </w:r>
-      <w:r>
-        <w:rPr>
-          <w:rFonts w:hint="eastAsia"/>
-        </w:rPr>
         <w:t>函数</w:t>
       </w:r>
       <w:r>
@@ -8801,7 +8141,7 @@
           <w:noProof/>
         </w:rPr>
         <w:drawing>
-          <wp:inline distT="0" distB="0" distL="0" distR="0" wp14:anchorId="35D3EB0E" wp14:editId="39F7AAAC">
+          <wp:inline distT="0" distB="0" distL="0" distR="0" wp14:anchorId="35D3EB0E" wp14:editId="0DD7326E">
             <wp:extent cx="4581525" cy="1155065"/>
             <wp:effectExtent l="0" t="0" r="0" b="6985"/>
             <wp:docPr id="12" name="图片 12"/>
@@ -8892,30 +8232,22 @@
         <w:t xml:space="preserve">int </w:t>
       </w:r>
       <w:proofErr w:type="spellStart"/>
-      <w:proofErr w:type="gramStart"/>
       <w:r>
         <w:t>fcntl</w:t>
       </w:r>
       <w:proofErr w:type="spellEnd"/>
       <w:r>
-        <w:t>(</w:t>
-      </w:r>
-      <w:proofErr w:type="gramEnd"/>
-      <w:r>
-        <w:t xml:space="preserve">int </w:t>
-      </w:r>
-      <w:proofErr w:type="spellStart"/>
-      <w:proofErr w:type="gramStart"/>
+        <w:t xml:space="preserve">(int </w:t>
+      </w:r>
+      <w:proofErr w:type="spellStart"/>
       <w:r>
         <w:t>fd,int</w:t>
       </w:r>
       <w:proofErr w:type="spellEnd"/>
-      <w:proofErr w:type="gramEnd"/>
       <w:r>
         <w:t xml:space="preserve"> </w:t>
       </w:r>
       <w:proofErr w:type="spellStart"/>
-      <w:proofErr w:type="gramStart"/>
       <w:r>
         <w:t>cmd</w:t>
       </w:r>
@@ -8923,7 +8255,6 @@
       <w:r>
         <w:t>,…);</w:t>
       </w:r>
-      <w:proofErr w:type="gramEnd"/>
     </w:p>
     <w:p>
       <w:r>
@@ -9070,14 +8401,12 @@
       <w:pPr>
         <w:pStyle w:val="3"/>
       </w:pPr>
-      <w:proofErr w:type="gramStart"/>
       <w:r>
         <w:rPr>
           <w:rFonts w:hint="eastAsia"/>
         </w:rPr>
         <w:t>splice</w:t>
       </w:r>
-      <w:proofErr w:type="gramEnd"/>
     </w:p>
     <w:p>
       <w:r>
@@ -9115,94 +8444,50 @@
       </w:r>
       <w:proofErr w:type="spellEnd"/>
       <w:r>
+        <w:t xml:space="preserve"> splice(int </w:t>
+      </w:r>
+      <w:proofErr w:type="spellStart"/>
+      <w:r>
+        <w:t>fd_in,loff_t</w:t>
+      </w:r>
+      <w:proofErr w:type="spellEnd"/>
+      <w:r>
+        <w:t xml:space="preserve">* </w:t>
+      </w:r>
+      <w:proofErr w:type="spellStart"/>
+      <w:r>
+        <w:t>off_in,int</w:t>
+      </w:r>
+      <w:proofErr w:type="spellEnd"/>
+      <w:r>
         <w:t xml:space="preserve"> </w:t>
       </w:r>
-      <w:proofErr w:type="gramStart"/>
-      <w:r>
-        <w:t>splice(</w:t>
-      </w:r>
-      <w:proofErr w:type="gramEnd"/>
-      <w:r>
-        <w:t xml:space="preserve">int </w:t>
-      </w:r>
-      <w:proofErr w:type="spellStart"/>
-      <w:r>
-        <w:t>fd_</w:t>
-      </w:r>
-      <w:proofErr w:type="gramStart"/>
-      <w:r>
-        <w:t>in,loff</w:t>
-      </w:r>
-      <w:proofErr w:type="gramEnd"/>
-      <w:r>
-        <w:t>_t</w:t>
-      </w:r>
-      <w:proofErr w:type="spellEnd"/>
-      <w:r>
-        <w:t xml:space="preserve">* </w:t>
-      </w:r>
-      <w:proofErr w:type="spellStart"/>
-      <w:r>
-        <w:t>off_</w:t>
-      </w:r>
-      <w:proofErr w:type="gramStart"/>
-      <w:r>
-        <w:t>in,int</w:t>
-      </w:r>
-      <w:proofErr w:type="spellEnd"/>
-      <w:proofErr w:type="gramEnd"/>
+      <w:proofErr w:type="spellStart"/>
+      <w:r>
+        <w:t>fd_out,loff_t</w:t>
+      </w:r>
+      <w:proofErr w:type="spellEnd"/>
+      <w:r>
+        <w:t>*</w:t>
+      </w:r>
+    </w:p>
+    <w:p>
+      <w:proofErr w:type="spellStart"/>
+      <w:r>
+        <w:t>off_out,size_t</w:t>
+      </w:r>
+      <w:proofErr w:type="spellEnd"/>
       <w:r>
         <w:t xml:space="preserve"> </w:t>
       </w:r>
       <w:proofErr w:type="spellStart"/>
       <w:r>
-        <w:t>fd_</w:t>
-      </w:r>
-      <w:proofErr w:type="gramStart"/>
-      <w:r>
-        <w:t>out,loff</w:t>
-      </w:r>
-      <w:proofErr w:type="gramEnd"/>
-      <w:r>
-        <w:t>_t</w:t>
-      </w:r>
-      <w:proofErr w:type="spellEnd"/>
-      <w:r>
-        <w:t>*</w:t>
-      </w:r>
-    </w:p>
-    <w:p>
-      <w:proofErr w:type="spellStart"/>
-      <w:r>
-        <w:t>off_</w:t>
-      </w:r>
-      <w:proofErr w:type="gramStart"/>
-      <w:r>
-        <w:t>out,size</w:t>
-      </w:r>
-      <w:proofErr w:type="gramEnd"/>
-      <w:r>
-        <w:t>_t</w:t>
-      </w:r>
-      <w:proofErr w:type="spellEnd"/>
-      <w:r>
-        <w:t xml:space="preserve"> </w:t>
-      </w:r>
-      <w:proofErr w:type="spellStart"/>
-      <w:proofErr w:type="gramStart"/>
-      <w:r>
         <w:t>len,unsigned</w:t>
       </w:r>
       <w:proofErr w:type="spellEnd"/>
-      <w:proofErr w:type="gramEnd"/>
-      <w:r>
-        <w:t xml:space="preserve"> int flags</w:t>
-      </w:r>
-      <w:proofErr w:type="gramStart"/>
-      <w:r>
-        <w:t>);</w:t>
-      </w:r>
-      <w:proofErr w:type="gramEnd"/>
+      <w:r>
+        <w:t xml:space="preserve"> int flags);</w:t>
+      </w:r>
     </w:p>
     <w:p>
       <w:r>
@@ -9368,13 +8653,8 @@
       </w:r>
     </w:p>
     <w:p>
-      <w:proofErr w:type="gramStart"/>
-      <w:r>
-        <w:t>#include</w:t>
-      </w:r>
-      <w:proofErr w:type="gramEnd"/>
-      <w:r>
-        <w:t xml:space="preserve"> &lt;sys/</w:t>
+      <w:r>
+        <w:t>#include &lt;sys/</w:t>
       </w:r>
       <w:proofErr w:type="spellStart"/>
       <w:r>
@@ -9386,36 +8666,21 @@
       </w:r>
     </w:p>
     <w:p>
-      <w:proofErr w:type="gramStart"/>
-      <w:r>
-        <w:t>#include</w:t>
-      </w:r>
-      <w:proofErr w:type="gramEnd"/>
-      <w:r>
-        <w:t xml:space="preserve"> &lt;sys/</w:t>
-      </w:r>
-      <w:proofErr w:type="spellStart"/>
-      <w:r>
-        <w:t>types</w:t>
-      </w:r>
-      <w:proofErr w:type="gramStart"/>
-      <w:r>
-        <w:t>.h</w:t>
-      </w:r>
-      <w:proofErr w:type="spellEnd"/>
-      <w:proofErr w:type="gramEnd"/>
+      <w:r>
+        <w:t>#include &lt;sys/</w:t>
+      </w:r>
+      <w:proofErr w:type="spellStart"/>
+      <w:r>
+        <w:t>types.h</w:t>
+      </w:r>
+      <w:proofErr w:type="spellEnd"/>
       <w:r>
         <w:t>&gt;</w:t>
       </w:r>
     </w:p>
     <w:p>
-      <w:proofErr w:type="gramStart"/>
-      <w:r>
-        <w:t>#include</w:t>
-      </w:r>
-      <w:proofErr w:type="gramEnd"/>
-      <w:r>
-        <w:t xml:space="preserve"> &lt;</w:t>
+      <w:r>
+        <w:t>#include &lt;</w:t>
       </w:r>
       <w:proofErr w:type="spellStart"/>
       <w:r>
@@ -9427,13 +8692,8 @@
       </w:r>
     </w:p>
     <w:p>
-      <w:proofErr w:type="gramStart"/>
-      <w:r>
-        <w:t>#include</w:t>
-      </w:r>
-      <w:proofErr w:type="gramEnd"/>
-      <w:r>
-        <w:t xml:space="preserve"> &lt;</w:t>
+      <w:r>
+        <w:t>#include &lt;</w:t>
       </w:r>
       <w:proofErr w:type="spellStart"/>
       <w:r>
@@ -9446,89 +8706,367 @@
     </w:p>
     <w:p>
       <w:r>
+        <w:t>int main()</w:t>
+      </w:r>
+    </w:p>
+    <w:p>
+      <w:r>
+        <w:t>{</w:t>
+      </w:r>
+    </w:p>
+    <w:p>
+      <w:r>
+        <w:tab/>
         <w:t xml:space="preserve">int </w:t>
       </w:r>
-      <w:proofErr w:type="gramStart"/>
-      <w:r>
-        <w:t>main(</w:t>
-      </w:r>
-      <w:proofErr w:type="gramEnd"/>
-      <w:r>
-        <w:t>)</w:t>
-      </w:r>
-    </w:p>
-    <w:p>
-      <w:r>
+      <w:proofErr w:type="spellStart"/>
+      <w:r>
+        <w:t>fd</w:t>
+      </w:r>
+      <w:proofErr w:type="spellEnd"/>
+      <w:r>
+        <w:t>[2];</w:t>
+      </w:r>
+    </w:p>
+    <w:p>
+      <w:r>
+        <w:tab/>
+        <w:t xml:space="preserve">int ret = </w:t>
+      </w:r>
+      <w:proofErr w:type="spellStart"/>
+      <w:r>
+        <w:t>socketpair</w:t>
+      </w:r>
+      <w:proofErr w:type="spellEnd"/>
+      <w:r>
+        <w:t>(AF_UNIX,SOCK_STREAM,0,fd);</w:t>
+      </w:r>
+    </w:p>
+    <w:p>
+      <w:r>
+        <w:tab/>
+        <w:t>if(ret &lt; 0)</w:t>
+      </w:r>
+    </w:p>
+    <w:p>
+      <w:r>
+        <w:tab/>
         <w:t>{</w:t>
       </w:r>
     </w:p>
     <w:p>
       <w:r>
         <w:tab/>
+      </w:r>
+      <w:r>
+        <w:tab/>
+      </w:r>
+      <w:proofErr w:type="spellStart"/>
+      <w:r>
+        <w:t>perror</w:t>
+      </w:r>
+      <w:proofErr w:type="spellEnd"/>
+      <w:r>
+        <w:t>("</w:t>
+      </w:r>
+      <w:proofErr w:type="spellStart"/>
+      <w:r>
+        <w:t>socketpair</w:t>
+      </w:r>
+      <w:proofErr w:type="spellEnd"/>
+      <w:r>
+        <w:t>() error\r\n");</w:t>
+      </w:r>
+    </w:p>
+    <w:p>
+      <w:r>
+        <w:tab/>
+      </w:r>
+      <w:r>
+        <w:tab/>
+        <w:t>exit(1);</w:t>
+      </w:r>
+    </w:p>
+    <w:p>
+      <w:r>
+        <w:tab/>
+        <w:t>}</w:t>
+      </w:r>
+    </w:p>
+    <w:p>
+      <w:r>
+        <w:tab/>
+        <w:t>if(fork())</w:t>
+      </w:r>
+    </w:p>
+    <w:p>
+      <w:r>
+        <w:lastRenderedPageBreak/>
+        <w:tab/>
+        <w:t>{</w:t>
+      </w:r>
+    </w:p>
+    <w:p>
+      <w:r>
+        <w:tab/>
+      </w:r>
+      <w:r>
+        <w:tab/>
+      </w:r>
+      <w:proofErr w:type="spellStart"/>
+      <w:r>
+        <w:t>printf</w:t>
+      </w:r>
+      <w:proofErr w:type="spellEnd"/>
+      <w:r>
+        <w:t>("parent process \r\n");</w:t>
+      </w:r>
+    </w:p>
+    <w:p>
+      <w:r>
+        <w:tab/>
+      </w:r>
+      <w:r>
+        <w:tab/>
         <w:t xml:space="preserve">int </w:t>
       </w:r>
       <w:proofErr w:type="spellStart"/>
-      <w:proofErr w:type="gramStart"/>
+      <w:r>
+        <w:t>val</w:t>
+      </w:r>
+      <w:proofErr w:type="spellEnd"/>
+      <w:r>
+        <w:t xml:space="preserve"> = 0;</w:t>
+      </w:r>
+    </w:p>
+    <w:p>
+      <w:r>
+        <w:tab/>
+      </w:r>
+      <w:r>
+        <w:tab/>
+        <w:t>close(</w:t>
+      </w:r>
+      <w:proofErr w:type="spellStart"/>
       <w:r>
         <w:t>fd</w:t>
       </w:r>
       <w:proofErr w:type="spellEnd"/>
       <w:r>
-        <w:t>[</w:t>
-      </w:r>
-      <w:proofErr w:type="gramEnd"/>
-      <w:r>
-        <w:t>2</w:t>
-      </w:r>
-      <w:proofErr w:type="gramStart"/>
-      <w:r>
-        <w:t>];</w:t>
-      </w:r>
-      <w:proofErr w:type="gramEnd"/>
-    </w:p>
-    <w:p>
-      <w:r>
-        <w:tab/>
-        <w:t xml:space="preserve">int ret = </w:t>
-      </w:r>
-      <w:proofErr w:type="spellStart"/>
-      <w:proofErr w:type="gramStart"/>
-      <w:r>
-        <w:t>socketpair</w:t>
+        <w:t>[1]);</w:t>
+      </w:r>
+    </w:p>
+    <w:p>
+      <w:r>
+        <w:tab/>
+      </w:r>
+      <w:r>
+        <w:tab/>
+        <w:t>while(1)</w:t>
+      </w:r>
+    </w:p>
+    <w:p>
+      <w:r>
+        <w:tab/>
+      </w:r>
+      <w:r>
+        <w:tab/>
+        <w:t>{</w:t>
+      </w:r>
+    </w:p>
+    <w:p>
+      <w:r>
+        <w:tab/>
+      </w:r>
+      <w:r>
+        <w:tab/>
+      </w:r>
+      <w:r>
+        <w:tab/>
+        <w:t>sleep(1);</w:t>
+      </w:r>
+    </w:p>
+    <w:p>
+      <w:r>
+        <w:tab/>
+      </w:r>
+      <w:r>
+        <w:tab/>
+      </w:r>
+      <w:r>
+        <w:tab/>
+        <w:t>++</w:t>
+      </w:r>
+      <w:proofErr w:type="spellStart"/>
+      <w:r>
+        <w:t>val</w:t>
+      </w:r>
+      <w:proofErr w:type="spellEnd"/>
+      <w:r>
+        <w:t>;</w:t>
+      </w:r>
+    </w:p>
+    <w:p>
+      <w:r>
+        <w:tab/>
+      </w:r>
+      <w:r>
+        <w:tab/>
+      </w:r>
+      <w:r>
+        <w:tab/>
+      </w:r>
+      <w:proofErr w:type="spellStart"/>
+      <w:r>
+        <w:t>printf</w:t>
+      </w:r>
+      <w:proofErr w:type="spellEnd"/>
+      <w:r>
+        <w:t xml:space="preserve">("send </w:t>
+      </w:r>
+      <w:proofErr w:type="spellStart"/>
+      <w:r>
+        <w:t>val</w:t>
+      </w:r>
+      <w:proofErr w:type="spellEnd"/>
+      <w:r>
+        <w:t xml:space="preserve"> to child : %d\r\n",</w:t>
+      </w:r>
+      <w:proofErr w:type="spellStart"/>
+      <w:r>
+        <w:t>val</w:t>
+      </w:r>
+      <w:proofErr w:type="spellEnd"/>
+      <w:r>
+        <w:t>);</w:t>
+      </w:r>
+    </w:p>
+    <w:p>
+      <w:r>
+        <w:tab/>
+      </w:r>
+      <w:r>
+        <w:tab/>
+      </w:r>
+      <w:r>
+        <w:tab/>
+        <w:t>write(</w:t>
+      </w:r>
+      <w:proofErr w:type="spellStart"/>
+      <w:r>
+        <w:t>fd</w:t>
+      </w:r>
+      <w:proofErr w:type="spellEnd"/>
+      <w:r>
+        <w:t>[0],&amp;</w:t>
+      </w:r>
+      <w:proofErr w:type="spellStart"/>
+      <w:r>
+        <w:t>val,sizeof</w:t>
       </w:r>
       <w:proofErr w:type="spellEnd"/>
       <w:r>
         <w:t>(</w:t>
       </w:r>
-      <w:proofErr w:type="gramEnd"/>
-      <w:r>
-        <w:t>AF_</w:t>
-      </w:r>
-      <w:proofErr w:type="gramStart"/>
-      <w:r>
-        <w:t>UNIX,SOCK</w:t>
-      </w:r>
-      <w:proofErr w:type="gramEnd"/>
-      <w:r>
-        <w:t>_STREAM,</w:t>
-      </w:r>
-      <w:proofErr w:type="gramStart"/>
-      <w:r>
-        <w:t>0,fd);</w:t>
-      </w:r>
-      <w:proofErr w:type="gramEnd"/>
-    </w:p>
-    <w:p>
-      <w:r>
-        <w:tab/>
-      </w:r>
-      <w:proofErr w:type="gramStart"/>
-      <w:r>
-        <w:t>if(</w:t>
-      </w:r>
-      <w:proofErr w:type="gramEnd"/>
-      <w:r>
-        <w:t>ret &lt; 0)</w:t>
+      <w:proofErr w:type="spellStart"/>
+      <w:r>
+        <w:t>val</w:t>
+      </w:r>
+      <w:proofErr w:type="spellEnd"/>
+      <w:r>
+        <w:t>));</w:t>
+      </w:r>
+    </w:p>
+    <w:p>
+      <w:r>
+        <w:tab/>
+      </w:r>
+      <w:r>
+        <w:tab/>
+      </w:r>
+      <w:r>
+        <w:tab/>
+        <w:t>read(</w:t>
+      </w:r>
+      <w:proofErr w:type="spellStart"/>
+      <w:r>
+        <w:t>fd</w:t>
+      </w:r>
+      <w:proofErr w:type="spellEnd"/>
+      <w:r>
+        <w:t>[0],&amp;</w:t>
+      </w:r>
+      <w:proofErr w:type="spellStart"/>
+      <w:r>
+        <w:t>val,sizeof</w:t>
+      </w:r>
+      <w:proofErr w:type="spellEnd"/>
+      <w:r>
+        <w:t>(</w:t>
+      </w:r>
+      <w:proofErr w:type="spellStart"/>
+      <w:r>
+        <w:t>val</w:t>
+      </w:r>
+      <w:proofErr w:type="spellEnd"/>
+      <w:r>
+        <w:t>));</w:t>
+      </w:r>
+    </w:p>
+    <w:p>
+      <w:r>
+        <w:tab/>
+      </w:r>
+      <w:r>
+        <w:tab/>
+      </w:r>
+      <w:r>
+        <w:tab/>
+      </w:r>
+      <w:proofErr w:type="spellStart"/>
+      <w:r>
+        <w:t>printf</w:t>
+      </w:r>
+      <w:proofErr w:type="spellEnd"/>
+      <w:r>
+        <w:t xml:space="preserve">("read </w:t>
+      </w:r>
+      <w:proofErr w:type="spellStart"/>
+      <w:r>
+        <w:t>val</w:t>
+      </w:r>
+      <w:proofErr w:type="spellEnd"/>
+      <w:r>
+        <w:t xml:space="preserve"> from child : %d \r\n",</w:t>
+      </w:r>
+      <w:proofErr w:type="spellStart"/>
+      <w:r>
+        <w:t>val</w:t>
+      </w:r>
+      <w:proofErr w:type="spellEnd"/>
+      <w:r>
+        <w:t>);</w:t>
+      </w:r>
+    </w:p>
+    <w:p>
+      <w:r>
+        <w:tab/>
+      </w:r>
+      <w:r>
+        <w:tab/>
+        <w:t>}</w:t>
+      </w:r>
+    </w:p>
+    <w:p>
+      <w:r>
+        <w:tab/>
+        <w:t>}</w:t>
+      </w:r>
+    </w:p>
+    <w:p>
+      <w:r>
+        <w:tab/>
+        <w:t>else</w:t>
       </w:r>
     </w:p>
     <w:p>
@@ -9546,661 +9084,157 @@
       </w:r>
       <w:proofErr w:type="spellStart"/>
       <w:r>
-        <w:t>perror</w:t>
-      </w:r>
-      <w:proofErr w:type="spellEnd"/>
-      <w:r>
-        <w:t>("</w:t>
-      </w:r>
-      <w:proofErr w:type="spellStart"/>
-      <w:proofErr w:type="gramStart"/>
-      <w:r>
-        <w:t>socketpair</w:t>
+        <w:t>printf</w:t>
+      </w:r>
+      <w:proofErr w:type="spellEnd"/>
+      <w:r>
+        <w:t>("child process \r\n");</w:t>
+      </w:r>
+    </w:p>
+    <w:p>
+      <w:r>
+        <w:tab/>
+      </w:r>
+      <w:r>
+        <w:tab/>
+        <w:t xml:space="preserve">int </w:t>
+      </w:r>
+      <w:proofErr w:type="spellStart"/>
+      <w:r>
+        <w:t>val</w:t>
+      </w:r>
+      <w:proofErr w:type="spellEnd"/>
+      <w:r>
+        <w:t>;</w:t>
+      </w:r>
+    </w:p>
+    <w:p>
+      <w:r>
+        <w:tab/>
+      </w:r>
+      <w:r>
+        <w:tab/>
+        <w:t>close(</w:t>
+      </w:r>
+      <w:proofErr w:type="spellStart"/>
+      <w:r>
+        <w:t>fd</w:t>
+      </w:r>
+      <w:proofErr w:type="spellEnd"/>
+      <w:r>
+        <w:t>[0]);</w:t>
+      </w:r>
+    </w:p>
+    <w:p/>
+    <w:p>
+      <w:r>
+        <w:tab/>
+      </w:r>
+      <w:r>
+        <w:tab/>
+        <w:t>while(1)</w:t>
+      </w:r>
+    </w:p>
+    <w:p>
+      <w:r>
+        <w:tab/>
+      </w:r>
+      <w:r>
+        <w:tab/>
+        <w:t>{</w:t>
+      </w:r>
+    </w:p>
+    <w:p>
+      <w:r>
+        <w:tab/>
+      </w:r>
+      <w:r>
+        <w:tab/>
+      </w:r>
+      <w:r>
+        <w:tab/>
+        <w:t>read(</w:t>
+      </w:r>
+      <w:proofErr w:type="spellStart"/>
+      <w:r>
+        <w:t>fd</w:t>
+      </w:r>
+      <w:proofErr w:type="spellEnd"/>
+      <w:r>
+        <w:t>[1],&amp;</w:t>
+      </w:r>
+      <w:proofErr w:type="spellStart"/>
+      <w:r>
+        <w:t>val,sizeof</w:t>
       </w:r>
       <w:proofErr w:type="spellEnd"/>
       <w:r>
         <w:t>(</w:t>
       </w:r>
-      <w:proofErr w:type="gramEnd"/>
-      <w:r>
-        <w:t>) error\r\n"</w:t>
-      </w:r>
-      <w:proofErr w:type="gramStart"/>
-      <w:r>
-        <w:t>);</w:t>
-      </w:r>
-      <w:proofErr w:type="gramEnd"/>
-    </w:p>
-    <w:p>
-      <w:r>
-        <w:tab/>
-      </w:r>
-      <w:r>
-        <w:tab/>
-      </w:r>
-      <w:proofErr w:type="gramStart"/>
-      <w:r>
-        <w:t>exit(</w:t>
-      </w:r>
-      <w:proofErr w:type="gramEnd"/>
-      <w:r>
-        <w:t>1</w:t>
-      </w:r>
-      <w:proofErr w:type="gramStart"/>
-      <w:r>
-        <w:t>);</w:t>
-      </w:r>
-      <w:proofErr w:type="gramEnd"/>
-    </w:p>
-    <w:p>
-      <w:r>
-        <w:tab/>
-        <w:t>}</w:t>
-      </w:r>
-    </w:p>
-    <w:p>
-      <w:r>
-        <w:tab/>
-        <w:t>if(</w:t>
-      </w:r>
-      <w:proofErr w:type="gramStart"/>
-      <w:r>
-        <w:t>fork(</w:t>
-      </w:r>
-      <w:proofErr w:type="gramEnd"/>
-      <w:r>
-        <w:t>))</w:t>
-      </w:r>
-    </w:p>
-    <w:p>
-      <w:r>
-        <w:lastRenderedPageBreak/>
-        <w:tab/>
-        <w:t>{</w:t>
-      </w:r>
-    </w:p>
-    <w:p>
-      <w:r>
-        <w:tab/>
-      </w:r>
-      <w:r>
-        <w:tab/>
-      </w:r>
-      <w:proofErr w:type="spellStart"/>
-      <w:proofErr w:type="gramStart"/>
-      <w:r>
-        <w:t>printf</w:t>
+      <w:proofErr w:type="spellStart"/>
+      <w:r>
+        <w:t>val</w:t>
+      </w:r>
+      <w:proofErr w:type="spellEnd"/>
+      <w:r>
+        <w:t>));</w:t>
+      </w:r>
+    </w:p>
+    <w:p>
+      <w:r>
+        <w:tab/>
+      </w:r>
+      <w:r>
+        <w:tab/>
+      </w:r>
+      <w:r>
+        <w:tab/>
+        <w:t>++</w:t>
+      </w:r>
+      <w:proofErr w:type="spellStart"/>
+      <w:r>
+        <w:t>val</w:t>
+      </w:r>
+      <w:proofErr w:type="spellEnd"/>
+      <w:r>
+        <w:t>;</w:t>
+      </w:r>
+    </w:p>
+    <w:p>
+      <w:r>
+        <w:tab/>
+      </w:r>
+      <w:r>
+        <w:tab/>
+      </w:r>
+      <w:r>
+        <w:tab/>
+        <w:t>write(</w:t>
+      </w:r>
+      <w:proofErr w:type="spellStart"/>
+      <w:r>
+        <w:t>fd</w:t>
+      </w:r>
+      <w:proofErr w:type="spellEnd"/>
+      <w:r>
+        <w:t>[1],&amp;</w:t>
+      </w:r>
+      <w:proofErr w:type="spellStart"/>
+      <w:r>
+        <w:t>val,sizeof</w:t>
       </w:r>
       <w:proofErr w:type="spellEnd"/>
       <w:r>
         <w:t>(</w:t>
       </w:r>
-      <w:proofErr w:type="gramEnd"/>
-      <w:r>
-        <w:t>"parent process \r\n"</w:t>
-      </w:r>
-      <w:proofErr w:type="gramStart"/>
-      <w:r>
-        <w:t>);</w:t>
-      </w:r>
-      <w:proofErr w:type="gramEnd"/>
-    </w:p>
-    <w:p>
-      <w:r>
-        <w:tab/>
-      </w:r>
-      <w:r>
-        <w:tab/>
-        <w:t xml:space="preserve">int </w:t>
-      </w:r>
       <w:proofErr w:type="spellStart"/>
       <w:r>
         <w:t>val</w:t>
       </w:r>
       <w:proofErr w:type="spellEnd"/>
       <w:r>
-        <w:t xml:space="preserve"> = </w:t>
-      </w:r>
-      <w:proofErr w:type="gramStart"/>
-      <w:r>
-        <w:t>0;</w:t>
-      </w:r>
-      <w:proofErr w:type="gramEnd"/>
-    </w:p>
-    <w:p>
-      <w:r>
-        <w:tab/>
-      </w:r>
-      <w:r>
-        <w:tab/>
-        <w:t>close(</w:t>
-      </w:r>
-      <w:proofErr w:type="spellStart"/>
-      <w:proofErr w:type="gramStart"/>
-      <w:r>
-        <w:t>fd</w:t>
-      </w:r>
-      <w:proofErr w:type="spellEnd"/>
-      <w:r>
-        <w:t>[</w:t>
-      </w:r>
-      <w:proofErr w:type="gramEnd"/>
-      <w:r>
-        <w:t>1]</w:t>
-      </w:r>
-      <w:proofErr w:type="gramStart"/>
-      <w:r>
-        <w:t>);</w:t>
-      </w:r>
-      <w:proofErr w:type="gramEnd"/>
-    </w:p>
-    <w:p>
-      <w:r>
-        <w:tab/>
-      </w:r>
-      <w:r>
-        <w:tab/>
-      </w:r>
-      <w:proofErr w:type="gramStart"/>
-      <w:r>
-        <w:t>while(</w:t>
-      </w:r>
-      <w:proofErr w:type="gramEnd"/>
-      <w:r>
-        <w:t>1)</w:t>
-      </w:r>
-    </w:p>
-    <w:p>
-      <w:r>
-        <w:tab/>
-      </w:r>
-      <w:r>
-        <w:tab/>
-        <w:t>{</w:t>
-      </w:r>
-    </w:p>
-    <w:p>
-      <w:r>
-        <w:tab/>
-      </w:r>
-      <w:r>
-        <w:tab/>
-      </w:r>
-      <w:r>
-        <w:tab/>
-      </w:r>
-      <w:proofErr w:type="gramStart"/>
-      <w:r>
-        <w:t>sleep(</w:t>
-      </w:r>
-      <w:proofErr w:type="gramEnd"/>
-      <w:r>
-        <w:t>1</w:t>
-      </w:r>
-      <w:proofErr w:type="gramStart"/>
-      <w:r>
-        <w:t>);</w:t>
-      </w:r>
-      <w:proofErr w:type="gramEnd"/>
-    </w:p>
-    <w:p>
-      <w:r>
-        <w:tab/>
-      </w:r>
-      <w:r>
-        <w:tab/>
-      </w:r>
-      <w:r>
-        <w:tab/>
-        <w:t>++</w:t>
-      </w:r>
-      <w:proofErr w:type="spellStart"/>
-      <w:proofErr w:type="gramStart"/>
-      <w:r>
-        <w:t>val</w:t>
-      </w:r>
-      <w:proofErr w:type="spellEnd"/>
-      <w:r>
-        <w:t>;</w:t>
-      </w:r>
-      <w:proofErr w:type="gramEnd"/>
-    </w:p>
-    <w:p>
-      <w:r>
-        <w:tab/>
-      </w:r>
-      <w:r>
-        <w:tab/>
-      </w:r>
-      <w:r>
-        <w:tab/>
-      </w:r>
-      <w:proofErr w:type="spellStart"/>
-      <w:proofErr w:type="gramStart"/>
-      <w:r>
-        <w:t>printf</w:t>
-      </w:r>
-      <w:proofErr w:type="spellEnd"/>
-      <w:r>
-        <w:t>(</w:t>
-      </w:r>
-      <w:proofErr w:type="gramEnd"/>
-      <w:r>
-        <w:t xml:space="preserve">"send </w:t>
-      </w:r>
-      <w:proofErr w:type="spellStart"/>
-      <w:r>
-        <w:t>val</w:t>
-      </w:r>
-      <w:proofErr w:type="spellEnd"/>
-      <w:r>
-        <w:t xml:space="preserve"> to </w:t>
-      </w:r>
-      <w:proofErr w:type="gramStart"/>
-      <w:r>
-        <w:t>child :</w:t>
-      </w:r>
-      <w:proofErr w:type="gramEnd"/>
-      <w:r>
-        <w:t xml:space="preserve"> %d\r\n</w:t>
-      </w:r>
-      <w:proofErr w:type="gramStart"/>
-      <w:r>
-        <w:t>",</w:t>
-      </w:r>
-      <w:proofErr w:type="spellStart"/>
-      <w:r>
-        <w:t>val</w:t>
-      </w:r>
-      <w:proofErr w:type="spellEnd"/>
-      <w:r>
-        <w:t>);</w:t>
-      </w:r>
-      <w:proofErr w:type="gramEnd"/>
-    </w:p>
-    <w:p>
-      <w:r>
-        <w:tab/>
-      </w:r>
-      <w:r>
-        <w:tab/>
-      </w:r>
-      <w:r>
-        <w:tab/>
-        <w:t>write(</w:t>
-      </w:r>
-      <w:proofErr w:type="spellStart"/>
-      <w:r>
-        <w:t>fd</w:t>
-      </w:r>
-      <w:proofErr w:type="spellEnd"/>
-      <w:r>
-        <w:t>[0</w:t>
-      </w:r>
-      <w:proofErr w:type="gramStart"/>
-      <w:r>
-        <w:t>],&amp;</w:t>
-      </w:r>
-      <w:proofErr w:type="spellStart"/>
-      <w:r>
-        <w:t>val,sizeof</w:t>
-      </w:r>
-      <w:proofErr w:type="spellEnd"/>
-      <w:proofErr w:type="gramEnd"/>
-      <w:r>
-        <w:t>(</w:t>
-      </w:r>
-      <w:proofErr w:type="spellStart"/>
-      <w:r>
-        <w:t>val</w:t>
-      </w:r>
-      <w:proofErr w:type="spellEnd"/>
-      <w:r>
-        <w:t>)</w:t>
-      </w:r>
-      <w:proofErr w:type="gramStart"/>
-      <w:r>
-        <w:t>);</w:t>
-      </w:r>
-      <w:proofErr w:type="gramEnd"/>
-    </w:p>
-    <w:p>
-      <w:r>
-        <w:tab/>
-      </w:r>
-      <w:r>
-        <w:tab/>
-      </w:r>
-      <w:r>
-        <w:tab/>
-        <w:t>read(</w:t>
-      </w:r>
-      <w:proofErr w:type="spellStart"/>
-      <w:r>
-        <w:t>fd</w:t>
-      </w:r>
-      <w:proofErr w:type="spellEnd"/>
-      <w:r>
-        <w:t>[0</w:t>
-      </w:r>
-      <w:proofErr w:type="gramStart"/>
-      <w:r>
-        <w:t>],&amp;</w:t>
-      </w:r>
-      <w:proofErr w:type="spellStart"/>
-      <w:r>
-        <w:t>val,sizeof</w:t>
-      </w:r>
-      <w:proofErr w:type="spellEnd"/>
-      <w:proofErr w:type="gramEnd"/>
-      <w:r>
-        <w:t>(</w:t>
-      </w:r>
-      <w:proofErr w:type="spellStart"/>
-      <w:r>
-        <w:t>val</w:t>
-      </w:r>
-      <w:proofErr w:type="spellEnd"/>
-      <w:r>
-        <w:t>)</w:t>
-      </w:r>
-      <w:proofErr w:type="gramStart"/>
-      <w:r>
-        <w:t>);</w:t>
-      </w:r>
-      <w:proofErr w:type="gramEnd"/>
-    </w:p>
-    <w:p>
-      <w:r>
-        <w:tab/>
-      </w:r>
-      <w:r>
-        <w:tab/>
-      </w:r>
-      <w:r>
-        <w:tab/>
-      </w:r>
-      <w:proofErr w:type="spellStart"/>
-      <w:proofErr w:type="gramStart"/>
-      <w:r>
-        <w:t>printf</w:t>
-      </w:r>
-      <w:proofErr w:type="spellEnd"/>
-      <w:r>
-        <w:t>(</w:t>
-      </w:r>
-      <w:proofErr w:type="gramEnd"/>
-      <w:r>
-        <w:t xml:space="preserve">"read </w:t>
-      </w:r>
-      <w:proofErr w:type="spellStart"/>
-      <w:r>
-        <w:t>val</w:t>
-      </w:r>
-      <w:proofErr w:type="spellEnd"/>
-      <w:r>
-        <w:t xml:space="preserve"> from </w:t>
-      </w:r>
-      <w:proofErr w:type="gramStart"/>
-      <w:r>
-        <w:t>child :</w:t>
-      </w:r>
-      <w:proofErr w:type="gramEnd"/>
-      <w:r>
-        <w:t xml:space="preserve"> %d \r\n</w:t>
-      </w:r>
-      <w:proofErr w:type="gramStart"/>
-      <w:r>
-        <w:t>",</w:t>
-      </w:r>
-      <w:proofErr w:type="spellStart"/>
-      <w:r>
-        <w:t>val</w:t>
-      </w:r>
-      <w:proofErr w:type="spellEnd"/>
-      <w:r>
-        <w:t>);</w:t>
-      </w:r>
-      <w:proofErr w:type="gramEnd"/>
-    </w:p>
-    <w:p>
-      <w:r>
-        <w:tab/>
-      </w:r>
-      <w:r>
-        <w:tab/>
-        <w:t>}</w:t>
-      </w:r>
-    </w:p>
-    <w:p>
-      <w:r>
-        <w:tab/>
-        <w:t>}</w:t>
-      </w:r>
-    </w:p>
-    <w:p>
-      <w:r>
-        <w:tab/>
-        <w:t>else</w:t>
-      </w:r>
-    </w:p>
-    <w:p>
-      <w:r>
-        <w:tab/>
-        <w:t>{</w:t>
-      </w:r>
-    </w:p>
-    <w:p>
-      <w:r>
-        <w:tab/>
-      </w:r>
-      <w:r>
-        <w:tab/>
-      </w:r>
-      <w:proofErr w:type="spellStart"/>
-      <w:proofErr w:type="gramStart"/>
-      <w:r>
-        <w:t>printf</w:t>
-      </w:r>
-      <w:proofErr w:type="spellEnd"/>
-      <w:r>
-        <w:t>(</w:t>
-      </w:r>
-      <w:proofErr w:type="gramEnd"/>
-      <w:r>
-        <w:t>"child process \r\n"</w:t>
-      </w:r>
-      <w:proofErr w:type="gramStart"/>
-      <w:r>
-        <w:t>);</w:t>
-      </w:r>
-      <w:proofErr w:type="gramEnd"/>
-    </w:p>
-    <w:p>
-      <w:r>
-        <w:tab/>
-      </w:r>
-      <w:r>
-        <w:tab/>
-        <w:t xml:space="preserve">int </w:t>
-      </w:r>
-      <w:proofErr w:type="spellStart"/>
-      <w:proofErr w:type="gramStart"/>
-      <w:r>
-        <w:t>val</w:t>
-      </w:r>
-      <w:proofErr w:type="spellEnd"/>
-      <w:r>
-        <w:t>;</w:t>
-      </w:r>
-      <w:proofErr w:type="gramEnd"/>
-    </w:p>
-    <w:p>
-      <w:r>
-        <w:tab/>
-      </w:r>
-      <w:r>
-        <w:tab/>
-        <w:t>close(</w:t>
-      </w:r>
-      <w:proofErr w:type="spellStart"/>
-      <w:proofErr w:type="gramStart"/>
-      <w:r>
-        <w:t>fd</w:t>
-      </w:r>
-      <w:proofErr w:type="spellEnd"/>
-      <w:r>
-        <w:t>[</w:t>
-      </w:r>
-      <w:proofErr w:type="gramEnd"/>
-      <w:r>
-        <w:t>0]</w:t>
-      </w:r>
-      <w:proofErr w:type="gramStart"/>
-      <w:r>
-        <w:t>);</w:t>
-      </w:r>
-      <w:proofErr w:type="gramEnd"/>
-    </w:p>
-    <w:p/>
-    <w:p>
-      <w:r>
-        <w:tab/>
-      </w:r>
-      <w:r>
-        <w:tab/>
-      </w:r>
-      <w:proofErr w:type="gramStart"/>
-      <w:r>
-        <w:t>while(</w:t>
-      </w:r>
-      <w:proofErr w:type="gramEnd"/>
-      <w:r>
-        <w:t>1)</w:t>
-      </w:r>
-    </w:p>
-    <w:p>
-      <w:r>
-        <w:tab/>
-      </w:r>
-      <w:r>
-        <w:tab/>
-        <w:t>{</w:t>
-      </w:r>
-    </w:p>
-    <w:p>
-      <w:r>
-        <w:tab/>
-      </w:r>
-      <w:r>
-        <w:tab/>
-      </w:r>
-      <w:r>
-        <w:tab/>
-        <w:t>read(</w:t>
-      </w:r>
-      <w:proofErr w:type="spellStart"/>
-      <w:r>
-        <w:t>fd</w:t>
-      </w:r>
-      <w:proofErr w:type="spellEnd"/>
-      <w:r>
-        <w:t>[1</w:t>
-      </w:r>
-      <w:proofErr w:type="gramStart"/>
-      <w:r>
-        <w:t>],&amp;</w:t>
-      </w:r>
-      <w:proofErr w:type="spellStart"/>
-      <w:r>
-        <w:t>val,sizeof</w:t>
-      </w:r>
-      <w:proofErr w:type="spellEnd"/>
-      <w:proofErr w:type="gramEnd"/>
-      <w:r>
-        <w:t>(</w:t>
-      </w:r>
-      <w:proofErr w:type="spellStart"/>
-      <w:r>
-        <w:t>val</w:t>
-      </w:r>
-      <w:proofErr w:type="spellEnd"/>
-      <w:r>
-        <w:t>)</w:t>
-      </w:r>
-      <w:proofErr w:type="gramStart"/>
-      <w:r>
-        <w:t>);</w:t>
-      </w:r>
-      <w:proofErr w:type="gramEnd"/>
-    </w:p>
-    <w:p>
-      <w:r>
-        <w:tab/>
-      </w:r>
-      <w:r>
-        <w:tab/>
-      </w:r>
-      <w:r>
-        <w:tab/>
-        <w:t>++</w:t>
-      </w:r>
-      <w:proofErr w:type="spellStart"/>
-      <w:proofErr w:type="gramStart"/>
-      <w:r>
-        <w:t>val</w:t>
-      </w:r>
-      <w:proofErr w:type="spellEnd"/>
-      <w:r>
-        <w:t>;</w:t>
-      </w:r>
-      <w:proofErr w:type="gramEnd"/>
-    </w:p>
-    <w:p>
-      <w:r>
-        <w:tab/>
-      </w:r>
-      <w:r>
-        <w:tab/>
-      </w:r>
-      <w:r>
-        <w:tab/>
-        <w:t>write(</w:t>
-      </w:r>
-      <w:proofErr w:type="spellStart"/>
-      <w:r>
-        <w:t>fd</w:t>
-      </w:r>
-      <w:proofErr w:type="spellEnd"/>
-      <w:r>
-        <w:t>[1</w:t>
-      </w:r>
-      <w:proofErr w:type="gramStart"/>
-      <w:r>
-        <w:t>],&amp;</w:t>
-      </w:r>
-      <w:proofErr w:type="spellStart"/>
-      <w:r>
-        <w:t>val,sizeof</w:t>
-      </w:r>
-      <w:proofErr w:type="spellEnd"/>
-      <w:proofErr w:type="gramEnd"/>
-      <w:r>
-        <w:t>(</w:t>
-      </w:r>
-      <w:proofErr w:type="spellStart"/>
-      <w:r>
-        <w:t>val</w:t>
-      </w:r>
-      <w:proofErr w:type="spellEnd"/>
-      <w:r>
-        <w:t>)</w:t>
-      </w:r>
-      <w:proofErr w:type="gramStart"/>
-      <w:r>
-        <w:t>);</w:t>
-      </w:r>
-      <w:proofErr w:type="gramEnd"/>
+        <w:t>));</w:t>
+      </w:r>
     </w:p>
     <w:p>
       <w:r>
@@ -10376,21 +9410,7 @@
         <w:rPr>
           <w:rFonts w:hint="eastAsia"/>
         </w:rPr>
-        <w:t>阻塞和非</w:t>
-      </w:r>
-      <w:proofErr w:type="gramStart"/>
-      <w:r>
-        <w:rPr>
-          <w:rFonts w:hint="eastAsia"/>
-        </w:rPr>
-        <w:t>阻塞指</w:t>
-      </w:r>
-      <w:proofErr w:type="gramEnd"/>
-      <w:r>
-        <w:rPr>
-          <w:rFonts w:hint="eastAsia"/>
-        </w:rPr>
-        <w:t>的是执行一个操作时等操作结束再返回结果，还是马上返回结果。</w:t>
+        <w:t>阻塞和非阻塞指的是执行一个操作时等操作结束再返回结果，还是马上返回结果。</w:t>
       </w:r>
     </w:p>
     <w:p>
@@ -10470,21 +9490,7 @@
         <w:rPr>
           <w:rFonts w:hint="eastAsia"/>
         </w:rPr>
-        <w:t>）只有到</w:t>
-      </w:r>
-      <w:proofErr w:type="gramStart"/>
-      <w:r>
-        <w:rPr>
-          <w:rFonts w:hint="eastAsia"/>
-        </w:rPr>
-        <w:t>到</w:t>
-      </w:r>
-      <w:proofErr w:type="gramEnd"/>
-      <w:r>
-        <w:rPr>
-          <w:rFonts w:hint="eastAsia"/>
-        </w:rPr>
-        <w:t>结果才进入活动状态；</w:t>
+        <w:t>）只有到到结果才进入活动状态；</w:t>
       </w:r>
     </w:p>
     <w:p>
@@ -10592,21 +9598,7 @@
         <w:rPr>
           <w:rFonts w:hint="eastAsia"/>
         </w:rPr>
-        <w:t>非阻塞例子：海底捞的服务器为你点菜，当你点完菜后，服务员把消息传到后厨，过了三分钟，你跑到后厨问，我的锅底或者肥牛卷好了没有？</w:t>
-      </w:r>
-      <w:proofErr w:type="gramStart"/>
-      <w:r>
-        <w:rPr>
-          <w:rFonts w:hint="eastAsia"/>
-        </w:rPr>
-        <w:t>后厨说没好</w:t>
-      </w:r>
-      <w:proofErr w:type="gramEnd"/>
-      <w:r>
-        <w:rPr>
-          <w:rFonts w:hint="eastAsia"/>
-        </w:rPr>
-        <w:t>，然后你去处理其它事情，然后又过了五分钟，你又跑到后厨问，我的某个菜好了没有，如果没有，你还是继续做其他事情，然后等会再问一次，这个时候就是在</w:t>
+        <w:t>非阻塞例子：海底捞的服务器为你点菜，当你点完菜后，服务员把消息传到后厨，过了三分钟，你跑到后厨问，我的锅底或者肥牛卷好了没有？后厨说没好，然后你去处理其它事情，然后又过了五分钟，你又跑到后厨问，我的某个菜好了没有，如果没有，你还是继续做其他事情，然后等会再问一次，这个时候就是在</w:t>
       </w:r>
       <w:r>
         <w:rPr>
@@ -11640,21 +10632,7 @@
         <w:rPr>
           <w:rFonts w:hint="eastAsia"/>
         </w:rPr>
-        <w:t>在写某些文件时，当文件不能立即接收写入的数据时，也可能会导致写操作阻塞，一直阻塞到</w:t>
-      </w:r>
-      <w:proofErr w:type="gramStart"/>
-      <w:r>
-        <w:rPr>
-          <w:rFonts w:hint="eastAsia"/>
-        </w:rPr>
-        <w:t>写成功</w:t>
-      </w:r>
-      <w:proofErr w:type="gramEnd"/>
-      <w:r>
-        <w:rPr>
-          <w:rFonts w:hint="eastAsia"/>
-        </w:rPr>
-        <w:t>为止。</w:t>
+        <w:t>在写某些文件时，当文件不能立即接收写入的数据时，也可能会导致写操作阻塞，一直阻塞到写成功为止。</w:t>
       </w:r>
       <w:r>
         <w:rPr>
@@ -11733,21 +10711,7 @@
         <w:rPr>
           <w:rFonts w:hint="eastAsia"/>
         </w:rPr>
-        <w:t>这种方式肯定是没问题的，这仅是一种方案，实际并不提倡这么做，多线任务时使用</w:t>
-      </w:r>
-      <w:proofErr w:type="gramStart"/>
-      <w:r>
-        <w:rPr>
-          <w:rFonts w:hint="eastAsia"/>
-        </w:rPr>
-        <w:t>多进程</w:t>
-      </w:r>
-      <w:proofErr w:type="gramEnd"/>
-      <w:r>
-        <w:rPr>
-          <w:rFonts w:hint="eastAsia"/>
-        </w:rPr>
-        <w:t>实现，开销太大了。</w:t>
+        <w:t>这种方式肯定是没问题的，这仅是一种方案，实际并不提倡这么做，多线任务时使用多进程实现，开销太大了。</w:t>
       </w:r>
     </w:p>
     <w:p>
@@ -11912,60 +10876,18 @@
         <w:rPr>
           <w:rFonts w:hint="eastAsia"/>
         </w:rPr>
-        <w:t>我们可以将阻塞的</w:t>
-      </w:r>
-      <w:proofErr w:type="gramStart"/>
-      <w:r>
-        <w:rPr>
-          <w:rFonts w:hint="eastAsia"/>
-        </w:rPr>
-        <w:t>读修改</w:t>
-      </w:r>
-      <w:proofErr w:type="gramEnd"/>
-      <w:r>
-        <w:rPr>
-          <w:rFonts w:hint="eastAsia"/>
-        </w:rPr>
-        <w:t>为非阻塞的读。非阻塞读意思就是，如果有数据就成功读到，如果没有读到数据就出错返回，而不是阻塞。</w:t>
-      </w:r>
-    </w:p>
-    <w:p>
-      <w:pPr>
-        <w:ind w:firstLine="420"/>
-      </w:pPr>
-      <w:r>
-        <w:rPr>
-          <w:rFonts w:hint="eastAsia"/>
-        </w:rPr>
-        <w:t>尽管我们</w:t>
-      </w:r>
-      <w:proofErr w:type="gramStart"/>
-      <w:r>
-        <w:rPr>
-          <w:rFonts w:hint="eastAsia"/>
-        </w:rPr>
-        <w:t>很少非</w:t>
-      </w:r>
-      <w:proofErr w:type="gramEnd"/>
-      <w:r>
-        <w:rPr>
-          <w:rFonts w:hint="eastAsia"/>
-        </w:rPr>
-        <w:t>阻塞的读，但是有些时候还是</w:t>
-      </w:r>
-      <w:proofErr w:type="gramStart"/>
-      <w:r>
-        <w:rPr>
-          <w:rFonts w:hint="eastAsia"/>
-        </w:rPr>
-        <w:t>需要非</w:t>
-      </w:r>
-      <w:proofErr w:type="gramEnd"/>
-      <w:r>
-        <w:rPr>
-          <w:rFonts w:hint="eastAsia"/>
-        </w:rPr>
-        <w:t>阻塞读，因此</w:t>
+        <w:t>我们可以将阻塞的读修改为非阻塞的读。非阻塞读意思就是，如果有数据就成功读到，如果没有读到数据就出错返回，而不是阻塞。</w:t>
+      </w:r>
+    </w:p>
+    <w:p>
+      <w:pPr>
+        <w:ind w:firstLine="420"/>
+      </w:pPr>
+      <w:r>
+        <w:rPr>
+          <w:rFonts w:hint="eastAsia"/>
+        </w:rPr>
+        <w:t>尽管我们很少非阻塞的读，但是有些时候还是需要非阻塞读，因此</w:t>
       </w:r>
       <w:r>
         <w:rPr>
@@ -12152,16 +11074,24 @@
     <w:p>
       <w:pPr>
         <w:pStyle w:val="11"/>
-        <w:numPr>
-          <w:ilvl w:val="0"/>
-          <w:numId w:val="5"/>
-        </w:numPr>
         <w:ind w:firstLineChars="0"/>
       </w:pPr>
       <w:r>
         <w:rPr>
           <w:rFonts w:hint="eastAsia"/>
         </w:rPr>
+        <w:t>1</w:t>
+      </w:r>
+      <w:r>
+        <w:rPr>
+          <w:rFonts w:hint="eastAsia"/>
+        </w:rPr>
+        <w:t>）</w:t>
+      </w:r>
+      <w:r>
+        <w:rPr>
+          <w:rFonts w:hint="eastAsia"/>
+        </w:rPr>
         <w:t>当文件已经被</w:t>
       </w:r>
       <w:r>
@@ -12218,16 +11148,24 @@
     <w:p>
       <w:pPr>
         <w:pStyle w:val="11"/>
-        <w:numPr>
-          <w:ilvl w:val="0"/>
-          <w:numId w:val="5"/>
-        </w:numPr>
         <w:ind w:firstLineChars="0"/>
       </w:pPr>
       <w:r>
         <w:rPr>
           <w:rFonts w:hint="eastAsia"/>
         </w:rPr>
+        <w:t>2</w:t>
+      </w:r>
+      <w:r>
+        <w:rPr>
+          <w:rFonts w:hint="eastAsia"/>
+        </w:rPr>
+        <w:t>）</w:t>
+      </w:r>
+      <w:r>
+        <w:rPr>
+          <w:rFonts w:hint="eastAsia"/>
+        </w:rPr>
         <w:t>没办法在</w:t>
       </w:r>
       <w:r>
@@ -12292,21 +11230,7 @@
         <w:rPr>
           <w:rFonts w:hint="eastAsia"/>
         </w:rPr>
-        <w:t>函数来返回文件描述符的，如果</w:t>
-      </w:r>
-      <w:proofErr w:type="gramStart"/>
-      <w:r>
-        <w:rPr>
-          <w:rFonts w:hint="eastAsia"/>
-        </w:rPr>
-        <w:t>你想非阻塞</w:t>
-      </w:r>
-      <w:proofErr w:type="gramEnd"/>
-      <w:r>
-        <w:rPr>
-          <w:rFonts w:hint="eastAsia"/>
-        </w:rPr>
-        <w:t>的读无名管道的话，是没有办法通过</w:t>
+        <w:t>函数来返回文件描述符的，如果你想非阻塞的读无名管道的话，是没有办法通过</w:t>
       </w:r>
       <w:r>
         <w:rPr>
@@ -12349,11 +11273,6 @@
     </w:p>
     <w:p>
       <w:pPr>
-        <w:ind w:left="420" w:firstLine="420"/>
-      </w:pPr>
-    </w:p>
-    <w:p>
-      <w:pPr>
         <w:ind w:firstLine="420"/>
       </w:pPr>
       <w:r>
@@ -12374,16 +11293,8 @@
         <w:rPr>
           <w:rFonts w:hint="eastAsia"/>
         </w:rPr>
-        <w:t>不仅仅只能重</w:t>
-      </w:r>
-      <w:proofErr w:type="gramStart"/>
-      <w:r>
-        <w:rPr>
-          <w:rFonts w:hint="eastAsia"/>
-        </w:rPr>
-        <w:t>设或补设</w:t>
-      </w:r>
-      <w:proofErr w:type="gramEnd"/>
+        <w:t>不仅仅只能重设或补设</w:t>
+      </w:r>
       <w:r>
         <w:rPr>
           <w:rFonts w:hint="eastAsia"/>
@@ -12394,16 +11305,8 @@
         <w:rPr>
           <w:rFonts w:hint="eastAsia"/>
         </w:rPr>
-        <w:t>，也可以重</w:t>
-      </w:r>
-      <w:proofErr w:type="gramStart"/>
-      <w:r>
-        <w:rPr>
-          <w:rFonts w:hint="eastAsia"/>
-        </w:rPr>
-        <w:t>设或补设</w:t>
-      </w:r>
-      <w:proofErr w:type="gramEnd"/>
+        <w:t>，也可以重设或补设</w:t>
+      </w:r>
       <w:r>
         <w:rPr>
           <w:rFonts w:hint="eastAsia"/>
@@ -12452,7 +11355,6 @@
         <w:ind w:left="420"/>
       </w:pPr>
       <w:proofErr w:type="spellStart"/>
-      <w:proofErr w:type="gramStart"/>
       <w:r>
         <w:t>f</w:t>
       </w:r>
@@ -12464,17 +11366,8 @@
       </w:r>
       <w:proofErr w:type="spellEnd"/>
       <w:r>
-        <w:t>(</w:t>
-      </w:r>
-      <w:proofErr w:type="gramEnd"/>
-      <w:r>
-        <w:t>0, F_SETFL, O_READONLY|O_NONBLOCK</w:t>
-      </w:r>
-      <w:proofErr w:type="gramStart"/>
-      <w:r>
-        <w:t>);</w:t>
-      </w:r>
-      <w:proofErr w:type="gramEnd"/>
+        <w:t>(0, F_SETFL, O_READONLY|O_NONBLOCK);</w:t>
+      </w:r>
     </w:p>
     <w:p>
       <w:pPr>
@@ -12574,7 +11467,6 @@
         <w:ind w:left="420"/>
       </w:pPr>
       <w:proofErr w:type="spellStart"/>
-      <w:proofErr w:type="gramStart"/>
       <w:r>
         <w:rPr>
           <w:rFonts w:hint="eastAsia"/>
@@ -12583,17 +11475,8 @@
       </w:r>
       <w:proofErr w:type="spellEnd"/>
       <w:r>
-        <w:t>(</w:t>
-      </w:r>
-      <w:proofErr w:type="gramEnd"/>
-      <w:r>
-        <w:t>0, F_SETFL, flag</w:t>
-      </w:r>
-      <w:proofErr w:type="gramStart"/>
-      <w:r>
-        <w:t>);</w:t>
-      </w:r>
-      <w:proofErr w:type="gramEnd"/>
+        <w:t>(0, F_SETFL, flag);</w:t>
+      </w:r>
     </w:p>
     <w:p/>
     <w:p>
@@ -12706,31 +11589,470 @@
         <w:rPr>
           <w:rFonts w:hint="eastAsia"/>
         </w:rPr>
+        <w:t>socket</w:t>
+      </w:r>
+      <w:r>
+        <w:rPr>
+          <w:rFonts w:hint="eastAsia"/>
+        </w:rPr>
+        <w:t>上发送一个</w:t>
+      </w:r>
+      <w:r>
+        <w:rPr>
+          <w:rFonts w:hint="eastAsia"/>
+        </w:rPr>
+        <w:t>RST</w:t>
+      </w:r>
+      <w:r>
+        <w:rPr>
+          <w:rFonts w:hint="eastAsia"/>
+        </w:rPr>
+        <w:t>包：</w:t>
+      </w:r>
+    </w:p>
+    <w:p>
+      <w:r>
+        <w:tab/>
+      </w:r>
+      <w:r>
+        <w:rPr>
+          <w:rFonts w:hint="eastAsia"/>
+        </w:rPr>
+        <w:t>select</w:t>
+      </w:r>
+      <w:r>
+        <w:rPr>
+          <w:rFonts w:hint="eastAsia"/>
+        </w:rPr>
+        <w:t>返回监听</w:t>
+      </w:r>
+      <w:r>
+        <w:rPr>
+          <w:rFonts w:hint="eastAsia"/>
+        </w:rPr>
+        <w:t>socket</w:t>
+      </w:r>
+      <w:r>
+        <w:rPr>
+          <w:rFonts w:hint="eastAsia"/>
+        </w:rPr>
+        <w:t>可读</w:t>
+      </w:r>
+    </w:p>
+    <w:p>
+      <w:r>
         <w:lastRenderedPageBreak/>
+        <w:tab/>
+      </w:r>
+      <w:r>
+        <w:rPr>
+          <w:rFonts w:hint="eastAsia"/>
+        </w:rPr>
+        <w:t>服务器接收到客户发送过来的</w:t>
+      </w:r>
+      <w:r>
+        <w:rPr>
+          <w:rFonts w:hint="eastAsia"/>
+        </w:rPr>
+        <w:t>RST</w:t>
+      </w:r>
+    </w:p>
+    <w:p>
+      <w:r>
+        <w:tab/>
+      </w:r>
+      <w:r>
+        <w:rPr>
+          <w:rFonts w:hint="eastAsia"/>
+        </w:rPr>
+        <w:t>已经完成的连接被从队列中删除</w:t>
+      </w:r>
+    </w:p>
+    <w:p>
+      <w:r>
+        <w:tab/>
+      </w:r>
+      <w:r>
+        <w:rPr>
+          <w:rFonts w:hint="eastAsia"/>
+        </w:rPr>
+        <w:t>服务器调用</w:t>
+      </w:r>
+      <w:r>
+        <w:rPr>
+          <w:rFonts w:hint="eastAsia"/>
+        </w:rPr>
+        <w:t>accept</w:t>
+      </w:r>
+      <w:r>
+        <w:rPr>
+          <w:rFonts w:hint="eastAsia"/>
+        </w:rPr>
+        <w:t>，但是连接已经消息</w:t>
+      </w:r>
+    </w:p>
+    <w:p>
+      <w:r>
+        <w:tab/>
+      </w:r>
+      <w:r>
+        <w:rPr>
+          <w:rFonts w:hint="eastAsia"/>
+        </w:rPr>
+        <w:t>上述问题的解决方式：</w:t>
+      </w:r>
+    </w:p>
+    <w:p>
+      <w:r>
+        <w:tab/>
+      </w:r>
+      <w:r>
+        <w:rPr>
+          <w:rFonts w:hint="eastAsia"/>
+        </w:rPr>
+        <w:t>监听</w:t>
+      </w:r>
+      <w:r>
+        <w:rPr>
+          <w:rFonts w:hint="eastAsia"/>
+        </w:rPr>
         <w:t>socket</w:t>
       </w:r>
       <w:r>
         <w:rPr>
           <w:rFonts w:hint="eastAsia"/>
         </w:rPr>
-        <w:t>上发送一个</w:t>
-      </w:r>
-      <w:r>
-        <w:rPr>
-          <w:rFonts w:hint="eastAsia"/>
-        </w:rPr>
-        <w:t>RST</w:t>
-      </w:r>
-      <w:r>
-        <w:rPr>
-          <w:rFonts w:hint="eastAsia"/>
-        </w:rPr>
-        <w:t>包：</w:t>
-      </w:r>
-    </w:p>
-    <w:p>
-      <w:r>
-        <w:tab/>
+        <w:t>设置为非阻塞模式</w:t>
+      </w:r>
+    </w:p>
+    <w:p>
+      <w:r>
+        <w:tab/>
+      </w:r>
+      <w:r>
+        <w:rPr>
+          <w:rFonts w:hint="eastAsia"/>
+        </w:rPr>
+        <w:t>忽略</w:t>
+      </w:r>
+      <w:r>
+        <w:rPr>
+          <w:rFonts w:hint="eastAsia"/>
+        </w:rPr>
+        <w:t>EWOULDBLOCK</w:t>
+      </w:r>
+      <w:r>
+        <w:rPr>
+          <w:rFonts w:hint="eastAsia"/>
+        </w:rPr>
+        <w:t>错误</w:t>
+      </w:r>
+    </w:p>
+    <w:p>
+      <w:r>
+        <w:tab/>
+      </w:r>
+      <w:r>
+        <w:rPr>
+          <w:rFonts w:hint="eastAsia"/>
+        </w:rPr>
+        <w:t>忽略</w:t>
+      </w:r>
+      <w:r>
+        <w:rPr>
+          <w:rFonts w:hint="eastAsia"/>
+        </w:rPr>
+        <w:t>FCONNABORTED</w:t>
+      </w:r>
+      <w:r>
+        <w:rPr>
+          <w:rFonts w:hint="eastAsia"/>
+        </w:rPr>
+        <w:t>错误</w:t>
+      </w:r>
+    </w:p>
+    <w:p>
+      <w:r>
+        <w:tab/>
+      </w:r>
+      <w:r>
+        <w:rPr>
+          <w:rFonts w:hint="eastAsia"/>
+        </w:rPr>
+        <w:t>忽略</w:t>
+      </w:r>
+      <w:r>
+        <w:rPr>
+          <w:rFonts w:hint="eastAsia"/>
+        </w:rPr>
+        <w:t>EPROTO</w:t>
+      </w:r>
+      <w:r>
+        <w:rPr>
+          <w:rFonts w:hint="eastAsia"/>
+        </w:rPr>
+        <w:t>错误</w:t>
+      </w:r>
+    </w:p>
+    <w:p>
+      <w:pPr>
+        <w:pStyle w:val="4"/>
+      </w:pPr>
+      <w:r>
+        <w:rPr>
+          <w:rFonts w:hint="eastAsia"/>
+        </w:rPr>
+        <w:t>非阻塞</w:t>
+      </w:r>
+      <w:r>
+        <w:rPr>
+          <w:rFonts w:hint="eastAsia"/>
+        </w:rPr>
+        <w:t>connect</w:t>
+      </w:r>
+    </w:p>
+    <w:p>
+      <w:r>
+        <w:tab/>
+      </w:r>
+      <w:r>
+        <w:rPr>
+          <w:rFonts w:hint="eastAsia"/>
+        </w:rPr>
+        <w:t>非阻塞</w:t>
+      </w:r>
+      <w:r>
+        <w:rPr>
+          <w:rFonts w:hint="eastAsia"/>
+        </w:rPr>
+        <w:t>connect</w:t>
+      </w:r>
+      <w:r>
+        <w:rPr>
+          <w:rFonts w:hint="eastAsia"/>
+        </w:rPr>
+        <w:t>的用途：</w:t>
+      </w:r>
+    </w:p>
+    <w:p>
+      <w:r>
+        <w:tab/>
+      </w:r>
+      <w:r>
+        <w:rPr>
+          <w:rFonts w:hint="eastAsia"/>
+        </w:rPr>
+        <w:t>把三次握手叠加到其他处理上</w:t>
+      </w:r>
+    </w:p>
+    <w:p>
+      <w:r>
+        <w:tab/>
+      </w:r>
+      <w:r>
+        <w:rPr>
+          <w:rFonts w:hint="eastAsia"/>
+        </w:rPr>
+        <w:t>可以同时建立多个连接</w:t>
+      </w:r>
+    </w:p>
+    <w:p>
+      <w:pPr>
+        <w:rPr>
+          <w:color w:val="FF0000"/>
+        </w:rPr>
+      </w:pPr>
+      <w:r>
+        <w:tab/>
+      </w:r>
+      <w:r>
+        <w:rPr>
+          <w:rFonts w:hint="eastAsia"/>
+          <w:color w:val="FF0000"/>
+        </w:rPr>
+        <w:t>借助</w:t>
+      </w:r>
+      <w:r>
+        <w:rPr>
+          <w:rFonts w:hint="eastAsia"/>
+          <w:color w:val="FF0000"/>
+        </w:rPr>
+        <w:t>I/O</w:t>
+      </w:r>
+      <w:r>
+        <w:rPr>
+          <w:rFonts w:hint="eastAsia"/>
+          <w:color w:val="FF0000"/>
+        </w:rPr>
+        <w:t>复用，实现</w:t>
+      </w:r>
+      <w:r>
+        <w:rPr>
+          <w:rFonts w:hint="eastAsia"/>
+          <w:color w:val="FF0000"/>
+        </w:rPr>
+        <w:t>connect</w:t>
+      </w:r>
+      <w:r>
+        <w:rPr>
+          <w:rFonts w:hint="eastAsia"/>
+          <w:color w:val="FF0000"/>
+        </w:rPr>
+        <w:t>的超时</w:t>
+      </w:r>
+    </w:p>
+    <w:p/>
+    <w:p>
+      <w:pPr>
+        <w:rPr>
+          <w:b/>
+        </w:rPr>
+      </w:pPr>
+      <w:r>
+        <w:tab/>
+      </w:r>
+      <w:r>
+        <w:rPr>
+          <w:rFonts w:hint="eastAsia"/>
+          <w:b/>
+        </w:rPr>
+        <w:t>使用非阻塞</w:t>
+      </w:r>
+      <w:r>
+        <w:rPr>
+          <w:rFonts w:hint="eastAsia"/>
+          <w:b/>
+        </w:rPr>
+        <w:t>connect</w:t>
+      </w:r>
+      <w:r>
+        <w:rPr>
+          <w:rFonts w:hint="eastAsia"/>
+          <w:b/>
+        </w:rPr>
+        <w:t>的时候需要注意：</w:t>
+      </w:r>
+    </w:p>
+    <w:p>
+      <w:r>
+        <w:tab/>
+      </w:r>
+      <w:r>
+        <w:rPr>
+          <w:rFonts w:hint="eastAsia"/>
+        </w:rPr>
+        <w:t>需要处理非阻塞连接本机的情况</w:t>
+      </w:r>
+    </w:p>
+    <w:p>
+      <w:r>
+        <w:tab/>
+      </w:r>
+      <w:r>
+        <w:rPr>
+          <w:rFonts w:hint="eastAsia"/>
+        </w:rPr>
+        <w:t>在</w:t>
+      </w:r>
+      <w:r>
+        <w:rPr>
+          <w:rFonts w:hint="eastAsia"/>
+        </w:rPr>
+        <w:t>Berkeley</w:t>
+      </w:r>
+      <w:r>
+        <w:rPr>
+          <w:rFonts w:hint="eastAsia"/>
+        </w:rPr>
+        <w:t>的实现中，连接建立成功时，套接字描述符变为可写</w:t>
+      </w:r>
+    </w:p>
+    <w:p>
+      <w:r>
+        <w:tab/>
+      </w:r>
+      <w:r>
+        <w:rPr>
+          <w:rFonts w:hint="eastAsia"/>
+        </w:rPr>
+        <w:t>在</w:t>
+      </w:r>
+      <w:r>
+        <w:rPr>
+          <w:rFonts w:hint="eastAsia"/>
+        </w:rPr>
+        <w:t>Berkeley</w:t>
+      </w:r>
+      <w:r>
+        <w:rPr>
+          <w:rFonts w:hint="eastAsia"/>
+        </w:rPr>
+        <w:t>的实现中，连接出错时，套接字描述符变为既可读又可写</w:t>
+      </w:r>
+    </w:p>
+    <w:p>
+      <w:r>
+        <w:tab/>
+      </w:r>
+      <w:r>
+        <w:rPr>
+          <w:rFonts w:hint="eastAsia"/>
+        </w:rPr>
+        <w:t>三次握手过程中发生中断</w:t>
+      </w:r>
+    </w:p>
+    <w:p/>
+    <w:p>
+      <w:pPr>
+        <w:rPr>
+          <w:b/>
+        </w:rPr>
+      </w:pPr>
+      <w:r>
+        <w:tab/>
+      </w:r>
+      <w:r>
+        <w:rPr>
+          <w:rFonts w:hint="eastAsia"/>
+          <w:b/>
+        </w:rPr>
+        <w:t>移植非阻塞的</w:t>
+      </w:r>
+      <w:r>
+        <w:rPr>
+          <w:rFonts w:hint="eastAsia"/>
+          <w:b/>
+        </w:rPr>
+        <w:t>connect</w:t>
+      </w:r>
+      <w:r>
+        <w:rPr>
+          <w:rFonts w:hint="eastAsia"/>
+          <w:b/>
+        </w:rPr>
+        <w:t>时需要注意的地方：</w:t>
+      </w:r>
+    </w:p>
+    <w:p>
+      <w:r>
+        <w:tab/>
+      </w:r>
+      <w:r>
+        <w:rPr>
+          <w:rFonts w:hint="eastAsia"/>
+        </w:rPr>
+        <w:t>对出错的套接字的不同处理</w:t>
+      </w:r>
+    </w:p>
+    <w:p>
+      <w:r>
+        <w:tab/>
+      </w:r>
+      <w:r>
+        <w:rPr>
+          <w:rFonts w:hint="eastAsia"/>
+        </w:rPr>
+        <w:t>有可能在调用</w:t>
       </w:r>
       <w:r>
         <w:rPr>
@@ -12742,201 +12064,118 @@
         <w:rPr>
           <w:rFonts w:hint="eastAsia"/>
         </w:rPr>
-        <w:t>返回监听</w:t>
-      </w:r>
-      <w:r>
-        <w:rPr>
-          <w:rFonts w:hint="eastAsia"/>
-        </w:rPr>
-        <w:t>socket</w:t>
-      </w:r>
-      <w:r>
-        <w:rPr>
-          <w:rFonts w:hint="eastAsia"/>
-        </w:rPr>
-        <w:t>可读</w:t>
-      </w:r>
-    </w:p>
-    <w:p>
-      <w:r>
-        <w:tab/>
-      </w:r>
-      <w:r>
-        <w:rPr>
-          <w:rFonts w:hint="eastAsia"/>
-        </w:rPr>
-        <w:t>服务器接收到客户发送过来的</w:t>
-      </w:r>
-      <w:r>
-        <w:rPr>
-          <w:rFonts w:hint="eastAsia"/>
-        </w:rPr>
-        <w:t>RST</w:t>
-      </w:r>
-    </w:p>
-    <w:p>
-      <w:r>
-        <w:tab/>
-      </w:r>
-      <w:r>
-        <w:rPr>
-          <w:rFonts w:hint="eastAsia"/>
-        </w:rPr>
-        <w:t>已经完成的连接被从队列中删除</w:t>
-      </w:r>
-    </w:p>
-    <w:p>
-      <w:r>
-        <w:tab/>
-      </w:r>
-      <w:r>
-        <w:rPr>
-          <w:rFonts w:hint="eastAsia"/>
-        </w:rPr>
-        <w:t>服务器调用</w:t>
-      </w:r>
-      <w:r>
-        <w:rPr>
-          <w:rFonts w:hint="eastAsia"/>
-        </w:rPr>
-        <w:t>accept</w:t>
-      </w:r>
-      <w:r>
-        <w:rPr>
-          <w:rFonts w:hint="eastAsia"/>
-        </w:rPr>
-        <w:t>，但是连接已经消息</w:t>
-      </w:r>
-    </w:p>
-    <w:p>
-      <w:r>
-        <w:tab/>
-      </w:r>
-      <w:r>
-        <w:rPr>
-          <w:rFonts w:hint="eastAsia"/>
-        </w:rPr>
-        <w:t>上述问题的解决方式：</w:t>
-      </w:r>
-    </w:p>
-    <w:p>
-      <w:r>
-        <w:tab/>
-      </w:r>
-      <w:r>
-        <w:rPr>
-          <w:rFonts w:hint="eastAsia"/>
-        </w:rPr>
-        <w:t>监听</w:t>
-      </w:r>
-      <w:r>
-        <w:rPr>
-          <w:rFonts w:hint="eastAsia"/>
-        </w:rPr>
-        <w:t>socket</w:t>
-      </w:r>
-      <w:r>
-        <w:rPr>
-          <w:rFonts w:hint="eastAsia"/>
-        </w:rPr>
-        <w:t>设置为非阻塞模式</w:t>
-      </w:r>
-    </w:p>
-    <w:p>
-      <w:r>
-        <w:tab/>
-      </w:r>
-      <w:r>
-        <w:rPr>
-          <w:rFonts w:hint="eastAsia"/>
-        </w:rPr>
-        <w:t>忽略</w:t>
-      </w:r>
-      <w:r>
-        <w:rPr>
-          <w:rFonts w:hint="eastAsia"/>
-        </w:rPr>
-        <w:t>EWOULDBLOCK</w:t>
-      </w:r>
-      <w:r>
-        <w:rPr>
-          <w:rFonts w:hint="eastAsia"/>
-        </w:rPr>
-        <w:t>错误</w:t>
-      </w:r>
-    </w:p>
-    <w:p>
-      <w:r>
-        <w:tab/>
-      </w:r>
-      <w:r>
-        <w:rPr>
-          <w:rFonts w:hint="eastAsia"/>
-        </w:rPr>
-        <w:t>忽略</w:t>
-      </w:r>
-      <w:r>
-        <w:rPr>
-          <w:rFonts w:hint="eastAsia"/>
-        </w:rPr>
-        <w:t>FCONNABORTED</w:t>
-      </w:r>
-      <w:r>
-        <w:rPr>
-          <w:rFonts w:hint="eastAsia"/>
-        </w:rPr>
-        <w:t>错误</w:t>
-      </w:r>
-    </w:p>
-    <w:p>
-      <w:r>
-        <w:tab/>
-      </w:r>
-      <w:r>
-        <w:rPr>
-          <w:rFonts w:hint="eastAsia"/>
-        </w:rPr>
-        <w:t>忽略</w:t>
-      </w:r>
-      <w:r>
-        <w:rPr>
-          <w:rFonts w:hint="eastAsia"/>
-        </w:rPr>
-        <w:t>EPROTO</w:t>
-      </w:r>
-      <w:r>
-        <w:rPr>
-          <w:rFonts w:hint="eastAsia"/>
-        </w:rPr>
-        <w:t>错误</w:t>
-      </w:r>
-    </w:p>
-    <w:p>
-      <w:pPr>
-        <w:pStyle w:val="4"/>
-      </w:pPr>
-      <w:r>
-        <w:rPr>
-          <w:rFonts w:hint="eastAsia"/>
-        </w:rPr>
-        <w:t>非阻塞</w:t>
-      </w:r>
-      <w:r>
-        <w:rPr>
-          <w:rFonts w:hint="eastAsia"/>
+        <w:t>之前，连接就已经建立成功，而且对方的数据已经到来</w:t>
+      </w:r>
+    </w:p>
+    <w:p/>
+    <w:p>
+      <w:pPr>
+        <w:rPr>
+          <w:b/>
+        </w:rPr>
+      </w:pPr>
+      <w:r>
+        <w:tab/>
+      </w:r>
+      <w:r>
+        <w:rPr>
+          <w:rFonts w:hint="eastAsia"/>
+          <w:b/>
+        </w:rPr>
+        <w:t>移植非阻塞</w:t>
+      </w:r>
+      <w:r>
+        <w:rPr>
+          <w:rFonts w:hint="eastAsia"/>
+          <w:b/>
         </w:rPr>
         <w:t>connect</w:t>
       </w:r>
-    </w:p>
-    <w:p>
-      <w:r>
-        <w:tab/>
-      </w:r>
-      <w:r>
-        <w:rPr>
-          <w:rFonts w:hint="eastAsia"/>
-        </w:rPr>
-        <w:t>非阻塞</w:t>
+      <w:r>
+        <w:rPr>
+          <w:rFonts w:hint="eastAsia"/>
+          <w:b/>
+        </w:rPr>
+        <w:t>时问题的解决方法：</w:t>
+      </w:r>
+    </w:p>
+    <w:p>
+      <w:r>
+        <w:tab/>
+      </w:r>
+      <w:r>
+        <w:rPr>
+          <w:rFonts w:hint="eastAsia"/>
+        </w:rPr>
+        <w:t>调用</w:t>
+      </w:r>
+      <w:proofErr w:type="spellStart"/>
+      <w:r>
+        <w:rPr>
+          <w:rFonts w:hint="eastAsia"/>
+        </w:rPr>
+        <w:t>getpeername</w:t>
+      </w:r>
+      <w:proofErr w:type="spellEnd"/>
+      <w:r>
+        <w:rPr>
+          <w:rFonts w:hint="eastAsia"/>
+        </w:rPr>
+        <w:t>代替</w:t>
+      </w:r>
+      <w:proofErr w:type="spellStart"/>
+      <w:r>
+        <w:rPr>
+          <w:rFonts w:hint="eastAsia"/>
+        </w:rPr>
+        <w:t>getsockopt</w:t>
+      </w:r>
+      <w:proofErr w:type="spellEnd"/>
+    </w:p>
+    <w:p>
+      <w:r>
+        <w:tab/>
+      </w:r>
+      <w:r>
+        <w:rPr>
+          <w:rFonts w:hint="eastAsia"/>
+        </w:rPr>
+        <w:t>调用</w:t>
+      </w:r>
+      <w:r>
+        <w:rPr>
+          <w:rFonts w:hint="eastAsia"/>
+        </w:rPr>
+        <w:t>read</w:t>
+      </w:r>
+      <w:r>
+        <w:rPr>
+          <w:rFonts w:hint="eastAsia"/>
+        </w:rPr>
+        <w:t>，读取长度为</w:t>
+      </w:r>
+      <w:r>
+        <w:rPr>
+          <w:rFonts w:hint="eastAsia"/>
+        </w:rPr>
+        <w:t>0</w:t>
+      </w:r>
+      <w:r>
+        <w:rPr>
+          <w:rFonts w:hint="eastAsia"/>
+        </w:rPr>
+        <w:t>字节的数据</w:t>
+      </w:r>
+    </w:p>
+    <w:p>
+      <w:r>
+        <w:tab/>
+      </w:r>
+      <w:r>
+        <w:rPr>
+          <w:rFonts w:hint="eastAsia"/>
+        </w:rPr>
+        <w:t>再调用一次</w:t>
       </w:r>
       <w:r>
         <w:rPr>
@@ -12944,79 +12183,6 @@
         </w:rPr>
         <w:t>connect</w:t>
       </w:r>
-      <w:r>
-        <w:rPr>
-          <w:rFonts w:hint="eastAsia"/>
-        </w:rPr>
-        <w:t>的用途：</w:t>
-      </w:r>
-    </w:p>
-    <w:p>
-      <w:r>
-        <w:tab/>
-      </w:r>
-      <w:r>
-        <w:rPr>
-          <w:rFonts w:hint="eastAsia"/>
-        </w:rPr>
-        <w:t>把三次握手叠加到其他处理上</w:t>
-      </w:r>
-    </w:p>
-    <w:p>
-      <w:r>
-        <w:tab/>
-      </w:r>
-      <w:r>
-        <w:rPr>
-          <w:rFonts w:hint="eastAsia"/>
-        </w:rPr>
-        <w:t>可以同时建立多个连接</w:t>
-      </w:r>
-    </w:p>
-    <w:p>
-      <w:pPr>
-        <w:rPr>
-          <w:color w:val="FF0000"/>
-        </w:rPr>
-      </w:pPr>
-      <w:r>
-        <w:tab/>
-      </w:r>
-      <w:r>
-        <w:rPr>
-          <w:rFonts w:hint="eastAsia"/>
-          <w:color w:val="FF0000"/>
-        </w:rPr>
-        <w:t>借助</w:t>
-      </w:r>
-      <w:r>
-        <w:rPr>
-          <w:rFonts w:hint="eastAsia"/>
-          <w:color w:val="FF0000"/>
-        </w:rPr>
-        <w:t>I/O</w:t>
-      </w:r>
-      <w:r>
-        <w:rPr>
-          <w:rFonts w:hint="eastAsia"/>
-          <w:color w:val="FF0000"/>
-        </w:rPr>
-        <w:t>复用，实现</w:t>
-      </w:r>
-      <w:r>
-        <w:rPr>
-          <w:rFonts w:hint="eastAsia"/>
-          <w:color w:val="FF0000"/>
-        </w:rPr>
-        <w:t>connect</w:t>
-      </w:r>
-      <w:r>
-        <w:rPr>
-          <w:rFonts w:hint="eastAsia"/>
-          <w:color w:val="FF0000"/>
-        </w:rPr>
-        <w:t>的超时</w:t>
-      </w:r>
     </w:p>
     <w:p/>
     <w:p>
@@ -13026,308 +12192,7 @@
         </w:rPr>
       </w:pPr>
       <w:r>
-        <w:tab/>
-      </w:r>
-      <w:r>
-        <w:rPr>
-          <w:rFonts w:hint="eastAsia"/>
-          <w:b/>
-        </w:rPr>
-        <w:t>使用非阻塞</w:t>
-      </w:r>
-      <w:r>
-        <w:rPr>
-          <w:rFonts w:hint="eastAsia"/>
-          <w:b/>
-        </w:rPr>
-        <w:t>connect</w:t>
-      </w:r>
-      <w:r>
-        <w:rPr>
-          <w:rFonts w:hint="eastAsia"/>
-          <w:b/>
-        </w:rPr>
-        <w:t>的时候需要注意：</w:t>
-      </w:r>
-    </w:p>
-    <w:p>
-      <w:r>
-        <w:tab/>
-      </w:r>
-      <w:r>
-        <w:rPr>
-          <w:rFonts w:hint="eastAsia"/>
-        </w:rPr>
-        <w:t>需要处理非阻塞连接本机的情况</w:t>
-      </w:r>
-    </w:p>
-    <w:p>
-      <w:r>
-        <w:tab/>
-      </w:r>
-      <w:r>
-        <w:rPr>
-          <w:rFonts w:hint="eastAsia"/>
-        </w:rPr>
-        <w:t>在</w:t>
-      </w:r>
-      <w:r>
-        <w:rPr>
-          <w:rFonts w:hint="eastAsia"/>
-        </w:rPr>
-        <w:t>Berkeley</w:t>
-      </w:r>
-      <w:r>
-        <w:rPr>
-          <w:rFonts w:hint="eastAsia"/>
-        </w:rPr>
-        <w:t>的实现中，连接建立成功时，套接字描述符变为可写</w:t>
-      </w:r>
-    </w:p>
-    <w:p>
-      <w:r>
-        <w:tab/>
-      </w:r>
-      <w:r>
-        <w:rPr>
-          <w:rFonts w:hint="eastAsia"/>
-        </w:rPr>
-        <w:t>在</w:t>
-      </w:r>
-      <w:r>
-        <w:rPr>
-          <w:rFonts w:hint="eastAsia"/>
-        </w:rPr>
-        <w:t>Berkeley</w:t>
-      </w:r>
-      <w:r>
-        <w:rPr>
-          <w:rFonts w:hint="eastAsia"/>
-        </w:rPr>
-        <w:t>的实现中，连接出错时，套接字描述符变为既可读又可写</w:t>
-      </w:r>
-    </w:p>
-    <w:p>
-      <w:r>
-        <w:tab/>
-      </w:r>
-      <w:r>
-        <w:rPr>
-          <w:rFonts w:hint="eastAsia"/>
-        </w:rPr>
-        <w:t>三次握手过程中发生中断</w:t>
-      </w:r>
-    </w:p>
-    <w:p/>
-    <w:p>
-      <w:pPr>
-        <w:rPr>
-          <w:b/>
-        </w:rPr>
-      </w:pPr>
-      <w:r>
-        <w:tab/>
-      </w:r>
-      <w:proofErr w:type="gramStart"/>
-      <w:r>
-        <w:rPr>
-          <w:rFonts w:hint="eastAsia"/>
-          <w:b/>
-        </w:rPr>
-        <w:t>移植非</w:t>
-      </w:r>
-      <w:proofErr w:type="gramEnd"/>
-      <w:r>
-        <w:rPr>
-          <w:rFonts w:hint="eastAsia"/>
-          <w:b/>
-        </w:rPr>
-        <w:t>阻塞的</w:t>
-      </w:r>
-      <w:r>
-        <w:rPr>
-          <w:rFonts w:hint="eastAsia"/>
-          <w:b/>
-        </w:rPr>
-        <w:t>connect</w:t>
-      </w:r>
-      <w:r>
-        <w:rPr>
-          <w:rFonts w:hint="eastAsia"/>
-          <w:b/>
-        </w:rPr>
-        <w:t>时需要注意的地方：</w:t>
-      </w:r>
-    </w:p>
-    <w:p>
-      <w:r>
-        <w:tab/>
-      </w:r>
-      <w:r>
-        <w:rPr>
-          <w:rFonts w:hint="eastAsia"/>
-        </w:rPr>
-        <w:t>对出错的套接字的不同处理</w:t>
-      </w:r>
-    </w:p>
-    <w:p>
-      <w:r>
-        <w:tab/>
-      </w:r>
-      <w:r>
-        <w:rPr>
-          <w:rFonts w:hint="eastAsia"/>
-        </w:rPr>
-        <w:t>有可能在调用</w:t>
-      </w:r>
-      <w:r>
-        <w:rPr>
-          <w:rFonts w:hint="eastAsia"/>
-        </w:rPr>
-        <w:t>select</w:t>
-      </w:r>
-      <w:r>
-        <w:rPr>
-          <w:rFonts w:hint="eastAsia"/>
-        </w:rPr>
-        <w:t>之前，连接就已经建立成功，而且对方的数据已经到来</w:t>
-      </w:r>
-    </w:p>
-    <w:p/>
-    <w:p>
-      <w:pPr>
-        <w:rPr>
-          <w:b/>
-        </w:rPr>
-      </w:pPr>
-      <w:r>
-        <w:tab/>
-      </w:r>
-      <w:proofErr w:type="gramStart"/>
-      <w:r>
-        <w:rPr>
-          <w:rFonts w:hint="eastAsia"/>
-          <w:b/>
-        </w:rPr>
-        <w:t>移植非</w:t>
-      </w:r>
-      <w:proofErr w:type="gramEnd"/>
-      <w:r>
-        <w:rPr>
-          <w:rFonts w:hint="eastAsia"/>
-          <w:b/>
-        </w:rPr>
-        <w:t>阻塞</w:t>
-      </w:r>
-      <w:r>
-        <w:rPr>
-          <w:rFonts w:hint="eastAsia"/>
-          <w:b/>
-        </w:rPr>
-        <w:t>connect</w:t>
-      </w:r>
-      <w:r>
-        <w:rPr>
-          <w:rFonts w:hint="eastAsia"/>
-          <w:b/>
-        </w:rPr>
-        <w:t>时问题的解决方法：</w:t>
-      </w:r>
-    </w:p>
-    <w:p>
-      <w:r>
-        <w:tab/>
-      </w:r>
-      <w:r>
-        <w:rPr>
-          <w:rFonts w:hint="eastAsia"/>
-        </w:rPr>
-        <w:t>调用</w:t>
-      </w:r>
-      <w:proofErr w:type="spellStart"/>
-      <w:r>
-        <w:rPr>
-          <w:rFonts w:hint="eastAsia"/>
-        </w:rPr>
-        <w:t>getpeername</w:t>
-      </w:r>
-      <w:proofErr w:type="spellEnd"/>
-      <w:r>
-        <w:rPr>
-          <w:rFonts w:hint="eastAsia"/>
-        </w:rPr>
-        <w:t>代替</w:t>
-      </w:r>
-      <w:proofErr w:type="spellStart"/>
-      <w:r>
-        <w:rPr>
-          <w:rFonts w:hint="eastAsia"/>
-        </w:rPr>
-        <w:t>getsockopt</w:t>
-      </w:r>
-      <w:proofErr w:type="spellEnd"/>
-    </w:p>
-    <w:p>
-      <w:r>
-        <w:tab/>
-      </w:r>
-      <w:r>
-        <w:rPr>
-          <w:rFonts w:hint="eastAsia"/>
-        </w:rPr>
-        <w:t>调用</w:t>
-      </w:r>
-      <w:r>
-        <w:rPr>
-          <w:rFonts w:hint="eastAsia"/>
-        </w:rPr>
-        <w:t>read</w:t>
-      </w:r>
-      <w:r>
-        <w:rPr>
-          <w:rFonts w:hint="eastAsia"/>
-        </w:rPr>
-        <w:t>，读取长度为</w:t>
-      </w:r>
-      <w:r>
-        <w:rPr>
-          <w:rFonts w:hint="eastAsia"/>
-        </w:rPr>
-        <w:t>0</w:t>
-      </w:r>
-      <w:r>
-        <w:rPr>
-          <w:rFonts w:hint="eastAsia"/>
-        </w:rPr>
-        <w:t>字节的数据</w:t>
-      </w:r>
-    </w:p>
-    <w:p>
-      <w:r>
         <w:lastRenderedPageBreak/>
-        <w:tab/>
-      </w:r>
-      <w:r>
-        <w:rPr>
-          <w:rFonts w:hint="eastAsia"/>
-        </w:rPr>
-        <w:t>再调用一次</w:t>
-      </w:r>
-      <w:r>
-        <w:rPr>
-          <w:rFonts w:hint="eastAsia"/>
-        </w:rPr>
-        <w:t>connect</w:t>
-      </w:r>
-    </w:p>
-    <w:p/>
-    <w:p>
-      <w:pPr>
-        <w:rPr>
-          <w:b/>
-        </w:rPr>
-      </w:pPr>
-      <w:r>
         <w:tab/>
       </w:r>
       <w:r>
@@ -13722,38 +12587,32 @@
         <w:rPr>
           <w:rFonts w:hint="eastAsia"/>
         </w:rPr>
-        <w:t>处阻塞，等待几个描述符中的一个变为可操作，如果没等待到就继续阻</w:t>
-      </w:r>
+        <w:t>处阻塞，等待几个描述符中的一个变为可操作，如果没等待到就继续阻塞在第一阶段，如果等到了一个描述符变为了可操作，则调用</w:t>
+      </w:r>
+      <w:proofErr w:type="spellStart"/>
+      <w:r>
+        <w:rPr>
+          <w:rFonts w:hint="eastAsia"/>
+        </w:rPr>
+        <w:t>recvfrom</w:t>
+      </w:r>
+      <w:proofErr w:type="spellEnd"/>
+      <w:r>
+        <w:rPr>
+          <w:rFonts w:hint="eastAsia"/>
+        </w:rPr>
+        <w:t>函数将数据拷贝到应用缓冲区。</w:t>
+      </w:r>
+    </w:p>
+    <w:p>
+      <w:pPr>
+        <w:pStyle w:val="3"/>
+      </w:pPr>
       <w:r>
         <w:rPr>
           <w:rFonts w:hint="eastAsia"/>
         </w:rPr>
         <w:lastRenderedPageBreak/>
-        <w:t>塞在第一阶段，如果等到了一个描述符变为了可操作，则调用</w:t>
-      </w:r>
-      <w:proofErr w:type="spellStart"/>
-      <w:r>
-        <w:rPr>
-          <w:rFonts w:hint="eastAsia"/>
-        </w:rPr>
-        <w:t>recvfrom</w:t>
-      </w:r>
-      <w:proofErr w:type="spellEnd"/>
-      <w:r>
-        <w:rPr>
-          <w:rFonts w:hint="eastAsia"/>
-        </w:rPr>
-        <w:t>函数将数据拷贝到应用缓冲区。</w:t>
-      </w:r>
-    </w:p>
-    <w:p>
-      <w:pPr>
-        <w:pStyle w:val="3"/>
-      </w:pPr>
-      <w:r>
-        <w:rPr>
-          <w:rFonts w:hint="eastAsia"/>
-        </w:rPr>
         <w:t>信号驱动式</w:t>
       </w:r>
       <w:r>
@@ -13960,55 +12819,61 @@
         <w:rPr>
           <w:rFonts w:hint="eastAsia"/>
         </w:rPr>
+        <w:t>异步</w:t>
+      </w:r>
+      <w:r>
+        <w:rPr>
+          <w:rFonts w:hint="eastAsia"/>
+        </w:rPr>
+        <w:t>I/O</w:t>
+      </w:r>
+      <w:r>
+        <w:rPr>
+          <w:rFonts w:hint="eastAsia"/>
+        </w:rPr>
+        <w:t>（</w:t>
+      </w:r>
+      <w:r>
+        <w:rPr>
+          <w:rFonts w:hint="eastAsia"/>
+        </w:rPr>
+        <w:t>AIO</w:t>
+      </w:r>
+      <w:r>
+        <w:rPr>
+          <w:rFonts w:hint="eastAsia"/>
+        </w:rPr>
+        <w:t>）</w:t>
+      </w:r>
+    </w:p>
+    <w:p>
+      <w:pPr>
+        <w:ind w:firstLine="420"/>
+      </w:pPr>
+      <w:r>
+        <w:rPr>
+          <w:rFonts w:hint="eastAsia"/>
+        </w:rPr>
+        <w:t>同步（</w:t>
+      </w:r>
+      <w:r>
+        <w:rPr>
+          <w:rFonts w:hint="eastAsia"/>
+        </w:rPr>
+        <w:t>synchronous</w:t>
+      </w:r>
+      <w:r>
+        <w:rPr>
+          <w:rFonts w:hint="eastAsia"/>
+        </w:rPr>
+        <w:t>）：调用者等待被调用者返回消息，才能继续执行。同步</w:t>
+      </w:r>
+      <w:r>
+        <w:rPr>
+          <w:rFonts w:hint="eastAsia"/>
+        </w:rPr>
         <w:lastRenderedPageBreak/>
-        <w:t>异步</w:t>
-      </w:r>
-      <w:r>
-        <w:rPr>
-          <w:rFonts w:hint="eastAsia"/>
-        </w:rPr>
-        <w:t>I/O</w:t>
-      </w:r>
-      <w:r>
-        <w:rPr>
-          <w:rFonts w:hint="eastAsia"/>
-        </w:rPr>
-        <w:t>（</w:t>
-      </w:r>
-      <w:r>
-        <w:rPr>
-          <w:rFonts w:hint="eastAsia"/>
-        </w:rPr>
-        <w:t>AIO</w:t>
-      </w:r>
-      <w:r>
-        <w:rPr>
-          <w:rFonts w:hint="eastAsia"/>
-        </w:rPr>
-        <w:t>）</w:t>
-      </w:r>
-    </w:p>
-    <w:p>
-      <w:pPr>
-        <w:ind w:firstLine="420"/>
-      </w:pPr>
-      <w:r>
-        <w:rPr>
-          <w:rFonts w:hint="eastAsia"/>
-        </w:rPr>
-        <w:t>同步（</w:t>
-      </w:r>
-      <w:r>
-        <w:rPr>
-          <w:rFonts w:hint="eastAsia"/>
-        </w:rPr>
-        <w:t>synchronous</w:t>
-      </w:r>
-      <w:r>
-        <w:rPr>
-          <w:rFonts w:hint="eastAsia"/>
-        </w:rPr>
-        <w:t>）：调用者等待被调用者返回消息，才能继续执行。同步阻塞例子：去餐馆吃饭，点了一个盖浇饭，然后在餐桌上一直等到盖浇饭做好，自己端到餐桌就餐。这就是典型的同步阻塞。当厨师给你做饭的时候，你需要一直在那里等着。</w:t>
+        <w:t>阻塞例子：去餐馆吃饭，点了一个盖浇饭，然后在餐桌上一直等到盖浇饭做好，自己端到餐桌就餐。这就是典型的同步阻塞。当厨师给你做饭的时候，你需要一直在那里等着。</w:t>
       </w:r>
     </w:p>
     <w:p>
@@ -14202,16 +13067,8 @@
         <w:rPr>
           <w:rFonts w:hint="eastAsia"/>
         </w:rPr>
-        <w:t>同步和</w:t>
-      </w:r>
-      <w:proofErr w:type="gramStart"/>
-      <w:r>
-        <w:rPr>
-          <w:rFonts w:hint="eastAsia"/>
-        </w:rPr>
-        <w:t>异步与</w:t>
-      </w:r>
-      <w:proofErr w:type="gramEnd"/>
+        <w:t>同步和异步与</w:t>
+      </w:r>
       <w:r>
         <w:rPr>
           <w:rFonts w:hint="eastAsia"/>
@@ -14289,7 +13146,6 @@
           <w:rFonts w:hint="eastAsia"/>
           <w:color w:val="FF0000"/>
         </w:rPr>
-        <w:lastRenderedPageBreak/>
         <w:t>主动轮询异步调用的结果；</w:t>
       </w:r>
     </w:p>
@@ -14377,7 +13233,7 @@
           <w:noProof/>
         </w:rPr>
         <w:drawing>
-          <wp:inline distT="0" distB="0" distL="0" distR="0" wp14:anchorId="04DB7460" wp14:editId="42C9275B">
+          <wp:inline distT="0" distB="0" distL="0" distR="0" wp14:anchorId="04DB7460" wp14:editId="5AF1EB28">
             <wp:extent cx="2767330" cy="879475"/>
             <wp:effectExtent l="0" t="0" r="13970" b="15875"/>
             <wp:docPr id="14" name="图片 14"/>
@@ -14791,7 +13647,6 @@
         <w:rPr>
           <w:rFonts w:hint="eastAsia"/>
         </w:rPr>
-        <w:lastRenderedPageBreak/>
         <w:t>同步非阻塞：</w:t>
       </w:r>
     </w:p>
@@ -14822,6 +13677,7 @@
         <w:rPr>
           <w:rFonts w:hint="eastAsia"/>
         </w:rPr>
+        <w:lastRenderedPageBreak/>
         <w:t>异步非阻塞：</w:t>
       </w:r>
     </w:p>
@@ -15038,19 +13894,11 @@
       <w:pPr>
         <w:ind w:firstLine="420"/>
       </w:pPr>
-      <w:proofErr w:type="gramStart"/>
-      <w:r>
-        <w:rPr>
-          <w:rFonts w:hint="eastAsia"/>
-        </w:rPr>
-        <w:t>多进程</w:t>
-      </w:r>
-      <w:proofErr w:type="gramEnd"/>
-      <w:r>
-        <w:rPr>
-          <w:rFonts w:hint="eastAsia"/>
-        </w:rPr>
-        <w:t>共享读写同一文件时，如果数据很重要的话，为了防止数据相互修改，应该满足如下读写条件：</w:t>
+      <w:r>
+        <w:rPr>
+          <w:rFonts w:hint="eastAsia"/>
+        </w:rPr>
+        <w:t>多进程共享读写同一文件时，如果数据很重要的话，为了防止数据相互修改，应该满足如下读写条件：</w:t>
       </w:r>
     </w:p>
     <w:p>
@@ -15068,21 +13916,7 @@
         <w:rPr>
           <w:rFonts w:hint="eastAsia"/>
         </w:rPr>
-        <w:t>、写与</w:t>
-      </w:r>
-      <w:proofErr w:type="gramStart"/>
-      <w:r>
-        <w:rPr>
-          <w:rFonts w:hint="eastAsia"/>
-        </w:rPr>
-        <w:t>写应该</w:t>
-      </w:r>
-      <w:proofErr w:type="gramEnd"/>
-      <w:r>
-        <w:rPr>
-          <w:rFonts w:hint="eastAsia"/>
-        </w:rPr>
-        <w:t>互斥</w:t>
+        <w:t>、写与写应该互斥</w:t>
       </w:r>
     </w:p>
     <w:p>
@@ -15111,21 +13945,7 @@
         <w:rPr>
           <w:rFonts w:hint="eastAsia"/>
         </w:rPr>
-        <w:t>、读与</w:t>
-      </w:r>
-      <w:proofErr w:type="gramStart"/>
-      <w:r>
-        <w:rPr>
-          <w:rFonts w:hint="eastAsia"/>
-        </w:rPr>
-        <w:t>写应该</w:t>
-      </w:r>
-      <w:proofErr w:type="gramEnd"/>
-      <w:r>
-        <w:rPr>
-          <w:rFonts w:hint="eastAsia"/>
-        </w:rPr>
-        <w:t>互斥</w:t>
+        <w:t>、读与写应该互斥</w:t>
       </w:r>
     </w:p>
     <w:p>
@@ -15201,33 +14021,25 @@
         <w:rPr>
           <w:rFonts w:hint="eastAsia"/>
         </w:rPr>
+        <w:t>某个进程在读数据时，就算数据没有读完，其他进程也可以共享读数据，并不需要互斥等待别人读完后才能读取。因为读文件时不会修改文件的内容，所以</w:t>
+      </w:r>
+      <w:r>
+        <w:rPr>
+          <w:rFonts w:hint="eastAsia"/>
+        </w:rPr>
         <w:lastRenderedPageBreak/>
-        <w:t>某个进程在读数据时，就算数据没有读完，其他进程也可以共享读数据，并不需要互斥等待别人读完后才能读取。因为读文件时不会修改文件的内容，所以不用担心数据相互干扰的问题。</w:t>
-      </w:r>
-    </w:p>
-    <w:p>
-      <w:pPr>
-        <w:ind w:firstLine="420"/>
-      </w:pPr>
-      <w:r>
-        <w:rPr>
-          <w:rFonts w:hint="eastAsia"/>
-        </w:rPr>
-        <w:t>总结起来就是，</w:t>
-      </w:r>
-      <w:proofErr w:type="gramStart"/>
-      <w:r>
-        <w:rPr>
-          <w:rFonts w:hint="eastAsia"/>
-        </w:rPr>
-        <w:t>多进程</w:t>
-      </w:r>
-      <w:proofErr w:type="gramEnd"/>
-      <w:r>
-        <w:rPr>
-          <w:rFonts w:hint="eastAsia"/>
-        </w:rPr>
-        <w:t>读写文件时，如果你想进行资源保护的话，完美的资源保护应该满足以下条件：</w:t>
+        <w:t>不用担心数据相互干扰的问题。</w:t>
+      </w:r>
+    </w:p>
+    <w:p>
+      <w:pPr>
+        <w:ind w:firstLine="420"/>
+      </w:pPr>
+      <w:r>
+        <w:rPr>
+          <w:rFonts w:hint="eastAsia"/>
+        </w:rPr>
+        <w:t>总结起来就是，多进程读写文件时，如果你想进行资源保护的话，完美的资源保护应该满足以下条件：</w:t>
       </w:r>
     </w:p>
     <w:p>
@@ -15245,21 +14057,7 @@
         <w:rPr>
           <w:rFonts w:hint="eastAsia"/>
         </w:rPr>
-        <w:t>、写与</w:t>
-      </w:r>
-      <w:proofErr w:type="gramStart"/>
-      <w:r>
-        <w:rPr>
-          <w:rFonts w:hint="eastAsia"/>
-        </w:rPr>
-        <w:t>写之间</w:t>
-      </w:r>
-      <w:proofErr w:type="gramEnd"/>
-      <w:r>
-        <w:rPr>
-          <w:rFonts w:hint="eastAsia"/>
-        </w:rPr>
-        <w:t>互斥；</w:t>
+        <w:t>、写与写之间互斥；</w:t>
       </w:r>
     </w:p>
     <w:p>
@@ -15277,21 +14075,7 @@
         <w:rPr>
           <w:rFonts w:hint="eastAsia"/>
         </w:rPr>
-        <w:t>、读与</w:t>
-      </w:r>
-      <w:proofErr w:type="gramStart"/>
-      <w:r>
-        <w:rPr>
-          <w:rFonts w:hint="eastAsia"/>
-        </w:rPr>
-        <w:t>写之间</w:t>
-      </w:r>
-      <w:proofErr w:type="gramEnd"/>
-      <w:r>
-        <w:rPr>
-          <w:rFonts w:hint="eastAsia"/>
-        </w:rPr>
-        <w:t>互斥；</w:t>
+        <w:t>、读与写之间互斥；</w:t>
       </w:r>
     </w:p>
     <w:p>
@@ -15435,7 +14219,6 @@
         <w:t xml:space="preserve"> *</w:t>
       </w:r>
       <w:proofErr w:type="spellStart"/>
-      <w:proofErr w:type="gramStart"/>
       <w:r>
         <w:t>mmap</w:t>
       </w:r>
@@ -15444,7 +14227,6 @@
         <w:t>(</w:t>
       </w:r>
       <w:proofErr w:type="spellStart"/>
-      <w:proofErr w:type="gramEnd"/>
       <w:r>
         <w:t>coid</w:t>
       </w:r>
@@ -15453,13 +14235,8 @@
         <w:t xml:space="preserve">* </w:t>
       </w:r>
       <w:proofErr w:type="spellStart"/>
-      <w:proofErr w:type="gramStart"/>
-      <w:r>
-        <w:t>addr,size</w:t>
-      </w:r>
-      <w:proofErr w:type="gramEnd"/>
-      <w:r>
-        <w:t>_t</w:t>
+      <w:r>
+        <w:t>addr,size_t</w:t>
       </w:r>
       <w:proofErr w:type="spellEnd"/>
       <w:r>
@@ -15479,13 +14256,8 @@
       </w:r>
       <w:proofErr w:type="spellEnd"/>
       <w:r>
-        <w:t xml:space="preserve"> off</w:t>
-      </w:r>
-      <w:proofErr w:type="gramStart"/>
-      <w:r>
-        <w:t>);</w:t>
-      </w:r>
-      <w:proofErr w:type="gramEnd"/>
+        <w:t xml:space="preserve"> off);</w:t>
+      </w:r>
     </w:p>
     <w:p>
       <w:r>
@@ -15671,72 +14443,58 @@
         <w:rPr>
           <w:rFonts w:hint="eastAsia"/>
         </w:rPr>
-        <w:t>映射</w:t>
-      </w:r>
-      <w:proofErr w:type="gramStart"/>
-      <w:r>
-        <w:rPr>
-          <w:rFonts w:hint="eastAsia"/>
-        </w:rPr>
-        <w:t>区不可</w:t>
-      </w:r>
-      <w:proofErr w:type="gramEnd"/>
-      <w:r>
-        <w:rPr>
-          <w:rFonts w:hint="eastAsia"/>
-        </w:rPr>
-        <w:t>访问</w:t>
+        <w:t>映射区不可访问</w:t>
+      </w:r>
+    </w:p>
+    <w:p>
+      <w:r>
+        <w:tab/>
+        <w:t>flag</w:t>
+      </w:r>
+      <w:r>
+        <w:rPr>
+          <w:rFonts w:hint="eastAsia"/>
+        </w:rPr>
+        <w:t>：</w:t>
+      </w:r>
+    </w:p>
+    <w:p>
+      <w:r>
+        <w:tab/>
+      </w:r>
+      <w:r>
+        <w:tab/>
+      </w:r>
+      <w:r>
+        <w:rPr>
+          <w:rFonts w:hint="eastAsia"/>
+        </w:rPr>
+        <w:t>MAP_FIXED</w:t>
+      </w:r>
+      <w:r>
+        <w:rPr>
+          <w:rFonts w:hint="eastAsia"/>
+        </w:rPr>
+        <w:t>返回地址必须等于</w:t>
+      </w:r>
+      <w:proofErr w:type="spellStart"/>
+      <w:r>
+        <w:rPr>
+          <w:rFonts w:hint="eastAsia"/>
+        </w:rPr>
+        <w:t>addr</w:t>
+      </w:r>
+      <w:proofErr w:type="spellEnd"/>
+      <w:r>
+        <w:rPr>
+          <w:rFonts w:hint="eastAsia"/>
+        </w:rPr>
+        <w:t>，不鼓励使用</w:t>
       </w:r>
     </w:p>
     <w:p>
       <w:r>
         <w:lastRenderedPageBreak/>
-        <w:tab/>
-        <w:t>flag</w:t>
-      </w:r>
-      <w:r>
-        <w:rPr>
-          <w:rFonts w:hint="eastAsia"/>
-        </w:rPr>
-        <w:t>：</w:t>
-      </w:r>
-    </w:p>
-    <w:p>
-      <w:r>
-        <w:tab/>
-      </w:r>
-      <w:r>
-        <w:tab/>
-      </w:r>
-      <w:r>
-        <w:rPr>
-          <w:rFonts w:hint="eastAsia"/>
-        </w:rPr>
-        <w:t>MAP_FIXED</w:t>
-      </w:r>
-      <w:r>
-        <w:rPr>
-          <w:rFonts w:hint="eastAsia"/>
-        </w:rPr>
-        <w:t>返回地址必须等于</w:t>
-      </w:r>
-      <w:proofErr w:type="spellStart"/>
-      <w:r>
-        <w:rPr>
-          <w:rFonts w:hint="eastAsia"/>
-        </w:rPr>
-        <w:t>addr</w:t>
-      </w:r>
-      <w:proofErr w:type="spellEnd"/>
-      <w:r>
-        <w:rPr>
-          <w:rFonts w:hint="eastAsia"/>
-        </w:rPr>
-        <w:t>，不鼓励使用</w:t>
-      </w:r>
-    </w:p>
-    <w:p>
-      <w:r>
         <w:tab/>
       </w:r>
       <w:r>
